--- a/docx/fr/BUFRCREX_TableB_fr_04.docx
+++ b/docx/fr/BUFRCREX_TableB_fr_04.docx
@@ -8,19 +8,33 @@
       </w:pPr>
       <w:r>
         <w:rPr>
-          <w:rFonts w:ascii="Arial" w:hAnsi="Arial"/>
+          <w:rFonts w:ascii="Verdana" w:hAnsi="Verdana"/>
           <w:b/>
           <w:sz w:val="22"/>
         </w:rPr>
-        <w:t>BUFR/CREX Table B — Class 04: Situation (dans le temps)</w:t>
+        <w:t>Classe 04 : Situation (dans le temps)</w:t>
       </w:r>
     </w:p>
     <w:tbl>
       <w:tblPr>
         <w:tblStyle w:val="TableGrid"/>
         <w:tblW w:type="auto" w:w="0"/>
-        <w:jc w:val="center"/>
+        <w:jc w:val="left"/>
         <w:tblLook w:firstColumn="1" w:firstRow="1" w:lastColumn="0" w:lastRow="0" w:noHBand="0" w:noVBand="1" w:val="04A0"/>
+        <w:tblBorders>
+          <w:top w:val="single" w:sz="4" w:space="0" w:color="595959"/>
+          <w:left w:val="single" w:sz="4" w:space="0" w:color="595959"/>
+          <w:bottom w:val="single" w:sz="4" w:space="0" w:color="595959"/>
+          <w:right w:val="single" w:sz="4" w:space="0" w:color="595959"/>
+          <w:insideH w:val="single" w:sz="4" w:space="0" w:color="595959"/>
+          <w:insideV w:val="single" w:sz="4" w:space="0" w:color="595959"/>
+        </w:tblBorders>
+        <w:tblCellMar>
+          <w:top w:w="85" w:type="dxa"/>
+          <w:left w:w="85" w:type="dxa"/>
+          <w:bottom w:w="85" w:type="dxa"/>
+          <w:right w:w="85" w:type="dxa"/>
+        </w:tblCellMar>
       </w:tblPr>
       <w:tblGrid>
         <w:gridCol w:w="1514"/>
@@ -35,20 +49,20 @@
         <w:gridCol w:w="1514"/>
       </w:tblGrid>
       <w:tr>
-        <w:tc>
-          <w:tcPr>
-            <w:tcW w:type="dxa" w:w="1514"/>
-            <w:shd w:val="clear" w:color="auto" w:fill="D9E2F3"/>
-          </w:tcPr>
-          <w:p>
-            <w:pPr>
-              <w:jc w:val="center"/>
-            </w:pPr>
-            <w:r/>
-            <w:r>
-              <w:rPr>
-                <w:rFonts w:ascii="Arial" w:hAnsi="Arial"/>
-                <w:b/>
+        <w:trPr>
+          <w:tblHeader/>
+        </w:trPr>
+        <w:tc>
+          <w:tcPr>
+            <w:tcW w:type="dxa" w:w="1514"/>
+            <w:shd w:val="clear" w:color="auto" w:fill="D9D9D9"/>
+          </w:tcPr>
+          <w:p>
+            <w:r/>
+            <w:r>
+              <w:rPr>
+                <w:rFonts w:ascii="Verdana" w:hAnsi="Verdana"/>
+                <w:b w:val="0"/>
                 <w:sz w:val="16"/>
               </w:rPr>
               <w:t>FXY</w:t>
@@ -58,194 +72,170 @@
         <w:tc>
           <w:tcPr>
             <w:tcW w:type="dxa" w:w="1514"/>
-            <w:shd w:val="clear" w:color="auto" w:fill="D9E2F3"/>
-          </w:tcPr>
-          <w:p>
-            <w:pPr>
-              <w:jc w:val="center"/>
-            </w:pPr>
-            <w:r/>
-            <w:r>
-              <w:rPr>
-                <w:rFonts w:ascii="Arial" w:hAnsi="Arial"/>
-                <w:b/>
-                <w:sz w:val="16"/>
-              </w:rPr>
-              <w:t>ElementName</w:t>
-            </w:r>
-          </w:p>
-        </w:tc>
-        <w:tc>
-          <w:tcPr>
-            <w:tcW w:type="dxa" w:w="1514"/>
-            <w:shd w:val="clear" w:color="auto" w:fill="D9E2F3"/>
-          </w:tcPr>
-          <w:p>
-            <w:pPr>
-              <w:jc w:val="center"/>
-            </w:pPr>
-            <w:r/>
-            <w:r>
-              <w:rPr>
-                <w:rFonts w:ascii="Arial" w:hAnsi="Arial"/>
-                <w:b/>
-                <w:sz w:val="16"/>
-              </w:rPr>
-              <w:t>BUFR Unit</w:t>
-            </w:r>
-          </w:p>
-        </w:tc>
-        <w:tc>
-          <w:tcPr>
-            <w:tcW w:type="dxa" w:w="1514"/>
-            <w:shd w:val="clear" w:color="auto" w:fill="D9E2F3"/>
-          </w:tcPr>
-          <w:p>
-            <w:pPr>
-              <w:jc w:val="center"/>
-            </w:pPr>
-            <w:r/>
-            <w:r>
-              <w:rPr>
-                <w:rFonts w:ascii="Arial" w:hAnsi="Arial"/>
-                <w:b/>
-                <w:sz w:val="16"/>
-              </w:rPr>
-              <w:t>Scale</w:t>
-            </w:r>
-          </w:p>
-        </w:tc>
-        <w:tc>
-          <w:tcPr>
-            <w:tcW w:type="dxa" w:w="1514"/>
-            <w:shd w:val="clear" w:color="auto" w:fill="D9E2F3"/>
-          </w:tcPr>
-          <w:p>
-            <w:pPr>
-              <w:jc w:val="center"/>
-            </w:pPr>
-            <w:r/>
-            <w:r>
-              <w:rPr>
-                <w:rFonts w:ascii="Arial" w:hAnsi="Arial"/>
-                <w:b/>
-                <w:sz w:val="16"/>
-              </w:rPr>
-              <w:t>Ref Value</w:t>
-            </w:r>
-          </w:p>
-        </w:tc>
-        <w:tc>
-          <w:tcPr>
-            <w:tcW w:type="dxa" w:w="1514"/>
-            <w:shd w:val="clear" w:color="auto" w:fill="D9E2F3"/>
-          </w:tcPr>
-          <w:p>
-            <w:pPr>
-              <w:jc w:val="center"/>
-            </w:pPr>
-            <w:r/>
-            <w:r>
-              <w:rPr>
-                <w:rFonts w:ascii="Arial" w:hAnsi="Arial"/>
-                <w:b/>
-                <w:sz w:val="16"/>
-              </w:rPr>
-              <w:t>Bits</w:t>
-            </w:r>
-          </w:p>
-        </w:tc>
-        <w:tc>
-          <w:tcPr>
-            <w:tcW w:type="dxa" w:w="1514"/>
-            <w:shd w:val="clear" w:color="auto" w:fill="D9E2F3"/>
-          </w:tcPr>
-          <w:p>
-            <w:pPr>
-              <w:jc w:val="center"/>
-            </w:pPr>
-            <w:r/>
-            <w:r>
-              <w:rPr>
-                <w:rFonts w:ascii="Arial" w:hAnsi="Arial"/>
-                <w:b/>
-                <w:sz w:val="16"/>
-              </w:rPr>
-              <w:t>CREX Unit</w:t>
-            </w:r>
-          </w:p>
-        </w:tc>
-        <w:tc>
-          <w:tcPr>
-            <w:tcW w:type="dxa" w:w="1514"/>
-            <w:shd w:val="clear" w:color="auto" w:fill="D9E2F3"/>
-          </w:tcPr>
-          <w:p>
-            <w:pPr>
-              <w:jc w:val="center"/>
-            </w:pPr>
-            <w:r/>
-            <w:r>
-              <w:rPr>
-                <w:rFonts w:ascii="Arial" w:hAnsi="Arial"/>
-                <w:b/>
-                <w:sz w:val="16"/>
-              </w:rPr>
-              <w:t>Scale</w:t>
-            </w:r>
-          </w:p>
-        </w:tc>
-        <w:tc>
-          <w:tcPr>
-            <w:tcW w:type="dxa" w:w="1514"/>
-            <w:shd w:val="clear" w:color="auto" w:fill="D9E2F3"/>
-          </w:tcPr>
-          <w:p>
-            <w:pPr>
-              <w:jc w:val="center"/>
-            </w:pPr>
-            <w:r/>
-            <w:r>
-              <w:rPr>
-                <w:rFonts w:ascii="Arial" w:hAnsi="Arial"/>
-                <w:b/>
-                <w:sz w:val="16"/>
-              </w:rPr>
-              <w:t>Chars</w:t>
-            </w:r>
-          </w:p>
-        </w:tc>
-        <w:tc>
-          <w:tcPr>
-            <w:tcW w:type="dxa" w:w="1514"/>
-            <w:shd w:val="clear" w:color="auto" w:fill="D9E2F3"/>
-          </w:tcPr>
-          <w:p>
-            <w:pPr>
-              <w:jc w:val="center"/>
-            </w:pPr>
-            <w:r/>
-            <w:r>
-              <w:rPr>
-                <w:rFonts w:ascii="Arial" w:hAnsi="Arial"/>
-                <w:b/>
-                <w:sz w:val="16"/>
-              </w:rPr>
-              <w:t>Note</w:t>
+            <w:shd w:val="clear" w:color="auto" w:fill="D9D9D9"/>
+          </w:tcPr>
+          <w:p>
+            <w:r/>
+            <w:r>
+              <w:rPr>
+                <w:rFonts w:ascii="Verdana" w:hAnsi="Verdana"/>
+                <w:b w:val="0"/>
+                <w:sz w:val="16"/>
+              </w:rPr>
+              <w:t>NOM DE L'ÉLÉMENT</w:t>
+            </w:r>
+          </w:p>
+        </w:tc>
+        <w:tc>
+          <w:tcPr>
+            <w:tcW w:type="dxa" w:w="1514"/>
+            <w:shd w:val="clear" w:color="auto" w:fill="D9D9D9"/>
+          </w:tcPr>
+          <w:p>
+            <w:r/>
+            <w:r>
+              <w:rPr>
+                <w:rFonts w:ascii="Verdana" w:hAnsi="Verdana"/>
+                <w:b w:val="0"/>
+                <w:sz w:val="16"/>
+              </w:rPr>
+              <w:t>UNITÉ BUFR</w:t>
+            </w:r>
+          </w:p>
+        </w:tc>
+        <w:tc>
+          <w:tcPr>
+            <w:tcW w:type="dxa" w:w="1514"/>
+            <w:shd w:val="clear" w:color="auto" w:fill="D9D9D9"/>
+          </w:tcPr>
+          <w:p>
+            <w:r/>
+            <w:r>
+              <w:rPr>
+                <w:rFonts w:ascii="Verdana" w:hAnsi="Verdana"/>
+                <w:b w:val="0"/>
+                <w:sz w:val="16"/>
+              </w:rPr>
+              <w:t>ÉCHELLE</w:t>
+            </w:r>
+          </w:p>
+        </w:tc>
+        <w:tc>
+          <w:tcPr>
+            <w:tcW w:type="dxa" w:w="1514"/>
+            <w:shd w:val="clear" w:color="auto" w:fill="D9D9D9"/>
+          </w:tcPr>
+          <w:p>
+            <w:r/>
+            <w:r>
+              <w:rPr>
+                <w:rFonts w:ascii="Verdana" w:hAnsi="Verdana"/>
+                <w:b w:val="0"/>
+                <w:sz w:val="16"/>
+              </w:rPr>
+              <w:t>VAL. RÉF.</w:t>
+            </w:r>
+          </w:p>
+        </w:tc>
+        <w:tc>
+          <w:tcPr>
+            <w:tcW w:type="dxa" w:w="1514"/>
+            <w:shd w:val="clear" w:color="auto" w:fill="D9D9D9"/>
+          </w:tcPr>
+          <w:p>
+            <w:r/>
+            <w:r>
+              <w:rPr>
+                <w:rFonts w:ascii="Verdana" w:hAnsi="Verdana"/>
+                <w:b w:val="0"/>
+                <w:sz w:val="16"/>
+              </w:rPr>
+              <w:t>BITS</w:t>
+            </w:r>
+          </w:p>
+        </w:tc>
+        <w:tc>
+          <w:tcPr>
+            <w:tcW w:type="dxa" w:w="1514"/>
+            <w:shd w:val="clear" w:color="auto" w:fill="D9D9D9"/>
+          </w:tcPr>
+          <w:p>
+            <w:r/>
+            <w:r>
+              <w:rPr>
+                <w:rFonts w:ascii="Verdana" w:hAnsi="Verdana"/>
+                <w:b w:val="0"/>
+                <w:sz w:val="16"/>
+              </w:rPr>
+              <w:t>UNITÉ CREX</w:t>
+            </w:r>
+          </w:p>
+        </w:tc>
+        <w:tc>
+          <w:tcPr>
+            <w:tcW w:type="dxa" w:w="1514"/>
+            <w:shd w:val="clear" w:color="auto" w:fill="D9D9D9"/>
+          </w:tcPr>
+          <w:p>
+            <w:r/>
+            <w:r>
+              <w:rPr>
+                <w:rFonts w:ascii="Verdana" w:hAnsi="Verdana"/>
+                <w:b w:val="0"/>
+                <w:sz w:val="16"/>
+              </w:rPr>
+              <w:t>ÉCHELLE</w:t>
+            </w:r>
+          </w:p>
+        </w:tc>
+        <w:tc>
+          <w:tcPr>
+            <w:tcW w:type="dxa" w:w="1514"/>
+            <w:shd w:val="clear" w:color="auto" w:fill="D9D9D9"/>
+          </w:tcPr>
+          <w:p>
+            <w:r/>
+            <w:r>
+              <w:rPr>
+                <w:rFonts w:ascii="Verdana" w:hAnsi="Verdana"/>
+                <w:b w:val="0"/>
+                <w:sz w:val="16"/>
+              </w:rPr>
+              <w:t>CAR.</w:t>
+            </w:r>
+          </w:p>
+        </w:tc>
+        <w:tc>
+          <w:tcPr>
+            <w:tcW w:type="dxa" w:w="1514"/>
+            <w:shd w:val="clear" w:color="auto" w:fill="D9D9D9"/>
+          </w:tcPr>
+          <w:p>
+            <w:r/>
+            <w:r>
+              <w:rPr>
+                <w:rFonts w:ascii="Verdana" w:hAnsi="Verdana"/>
+                <w:b w:val="0"/>
+                <w:sz w:val="16"/>
+              </w:rPr>
+              <w:t>NOTE</w:t>
             </w:r>
           </w:p>
         </w:tc>
       </w:tr>
       <w:tr>
-        <w:tc>
-          <w:tcPr>
-            <w:tcW w:type="dxa" w:w="1514"/>
-          </w:tcPr>
-          <w:p>
-            <w:r/>
-            <w:r>
-              <w:rPr>
-                <w:rFonts w:ascii="Arial" w:hAnsi="Arial"/>
+        <w:trPr>
+          <w:cantSplit/>
+        </w:trPr>
+        <w:tc>
+          <w:tcPr>
+            <w:tcW w:type="dxa" w:w="1514"/>
+          </w:tcPr>
+          <w:p>
+            <w:r/>
+            <w:r>
+              <w:rPr>
+                <w:rFonts w:ascii="Verdana" w:hAnsi="Verdana"/>
                 <w:b w:val="0"/>
                 <w:sz w:val="16"/>
               </w:rPr>
@@ -261,7 +251,7 @@
             <w:r/>
             <w:r>
               <w:rPr>
-                <w:rFonts w:ascii="Arial" w:hAnsi="Arial"/>
+                <w:rFonts w:ascii="Verdana" w:hAnsi="Verdana"/>
                 <w:b w:val="0"/>
                 <w:sz w:val="16"/>
               </w:rPr>
@@ -277,7 +267,7 @@
             <w:r/>
             <w:r>
               <w:rPr>
-                <w:rFonts w:ascii="Arial" w:hAnsi="Arial"/>
+                <w:rFonts w:ascii="Verdana" w:hAnsi="Verdana"/>
                 <w:b w:val="0"/>
                 <w:sz w:val="16"/>
               </w:rPr>
@@ -293,7 +283,7 @@
             <w:r/>
             <w:r>
               <w:rPr>
-                <w:rFonts w:ascii="Arial" w:hAnsi="Arial"/>
+                <w:rFonts w:ascii="Verdana" w:hAnsi="Verdana"/>
                 <w:b w:val="0"/>
                 <w:sz w:val="16"/>
               </w:rPr>
@@ -309,7 +299,7 @@
             <w:r/>
             <w:r>
               <w:rPr>
-                <w:rFonts w:ascii="Arial" w:hAnsi="Arial"/>
+                <w:rFonts w:ascii="Verdana" w:hAnsi="Verdana"/>
                 <w:b w:val="0"/>
                 <w:sz w:val="16"/>
               </w:rPr>
@@ -325,7 +315,7 @@
             <w:r/>
             <w:r>
               <w:rPr>
-                <w:rFonts w:ascii="Arial" w:hAnsi="Arial"/>
+                <w:rFonts w:ascii="Verdana" w:hAnsi="Verdana"/>
                 <w:b w:val="0"/>
                 <w:sz w:val="16"/>
               </w:rPr>
@@ -341,7 +331,7 @@
             <w:r/>
             <w:r>
               <w:rPr>
-                <w:rFonts w:ascii="Arial" w:hAnsi="Arial"/>
+                <w:rFonts w:ascii="Verdana" w:hAnsi="Verdana"/>
                 <w:b w:val="0"/>
                 <w:sz w:val="16"/>
               </w:rPr>
@@ -357,7 +347,7 @@
             <w:r/>
             <w:r>
               <w:rPr>
-                <w:rFonts w:ascii="Arial" w:hAnsi="Arial"/>
+                <w:rFonts w:ascii="Verdana" w:hAnsi="Verdana"/>
                 <w:b w:val="0"/>
                 <w:sz w:val="16"/>
               </w:rPr>
@@ -373,7 +363,7 @@
             <w:r/>
             <w:r>
               <w:rPr>
-                <w:rFonts w:ascii="Arial" w:hAnsi="Arial"/>
+                <w:rFonts w:ascii="Verdana" w:hAnsi="Verdana"/>
                 <w:b w:val="0"/>
                 <w:sz w:val="16"/>
               </w:rPr>
@@ -389,7 +379,7 @@
             <w:r/>
             <w:r>
               <w:rPr>
-                <w:rFonts w:ascii="Arial" w:hAnsi="Arial"/>
+                <w:rFonts w:ascii="Verdana" w:hAnsi="Verdana"/>
                 <w:b w:val="0"/>
                 <w:sz w:val="16"/>
               </w:rPr>
@@ -398,15 +388,18 @@
         </w:tc>
       </w:tr>
       <w:tr>
-        <w:tc>
-          <w:tcPr>
-            <w:tcW w:type="dxa" w:w="1514"/>
-          </w:tcPr>
-          <w:p>
-            <w:r/>
-            <w:r>
-              <w:rPr>
-                <w:rFonts w:ascii="Arial" w:hAnsi="Arial"/>
+        <w:trPr>
+          <w:cantSplit/>
+        </w:trPr>
+        <w:tc>
+          <w:tcPr>
+            <w:tcW w:type="dxa" w:w="1514"/>
+          </w:tcPr>
+          <w:p>
+            <w:r/>
+            <w:r>
+              <w:rPr>
+                <w:rFonts w:ascii="Verdana" w:hAnsi="Verdana"/>
                 <w:b w:val="0"/>
                 <w:sz w:val="16"/>
               </w:rPr>
@@ -422,7 +415,7 @@
             <w:r/>
             <w:r>
               <w:rPr>
-                <w:rFonts w:ascii="Arial" w:hAnsi="Arial"/>
+                <w:rFonts w:ascii="Verdana" w:hAnsi="Verdana"/>
                 <w:b w:val="0"/>
                 <w:sz w:val="16"/>
               </w:rPr>
@@ -438,7 +431,7 @@
             <w:r/>
             <w:r>
               <w:rPr>
-                <w:rFonts w:ascii="Arial" w:hAnsi="Arial"/>
+                <w:rFonts w:ascii="Verdana" w:hAnsi="Verdana"/>
                 <w:b w:val="0"/>
                 <w:sz w:val="16"/>
               </w:rPr>
@@ -454,7 +447,7 @@
             <w:r/>
             <w:r>
               <w:rPr>
-                <w:rFonts w:ascii="Arial" w:hAnsi="Arial"/>
+                <w:rFonts w:ascii="Verdana" w:hAnsi="Verdana"/>
                 <w:b w:val="0"/>
                 <w:sz w:val="16"/>
               </w:rPr>
@@ -470,7 +463,7 @@
             <w:r/>
             <w:r>
               <w:rPr>
-                <w:rFonts w:ascii="Arial" w:hAnsi="Arial"/>
+                <w:rFonts w:ascii="Verdana" w:hAnsi="Verdana"/>
                 <w:b w:val="0"/>
                 <w:sz w:val="16"/>
               </w:rPr>
@@ -486,7 +479,7 @@
             <w:r/>
             <w:r>
               <w:rPr>
-                <w:rFonts w:ascii="Arial" w:hAnsi="Arial"/>
+                <w:rFonts w:ascii="Verdana" w:hAnsi="Verdana"/>
                 <w:b w:val="0"/>
                 <w:sz w:val="16"/>
               </w:rPr>
@@ -502,7 +495,7 @@
             <w:r/>
             <w:r>
               <w:rPr>
-                <w:rFonts w:ascii="Arial" w:hAnsi="Arial"/>
+                <w:rFonts w:ascii="Verdana" w:hAnsi="Verdana"/>
                 <w:b w:val="0"/>
                 <w:sz w:val="16"/>
               </w:rPr>
@@ -518,7 +511,7 @@
             <w:r/>
             <w:r>
               <w:rPr>
-                <w:rFonts w:ascii="Arial" w:hAnsi="Arial"/>
+                <w:rFonts w:ascii="Verdana" w:hAnsi="Verdana"/>
                 <w:b w:val="0"/>
                 <w:sz w:val="16"/>
               </w:rPr>
@@ -534,7 +527,7 @@
             <w:r/>
             <w:r>
               <w:rPr>
-                <w:rFonts w:ascii="Arial" w:hAnsi="Arial"/>
+                <w:rFonts w:ascii="Verdana" w:hAnsi="Verdana"/>
                 <w:b w:val="0"/>
                 <w:sz w:val="16"/>
               </w:rPr>
@@ -550,7 +543,7 @@
             <w:r/>
             <w:r>
               <w:rPr>
-                <w:rFonts w:ascii="Arial" w:hAnsi="Arial"/>
+                <w:rFonts w:ascii="Verdana" w:hAnsi="Verdana"/>
                 <w:b w:val="0"/>
                 <w:sz w:val="16"/>
               </w:rPr>
@@ -559,15 +552,18 @@
         </w:tc>
       </w:tr>
       <w:tr>
-        <w:tc>
-          <w:tcPr>
-            <w:tcW w:type="dxa" w:w="1514"/>
-          </w:tcPr>
-          <w:p>
-            <w:r/>
-            <w:r>
-              <w:rPr>
-                <w:rFonts w:ascii="Arial" w:hAnsi="Arial"/>
+        <w:trPr>
+          <w:cantSplit/>
+        </w:trPr>
+        <w:tc>
+          <w:tcPr>
+            <w:tcW w:type="dxa" w:w="1514"/>
+          </w:tcPr>
+          <w:p>
+            <w:r/>
+            <w:r>
+              <w:rPr>
+                <w:rFonts w:ascii="Verdana" w:hAnsi="Verdana"/>
                 <w:b w:val="0"/>
                 <w:sz w:val="16"/>
               </w:rPr>
@@ -583,7 +579,7 @@
             <w:r/>
             <w:r>
               <w:rPr>
-                <w:rFonts w:ascii="Arial" w:hAnsi="Arial"/>
+                <w:rFonts w:ascii="Verdana" w:hAnsi="Verdana"/>
                 <w:b w:val="0"/>
                 <w:sz w:val="16"/>
               </w:rPr>
@@ -599,7 +595,7 @@
             <w:r/>
             <w:r>
               <w:rPr>
-                <w:rFonts w:ascii="Arial" w:hAnsi="Arial"/>
+                <w:rFonts w:ascii="Verdana" w:hAnsi="Verdana"/>
                 <w:b w:val="0"/>
                 <w:sz w:val="16"/>
               </w:rPr>
@@ -615,7 +611,7 @@
             <w:r/>
             <w:r>
               <w:rPr>
-                <w:rFonts w:ascii="Arial" w:hAnsi="Arial"/>
+                <w:rFonts w:ascii="Verdana" w:hAnsi="Verdana"/>
                 <w:b w:val="0"/>
                 <w:sz w:val="16"/>
               </w:rPr>
@@ -631,7 +627,7 @@
             <w:r/>
             <w:r>
               <w:rPr>
-                <w:rFonts w:ascii="Arial" w:hAnsi="Arial"/>
+                <w:rFonts w:ascii="Verdana" w:hAnsi="Verdana"/>
                 <w:b w:val="0"/>
                 <w:sz w:val="16"/>
               </w:rPr>
@@ -647,7 +643,7 @@
             <w:r/>
             <w:r>
               <w:rPr>
-                <w:rFonts w:ascii="Arial" w:hAnsi="Arial"/>
+                <w:rFonts w:ascii="Verdana" w:hAnsi="Verdana"/>
                 <w:b w:val="0"/>
                 <w:sz w:val="16"/>
               </w:rPr>
@@ -663,7 +659,7 @@
             <w:r/>
             <w:r>
               <w:rPr>
-                <w:rFonts w:ascii="Arial" w:hAnsi="Arial"/>
+                <w:rFonts w:ascii="Verdana" w:hAnsi="Verdana"/>
                 <w:b w:val="0"/>
                 <w:sz w:val="16"/>
               </w:rPr>
@@ -679,7 +675,7 @@
             <w:r/>
             <w:r>
               <w:rPr>
-                <w:rFonts w:ascii="Arial" w:hAnsi="Arial"/>
+                <w:rFonts w:ascii="Verdana" w:hAnsi="Verdana"/>
                 <w:b w:val="0"/>
                 <w:sz w:val="16"/>
               </w:rPr>
@@ -695,7 +691,7 @@
             <w:r/>
             <w:r>
               <w:rPr>
-                <w:rFonts w:ascii="Arial" w:hAnsi="Arial"/>
+                <w:rFonts w:ascii="Verdana" w:hAnsi="Verdana"/>
                 <w:b w:val="0"/>
                 <w:sz w:val="16"/>
               </w:rPr>
@@ -711,7 +707,7 @@
             <w:r/>
             <w:r>
               <w:rPr>
-                <w:rFonts w:ascii="Arial" w:hAnsi="Arial"/>
+                <w:rFonts w:ascii="Verdana" w:hAnsi="Verdana"/>
                 <w:b w:val="0"/>
                 <w:sz w:val="16"/>
               </w:rPr>
@@ -720,15 +716,18 @@
         </w:tc>
       </w:tr>
       <w:tr>
-        <w:tc>
-          <w:tcPr>
-            <w:tcW w:type="dxa" w:w="1514"/>
-          </w:tcPr>
-          <w:p>
-            <w:r/>
-            <w:r>
-              <w:rPr>
-                <w:rFonts w:ascii="Arial" w:hAnsi="Arial"/>
+        <w:trPr>
+          <w:cantSplit/>
+        </w:trPr>
+        <w:tc>
+          <w:tcPr>
+            <w:tcW w:type="dxa" w:w="1514"/>
+          </w:tcPr>
+          <w:p>
+            <w:r/>
+            <w:r>
+              <w:rPr>
+                <w:rFonts w:ascii="Verdana" w:hAnsi="Verdana"/>
                 <w:b w:val="0"/>
                 <w:sz w:val="16"/>
               </w:rPr>
@@ -744,7 +743,7 @@
             <w:r/>
             <w:r>
               <w:rPr>
-                <w:rFonts w:ascii="Arial" w:hAnsi="Arial"/>
+                <w:rFonts w:ascii="Verdana" w:hAnsi="Verdana"/>
                 <w:b w:val="0"/>
                 <w:sz w:val="16"/>
               </w:rPr>
@@ -760,7 +759,7 @@
             <w:r/>
             <w:r>
               <w:rPr>
-                <w:rFonts w:ascii="Arial" w:hAnsi="Arial"/>
+                <w:rFonts w:ascii="Verdana" w:hAnsi="Verdana"/>
                 <w:b w:val="0"/>
                 <w:sz w:val="16"/>
               </w:rPr>
@@ -776,7 +775,7 @@
             <w:r/>
             <w:r>
               <w:rPr>
-                <w:rFonts w:ascii="Arial" w:hAnsi="Arial"/>
+                <w:rFonts w:ascii="Verdana" w:hAnsi="Verdana"/>
                 <w:b w:val="0"/>
                 <w:sz w:val="16"/>
               </w:rPr>
@@ -792,7 +791,7 @@
             <w:r/>
             <w:r>
               <w:rPr>
-                <w:rFonts w:ascii="Arial" w:hAnsi="Arial"/>
+                <w:rFonts w:ascii="Verdana" w:hAnsi="Verdana"/>
                 <w:b w:val="0"/>
                 <w:sz w:val="16"/>
               </w:rPr>
@@ -808,7 +807,7 @@
             <w:r/>
             <w:r>
               <w:rPr>
-                <w:rFonts w:ascii="Arial" w:hAnsi="Arial"/>
+                <w:rFonts w:ascii="Verdana" w:hAnsi="Verdana"/>
                 <w:b w:val="0"/>
                 <w:sz w:val="16"/>
               </w:rPr>
@@ -824,7 +823,7 @@
             <w:r/>
             <w:r>
               <w:rPr>
-                <w:rFonts w:ascii="Arial" w:hAnsi="Arial"/>
+                <w:rFonts w:ascii="Verdana" w:hAnsi="Verdana"/>
                 <w:b w:val="0"/>
                 <w:sz w:val="16"/>
               </w:rPr>
@@ -840,7 +839,7 @@
             <w:r/>
             <w:r>
               <w:rPr>
-                <w:rFonts w:ascii="Arial" w:hAnsi="Arial"/>
+                <w:rFonts w:ascii="Verdana" w:hAnsi="Verdana"/>
                 <w:b w:val="0"/>
                 <w:sz w:val="16"/>
               </w:rPr>
@@ -856,7 +855,7 @@
             <w:r/>
             <w:r>
               <w:rPr>
-                <w:rFonts w:ascii="Arial" w:hAnsi="Arial"/>
+                <w:rFonts w:ascii="Verdana" w:hAnsi="Verdana"/>
                 <w:b w:val="0"/>
                 <w:sz w:val="16"/>
               </w:rPr>
@@ -872,7 +871,7 @@
             <w:r/>
             <w:r>
               <w:rPr>
-                <w:rFonts w:ascii="Arial" w:hAnsi="Arial"/>
+                <w:rFonts w:ascii="Verdana" w:hAnsi="Verdana"/>
                 <w:b w:val="0"/>
                 <w:sz w:val="16"/>
               </w:rPr>
@@ -881,15 +880,18 @@
         </w:tc>
       </w:tr>
       <w:tr>
-        <w:tc>
-          <w:tcPr>
-            <w:tcW w:type="dxa" w:w="1514"/>
-          </w:tcPr>
-          <w:p>
-            <w:r/>
-            <w:r>
-              <w:rPr>
-                <w:rFonts w:ascii="Arial" w:hAnsi="Arial"/>
+        <w:trPr>
+          <w:cantSplit/>
+        </w:trPr>
+        <w:tc>
+          <w:tcPr>
+            <w:tcW w:type="dxa" w:w="1514"/>
+          </w:tcPr>
+          <w:p>
+            <w:r/>
+            <w:r>
+              <w:rPr>
+                <w:rFonts w:ascii="Verdana" w:hAnsi="Verdana"/>
                 <w:b w:val="0"/>
                 <w:sz w:val="16"/>
               </w:rPr>
@@ -905,7 +907,7 @@
             <w:r/>
             <w:r>
               <w:rPr>
-                <w:rFonts w:ascii="Arial" w:hAnsi="Arial"/>
+                <w:rFonts w:ascii="Verdana" w:hAnsi="Verdana"/>
                 <w:b w:val="0"/>
                 <w:sz w:val="16"/>
               </w:rPr>
@@ -921,7 +923,7 @@
             <w:r/>
             <w:r>
               <w:rPr>
-                <w:rFonts w:ascii="Arial" w:hAnsi="Arial"/>
+                <w:rFonts w:ascii="Verdana" w:hAnsi="Verdana"/>
                 <w:b w:val="0"/>
                 <w:sz w:val="16"/>
               </w:rPr>
@@ -937,7 +939,7 @@
             <w:r/>
             <w:r>
               <w:rPr>
-                <w:rFonts w:ascii="Arial" w:hAnsi="Arial"/>
+                <w:rFonts w:ascii="Verdana" w:hAnsi="Verdana"/>
                 <w:b w:val="0"/>
                 <w:sz w:val="16"/>
               </w:rPr>
@@ -953,7 +955,7 @@
             <w:r/>
             <w:r>
               <w:rPr>
-                <w:rFonts w:ascii="Arial" w:hAnsi="Arial"/>
+                <w:rFonts w:ascii="Verdana" w:hAnsi="Verdana"/>
                 <w:b w:val="0"/>
                 <w:sz w:val="16"/>
               </w:rPr>
@@ -969,7 +971,7 @@
             <w:r/>
             <w:r>
               <w:rPr>
-                <w:rFonts w:ascii="Arial" w:hAnsi="Arial"/>
+                <w:rFonts w:ascii="Verdana" w:hAnsi="Verdana"/>
                 <w:b w:val="0"/>
                 <w:sz w:val="16"/>
               </w:rPr>
@@ -985,7 +987,7 @@
             <w:r/>
             <w:r>
               <w:rPr>
-                <w:rFonts w:ascii="Arial" w:hAnsi="Arial"/>
+                <w:rFonts w:ascii="Verdana" w:hAnsi="Verdana"/>
                 <w:b w:val="0"/>
                 <w:sz w:val="16"/>
               </w:rPr>
@@ -1001,7 +1003,7 @@
             <w:r/>
             <w:r>
               <w:rPr>
-                <w:rFonts w:ascii="Arial" w:hAnsi="Arial"/>
+                <w:rFonts w:ascii="Verdana" w:hAnsi="Verdana"/>
                 <w:b w:val="0"/>
                 <w:sz w:val="16"/>
               </w:rPr>
@@ -1017,7 +1019,7 @@
             <w:r/>
             <w:r>
               <w:rPr>
-                <w:rFonts w:ascii="Arial" w:hAnsi="Arial"/>
+                <w:rFonts w:ascii="Verdana" w:hAnsi="Verdana"/>
                 <w:b w:val="0"/>
                 <w:sz w:val="16"/>
               </w:rPr>
@@ -1033,7 +1035,7 @@
             <w:r/>
             <w:r>
               <w:rPr>
-                <w:rFonts w:ascii="Arial" w:hAnsi="Arial"/>
+                <w:rFonts w:ascii="Verdana" w:hAnsi="Verdana"/>
                 <w:b w:val="0"/>
                 <w:sz w:val="16"/>
               </w:rPr>
@@ -1042,15 +1044,18 @@
         </w:tc>
       </w:tr>
       <w:tr>
-        <w:tc>
-          <w:tcPr>
-            <w:tcW w:type="dxa" w:w="1514"/>
-          </w:tcPr>
-          <w:p>
-            <w:r/>
-            <w:r>
-              <w:rPr>
-                <w:rFonts w:ascii="Arial" w:hAnsi="Arial"/>
+        <w:trPr>
+          <w:cantSplit/>
+        </w:trPr>
+        <w:tc>
+          <w:tcPr>
+            <w:tcW w:type="dxa" w:w="1514"/>
+          </w:tcPr>
+          <w:p>
+            <w:r/>
+            <w:r>
+              <w:rPr>
+                <w:rFonts w:ascii="Verdana" w:hAnsi="Verdana"/>
                 <w:b w:val="0"/>
                 <w:sz w:val="16"/>
               </w:rPr>
@@ -1066,7 +1071,7 @@
             <w:r/>
             <w:r>
               <w:rPr>
-                <w:rFonts w:ascii="Arial" w:hAnsi="Arial"/>
+                <w:rFonts w:ascii="Verdana" w:hAnsi="Verdana"/>
                 <w:b w:val="0"/>
                 <w:sz w:val="16"/>
               </w:rPr>
@@ -1082,7 +1087,7 @@
             <w:r/>
             <w:r>
               <w:rPr>
-                <w:rFonts w:ascii="Arial" w:hAnsi="Arial"/>
+                <w:rFonts w:ascii="Verdana" w:hAnsi="Verdana"/>
                 <w:b w:val="0"/>
                 <w:sz w:val="16"/>
               </w:rPr>
@@ -1098,7 +1103,7 @@
             <w:r/>
             <w:r>
               <w:rPr>
-                <w:rFonts w:ascii="Arial" w:hAnsi="Arial"/>
+                <w:rFonts w:ascii="Verdana" w:hAnsi="Verdana"/>
                 <w:b w:val="0"/>
                 <w:sz w:val="16"/>
               </w:rPr>
@@ -1114,7 +1119,7 @@
             <w:r/>
             <w:r>
               <w:rPr>
-                <w:rFonts w:ascii="Arial" w:hAnsi="Arial"/>
+                <w:rFonts w:ascii="Verdana" w:hAnsi="Verdana"/>
                 <w:b w:val="0"/>
                 <w:sz w:val="16"/>
               </w:rPr>
@@ -1130,7 +1135,7 @@
             <w:r/>
             <w:r>
               <w:rPr>
-                <w:rFonts w:ascii="Arial" w:hAnsi="Arial"/>
+                <w:rFonts w:ascii="Verdana" w:hAnsi="Verdana"/>
                 <w:b w:val="0"/>
                 <w:sz w:val="16"/>
               </w:rPr>
@@ -1146,7 +1151,7 @@
             <w:r/>
             <w:r>
               <w:rPr>
-                <w:rFonts w:ascii="Arial" w:hAnsi="Arial"/>
+                <w:rFonts w:ascii="Verdana" w:hAnsi="Verdana"/>
                 <w:b w:val="0"/>
                 <w:sz w:val="16"/>
               </w:rPr>
@@ -1162,7 +1167,7 @@
             <w:r/>
             <w:r>
               <w:rPr>
-                <w:rFonts w:ascii="Arial" w:hAnsi="Arial"/>
+                <w:rFonts w:ascii="Verdana" w:hAnsi="Verdana"/>
                 <w:b w:val="0"/>
                 <w:sz w:val="16"/>
               </w:rPr>
@@ -1178,7 +1183,7 @@
             <w:r/>
             <w:r>
               <w:rPr>
-                <w:rFonts w:ascii="Arial" w:hAnsi="Arial"/>
+                <w:rFonts w:ascii="Verdana" w:hAnsi="Verdana"/>
                 <w:b w:val="0"/>
                 <w:sz w:val="16"/>
               </w:rPr>
@@ -1194,7 +1199,7 @@
             <w:r/>
             <w:r>
               <w:rPr>
-                <w:rFonts w:ascii="Arial" w:hAnsi="Arial"/>
+                <w:rFonts w:ascii="Verdana" w:hAnsi="Verdana"/>
                 <w:b w:val="0"/>
                 <w:sz w:val="16"/>
               </w:rPr>
@@ -1203,15 +1208,18 @@
         </w:tc>
       </w:tr>
       <w:tr>
-        <w:tc>
-          <w:tcPr>
-            <w:tcW w:type="dxa" w:w="1514"/>
-          </w:tcPr>
-          <w:p>
-            <w:r/>
-            <w:r>
-              <w:rPr>
-                <w:rFonts w:ascii="Arial" w:hAnsi="Arial"/>
+        <w:trPr>
+          <w:cantSplit/>
+        </w:trPr>
+        <w:tc>
+          <w:tcPr>
+            <w:tcW w:type="dxa" w:w="1514"/>
+          </w:tcPr>
+          <w:p>
+            <w:r/>
+            <w:r>
+              <w:rPr>
+                <w:rFonts w:ascii="Verdana" w:hAnsi="Verdana"/>
                 <w:b w:val="0"/>
                 <w:sz w:val="16"/>
               </w:rPr>
@@ -1227,7 +1235,7 @@
             <w:r/>
             <w:r>
               <w:rPr>
-                <w:rFonts w:ascii="Arial" w:hAnsi="Arial"/>
+                <w:rFonts w:ascii="Verdana" w:hAnsi="Verdana"/>
                 <w:b w:val="0"/>
                 <w:sz w:val="16"/>
               </w:rPr>
@@ -1243,7 +1251,7 @@
             <w:r/>
             <w:r>
               <w:rPr>
-                <w:rFonts w:ascii="Arial" w:hAnsi="Arial"/>
+                <w:rFonts w:ascii="Verdana" w:hAnsi="Verdana"/>
                 <w:b w:val="0"/>
                 <w:sz w:val="16"/>
               </w:rPr>
@@ -1259,7 +1267,7 @@
             <w:r/>
             <w:r>
               <w:rPr>
-                <w:rFonts w:ascii="Arial" w:hAnsi="Arial"/>
+                <w:rFonts w:ascii="Verdana" w:hAnsi="Verdana"/>
                 <w:b w:val="0"/>
                 <w:sz w:val="16"/>
               </w:rPr>
@@ -1275,7 +1283,7 @@
             <w:r/>
             <w:r>
               <w:rPr>
-                <w:rFonts w:ascii="Arial" w:hAnsi="Arial"/>
+                <w:rFonts w:ascii="Verdana" w:hAnsi="Verdana"/>
                 <w:b w:val="0"/>
                 <w:sz w:val="16"/>
               </w:rPr>
@@ -1291,7 +1299,7 @@
             <w:r/>
             <w:r>
               <w:rPr>
-                <w:rFonts w:ascii="Arial" w:hAnsi="Arial"/>
+                <w:rFonts w:ascii="Verdana" w:hAnsi="Verdana"/>
                 <w:b w:val="0"/>
                 <w:sz w:val="16"/>
               </w:rPr>
@@ -1307,7 +1315,7 @@
             <w:r/>
             <w:r>
               <w:rPr>
-                <w:rFonts w:ascii="Arial" w:hAnsi="Arial"/>
+                <w:rFonts w:ascii="Verdana" w:hAnsi="Verdana"/>
                 <w:b w:val="0"/>
                 <w:sz w:val="16"/>
               </w:rPr>
@@ -1323,7 +1331,7 @@
             <w:r/>
             <w:r>
               <w:rPr>
-                <w:rFonts w:ascii="Arial" w:hAnsi="Arial"/>
+                <w:rFonts w:ascii="Verdana" w:hAnsi="Verdana"/>
                 <w:b w:val="0"/>
                 <w:sz w:val="16"/>
               </w:rPr>
@@ -1339,7 +1347,7 @@
             <w:r/>
             <w:r>
               <w:rPr>
-                <w:rFonts w:ascii="Arial" w:hAnsi="Arial"/>
+                <w:rFonts w:ascii="Verdana" w:hAnsi="Verdana"/>
                 <w:b w:val="0"/>
                 <w:sz w:val="16"/>
               </w:rPr>
@@ -1355,7 +1363,7 @@
             <w:r/>
             <w:r>
               <w:rPr>
-                <w:rFonts w:ascii="Arial" w:hAnsi="Arial"/>
+                <w:rFonts w:ascii="Verdana" w:hAnsi="Verdana"/>
                 <w:b w:val="0"/>
                 <w:sz w:val="16"/>
               </w:rPr>
@@ -1364,15 +1372,18 @@
         </w:tc>
       </w:tr>
       <w:tr>
-        <w:tc>
-          <w:tcPr>
-            <w:tcW w:type="dxa" w:w="1514"/>
-          </w:tcPr>
-          <w:p>
-            <w:r/>
-            <w:r>
-              <w:rPr>
-                <w:rFonts w:ascii="Arial" w:hAnsi="Arial"/>
+        <w:trPr>
+          <w:cantSplit/>
+        </w:trPr>
+        <w:tc>
+          <w:tcPr>
+            <w:tcW w:type="dxa" w:w="1514"/>
+          </w:tcPr>
+          <w:p>
+            <w:r/>
+            <w:r>
+              <w:rPr>
+                <w:rFonts w:ascii="Verdana" w:hAnsi="Verdana"/>
                 <w:b w:val="0"/>
                 <w:sz w:val="16"/>
               </w:rPr>
@@ -1388,7 +1399,7 @@
             <w:r/>
             <w:r>
               <w:rPr>
-                <w:rFonts w:ascii="Arial" w:hAnsi="Arial"/>
+                <w:rFonts w:ascii="Verdana" w:hAnsi="Verdana"/>
                 <w:b w:val="0"/>
                 <w:sz w:val="16"/>
               </w:rPr>
@@ -1404,7 +1415,7 @@
             <w:r/>
             <w:r>
               <w:rPr>
-                <w:rFonts w:ascii="Arial" w:hAnsi="Arial"/>
+                <w:rFonts w:ascii="Verdana" w:hAnsi="Verdana"/>
                 <w:b w:val="0"/>
                 <w:sz w:val="16"/>
               </w:rPr>
@@ -1420,7 +1431,7 @@
             <w:r/>
             <w:r>
               <w:rPr>
-                <w:rFonts w:ascii="Arial" w:hAnsi="Arial"/>
+                <w:rFonts w:ascii="Verdana" w:hAnsi="Verdana"/>
                 <w:b w:val="0"/>
                 <w:sz w:val="16"/>
               </w:rPr>
@@ -1436,7 +1447,7 @@
             <w:r/>
             <w:r>
               <w:rPr>
-                <w:rFonts w:ascii="Arial" w:hAnsi="Arial"/>
+                <w:rFonts w:ascii="Verdana" w:hAnsi="Verdana"/>
                 <w:b w:val="0"/>
                 <w:sz w:val="16"/>
               </w:rPr>
@@ -1452,7 +1463,7 @@
             <w:r/>
             <w:r>
               <w:rPr>
-                <w:rFonts w:ascii="Arial" w:hAnsi="Arial"/>
+                <w:rFonts w:ascii="Verdana" w:hAnsi="Verdana"/>
                 <w:b w:val="0"/>
                 <w:sz w:val="16"/>
               </w:rPr>
@@ -1468,7 +1479,7 @@
             <w:r/>
             <w:r>
               <w:rPr>
-                <w:rFonts w:ascii="Arial" w:hAnsi="Arial"/>
+                <w:rFonts w:ascii="Verdana" w:hAnsi="Verdana"/>
                 <w:b w:val="0"/>
                 <w:sz w:val="16"/>
               </w:rPr>
@@ -1484,7 +1495,7 @@
             <w:r/>
             <w:r>
               <w:rPr>
-                <w:rFonts w:ascii="Arial" w:hAnsi="Arial"/>
+                <w:rFonts w:ascii="Verdana" w:hAnsi="Verdana"/>
                 <w:b w:val="0"/>
                 <w:sz w:val="16"/>
               </w:rPr>
@@ -1500,7 +1511,7 @@
             <w:r/>
             <w:r>
               <w:rPr>
-                <w:rFonts w:ascii="Arial" w:hAnsi="Arial"/>
+                <w:rFonts w:ascii="Verdana" w:hAnsi="Verdana"/>
                 <w:b w:val="0"/>
                 <w:sz w:val="16"/>
               </w:rPr>
@@ -1516,7 +1527,7 @@
             <w:r/>
             <w:r>
               <w:rPr>
-                <w:rFonts w:ascii="Arial" w:hAnsi="Arial"/>
+                <w:rFonts w:ascii="Verdana" w:hAnsi="Verdana"/>
                 <w:b w:val="0"/>
                 <w:sz w:val="16"/>
               </w:rPr>
@@ -1525,15 +1536,18 @@
         </w:tc>
       </w:tr>
       <w:tr>
-        <w:tc>
-          <w:tcPr>
-            <w:tcW w:type="dxa" w:w="1514"/>
-          </w:tcPr>
-          <w:p>
-            <w:r/>
-            <w:r>
-              <w:rPr>
-                <w:rFonts w:ascii="Arial" w:hAnsi="Arial"/>
+        <w:trPr>
+          <w:cantSplit/>
+        </w:trPr>
+        <w:tc>
+          <w:tcPr>
+            <w:tcW w:type="dxa" w:w="1514"/>
+          </w:tcPr>
+          <w:p>
+            <w:r/>
+            <w:r>
+              <w:rPr>
+                <w:rFonts w:ascii="Verdana" w:hAnsi="Verdana"/>
                 <w:b w:val="0"/>
                 <w:sz w:val="16"/>
               </w:rPr>
@@ -1549,7 +1563,7 @@
             <w:r/>
             <w:r>
               <w:rPr>
-                <w:rFonts w:ascii="Arial" w:hAnsi="Arial"/>
+                <w:rFonts w:ascii="Verdana" w:hAnsi="Verdana"/>
                 <w:b w:val="0"/>
                 <w:sz w:val="16"/>
               </w:rPr>
@@ -1565,7 +1579,7 @@
             <w:r/>
             <w:r>
               <w:rPr>
-                <w:rFonts w:ascii="Arial" w:hAnsi="Arial"/>
+                <w:rFonts w:ascii="Verdana" w:hAnsi="Verdana"/>
                 <w:b w:val="0"/>
                 <w:sz w:val="16"/>
               </w:rPr>
@@ -1581,7 +1595,7 @@
             <w:r/>
             <w:r>
               <w:rPr>
-                <w:rFonts w:ascii="Arial" w:hAnsi="Arial"/>
+                <w:rFonts w:ascii="Verdana" w:hAnsi="Verdana"/>
                 <w:b w:val="0"/>
                 <w:sz w:val="16"/>
               </w:rPr>
@@ -1597,7 +1611,7 @@
             <w:r/>
             <w:r>
               <w:rPr>
-                <w:rFonts w:ascii="Arial" w:hAnsi="Arial"/>
+                <w:rFonts w:ascii="Verdana" w:hAnsi="Verdana"/>
                 <w:b w:val="0"/>
                 <w:sz w:val="16"/>
               </w:rPr>
@@ -1613,7 +1627,7 @@
             <w:r/>
             <w:r>
               <w:rPr>
-                <w:rFonts w:ascii="Arial" w:hAnsi="Arial"/>
+                <w:rFonts w:ascii="Verdana" w:hAnsi="Verdana"/>
                 <w:b w:val="0"/>
                 <w:sz w:val="16"/>
               </w:rPr>
@@ -1629,7 +1643,7 @@
             <w:r/>
             <w:r>
               <w:rPr>
-                <w:rFonts w:ascii="Arial" w:hAnsi="Arial"/>
+                <w:rFonts w:ascii="Verdana" w:hAnsi="Verdana"/>
                 <w:b w:val="0"/>
                 <w:sz w:val="16"/>
               </w:rPr>
@@ -1645,7 +1659,7 @@
             <w:r/>
             <w:r>
               <w:rPr>
-                <w:rFonts w:ascii="Arial" w:hAnsi="Arial"/>
+                <w:rFonts w:ascii="Verdana" w:hAnsi="Verdana"/>
                 <w:b w:val="0"/>
                 <w:sz w:val="16"/>
               </w:rPr>
@@ -1661,7 +1675,7 @@
             <w:r/>
             <w:r>
               <w:rPr>
-                <w:rFonts w:ascii="Arial" w:hAnsi="Arial"/>
+                <w:rFonts w:ascii="Verdana" w:hAnsi="Verdana"/>
                 <w:b w:val="0"/>
                 <w:sz w:val="16"/>
               </w:rPr>
@@ -1677,7 +1691,7 @@
             <w:r/>
             <w:r>
               <w:rPr>
-                <w:rFonts w:ascii="Arial" w:hAnsi="Arial"/>
+                <w:rFonts w:ascii="Verdana" w:hAnsi="Verdana"/>
                 <w:b w:val="0"/>
                 <w:sz w:val="16"/>
               </w:rPr>
@@ -1686,15 +1700,18 @@
         </w:tc>
       </w:tr>
       <w:tr>
-        <w:tc>
-          <w:tcPr>
-            <w:tcW w:type="dxa" w:w="1514"/>
-          </w:tcPr>
-          <w:p>
-            <w:r/>
-            <w:r>
-              <w:rPr>
-                <w:rFonts w:ascii="Arial" w:hAnsi="Arial"/>
+        <w:trPr>
+          <w:cantSplit/>
+        </w:trPr>
+        <w:tc>
+          <w:tcPr>
+            <w:tcW w:type="dxa" w:w="1514"/>
+          </w:tcPr>
+          <w:p>
+            <w:r/>
+            <w:r>
+              <w:rPr>
+                <w:rFonts w:ascii="Verdana" w:hAnsi="Verdana"/>
                 <w:b w:val="0"/>
                 <w:sz w:val="16"/>
               </w:rPr>
@@ -1710,7 +1727,7 @@
             <w:r/>
             <w:r>
               <w:rPr>
-                <w:rFonts w:ascii="Arial" w:hAnsi="Arial"/>
+                <w:rFonts w:ascii="Verdana" w:hAnsi="Verdana"/>
                 <w:b w:val="0"/>
                 <w:sz w:val="16"/>
               </w:rPr>
@@ -1726,7 +1743,7 @@
             <w:r/>
             <w:r>
               <w:rPr>
-                <w:rFonts w:ascii="Arial" w:hAnsi="Arial"/>
+                <w:rFonts w:ascii="Verdana" w:hAnsi="Verdana"/>
                 <w:b w:val="0"/>
                 <w:sz w:val="16"/>
               </w:rPr>
@@ -1742,7 +1759,7 @@
             <w:r/>
             <w:r>
               <w:rPr>
-                <w:rFonts w:ascii="Arial" w:hAnsi="Arial"/>
+                <w:rFonts w:ascii="Verdana" w:hAnsi="Verdana"/>
                 <w:b w:val="0"/>
                 <w:sz w:val="16"/>
               </w:rPr>
@@ -1758,7 +1775,7 @@
             <w:r/>
             <w:r>
               <w:rPr>
-                <w:rFonts w:ascii="Arial" w:hAnsi="Arial"/>
+                <w:rFonts w:ascii="Verdana" w:hAnsi="Verdana"/>
                 <w:b w:val="0"/>
                 <w:sz w:val="16"/>
               </w:rPr>
@@ -1774,7 +1791,7 @@
             <w:r/>
             <w:r>
               <w:rPr>
-                <w:rFonts w:ascii="Arial" w:hAnsi="Arial"/>
+                <w:rFonts w:ascii="Verdana" w:hAnsi="Verdana"/>
                 <w:b w:val="0"/>
                 <w:sz w:val="16"/>
               </w:rPr>
@@ -1790,7 +1807,7 @@
             <w:r/>
             <w:r>
               <w:rPr>
-                <w:rFonts w:ascii="Arial" w:hAnsi="Arial"/>
+                <w:rFonts w:ascii="Verdana" w:hAnsi="Verdana"/>
                 <w:b w:val="0"/>
                 <w:sz w:val="16"/>
               </w:rPr>
@@ -1806,7 +1823,7 @@
             <w:r/>
             <w:r>
               <w:rPr>
-                <w:rFonts w:ascii="Arial" w:hAnsi="Arial"/>
+                <w:rFonts w:ascii="Verdana" w:hAnsi="Verdana"/>
                 <w:b w:val="0"/>
                 <w:sz w:val="16"/>
               </w:rPr>
@@ -1822,7 +1839,7 @@
             <w:r/>
             <w:r>
               <w:rPr>
-                <w:rFonts w:ascii="Arial" w:hAnsi="Arial"/>
+                <w:rFonts w:ascii="Verdana" w:hAnsi="Verdana"/>
                 <w:b w:val="0"/>
                 <w:sz w:val="16"/>
               </w:rPr>
@@ -1838,7 +1855,7 @@
             <w:r/>
             <w:r>
               <w:rPr>
-                <w:rFonts w:ascii="Arial" w:hAnsi="Arial"/>
+                <w:rFonts w:ascii="Verdana" w:hAnsi="Verdana"/>
                 <w:b w:val="0"/>
                 <w:sz w:val="16"/>
               </w:rPr>
@@ -1847,15 +1864,18 @@
         </w:tc>
       </w:tr>
       <w:tr>
-        <w:tc>
-          <w:tcPr>
-            <w:tcW w:type="dxa" w:w="1514"/>
-          </w:tcPr>
-          <w:p>
-            <w:r/>
-            <w:r>
-              <w:rPr>
-                <w:rFonts w:ascii="Arial" w:hAnsi="Arial"/>
+        <w:trPr>
+          <w:cantSplit/>
+        </w:trPr>
+        <w:tc>
+          <w:tcPr>
+            <w:tcW w:type="dxa" w:w="1514"/>
+          </w:tcPr>
+          <w:p>
+            <w:r/>
+            <w:r>
+              <w:rPr>
+                <w:rFonts w:ascii="Verdana" w:hAnsi="Verdana"/>
                 <w:b w:val="0"/>
                 <w:sz w:val="16"/>
               </w:rPr>
@@ -1871,7 +1891,7 @@
             <w:r/>
             <w:r>
               <w:rPr>
-                <w:rFonts w:ascii="Arial" w:hAnsi="Arial"/>
+                <w:rFonts w:ascii="Verdana" w:hAnsi="Verdana"/>
                 <w:b w:val="0"/>
                 <w:sz w:val="16"/>
               </w:rPr>
@@ -1887,7 +1907,7 @@
             <w:r/>
             <w:r>
               <w:rPr>
-                <w:rFonts w:ascii="Arial" w:hAnsi="Arial"/>
+                <w:rFonts w:ascii="Verdana" w:hAnsi="Verdana"/>
                 <w:b w:val="0"/>
                 <w:sz w:val="16"/>
               </w:rPr>
@@ -1903,7 +1923,7 @@
             <w:r/>
             <w:r>
               <w:rPr>
-                <w:rFonts w:ascii="Arial" w:hAnsi="Arial"/>
+                <w:rFonts w:ascii="Verdana" w:hAnsi="Verdana"/>
                 <w:b w:val="0"/>
                 <w:sz w:val="16"/>
               </w:rPr>
@@ -1919,7 +1939,7 @@
             <w:r/>
             <w:r>
               <w:rPr>
-                <w:rFonts w:ascii="Arial" w:hAnsi="Arial"/>
+                <w:rFonts w:ascii="Verdana" w:hAnsi="Verdana"/>
                 <w:b w:val="0"/>
                 <w:sz w:val="16"/>
               </w:rPr>
@@ -1935,7 +1955,7 @@
             <w:r/>
             <w:r>
               <w:rPr>
-                <w:rFonts w:ascii="Arial" w:hAnsi="Arial"/>
+                <w:rFonts w:ascii="Verdana" w:hAnsi="Verdana"/>
                 <w:b w:val="0"/>
                 <w:sz w:val="16"/>
               </w:rPr>
@@ -1951,7 +1971,7 @@
             <w:r/>
             <w:r>
               <w:rPr>
-                <w:rFonts w:ascii="Arial" w:hAnsi="Arial"/>
+                <w:rFonts w:ascii="Verdana" w:hAnsi="Verdana"/>
                 <w:b w:val="0"/>
                 <w:sz w:val="16"/>
               </w:rPr>
@@ -1967,7 +1987,7 @@
             <w:r/>
             <w:r>
               <w:rPr>
-                <w:rFonts w:ascii="Arial" w:hAnsi="Arial"/>
+                <w:rFonts w:ascii="Verdana" w:hAnsi="Verdana"/>
                 <w:b w:val="0"/>
                 <w:sz w:val="16"/>
               </w:rPr>
@@ -1983,7 +2003,7 @@
             <w:r/>
             <w:r>
               <w:rPr>
-                <w:rFonts w:ascii="Arial" w:hAnsi="Arial"/>
+                <w:rFonts w:ascii="Verdana" w:hAnsi="Verdana"/>
                 <w:b w:val="0"/>
                 <w:sz w:val="16"/>
               </w:rPr>
@@ -1999,7 +2019,7 @@
             <w:r/>
             <w:r>
               <w:rPr>
-                <w:rFonts w:ascii="Arial" w:hAnsi="Arial"/>
+                <w:rFonts w:ascii="Verdana" w:hAnsi="Verdana"/>
                 <w:b w:val="0"/>
                 <w:sz w:val="16"/>
               </w:rPr>
@@ -2008,15 +2028,18 @@
         </w:tc>
       </w:tr>
       <w:tr>
-        <w:tc>
-          <w:tcPr>
-            <w:tcW w:type="dxa" w:w="1514"/>
-          </w:tcPr>
-          <w:p>
-            <w:r/>
-            <w:r>
-              <w:rPr>
-                <w:rFonts w:ascii="Arial" w:hAnsi="Arial"/>
+        <w:trPr>
+          <w:cantSplit/>
+        </w:trPr>
+        <w:tc>
+          <w:tcPr>
+            <w:tcW w:type="dxa" w:w="1514"/>
+          </w:tcPr>
+          <w:p>
+            <w:r/>
+            <w:r>
+              <w:rPr>
+                <w:rFonts w:ascii="Verdana" w:hAnsi="Verdana"/>
                 <w:b w:val="0"/>
                 <w:sz w:val="16"/>
               </w:rPr>
@@ -2032,7 +2055,7 @@
             <w:r/>
             <w:r>
               <w:rPr>
-                <w:rFonts w:ascii="Arial" w:hAnsi="Arial"/>
+                <w:rFonts w:ascii="Verdana" w:hAnsi="Verdana"/>
                 <w:b w:val="0"/>
                 <w:sz w:val="16"/>
               </w:rPr>
@@ -2048,7 +2071,7 @@
             <w:r/>
             <w:r>
               <w:rPr>
-                <w:rFonts w:ascii="Arial" w:hAnsi="Arial"/>
+                <w:rFonts w:ascii="Verdana" w:hAnsi="Verdana"/>
                 <w:b w:val="0"/>
                 <w:sz w:val="16"/>
               </w:rPr>
@@ -2064,7 +2087,7 @@
             <w:r/>
             <w:r>
               <w:rPr>
-                <w:rFonts w:ascii="Arial" w:hAnsi="Arial"/>
+                <w:rFonts w:ascii="Verdana" w:hAnsi="Verdana"/>
                 <w:b w:val="0"/>
                 <w:sz w:val="16"/>
               </w:rPr>
@@ -2080,7 +2103,7 @@
             <w:r/>
             <w:r>
               <w:rPr>
-                <w:rFonts w:ascii="Arial" w:hAnsi="Arial"/>
+                <w:rFonts w:ascii="Verdana" w:hAnsi="Verdana"/>
                 <w:b w:val="0"/>
                 <w:sz w:val="16"/>
               </w:rPr>
@@ -2096,7 +2119,7 @@
             <w:r/>
             <w:r>
               <w:rPr>
-                <w:rFonts w:ascii="Arial" w:hAnsi="Arial"/>
+                <w:rFonts w:ascii="Verdana" w:hAnsi="Verdana"/>
                 <w:b w:val="0"/>
                 <w:sz w:val="16"/>
               </w:rPr>
@@ -2112,7 +2135,7 @@
             <w:r/>
             <w:r>
               <w:rPr>
-                <w:rFonts w:ascii="Arial" w:hAnsi="Arial"/>
+                <w:rFonts w:ascii="Verdana" w:hAnsi="Verdana"/>
                 <w:b w:val="0"/>
                 <w:sz w:val="16"/>
               </w:rPr>
@@ -2128,7 +2151,7 @@
             <w:r/>
             <w:r>
               <w:rPr>
-                <w:rFonts w:ascii="Arial" w:hAnsi="Arial"/>
+                <w:rFonts w:ascii="Verdana" w:hAnsi="Verdana"/>
                 <w:b w:val="0"/>
                 <w:sz w:val="16"/>
               </w:rPr>
@@ -2144,7 +2167,7 @@
             <w:r/>
             <w:r>
               <w:rPr>
-                <w:rFonts w:ascii="Arial" w:hAnsi="Arial"/>
+                <w:rFonts w:ascii="Verdana" w:hAnsi="Verdana"/>
                 <w:b w:val="0"/>
                 <w:sz w:val="16"/>
               </w:rPr>
@@ -2160,7 +2183,7 @@
             <w:r/>
             <w:r>
               <w:rPr>
-                <w:rFonts w:ascii="Arial" w:hAnsi="Arial"/>
+                <w:rFonts w:ascii="Verdana" w:hAnsi="Verdana"/>
                 <w:b w:val="0"/>
                 <w:sz w:val="16"/>
               </w:rPr>
@@ -2169,15 +2192,18 @@
         </w:tc>
       </w:tr>
       <w:tr>
-        <w:tc>
-          <w:tcPr>
-            <w:tcW w:type="dxa" w:w="1514"/>
-          </w:tcPr>
-          <w:p>
-            <w:r/>
-            <w:r>
-              <w:rPr>
-                <w:rFonts w:ascii="Arial" w:hAnsi="Arial"/>
+        <w:trPr>
+          <w:cantSplit/>
+        </w:trPr>
+        <w:tc>
+          <w:tcPr>
+            <w:tcW w:type="dxa" w:w="1514"/>
+          </w:tcPr>
+          <w:p>
+            <w:r/>
+            <w:r>
+              <w:rPr>
+                <w:rFonts w:ascii="Verdana" w:hAnsi="Verdana"/>
                 <w:b w:val="0"/>
                 <w:sz w:val="16"/>
               </w:rPr>
@@ -2193,7 +2219,7 @@
             <w:r/>
             <w:r>
               <w:rPr>
-                <w:rFonts w:ascii="Arial" w:hAnsi="Arial"/>
+                <w:rFonts w:ascii="Verdana" w:hAnsi="Verdana"/>
                 <w:b w:val="0"/>
                 <w:sz w:val="16"/>
               </w:rPr>
@@ -2209,7 +2235,7 @@
             <w:r/>
             <w:r>
               <w:rPr>
-                <w:rFonts w:ascii="Arial" w:hAnsi="Arial"/>
+                <w:rFonts w:ascii="Verdana" w:hAnsi="Verdana"/>
                 <w:b w:val="0"/>
                 <w:sz w:val="16"/>
               </w:rPr>
@@ -2225,7 +2251,7 @@
             <w:r/>
             <w:r>
               <w:rPr>
-                <w:rFonts w:ascii="Arial" w:hAnsi="Arial"/>
+                <w:rFonts w:ascii="Verdana" w:hAnsi="Verdana"/>
                 <w:b w:val="0"/>
                 <w:sz w:val="16"/>
               </w:rPr>
@@ -2241,7 +2267,7 @@
             <w:r/>
             <w:r>
               <w:rPr>
-                <w:rFonts w:ascii="Arial" w:hAnsi="Arial"/>
+                <w:rFonts w:ascii="Verdana" w:hAnsi="Verdana"/>
                 <w:b w:val="0"/>
                 <w:sz w:val="16"/>
               </w:rPr>
@@ -2257,7 +2283,7 @@
             <w:r/>
             <w:r>
               <w:rPr>
-                <w:rFonts w:ascii="Arial" w:hAnsi="Arial"/>
+                <w:rFonts w:ascii="Verdana" w:hAnsi="Verdana"/>
                 <w:b w:val="0"/>
                 <w:sz w:val="16"/>
               </w:rPr>
@@ -2273,7 +2299,7 @@
             <w:r/>
             <w:r>
               <w:rPr>
-                <w:rFonts w:ascii="Arial" w:hAnsi="Arial"/>
+                <w:rFonts w:ascii="Verdana" w:hAnsi="Verdana"/>
                 <w:b w:val="0"/>
                 <w:sz w:val="16"/>
               </w:rPr>
@@ -2289,7 +2315,7 @@
             <w:r/>
             <w:r>
               <w:rPr>
-                <w:rFonts w:ascii="Arial" w:hAnsi="Arial"/>
+                <w:rFonts w:ascii="Verdana" w:hAnsi="Verdana"/>
                 <w:b w:val="0"/>
                 <w:sz w:val="16"/>
               </w:rPr>
@@ -2305,7 +2331,7 @@
             <w:r/>
             <w:r>
               <w:rPr>
-                <w:rFonts w:ascii="Arial" w:hAnsi="Arial"/>
+                <w:rFonts w:ascii="Verdana" w:hAnsi="Verdana"/>
                 <w:b w:val="0"/>
                 <w:sz w:val="16"/>
               </w:rPr>
@@ -2321,7 +2347,7 @@
             <w:r/>
             <w:r>
               <w:rPr>
-                <w:rFonts w:ascii="Arial" w:hAnsi="Arial"/>
+                <w:rFonts w:ascii="Verdana" w:hAnsi="Verdana"/>
                 <w:b w:val="0"/>
                 <w:sz w:val="16"/>
               </w:rPr>
@@ -2330,15 +2356,18 @@
         </w:tc>
       </w:tr>
       <w:tr>
-        <w:tc>
-          <w:tcPr>
-            <w:tcW w:type="dxa" w:w="1514"/>
-          </w:tcPr>
-          <w:p>
-            <w:r/>
-            <w:r>
-              <w:rPr>
-                <w:rFonts w:ascii="Arial" w:hAnsi="Arial"/>
+        <w:trPr>
+          <w:cantSplit/>
+        </w:trPr>
+        <w:tc>
+          <w:tcPr>
+            <w:tcW w:type="dxa" w:w="1514"/>
+          </w:tcPr>
+          <w:p>
+            <w:r/>
+            <w:r>
+              <w:rPr>
+                <w:rFonts w:ascii="Verdana" w:hAnsi="Verdana"/>
                 <w:b w:val="0"/>
                 <w:sz w:val="16"/>
               </w:rPr>
@@ -2354,7 +2383,7 @@
             <w:r/>
             <w:r>
               <w:rPr>
-                <w:rFonts w:ascii="Arial" w:hAnsi="Arial"/>
+                <w:rFonts w:ascii="Verdana" w:hAnsi="Verdana"/>
                 <w:b w:val="0"/>
                 <w:sz w:val="16"/>
               </w:rPr>
@@ -2370,7 +2399,7 @@
             <w:r/>
             <w:r>
               <w:rPr>
-                <w:rFonts w:ascii="Arial" w:hAnsi="Arial"/>
+                <w:rFonts w:ascii="Verdana" w:hAnsi="Verdana"/>
                 <w:b w:val="0"/>
                 <w:sz w:val="16"/>
               </w:rPr>
@@ -2386,7 +2415,7 @@
             <w:r/>
             <w:r>
               <w:rPr>
-                <w:rFonts w:ascii="Arial" w:hAnsi="Arial"/>
+                <w:rFonts w:ascii="Verdana" w:hAnsi="Verdana"/>
                 <w:b w:val="0"/>
                 <w:sz w:val="16"/>
               </w:rPr>
@@ -2402,7 +2431,7 @@
             <w:r/>
             <w:r>
               <w:rPr>
-                <w:rFonts w:ascii="Arial" w:hAnsi="Arial"/>
+                <w:rFonts w:ascii="Verdana" w:hAnsi="Verdana"/>
                 <w:b w:val="0"/>
                 <w:sz w:val="16"/>
               </w:rPr>
@@ -2418,7 +2447,7 @@
             <w:r/>
             <w:r>
               <w:rPr>
-                <w:rFonts w:ascii="Arial" w:hAnsi="Arial"/>
+                <w:rFonts w:ascii="Verdana" w:hAnsi="Verdana"/>
                 <w:b w:val="0"/>
                 <w:sz w:val="16"/>
               </w:rPr>
@@ -2434,7 +2463,7 @@
             <w:r/>
             <w:r>
               <w:rPr>
-                <w:rFonts w:ascii="Arial" w:hAnsi="Arial"/>
+                <w:rFonts w:ascii="Verdana" w:hAnsi="Verdana"/>
                 <w:b w:val="0"/>
                 <w:sz w:val="16"/>
               </w:rPr>
@@ -2450,7 +2479,7 @@
             <w:r/>
             <w:r>
               <w:rPr>
-                <w:rFonts w:ascii="Arial" w:hAnsi="Arial"/>
+                <w:rFonts w:ascii="Verdana" w:hAnsi="Verdana"/>
                 <w:b w:val="0"/>
                 <w:sz w:val="16"/>
               </w:rPr>
@@ -2466,7 +2495,7 @@
             <w:r/>
             <w:r>
               <w:rPr>
-                <w:rFonts w:ascii="Arial" w:hAnsi="Arial"/>
+                <w:rFonts w:ascii="Verdana" w:hAnsi="Verdana"/>
                 <w:b w:val="0"/>
                 <w:sz w:val="16"/>
               </w:rPr>
@@ -2482,7 +2511,7 @@
             <w:r/>
             <w:r>
               <w:rPr>
-                <w:rFonts w:ascii="Arial" w:hAnsi="Arial"/>
+                <w:rFonts w:ascii="Verdana" w:hAnsi="Verdana"/>
                 <w:b w:val="0"/>
                 <w:sz w:val="16"/>
               </w:rPr>
@@ -2491,15 +2520,18 @@
         </w:tc>
       </w:tr>
       <w:tr>
-        <w:tc>
-          <w:tcPr>
-            <w:tcW w:type="dxa" w:w="1514"/>
-          </w:tcPr>
-          <w:p>
-            <w:r/>
-            <w:r>
-              <w:rPr>
-                <w:rFonts w:ascii="Arial" w:hAnsi="Arial"/>
+        <w:trPr>
+          <w:cantSplit/>
+        </w:trPr>
+        <w:tc>
+          <w:tcPr>
+            <w:tcW w:type="dxa" w:w="1514"/>
+          </w:tcPr>
+          <w:p>
+            <w:r/>
+            <w:r>
+              <w:rPr>
+                <w:rFonts w:ascii="Verdana" w:hAnsi="Verdana"/>
                 <w:b w:val="0"/>
                 <w:sz w:val="16"/>
               </w:rPr>
@@ -2515,7 +2547,7 @@
             <w:r/>
             <w:r>
               <w:rPr>
-                <w:rFonts w:ascii="Arial" w:hAnsi="Arial"/>
+                <w:rFonts w:ascii="Verdana" w:hAnsi="Verdana"/>
                 <w:b w:val="0"/>
                 <w:sz w:val="16"/>
               </w:rPr>
@@ -2531,7 +2563,7 @@
             <w:r/>
             <w:r>
               <w:rPr>
-                <w:rFonts w:ascii="Arial" w:hAnsi="Arial"/>
+                <w:rFonts w:ascii="Verdana" w:hAnsi="Verdana"/>
                 <w:b w:val="0"/>
                 <w:sz w:val="16"/>
               </w:rPr>
@@ -2547,7 +2579,7 @@
             <w:r/>
             <w:r>
               <w:rPr>
-                <w:rFonts w:ascii="Arial" w:hAnsi="Arial"/>
+                <w:rFonts w:ascii="Verdana" w:hAnsi="Verdana"/>
                 <w:b w:val="0"/>
                 <w:sz w:val="16"/>
               </w:rPr>
@@ -2563,7 +2595,7 @@
             <w:r/>
             <w:r>
               <w:rPr>
-                <w:rFonts w:ascii="Arial" w:hAnsi="Arial"/>
+                <w:rFonts w:ascii="Verdana" w:hAnsi="Verdana"/>
                 <w:b w:val="0"/>
                 <w:sz w:val="16"/>
               </w:rPr>
@@ -2579,7 +2611,7 @@
             <w:r/>
             <w:r>
               <w:rPr>
-                <w:rFonts w:ascii="Arial" w:hAnsi="Arial"/>
+                <w:rFonts w:ascii="Verdana" w:hAnsi="Verdana"/>
                 <w:b w:val="0"/>
                 <w:sz w:val="16"/>
               </w:rPr>
@@ -2595,7 +2627,7 @@
             <w:r/>
             <w:r>
               <w:rPr>
-                <w:rFonts w:ascii="Arial" w:hAnsi="Arial"/>
+                <w:rFonts w:ascii="Verdana" w:hAnsi="Verdana"/>
                 <w:b w:val="0"/>
                 <w:sz w:val="16"/>
               </w:rPr>
@@ -2611,7 +2643,7 @@
             <w:r/>
             <w:r>
               <w:rPr>
-                <w:rFonts w:ascii="Arial" w:hAnsi="Arial"/>
+                <w:rFonts w:ascii="Verdana" w:hAnsi="Verdana"/>
                 <w:b w:val="0"/>
                 <w:sz w:val="16"/>
               </w:rPr>
@@ -2627,7 +2659,7 @@
             <w:r/>
             <w:r>
               <w:rPr>
-                <w:rFonts w:ascii="Arial" w:hAnsi="Arial"/>
+                <w:rFonts w:ascii="Verdana" w:hAnsi="Verdana"/>
                 <w:b w:val="0"/>
                 <w:sz w:val="16"/>
               </w:rPr>
@@ -2643,7 +2675,7 @@
             <w:r/>
             <w:r>
               <w:rPr>
-                <w:rFonts w:ascii="Arial" w:hAnsi="Arial"/>
+                <w:rFonts w:ascii="Verdana" w:hAnsi="Verdana"/>
                 <w:b w:val="0"/>
                 <w:sz w:val="16"/>
               </w:rPr>
@@ -2652,15 +2684,18 @@
         </w:tc>
       </w:tr>
       <w:tr>
-        <w:tc>
-          <w:tcPr>
-            <w:tcW w:type="dxa" w:w="1514"/>
-          </w:tcPr>
-          <w:p>
-            <w:r/>
-            <w:r>
-              <w:rPr>
-                <w:rFonts w:ascii="Arial" w:hAnsi="Arial"/>
+        <w:trPr>
+          <w:cantSplit/>
+        </w:trPr>
+        <w:tc>
+          <w:tcPr>
+            <w:tcW w:type="dxa" w:w="1514"/>
+          </w:tcPr>
+          <w:p>
+            <w:r/>
+            <w:r>
+              <w:rPr>
+                <w:rFonts w:ascii="Verdana" w:hAnsi="Verdana"/>
                 <w:b w:val="0"/>
                 <w:sz w:val="16"/>
               </w:rPr>
@@ -2676,7 +2711,7 @@
             <w:r/>
             <w:r>
               <w:rPr>
-                <w:rFonts w:ascii="Arial" w:hAnsi="Arial"/>
+                <w:rFonts w:ascii="Verdana" w:hAnsi="Verdana"/>
                 <w:b w:val="0"/>
                 <w:sz w:val="16"/>
               </w:rPr>
@@ -2692,7 +2727,7 @@
             <w:r/>
             <w:r>
               <w:rPr>
-                <w:rFonts w:ascii="Arial" w:hAnsi="Arial"/>
+                <w:rFonts w:ascii="Verdana" w:hAnsi="Verdana"/>
                 <w:b w:val="0"/>
                 <w:sz w:val="16"/>
               </w:rPr>
@@ -2708,7 +2743,7 @@
             <w:r/>
             <w:r>
               <w:rPr>
-                <w:rFonts w:ascii="Arial" w:hAnsi="Arial"/>
+                <w:rFonts w:ascii="Verdana" w:hAnsi="Verdana"/>
                 <w:b w:val="0"/>
                 <w:sz w:val="16"/>
               </w:rPr>
@@ -2724,7 +2759,7 @@
             <w:r/>
             <w:r>
               <w:rPr>
-                <w:rFonts w:ascii="Arial" w:hAnsi="Arial"/>
+                <w:rFonts w:ascii="Verdana" w:hAnsi="Verdana"/>
                 <w:b w:val="0"/>
                 <w:sz w:val="16"/>
               </w:rPr>
@@ -2740,7 +2775,7 @@
             <w:r/>
             <w:r>
               <w:rPr>
-                <w:rFonts w:ascii="Arial" w:hAnsi="Arial"/>
+                <w:rFonts w:ascii="Verdana" w:hAnsi="Verdana"/>
                 <w:b w:val="0"/>
                 <w:sz w:val="16"/>
               </w:rPr>
@@ -2756,7 +2791,7 @@
             <w:r/>
             <w:r>
               <w:rPr>
-                <w:rFonts w:ascii="Arial" w:hAnsi="Arial"/>
+                <w:rFonts w:ascii="Verdana" w:hAnsi="Verdana"/>
                 <w:b w:val="0"/>
                 <w:sz w:val="16"/>
               </w:rPr>
@@ -2772,7 +2807,7 @@
             <w:r/>
             <w:r>
               <w:rPr>
-                <w:rFonts w:ascii="Arial" w:hAnsi="Arial"/>
+                <w:rFonts w:ascii="Verdana" w:hAnsi="Verdana"/>
                 <w:b w:val="0"/>
                 <w:sz w:val="16"/>
               </w:rPr>
@@ -2788,7 +2823,7 @@
             <w:r/>
             <w:r>
               <w:rPr>
-                <w:rFonts w:ascii="Arial" w:hAnsi="Arial"/>
+                <w:rFonts w:ascii="Verdana" w:hAnsi="Verdana"/>
                 <w:b w:val="0"/>
                 <w:sz w:val="16"/>
               </w:rPr>
@@ -2804,7 +2839,7 @@
             <w:r/>
             <w:r>
               <w:rPr>
-                <w:rFonts w:ascii="Arial" w:hAnsi="Arial"/>
+                <w:rFonts w:ascii="Verdana" w:hAnsi="Verdana"/>
                 <w:b w:val="0"/>
                 <w:sz w:val="16"/>
               </w:rPr>
@@ -2813,15 +2848,18 @@
         </w:tc>
       </w:tr>
       <w:tr>
-        <w:tc>
-          <w:tcPr>
-            <w:tcW w:type="dxa" w:w="1514"/>
-          </w:tcPr>
-          <w:p>
-            <w:r/>
-            <w:r>
-              <w:rPr>
-                <w:rFonts w:ascii="Arial" w:hAnsi="Arial"/>
+        <w:trPr>
+          <w:cantSplit/>
+        </w:trPr>
+        <w:tc>
+          <w:tcPr>
+            <w:tcW w:type="dxa" w:w="1514"/>
+          </w:tcPr>
+          <w:p>
+            <w:r/>
+            <w:r>
+              <w:rPr>
+                <w:rFonts w:ascii="Verdana" w:hAnsi="Verdana"/>
                 <w:b w:val="0"/>
                 <w:sz w:val="16"/>
               </w:rPr>
@@ -2837,7 +2875,7 @@
             <w:r/>
             <w:r>
               <w:rPr>
-                <w:rFonts w:ascii="Arial" w:hAnsi="Arial"/>
+                <w:rFonts w:ascii="Verdana" w:hAnsi="Verdana"/>
                 <w:b w:val="0"/>
                 <w:sz w:val="16"/>
               </w:rPr>
@@ -2853,7 +2891,7 @@
             <w:r/>
             <w:r>
               <w:rPr>
-                <w:rFonts w:ascii="Arial" w:hAnsi="Arial"/>
+                <w:rFonts w:ascii="Verdana" w:hAnsi="Verdana"/>
                 <w:b w:val="0"/>
                 <w:sz w:val="16"/>
               </w:rPr>
@@ -2869,7 +2907,7 @@
             <w:r/>
             <w:r>
               <w:rPr>
-                <w:rFonts w:ascii="Arial" w:hAnsi="Arial"/>
+                <w:rFonts w:ascii="Verdana" w:hAnsi="Verdana"/>
                 <w:b w:val="0"/>
                 <w:sz w:val="16"/>
               </w:rPr>
@@ -2885,7 +2923,7 @@
             <w:r/>
             <w:r>
               <w:rPr>
-                <w:rFonts w:ascii="Arial" w:hAnsi="Arial"/>
+                <w:rFonts w:ascii="Verdana" w:hAnsi="Verdana"/>
                 <w:b w:val="0"/>
                 <w:sz w:val="16"/>
               </w:rPr>
@@ -2901,7 +2939,7 @@
             <w:r/>
             <w:r>
               <w:rPr>
-                <w:rFonts w:ascii="Arial" w:hAnsi="Arial"/>
+                <w:rFonts w:ascii="Verdana" w:hAnsi="Verdana"/>
                 <w:b w:val="0"/>
                 <w:sz w:val="16"/>
               </w:rPr>
@@ -2917,7 +2955,7 @@
             <w:r/>
             <w:r>
               <w:rPr>
-                <w:rFonts w:ascii="Arial" w:hAnsi="Arial"/>
+                <w:rFonts w:ascii="Verdana" w:hAnsi="Verdana"/>
                 <w:b w:val="0"/>
                 <w:sz w:val="16"/>
               </w:rPr>
@@ -2933,7 +2971,7 @@
             <w:r/>
             <w:r>
               <w:rPr>
-                <w:rFonts w:ascii="Arial" w:hAnsi="Arial"/>
+                <w:rFonts w:ascii="Verdana" w:hAnsi="Verdana"/>
                 <w:b w:val="0"/>
                 <w:sz w:val="16"/>
               </w:rPr>
@@ -2949,7 +2987,7 @@
             <w:r/>
             <w:r>
               <w:rPr>
-                <w:rFonts w:ascii="Arial" w:hAnsi="Arial"/>
+                <w:rFonts w:ascii="Verdana" w:hAnsi="Verdana"/>
                 <w:b w:val="0"/>
                 <w:sz w:val="16"/>
               </w:rPr>
@@ -2965,7 +3003,7 @@
             <w:r/>
             <w:r>
               <w:rPr>
-                <w:rFonts w:ascii="Arial" w:hAnsi="Arial"/>
+                <w:rFonts w:ascii="Verdana" w:hAnsi="Verdana"/>
                 <w:b w:val="0"/>
                 <w:sz w:val="16"/>
               </w:rPr>
@@ -2974,15 +3012,18 @@
         </w:tc>
       </w:tr>
       <w:tr>
-        <w:tc>
-          <w:tcPr>
-            <w:tcW w:type="dxa" w:w="1514"/>
-          </w:tcPr>
-          <w:p>
-            <w:r/>
-            <w:r>
-              <w:rPr>
-                <w:rFonts w:ascii="Arial" w:hAnsi="Arial"/>
+        <w:trPr>
+          <w:cantSplit/>
+        </w:trPr>
+        <w:tc>
+          <w:tcPr>
+            <w:tcW w:type="dxa" w:w="1514"/>
+          </w:tcPr>
+          <w:p>
+            <w:r/>
+            <w:r>
+              <w:rPr>
+                <w:rFonts w:ascii="Verdana" w:hAnsi="Verdana"/>
                 <w:b w:val="0"/>
                 <w:sz w:val="16"/>
               </w:rPr>
@@ -2998,7 +3039,7 @@
             <w:r/>
             <w:r>
               <w:rPr>
-                <w:rFonts w:ascii="Arial" w:hAnsi="Arial"/>
+                <w:rFonts w:ascii="Verdana" w:hAnsi="Verdana"/>
                 <w:b w:val="0"/>
                 <w:sz w:val="16"/>
               </w:rPr>
@@ -3014,7 +3055,7 @@
             <w:r/>
             <w:r>
               <w:rPr>
-                <w:rFonts w:ascii="Arial" w:hAnsi="Arial"/>
+                <w:rFonts w:ascii="Verdana" w:hAnsi="Verdana"/>
                 <w:b w:val="0"/>
                 <w:sz w:val="16"/>
               </w:rPr>
@@ -3030,7 +3071,7 @@
             <w:r/>
             <w:r>
               <w:rPr>
-                <w:rFonts w:ascii="Arial" w:hAnsi="Arial"/>
+                <w:rFonts w:ascii="Verdana" w:hAnsi="Verdana"/>
                 <w:b w:val="0"/>
                 <w:sz w:val="16"/>
               </w:rPr>
@@ -3046,7 +3087,7 @@
             <w:r/>
             <w:r>
               <w:rPr>
-                <w:rFonts w:ascii="Arial" w:hAnsi="Arial"/>
+                <w:rFonts w:ascii="Verdana" w:hAnsi="Verdana"/>
                 <w:b w:val="0"/>
                 <w:sz w:val="16"/>
               </w:rPr>
@@ -3062,7 +3103,7 @@
             <w:r/>
             <w:r>
               <w:rPr>
-                <w:rFonts w:ascii="Arial" w:hAnsi="Arial"/>
+                <w:rFonts w:ascii="Verdana" w:hAnsi="Verdana"/>
                 <w:b w:val="0"/>
                 <w:sz w:val="16"/>
               </w:rPr>
@@ -3078,7 +3119,7 @@
             <w:r/>
             <w:r>
               <w:rPr>
-                <w:rFonts w:ascii="Arial" w:hAnsi="Arial"/>
+                <w:rFonts w:ascii="Verdana" w:hAnsi="Verdana"/>
                 <w:b w:val="0"/>
                 <w:sz w:val="16"/>
               </w:rPr>
@@ -3094,7 +3135,7 @@
             <w:r/>
             <w:r>
               <w:rPr>
-                <w:rFonts w:ascii="Arial" w:hAnsi="Arial"/>
+                <w:rFonts w:ascii="Verdana" w:hAnsi="Verdana"/>
                 <w:b w:val="0"/>
                 <w:sz w:val="16"/>
               </w:rPr>
@@ -3110,7 +3151,7 @@
             <w:r/>
             <w:r>
               <w:rPr>
-                <w:rFonts w:ascii="Arial" w:hAnsi="Arial"/>
+                <w:rFonts w:ascii="Verdana" w:hAnsi="Verdana"/>
                 <w:b w:val="0"/>
                 <w:sz w:val="16"/>
               </w:rPr>
@@ -3126,7 +3167,7 @@
             <w:r/>
             <w:r>
               <w:rPr>
-                <w:rFonts w:ascii="Arial" w:hAnsi="Arial"/>
+                <w:rFonts w:ascii="Verdana" w:hAnsi="Verdana"/>
                 <w:b w:val="0"/>
                 <w:sz w:val="16"/>
               </w:rPr>
@@ -3135,15 +3176,18 @@
         </w:tc>
       </w:tr>
       <w:tr>
-        <w:tc>
-          <w:tcPr>
-            <w:tcW w:type="dxa" w:w="1514"/>
-          </w:tcPr>
-          <w:p>
-            <w:r/>
-            <w:r>
-              <w:rPr>
-                <w:rFonts w:ascii="Arial" w:hAnsi="Arial"/>
+        <w:trPr>
+          <w:cantSplit/>
+        </w:trPr>
+        <w:tc>
+          <w:tcPr>
+            <w:tcW w:type="dxa" w:w="1514"/>
+          </w:tcPr>
+          <w:p>
+            <w:r/>
+            <w:r>
+              <w:rPr>
+                <w:rFonts w:ascii="Verdana" w:hAnsi="Verdana"/>
                 <w:b w:val="0"/>
                 <w:sz w:val="16"/>
               </w:rPr>
@@ -3159,7 +3203,7 @@
             <w:r/>
             <w:r>
               <w:rPr>
-                <w:rFonts w:ascii="Arial" w:hAnsi="Arial"/>
+                <w:rFonts w:ascii="Verdana" w:hAnsi="Verdana"/>
                 <w:b w:val="0"/>
                 <w:sz w:val="16"/>
               </w:rPr>
@@ -3175,7 +3219,7 @@
             <w:r/>
             <w:r>
               <w:rPr>
-                <w:rFonts w:ascii="Arial" w:hAnsi="Arial"/>
+                <w:rFonts w:ascii="Verdana" w:hAnsi="Verdana"/>
                 <w:b w:val="0"/>
                 <w:sz w:val="16"/>
               </w:rPr>
@@ -3191,7 +3235,7 @@
             <w:r/>
             <w:r>
               <w:rPr>
-                <w:rFonts w:ascii="Arial" w:hAnsi="Arial"/>
+                <w:rFonts w:ascii="Verdana" w:hAnsi="Verdana"/>
                 <w:b w:val="0"/>
                 <w:sz w:val="16"/>
               </w:rPr>
@@ -3207,7 +3251,7 @@
             <w:r/>
             <w:r>
               <w:rPr>
-                <w:rFonts w:ascii="Arial" w:hAnsi="Arial"/>
+                <w:rFonts w:ascii="Verdana" w:hAnsi="Verdana"/>
                 <w:b w:val="0"/>
                 <w:sz w:val="16"/>
               </w:rPr>
@@ -3223,7 +3267,7 @@
             <w:r/>
             <w:r>
               <w:rPr>
-                <w:rFonts w:ascii="Arial" w:hAnsi="Arial"/>
+                <w:rFonts w:ascii="Verdana" w:hAnsi="Verdana"/>
                 <w:b w:val="0"/>
                 <w:sz w:val="16"/>
               </w:rPr>
@@ -3239,7 +3283,7 @@
             <w:r/>
             <w:r>
               <w:rPr>
-                <w:rFonts w:ascii="Arial" w:hAnsi="Arial"/>
+                <w:rFonts w:ascii="Verdana" w:hAnsi="Verdana"/>
                 <w:b w:val="0"/>
                 <w:sz w:val="16"/>
               </w:rPr>
@@ -3255,7 +3299,7 @@
             <w:r/>
             <w:r>
               <w:rPr>
-                <w:rFonts w:ascii="Arial" w:hAnsi="Arial"/>
+                <w:rFonts w:ascii="Verdana" w:hAnsi="Verdana"/>
                 <w:b w:val="0"/>
                 <w:sz w:val="16"/>
               </w:rPr>
@@ -3271,7 +3315,7 @@
             <w:r/>
             <w:r>
               <w:rPr>
-                <w:rFonts w:ascii="Arial" w:hAnsi="Arial"/>
+                <w:rFonts w:ascii="Verdana" w:hAnsi="Verdana"/>
                 <w:b w:val="0"/>
                 <w:sz w:val="16"/>
               </w:rPr>
@@ -3287,7 +3331,7 @@
             <w:r/>
             <w:r>
               <w:rPr>
-                <w:rFonts w:ascii="Arial" w:hAnsi="Arial"/>
+                <w:rFonts w:ascii="Verdana" w:hAnsi="Verdana"/>
                 <w:b w:val="0"/>
                 <w:sz w:val="16"/>
               </w:rPr>
@@ -3296,15 +3340,18 @@
         </w:tc>
       </w:tr>
       <w:tr>
-        <w:tc>
-          <w:tcPr>
-            <w:tcW w:type="dxa" w:w="1514"/>
-          </w:tcPr>
-          <w:p>
-            <w:r/>
-            <w:r>
-              <w:rPr>
-                <w:rFonts w:ascii="Arial" w:hAnsi="Arial"/>
+        <w:trPr>
+          <w:cantSplit/>
+        </w:trPr>
+        <w:tc>
+          <w:tcPr>
+            <w:tcW w:type="dxa" w:w="1514"/>
+          </w:tcPr>
+          <w:p>
+            <w:r/>
+            <w:r>
+              <w:rPr>
+                <w:rFonts w:ascii="Verdana" w:hAnsi="Verdana"/>
                 <w:b w:val="0"/>
                 <w:sz w:val="16"/>
               </w:rPr>
@@ -3320,7 +3367,7 @@
             <w:r/>
             <w:r>
               <w:rPr>
-                <w:rFonts w:ascii="Arial" w:hAnsi="Arial"/>
+                <w:rFonts w:ascii="Verdana" w:hAnsi="Verdana"/>
                 <w:b w:val="0"/>
                 <w:sz w:val="16"/>
               </w:rPr>
@@ -3336,7 +3383,7 @@
             <w:r/>
             <w:r>
               <w:rPr>
-                <w:rFonts w:ascii="Arial" w:hAnsi="Arial"/>
+                <w:rFonts w:ascii="Verdana" w:hAnsi="Verdana"/>
                 <w:b w:val="0"/>
                 <w:sz w:val="16"/>
               </w:rPr>
@@ -3352,7 +3399,7 @@
             <w:r/>
             <w:r>
               <w:rPr>
-                <w:rFonts w:ascii="Arial" w:hAnsi="Arial"/>
+                <w:rFonts w:ascii="Verdana" w:hAnsi="Verdana"/>
                 <w:b w:val="0"/>
                 <w:sz w:val="16"/>
               </w:rPr>
@@ -3368,7 +3415,7 @@
             <w:r/>
             <w:r>
               <w:rPr>
-                <w:rFonts w:ascii="Arial" w:hAnsi="Arial"/>
+                <w:rFonts w:ascii="Verdana" w:hAnsi="Verdana"/>
                 <w:b w:val="0"/>
                 <w:sz w:val="16"/>
               </w:rPr>
@@ -3384,7 +3431,7 @@
             <w:r/>
             <w:r>
               <w:rPr>
-                <w:rFonts w:ascii="Arial" w:hAnsi="Arial"/>
+                <w:rFonts w:ascii="Verdana" w:hAnsi="Verdana"/>
                 <w:b w:val="0"/>
                 <w:sz w:val="16"/>
               </w:rPr>
@@ -3400,7 +3447,7 @@
             <w:r/>
             <w:r>
               <w:rPr>
-                <w:rFonts w:ascii="Arial" w:hAnsi="Arial"/>
+                <w:rFonts w:ascii="Verdana" w:hAnsi="Verdana"/>
                 <w:b w:val="0"/>
                 <w:sz w:val="16"/>
               </w:rPr>
@@ -3416,7 +3463,7 @@
             <w:r/>
             <w:r>
               <w:rPr>
-                <w:rFonts w:ascii="Arial" w:hAnsi="Arial"/>
+                <w:rFonts w:ascii="Verdana" w:hAnsi="Verdana"/>
                 <w:b w:val="0"/>
                 <w:sz w:val="16"/>
               </w:rPr>
@@ -3432,7 +3479,7 @@
             <w:r/>
             <w:r>
               <w:rPr>
-                <w:rFonts w:ascii="Arial" w:hAnsi="Arial"/>
+                <w:rFonts w:ascii="Verdana" w:hAnsi="Verdana"/>
                 <w:b w:val="0"/>
                 <w:sz w:val="16"/>
               </w:rPr>
@@ -3448,7 +3495,7 @@
             <w:r/>
             <w:r>
               <w:rPr>
-                <w:rFonts w:ascii="Arial" w:hAnsi="Arial"/>
+                <w:rFonts w:ascii="Verdana" w:hAnsi="Verdana"/>
                 <w:b w:val="0"/>
                 <w:sz w:val="16"/>
               </w:rPr>
@@ -3457,15 +3504,18 @@
         </w:tc>
       </w:tr>
       <w:tr>
-        <w:tc>
-          <w:tcPr>
-            <w:tcW w:type="dxa" w:w="1514"/>
-          </w:tcPr>
-          <w:p>
-            <w:r/>
-            <w:r>
-              <w:rPr>
-                <w:rFonts w:ascii="Arial" w:hAnsi="Arial"/>
+        <w:trPr>
+          <w:cantSplit/>
+        </w:trPr>
+        <w:tc>
+          <w:tcPr>
+            <w:tcW w:type="dxa" w:w="1514"/>
+          </w:tcPr>
+          <w:p>
+            <w:r/>
+            <w:r>
+              <w:rPr>
+                <w:rFonts w:ascii="Verdana" w:hAnsi="Verdana"/>
                 <w:b w:val="0"/>
                 <w:sz w:val="16"/>
               </w:rPr>
@@ -3481,7 +3531,7 @@
             <w:r/>
             <w:r>
               <w:rPr>
-                <w:rFonts w:ascii="Arial" w:hAnsi="Arial"/>
+                <w:rFonts w:ascii="Verdana" w:hAnsi="Verdana"/>
                 <w:b w:val="0"/>
                 <w:sz w:val="16"/>
               </w:rPr>
@@ -3497,7 +3547,7 @@
             <w:r/>
             <w:r>
               <w:rPr>
-                <w:rFonts w:ascii="Arial" w:hAnsi="Arial"/>
+                <w:rFonts w:ascii="Verdana" w:hAnsi="Verdana"/>
                 <w:b w:val="0"/>
                 <w:sz w:val="16"/>
               </w:rPr>
@@ -3513,7 +3563,7 @@
             <w:r/>
             <w:r>
               <w:rPr>
-                <w:rFonts w:ascii="Arial" w:hAnsi="Arial"/>
+                <w:rFonts w:ascii="Verdana" w:hAnsi="Verdana"/>
                 <w:b w:val="0"/>
                 <w:sz w:val="16"/>
               </w:rPr>
@@ -3529,7 +3579,7 @@
             <w:r/>
             <w:r>
               <w:rPr>
-                <w:rFonts w:ascii="Arial" w:hAnsi="Arial"/>
+                <w:rFonts w:ascii="Verdana" w:hAnsi="Verdana"/>
                 <w:b w:val="0"/>
                 <w:sz w:val="16"/>
               </w:rPr>
@@ -3545,7 +3595,7 @@
             <w:r/>
             <w:r>
               <w:rPr>
-                <w:rFonts w:ascii="Arial" w:hAnsi="Arial"/>
+                <w:rFonts w:ascii="Verdana" w:hAnsi="Verdana"/>
                 <w:b w:val="0"/>
                 <w:sz w:val="16"/>
               </w:rPr>
@@ -3561,7 +3611,7 @@
             <w:r/>
             <w:r>
               <w:rPr>
-                <w:rFonts w:ascii="Arial" w:hAnsi="Arial"/>
+                <w:rFonts w:ascii="Verdana" w:hAnsi="Verdana"/>
                 <w:b w:val="0"/>
                 <w:sz w:val="16"/>
               </w:rPr>
@@ -3577,7 +3627,7 @@
             <w:r/>
             <w:r>
               <w:rPr>
-                <w:rFonts w:ascii="Arial" w:hAnsi="Arial"/>
+                <w:rFonts w:ascii="Verdana" w:hAnsi="Verdana"/>
                 <w:b w:val="0"/>
                 <w:sz w:val="16"/>
               </w:rPr>
@@ -3593,7 +3643,7 @@
             <w:r/>
             <w:r>
               <w:rPr>
-                <w:rFonts w:ascii="Arial" w:hAnsi="Arial"/>
+                <w:rFonts w:ascii="Verdana" w:hAnsi="Verdana"/>
                 <w:b w:val="0"/>
                 <w:sz w:val="16"/>
               </w:rPr>
@@ -3609,7 +3659,7 @@
             <w:r/>
             <w:r>
               <w:rPr>
-                <w:rFonts w:ascii="Arial" w:hAnsi="Arial"/>
+                <w:rFonts w:ascii="Verdana" w:hAnsi="Verdana"/>
                 <w:b w:val="0"/>
                 <w:sz w:val="16"/>
               </w:rPr>
@@ -3618,15 +3668,18 @@
         </w:tc>
       </w:tr>
       <w:tr>
-        <w:tc>
-          <w:tcPr>
-            <w:tcW w:type="dxa" w:w="1514"/>
-          </w:tcPr>
-          <w:p>
-            <w:r/>
-            <w:r>
-              <w:rPr>
-                <w:rFonts w:ascii="Arial" w:hAnsi="Arial"/>
+        <w:trPr>
+          <w:cantSplit/>
+        </w:trPr>
+        <w:tc>
+          <w:tcPr>
+            <w:tcW w:type="dxa" w:w="1514"/>
+          </w:tcPr>
+          <w:p>
+            <w:r/>
+            <w:r>
+              <w:rPr>
+                <w:rFonts w:ascii="Verdana" w:hAnsi="Verdana"/>
                 <w:b w:val="0"/>
                 <w:sz w:val="16"/>
               </w:rPr>
@@ -3642,7 +3695,7 @@
             <w:r/>
             <w:r>
               <w:rPr>
-                <w:rFonts w:ascii="Arial" w:hAnsi="Arial"/>
+                <w:rFonts w:ascii="Verdana" w:hAnsi="Verdana"/>
                 <w:b w:val="0"/>
                 <w:sz w:val="16"/>
               </w:rPr>
@@ -3658,7 +3711,7 @@
             <w:r/>
             <w:r>
               <w:rPr>
-                <w:rFonts w:ascii="Arial" w:hAnsi="Arial"/>
+                <w:rFonts w:ascii="Verdana" w:hAnsi="Verdana"/>
                 <w:b w:val="0"/>
                 <w:sz w:val="16"/>
               </w:rPr>
@@ -3674,7 +3727,7 @@
             <w:r/>
             <w:r>
               <w:rPr>
-                <w:rFonts w:ascii="Arial" w:hAnsi="Arial"/>
+                <w:rFonts w:ascii="Verdana" w:hAnsi="Verdana"/>
                 <w:b w:val="0"/>
                 <w:sz w:val="16"/>
               </w:rPr>
@@ -3690,7 +3743,7 @@
             <w:r/>
             <w:r>
               <w:rPr>
-                <w:rFonts w:ascii="Arial" w:hAnsi="Arial"/>
+                <w:rFonts w:ascii="Verdana" w:hAnsi="Verdana"/>
                 <w:b w:val="0"/>
                 <w:sz w:val="16"/>
               </w:rPr>
@@ -3706,7 +3759,7 @@
             <w:r/>
             <w:r>
               <w:rPr>
-                <w:rFonts w:ascii="Arial" w:hAnsi="Arial"/>
+                <w:rFonts w:ascii="Verdana" w:hAnsi="Verdana"/>
                 <w:b w:val="0"/>
                 <w:sz w:val="16"/>
               </w:rPr>
@@ -3722,7 +3775,7 @@
             <w:r/>
             <w:r>
               <w:rPr>
-                <w:rFonts w:ascii="Arial" w:hAnsi="Arial"/>
+                <w:rFonts w:ascii="Verdana" w:hAnsi="Verdana"/>
                 <w:b w:val="0"/>
                 <w:sz w:val="16"/>
               </w:rPr>
@@ -3738,7 +3791,7 @@
             <w:r/>
             <w:r>
               <w:rPr>
-                <w:rFonts w:ascii="Arial" w:hAnsi="Arial"/>
+                <w:rFonts w:ascii="Verdana" w:hAnsi="Verdana"/>
                 <w:b w:val="0"/>
                 <w:sz w:val="16"/>
               </w:rPr>
@@ -3754,7 +3807,7 @@
             <w:r/>
             <w:r>
               <w:rPr>
-                <w:rFonts w:ascii="Arial" w:hAnsi="Arial"/>
+                <w:rFonts w:ascii="Verdana" w:hAnsi="Verdana"/>
                 <w:b w:val="0"/>
                 <w:sz w:val="16"/>
               </w:rPr>
@@ -3770,7 +3823,7 @@
             <w:r/>
             <w:r>
               <w:rPr>
-                <w:rFonts w:ascii="Arial" w:hAnsi="Arial"/>
+                <w:rFonts w:ascii="Verdana" w:hAnsi="Verdana"/>
                 <w:b w:val="0"/>
                 <w:sz w:val="16"/>
               </w:rPr>
@@ -3779,15 +3832,18 @@
         </w:tc>
       </w:tr>
       <w:tr>
-        <w:tc>
-          <w:tcPr>
-            <w:tcW w:type="dxa" w:w="1514"/>
-          </w:tcPr>
-          <w:p>
-            <w:r/>
-            <w:r>
-              <w:rPr>
-                <w:rFonts w:ascii="Arial" w:hAnsi="Arial"/>
+        <w:trPr>
+          <w:cantSplit/>
+        </w:trPr>
+        <w:tc>
+          <w:tcPr>
+            <w:tcW w:type="dxa" w:w="1514"/>
+          </w:tcPr>
+          <w:p>
+            <w:r/>
+            <w:r>
+              <w:rPr>
+                <w:rFonts w:ascii="Verdana" w:hAnsi="Verdana"/>
                 <w:b w:val="0"/>
                 <w:sz w:val="16"/>
               </w:rPr>
@@ -3803,7 +3859,7 @@
             <w:r/>
             <w:r>
               <w:rPr>
-                <w:rFonts w:ascii="Arial" w:hAnsi="Arial"/>
+                <w:rFonts w:ascii="Verdana" w:hAnsi="Verdana"/>
                 <w:b w:val="0"/>
                 <w:sz w:val="16"/>
               </w:rPr>
@@ -3819,7 +3875,7 @@
             <w:r/>
             <w:r>
               <w:rPr>
-                <w:rFonts w:ascii="Arial" w:hAnsi="Arial"/>
+                <w:rFonts w:ascii="Verdana" w:hAnsi="Verdana"/>
                 <w:b w:val="0"/>
                 <w:sz w:val="16"/>
               </w:rPr>
@@ -3835,7 +3891,7 @@
             <w:r/>
             <w:r>
               <w:rPr>
-                <w:rFonts w:ascii="Arial" w:hAnsi="Arial"/>
+                <w:rFonts w:ascii="Verdana" w:hAnsi="Verdana"/>
                 <w:b w:val="0"/>
                 <w:sz w:val="16"/>
               </w:rPr>
@@ -3851,7 +3907,7 @@
             <w:r/>
             <w:r>
               <w:rPr>
-                <w:rFonts w:ascii="Arial" w:hAnsi="Arial"/>
+                <w:rFonts w:ascii="Verdana" w:hAnsi="Verdana"/>
                 <w:b w:val="0"/>
                 <w:sz w:val="16"/>
               </w:rPr>
@@ -3867,7 +3923,7 @@
             <w:r/>
             <w:r>
               <w:rPr>
-                <w:rFonts w:ascii="Arial" w:hAnsi="Arial"/>
+                <w:rFonts w:ascii="Verdana" w:hAnsi="Verdana"/>
                 <w:b w:val="0"/>
                 <w:sz w:val="16"/>
               </w:rPr>
@@ -3883,7 +3939,7 @@
             <w:r/>
             <w:r>
               <w:rPr>
-                <w:rFonts w:ascii="Arial" w:hAnsi="Arial"/>
+                <w:rFonts w:ascii="Verdana" w:hAnsi="Verdana"/>
                 <w:b w:val="0"/>
                 <w:sz w:val="16"/>
               </w:rPr>
@@ -3899,7 +3955,7 @@
             <w:r/>
             <w:r>
               <w:rPr>
-                <w:rFonts w:ascii="Arial" w:hAnsi="Arial"/>
+                <w:rFonts w:ascii="Verdana" w:hAnsi="Verdana"/>
                 <w:b w:val="0"/>
                 <w:sz w:val="16"/>
               </w:rPr>
@@ -3915,7 +3971,7 @@
             <w:r/>
             <w:r>
               <w:rPr>
-                <w:rFonts w:ascii="Arial" w:hAnsi="Arial"/>
+                <w:rFonts w:ascii="Verdana" w:hAnsi="Verdana"/>
                 <w:b w:val="0"/>
                 <w:sz w:val="16"/>
               </w:rPr>
@@ -3931,7 +3987,7 @@
             <w:r/>
             <w:r>
               <w:rPr>
-                <w:rFonts w:ascii="Arial" w:hAnsi="Arial"/>
+                <w:rFonts w:ascii="Verdana" w:hAnsi="Verdana"/>
                 <w:b w:val="0"/>
                 <w:sz w:val="16"/>
               </w:rPr>
@@ -3941,15 +3997,18 @@
         </w:tc>
       </w:tr>
       <w:tr>
-        <w:tc>
-          <w:tcPr>
-            <w:tcW w:type="dxa" w:w="1514"/>
-          </w:tcPr>
-          <w:p>
-            <w:r/>
-            <w:r>
-              <w:rPr>
-                <w:rFonts w:ascii="Arial" w:hAnsi="Arial"/>
+        <w:trPr>
+          <w:cantSplit/>
+        </w:trPr>
+        <w:tc>
+          <w:tcPr>
+            <w:tcW w:type="dxa" w:w="1514"/>
+          </w:tcPr>
+          <w:p>
+            <w:r/>
+            <w:r>
+              <w:rPr>
+                <w:rFonts w:ascii="Verdana" w:hAnsi="Verdana"/>
                 <w:b w:val="0"/>
                 <w:sz w:val="16"/>
               </w:rPr>
@@ -3965,7 +4024,7 @@
             <w:r/>
             <w:r>
               <w:rPr>
-                <w:rFonts w:ascii="Arial" w:hAnsi="Arial"/>
+                <w:rFonts w:ascii="Verdana" w:hAnsi="Verdana"/>
                 <w:b w:val="0"/>
                 <w:sz w:val="16"/>
               </w:rPr>
@@ -3981,7 +4040,7 @@
             <w:r/>
             <w:r>
               <w:rPr>
-                <w:rFonts w:ascii="Arial" w:hAnsi="Arial"/>
+                <w:rFonts w:ascii="Verdana" w:hAnsi="Verdana"/>
                 <w:b w:val="0"/>
                 <w:sz w:val="16"/>
               </w:rPr>
@@ -3997,7 +4056,7 @@
             <w:r/>
             <w:r>
               <w:rPr>
-                <w:rFonts w:ascii="Arial" w:hAnsi="Arial"/>
+                <w:rFonts w:ascii="Verdana" w:hAnsi="Verdana"/>
                 <w:b w:val="0"/>
                 <w:sz w:val="16"/>
               </w:rPr>
@@ -4013,7 +4072,7 @@
             <w:r/>
             <w:r>
               <w:rPr>
-                <w:rFonts w:ascii="Arial" w:hAnsi="Arial"/>
+                <w:rFonts w:ascii="Verdana" w:hAnsi="Verdana"/>
                 <w:b w:val="0"/>
                 <w:sz w:val="16"/>
               </w:rPr>
@@ -4029,7 +4088,7 @@
             <w:r/>
             <w:r>
               <w:rPr>
-                <w:rFonts w:ascii="Arial" w:hAnsi="Arial"/>
+                <w:rFonts w:ascii="Verdana" w:hAnsi="Verdana"/>
                 <w:b w:val="0"/>
                 <w:sz w:val="16"/>
               </w:rPr>
@@ -4045,7 +4104,7 @@
             <w:r/>
             <w:r>
               <w:rPr>
-                <w:rFonts w:ascii="Arial" w:hAnsi="Arial"/>
+                <w:rFonts w:ascii="Verdana" w:hAnsi="Verdana"/>
                 <w:b w:val="0"/>
                 <w:sz w:val="16"/>
               </w:rPr>
@@ -4061,7 +4120,7 @@
             <w:r/>
             <w:r>
               <w:rPr>
-                <w:rFonts w:ascii="Arial" w:hAnsi="Arial"/>
+                <w:rFonts w:ascii="Verdana" w:hAnsi="Verdana"/>
                 <w:b w:val="0"/>
                 <w:sz w:val="16"/>
               </w:rPr>
@@ -4077,7 +4136,7 @@
             <w:r/>
             <w:r>
               <w:rPr>
-                <w:rFonts w:ascii="Arial" w:hAnsi="Arial"/>
+                <w:rFonts w:ascii="Verdana" w:hAnsi="Verdana"/>
                 <w:b w:val="0"/>
                 <w:sz w:val="16"/>
               </w:rPr>
@@ -4093,7 +4152,7 @@
             <w:r/>
             <w:r>
               <w:rPr>
-                <w:rFonts w:ascii="Arial" w:hAnsi="Arial"/>
+                <w:rFonts w:ascii="Verdana" w:hAnsi="Verdana"/>
                 <w:b w:val="0"/>
                 <w:sz w:val="16"/>
               </w:rPr>
@@ -4102,15 +4161,18 @@
         </w:tc>
       </w:tr>
       <w:tr>
-        <w:tc>
-          <w:tcPr>
-            <w:tcW w:type="dxa" w:w="1514"/>
-          </w:tcPr>
-          <w:p>
-            <w:r/>
-            <w:r>
-              <w:rPr>
-                <w:rFonts w:ascii="Arial" w:hAnsi="Arial"/>
+        <w:trPr>
+          <w:cantSplit/>
+        </w:trPr>
+        <w:tc>
+          <w:tcPr>
+            <w:tcW w:type="dxa" w:w="1514"/>
+          </w:tcPr>
+          <w:p>
+            <w:r/>
+            <w:r>
+              <w:rPr>
+                <w:rFonts w:ascii="Verdana" w:hAnsi="Verdana"/>
                 <w:b w:val="0"/>
                 <w:sz w:val="16"/>
               </w:rPr>
@@ -4126,7 +4188,7 @@
             <w:r/>
             <w:r>
               <w:rPr>
-                <w:rFonts w:ascii="Arial" w:hAnsi="Arial"/>
+                <w:rFonts w:ascii="Verdana" w:hAnsi="Verdana"/>
                 <w:b w:val="0"/>
                 <w:sz w:val="16"/>
               </w:rPr>
@@ -4142,7 +4204,7 @@
             <w:r/>
             <w:r>
               <w:rPr>
-                <w:rFonts w:ascii="Arial" w:hAnsi="Arial"/>
+                <w:rFonts w:ascii="Verdana" w:hAnsi="Verdana"/>
                 <w:b w:val="0"/>
                 <w:sz w:val="16"/>
               </w:rPr>
@@ -4158,7 +4220,7 @@
             <w:r/>
             <w:r>
               <w:rPr>
-                <w:rFonts w:ascii="Arial" w:hAnsi="Arial"/>
+                <w:rFonts w:ascii="Verdana" w:hAnsi="Verdana"/>
                 <w:b w:val="0"/>
                 <w:sz w:val="16"/>
               </w:rPr>
@@ -4174,7 +4236,7 @@
             <w:r/>
             <w:r>
               <w:rPr>
-                <w:rFonts w:ascii="Arial" w:hAnsi="Arial"/>
+                <w:rFonts w:ascii="Verdana" w:hAnsi="Verdana"/>
                 <w:b w:val="0"/>
                 <w:sz w:val="16"/>
               </w:rPr>
@@ -4190,7 +4252,7 @@
             <w:r/>
             <w:r>
               <w:rPr>
-                <w:rFonts w:ascii="Arial" w:hAnsi="Arial"/>
+                <w:rFonts w:ascii="Verdana" w:hAnsi="Verdana"/>
                 <w:b w:val="0"/>
                 <w:sz w:val="16"/>
               </w:rPr>
@@ -4206,7 +4268,7 @@
             <w:r/>
             <w:r>
               <w:rPr>
-                <w:rFonts w:ascii="Arial" w:hAnsi="Arial"/>
+                <w:rFonts w:ascii="Verdana" w:hAnsi="Verdana"/>
                 <w:b w:val="0"/>
                 <w:sz w:val="16"/>
               </w:rPr>
@@ -4222,7 +4284,7 @@
             <w:r/>
             <w:r>
               <w:rPr>
-                <w:rFonts w:ascii="Arial" w:hAnsi="Arial"/>
+                <w:rFonts w:ascii="Verdana" w:hAnsi="Verdana"/>
                 <w:b w:val="0"/>
                 <w:sz w:val="16"/>
               </w:rPr>
@@ -4238,7 +4300,7 @@
             <w:r/>
             <w:r>
               <w:rPr>
-                <w:rFonts w:ascii="Arial" w:hAnsi="Arial"/>
+                <w:rFonts w:ascii="Verdana" w:hAnsi="Verdana"/>
                 <w:b w:val="0"/>
                 <w:sz w:val="16"/>
               </w:rPr>
@@ -4254,7 +4316,7 @@
             <w:r/>
             <w:r>
               <w:rPr>
-                <w:rFonts w:ascii="Arial" w:hAnsi="Arial"/>
+                <w:rFonts w:ascii="Verdana" w:hAnsi="Verdana"/>
                 <w:b w:val="0"/>
                 <w:sz w:val="16"/>
               </w:rPr>
@@ -4263,15 +4325,18 @@
         </w:tc>
       </w:tr>
       <w:tr>
-        <w:tc>
-          <w:tcPr>
-            <w:tcW w:type="dxa" w:w="1514"/>
-          </w:tcPr>
-          <w:p>
-            <w:r/>
-            <w:r>
-              <w:rPr>
-                <w:rFonts w:ascii="Arial" w:hAnsi="Arial"/>
+        <w:trPr>
+          <w:cantSplit/>
+        </w:trPr>
+        <w:tc>
+          <w:tcPr>
+            <w:tcW w:type="dxa" w:w="1514"/>
+          </w:tcPr>
+          <w:p>
+            <w:r/>
+            <w:r>
+              <w:rPr>
+                <w:rFonts w:ascii="Verdana" w:hAnsi="Verdana"/>
                 <w:b w:val="0"/>
                 <w:sz w:val="16"/>
               </w:rPr>
@@ -4287,7 +4352,7 @@
             <w:r/>
             <w:r>
               <w:rPr>
-                <w:rFonts w:ascii="Arial" w:hAnsi="Arial"/>
+                <w:rFonts w:ascii="Verdana" w:hAnsi="Verdana"/>
                 <w:b w:val="0"/>
                 <w:sz w:val="16"/>
               </w:rPr>
@@ -4303,7 +4368,7 @@
             <w:r/>
             <w:r>
               <w:rPr>
-                <w:rFonts w:ascii="Arial" w:hAnsi="Arial"/>
+                <w:rFonts w:ascii="Verdana" w:hAnsi="Verdana"/>
                 <w:b w:val="0"/>
                 <w:sz w:val="16"/>
               </w:rPr>
@@ -4319,7 +4384,7 @@
             <w:r/>
             <w:r>
               <w:rPr>
-                <w:rFonts w:ascii="Arial" w:hAnsi="Arial"/>
+                <w:rFonts w:ascii="Verdana" w:hAnsi="Verdana"/>
                 <w:b w:val="0"/>
                 <w:sz w:val="16"/>
               </w:rPr>
@@ -4335,7 +4400,7 @@
             <w:r/>
             <w:r>
               <w:rPr>
-                <w:rFonts w:ascii="Arial" w:hAnsi="Arial"/>
+                <w:rFonts w:ascii="Verdana" w:hAnsi="Verdana"/>
                 <w:b w:val="0"/>
                 <w:sz w:val="16"/>
               </w:rPr>
@@ -4351,7 +4416,7 @@
             <w:r/>
             <w:r>
               <w:rPr>
-                <w:rFonts w:ascii="Arial" w:hAnsi="Arial"/>
+                <w:rFonts w:ascii="Verdana" w:hAnsi="Verdana"/>
                 <w:b w:val="0"/>
                 <w:sz w:val="16"/>
               </w:rPr>
@@ -4367,7 +4432,7 @@
             <w:r/>
             <w:r>
               <w:rPr>
-                <w:rFonts w:ascii="Arial" w:hAnsi="Arial"/>
+                <w:rFonts w:ascii="Verdana" w:hAnsi="Verdana"/>
                 <w:b w:val="0"/>
                 <w:sz w:val="16"/>
               </w:rPr>
@@ -4383,7 +4448,7 @@
             <w:r/>
             <w:r>
               <w:rPr>
-                <w:rFonts w:ascii="Arial" w:hAnsi="Arial"/>
+                <w:rFonts w:ascii="Verdana" w:hAnsi="Verdana"/>
                 <w:b w:val="0"/>
                 <w:sz w:val="16"/>
               </w:rPr>
@@ -4399,7 +4464,7 @@
             <w:r/>
             <w:r>
               <w:rPr>
-                <w:rFonts w:ascii="Arial" w:hAnsi="Arial"/>
+                <w:rFonts w:ascii="Verdana" w:hAnsi="Verdana"/>
                 <w:b w:val="0"/>
                 <w:sz w:val="16"/>
               </w:rPr>
@@ -4415,7 +4480,7 @@
             <w:r/>
             <w:r>
               <w:rPr>
-                <w:rFonts w:ascii="Arial" w:hAnsi="Arial"/>
+                <w:rFonts w:ascii="Verdana" w:hAnsi="Verdana"/>
                 <w:b w:val="0"/>
                 <w:sz w:val="16"/>
               </w:rPr>
@@ -4424,15 +4489,18 @@
         </w:tc>
       </w:tr>
       <w:tr>
-        <w:tc>
-          <w:tcPr>
-            <w:tcW w:type="dxa" w:w="1514"/>
-          </w:tcPr>
-          <w:p>
-            <w:r/>
-            <w:r>
-              <w:rPr>
-                <w:rFonts w:ascii="Arial" w:hAnsi="Arial"/>
+        <w:trPr>
+          <w:cantSplit/>
+        </w:trPr>
+        <w:tc>
+          <w:tcPr>
+            <w:tcW w:type="dxa" w:w="1514"/>
+          </w:tcPr>
+          <w:p>
+            <w:r/>
+            <w:r>
+              <w:rPr>
+                <w:rFonts w:ascii="Verdana" w:hAnsi="Verdana"/>
                 <w:b w:val="0"/>
                 <w:sz w:val="16"/>
               </w:rPr>
@@ -4448,7 +4516,7 @@
             <w:r/>
             <w:r>
               <w:rPr>
-                <w:rFonts w:ascii="Arial" w:hAnsi="Arial"/>
+                <w:rFonts w:ascii="Verdana" w:hAnsi="Verdana"/>
                 <w:b w:val="0"/>
                 <w:sz w:val="16"/>
               </w:rPr>
@@ -4464,7 +4532,7 @@
             <w:r/>
             <w:r>
               <w:rPr>
-                <w:rFonts w:ascii="Arial" w:hAnsi="Arial"/>
+                <w:rFonts w:ascii="Verdana" w:hAnsi="Verdana"/>
                 <w:b w:val="0"/>
                 <w:sz w:val="16"/>
               </w:rPr>
@@ -4480,7 +4548,7 @@
             <w:r/>
             <w:r>
               <w:rPr>
-                <w:rFonts w:ascii="Arial" w:hAnsi="Arial"/>
+                <w:rFonts w:ascii="Verdana" w:hAnsi="Verdana"/>
                 <w:b w:val="0"/>
                 <w:sz w:val="16"/>
               </w:rPr>
@@ -4496,7 +4564,7 @@
             <w:r/>
             <w:r>
               <w:rPr>
-                <w:rFonts w:ascii="Arial" w:hAnsi="Arial"/>
+                <w:rFonts w:ascii="Verdana" w:hAnsi="Verdana"/>
                 <w:b w:val="0"/>
                 <w:sz w:val="16"/>
               </w:rPr>
@@ -4512,7 +4580,7 @@
             <w:r/>
             <w:r>
               <w:rPr>
-                <w:rFonts w:ascii="Arial" w:hAnsi="Arial"/>
+                <w:rFonts w:ascii="Verdana" w:hAnsi="Verdana"/>
                 <w:b w:val="0"/>
                 <w:sz w:val="16"/>
               </w:rPr>
@@ -4528,7 +4596,7 @@
             <w:r/>
             <w:r>
               <w:rPr>
-                <w:rFonts w:ascii="Arial" w:hAnsi="Arial"/>
+                <w:rFonts w:ascii="Verdana" w:hAnsi="Verdana"/>
                 <w:b w:val="0"/>
                 <w:sz w:val="16"/>
               </w:rPr>
@@ -4544,7 +4612,7 @@
             <w:r/>
             <w:r>
               <w:rPr>
-                <w:rFonts w:ascii="Arial" w:hAnsi="Arial"/>
+                <w:rFonts w:ascii="Verdana" w:hAnsi="Verdana"/>
                 <w:b w:val="0"/>
                 <w:sz w:val="16"/>
               </w:rPr>
@@ -4560,7 +4628,7 @@
             <w:r/>
             <w:r>
               <w:rPr>
-                <w:rFonts w:ascii="Arial" w:hAnsi="Arial"/>
+                <w:rFonts w:ascii="Verdana" w:hAnsi="Verdana"/>
                 <w:b w:val="0"/>
                 <w:sz w:val="16"/>
               </w:rPr>
@@ -4576,7 +4644,7 @@
             <w:r/>
             <w:r>
               <w:rPr>
-                <w:rFonts w:ascii="Arial" w:hAnsi="Arial"/>
+                <w:rFonts w:ascii="Verdana" w:hAnsi="Verdana"/>
                 <w:b w:val="0"/>
                 <w:sz w:val="16"/>
               </w:rPr>
@@ -4585,15 +4653,18 @@
         </w:tc>
       </w:tr>
       <w:tr>
-        <w:tc>
-          <w:tcPr>
-            <w:tcW w:type="dxa" w:w="1514"/>
-          </w:tcPr>
-          <w:p>
-            <w:r/>
-            <w:r>
-              <w:rPr>
-                <w:rFonts w:ascii="Arial" w:hAnsi="Arial"/>
+        <w:trPr>
+          <w:cantSplit/>
+        </w:trPr>
+        <w:tc>
+          <w:tcPr>
+            <w:tcW w:type="dxa" w:w="1514"/>
+          </w:tcPr>
+          <w:p>
+            <w:r/>
+            <w:r>
+              <w:rPr>
+                <w:rFonts w:ascii="Verdana" w:hAnsi="Verdana"/>
                 <w:b w:val="0"/>
                 <w:sz w:val="16"/>
               </w:rPr>
@@ -4609,7 +4680,7 @@
             <w:r/>
             <w:r>
               <w:rPr>
-                <w:rFonts w:ascii="Arial" w:hAnsi="Arial"/>
+                <w:rFonts w:ascii="Verdana" w:hAnsi="Verdana"/>
                 <w:b w:val="0"/>
                 <w:sz w:val="16"/>
               </w:rPr>
@@ -4625,7 +4696,7 @@
             <w:r/>
             <w:r>
               <w:rPr>
-                <w:rFonts w:ascii="Arial" w:hAnsi="Arial"/>
+                <w:rFonts w:ascii="Verdana" w:hAnsi="Verdana"/>
                 <w:b w:val="0"/>
                 <w:sz w:val="16"/>
               </w:rPr>
@@ -4641,7 +4712,7 @@
             <w:r/>
             <w:r>
               <w:rPr>
-                <w:rFonts w:ascii="Arial" w:hAnsi="Arial"/>
+                <w:rFonts w:ascii="Verdana" w:hAnsi="Verdana"/>
                 <w:b w:val="0"/>
                 <w:sz w:val="16"/>
               </w:rPr>
@@ -4657,7 +4728,7 @@
             <w:r/>
             <w:r>
               <w:rPr>
-                <w:rFonts w:ascii="Arial" w:hAnsi="Arial"/>
+                <w:rFonts w:ascii="Verdana" w:hAnsi="Verdana"/>
                 <w:b w:val="0"/>
                 <w:sz w:val="16"/>
               </w:rPr>
@@ -4673,7 +4744,7 @@
             <w:r/>
             <w:r>
               <w:rPr>
-                <w:rFonts w:ascii="Arial" w:hAnsi="Arial"/>
+                <w:rFonts w:ascii="Verdana" w:hAnsi="Verdana"/>
                 <w:b w:val="0"/>
                 <w:sz w:val="16"/>
               </w:rPr>
@@ -4689,7 +4760,7 @@
             <w:r/>
             <w:r>
               <w:rPr>
-                <w:rFonts w:ascii="Arial" w:hAnsi="Arial"/>
+                <w:rFonts w:ascii="Verdana" w:hAnsi="Verdana"/>
                 <w:b w:val="0"/>
                 <w:sz w:val="16"/>
               </w:rPr>
@@ -4705,7 +4776,7 @@
             <w:r/>
             <w:r>
               <w:rPr>
-                <w:rFonts w:ascii="Arial" w:hAnsi="Arial"/>
+                <w:rFonts w:ascii="Verdana" w:hAnsi="Verdana"/>
                 <w:b w:val="0"/>
                 <w:sz w:val="16"/>
               </w:rPr>
@@ -4721,7 +4792,7 @@
             <w:r/>
             <w:r>
               <w:rPr>
-                <w:rFonts w:ascii="Arial" w:hAnsi="Arial"/>
+                <w:rFonts w:ascii="Verdana" w:hAnsi="Verdana"/>
                 <w:b w:val="0"/>
                 <w:sz w:val="16"/>
               </w:rPr>
@@ -4737,7 +4808,7 @@
             <w:r/>
             <w:r>
               <w:rPr>
-                <w:rFonts w:ascii="Arial" w:hAnsi="Arial"/>
+                <w:rFonts w:ascii="Verdana" w:hAnsi="Verdana"/>
                 <w:b w:val="0"/>
                 <w:sz w:val="16"/>
               </w:rPr>
@@ -4746,15 +4817,18 @@
         </w:tc>
       </w:tr>
       <w:tr>
-        <w:tc>
-          <w:tcPr>
-            <w:tcW w:type="dxa" w:w="1514"/>
-          </w:tcPr>
-          <w:p>
-            <w:r/>
-            <w:r>
-              <w:rPr>
-                <w:rFonts w:ascii="Arial" w:hAnsi="Arial"/>
+        <w:trPr>
+          <w:cantSplit/>
+        </w:trPr>
+        <w:tc>
+          <w:tcPr>
+            <w:tcW w:type="dxa" w:w="1514"/>
+          </w:tcPr>
+          <w:p>
+            <w:r/>
+            <w:r>
+              <w:rPr>
+                <w:rFonts w:ascii="Verdana" w:hAnsi="Verdana"/>
                 <w:b w:val="0"/>
                 <w:sz w:val="16"/>
               </w:rPr>
@@ -4770,7 +4844,7 @@
             <w:r/>
             <w:r>
               <w:rPr>
-                <w:rFonts w:ascii="Arial" w:hAnsi="Arial"/>
+                <w:rFonts w:ascii="Verdana" w:hAnsi="Verdana"/>
                 <w:b w:val="0"/>
                 <w:sz w:val="16"/>
               </w:rPr>
@@ -4786,7 +4860,7 @@
             <w:r/>
             <w:r>
               <w:rPr>
-                <w:rFonts w:ascii="Arial" w:hAnsi="Arial"/>
+                <w:rFonts w:ascii="Verdana" w:hAnsi="Verdana"/>
                 <w:b w:val="0"/>
                 <w:sz w:val="16"/>
               </w:rPr>
@@ -4802,7 +4876,7 @@
             <w:r/>
             <w:r>
               <w:rPr>
-                <w:rFonts w:ascii="Arial" w:hAnsi="Arial"/>
+                <w:rFonts w:ascii="Verdana" w:hAnsi="Verdana"/>
                 <w:b w:val="0"/>
                 <w:sz w:val="16"/>
               </w:rPr>
@@ -4818,7 +4892,7 @@
             <w:r/>
             <w:r>
               <w:rPr>
-                <w:rFonts w:ascii="Arial" w:hAnsi="Arial"/>
+                <w:rFonts w:ascii="Verdana" w:hAnsi="Verdana"/>
                 <w:b w:val="0"/>
                 <w:sz w:val="16"/>
               </w:rPr>
@@ -4834,7 +4908,7 @@
             <w:r/>
             <w:r>
               <w:rPr>
-                <w:rFonts w:ascii="Arial" w:hAnsi="Arial"/>
+                <w:rFonts w:ascii="Verdana" w:hAnsi="Verdana"/>
                 <w:b w:val="0"/>
                 <w:sz w:val="16"/>
               </w:rPr>
@@ -4850,7 +4924,7 @@
             <w:r/>
             <w:r>
               <w:rPr>
-                <w:rFonts w:ascii="Arial" w:hAnsi="Arial"/>
+                <w:rFonts w:ascii="Verdana" w:hAnsi="Verdana"/>
                 <w:b w:val="0"/>
                 <w:sz w:val="16"/>
               </w:rPr>
@@ -4866,7 +4940,7 @@
             <w:r/>
             <w:r>
               <w:rPr>
-                <w:rFonts w:ascii="Arial" w:hAnsi="Arial"/>
+                <w:rFonts w:ascii="Verdana" w:hAnsi="Verdana"/>
                 <w:b w:val="0"/>
                 <w:sz w:val="16"/>
               </w:rPr>
@@ -4882,7 +4956,7 @@
             <w:r/>
             <w:r>
               <w:rPr>
-                <w:rFonts w:ascii="Arial" w:hAnsi="Arial"/>
+                <w:rFonts w:ascii="Verdana" w:hAnsi="Verdana"/>
                 <w:b w:val="0"/>
                 <w:sz w:val="16"/>
               </w:rPr>
@@ -4898,7 +4972,7 @@
             <w:r/>
             <w:r>
               <w:rPr>
-                <w:rFonts w:ascii="Arial" w:hAnsi="Arial"/>
+                <w:rFonts w:ascii="Verdana" w:hAnsi="Verdana"/>
                 <w:b w:val="0"/>
                 <w:sz w:val="16"/>
               </w:rPr>
@@ -4907,15 +4981,18 @@
         </w:tc>
       </w:tr>
       <w:tr>
-        <w:tc>
-          <w:tcPr>
-            <w:tcW w:type="dxa" w:w="1514"/>
-          </w:tcPr>
-          <w:p>
-            <w:r/>
-            <w:r>
-              <w:rPr>
-                <w:rFonts w:ascii="Arial" w:hAnsi="Arial"/>
+        <w:trPr>
+          <w:cantSplit/>
+        </w:trPr>
+        <w:tc>
+          <w:tcPr>
+            <w:tcW w:type="dxa" w:w="1514"/>
+          </w:tcPr>
+          <w:p>
+            <w:r/>
+            <w:r>
+              <w:rPr>
+                <w:rFonts w:ascii="Verdana" w:hAnsi="Verdana"/>
                 <w:b w:val="0"/>
                 <w:sz w:val="16"/>
               </w:rPr>
@@ -4931,7 +5008,7 @@
             <w:r/>
             <w:r>
               <w:rPr>
-                <w:rFonts w:ascii="Arial" w:hAnsi="Arial"/>
+                <w:rFonts w:ascii="Verdana" w:hAnsi="Verdana"/>
                 <w:b w:val="0"/>
                 <w:sz w:val="16"/>
               </w:rPr>
@@ -4947,7 +5024,7 @@
             <w:r/>
             <w:r>
               <w:rPr>
-                <w:rFonts w:ascii="Arial" w:hAnsi="Arial"/>
+                <w:rFonts w:ascii="Verdana" w:hAnsi="Verdana"/>
                 <w:b w:val="0"/>
                 <w:sz w:val="16"/>
               </w:rPr>
@@ -4963,7 +5040,7 @@
             <w:r/>
             <w:r>
               <w:rPr>
-                <w:rFonts w:ascii="Arial" w:hAnsi="Arial"/>
+                <w:rFonts w:ascii="Verdana" w:hAnsi="Verdana"/>
                 <w:b w:val="0"/>
                 <w:sz w:val="16"/>
               </w:rPr>
@@ -4979,7 +5056,7 @@
             <w:r/>
             <w:r>
               <w:rPr>
-                <w:rFonts w:ascii="Arial" w:hAnsi="Arial"/>
+                <w:rFonts w:ascii="Verdana" w:hAnsi="Verdana"/>
                 <w:b w:val="0"/>
                 <w:sz w:val="16"/>
               </w:rPr>
@@ -4995,7 +5072,7 @@
             <w:r/>
             <w:r>
               <w:rPr>
-                <w:rFonts w:ascii="Arial" w:hAnsi="Arial"/>
+                <w:rFonts w:ascii="Verdana" w:hAnsi="Verdana"/>
                 <w:b w:val="0"/>
                 <w:sz w:val="16"/>
               </w:rPr>
@@ -5011,7 +5088,7 @@
             <w:r/>
             <w:r>
               <w:rPr>
-                <w:rFonts w:ascii="Arial" w:hAnsi="Arial"/>
+                <w:rFonts w:ascii="Verdana" w:hAnsi="Verdana"/>
                 <w:b w:val="0"/>
                 <w:sz w:val="16"/>
               </w:rPr>
@@ -5027,7 +5104,7 @@
             <w:r/>
             <w:r>
               <w:rPr>
-                <w:rFonts w:ascii="Arial" w:hAnsi="Arial"/>
+                <w:rFonts w:ascii="Verdana" w:hAnsi="Verdana"/>
                 <w:b w:val="0"/>
                 <w:sz w:val="16"/>
               </w:rPr>
@@ -5043,7 +5120,7 @@
             <w:r/>
             <w:r>
               <w:rPr>
-                <w:rFonts w:ascii="Arial" w:hAnsi="Arial"/>
+                <w:rFonts w:ascii="Verdana" w:hAnsi="Verdana"/>
                 <w:b w:val="0"/>
                 <w:sz w:val="16"/>
               </w:rPr>
@@ -5059,7 +5136,7 @@
             <w:r/>
             <w:r>
               <w:rPr>
-                <w:rFonts w:ascii="Arial" w:hAnsi="Arial"/>
+                <w:rFonts w:ascii="Verdana" w:hAnsi="Verdana"/>
                 <w:b w:val="0"/>
                 <w:sz w:val="16"/>
               </w:rPr>
@@ -5068,15 +5145,18 @@
         </w:tc>
       </w:tr>
       <w:tr>
-        <w:tc>
-          <w:tcPr>
-            <w:tcW w:type="dxa" w:w="1514"/>
-          </w:tcPr>
-          <w:p>
-            <w:r/>
-            <w:r>
-              <w:rPr>
-                <w:rFonts w:ascii="Arial" w:hAnsi="Arial"/>
+        <w:trPr>
+          <w:cantSplit/>
+        </w:trPr>
+        <w:tc>
+          <w:tcPr>
+            <w:tcW w:type="dxa" w:w="1514"/>
+          </w:tcPr>
+          <w:p>
+            <w:r/>
+            <w:r>
+              <w:rPr>
+                <w:rFonts w:ascii="Verdana" w:hAnsi="Verdana"/>
                 <w:b w:val="0"/>
                 <w:sz w:val="16"/>
               </w:rPr>
@@ -5092,7 +5172,7 @@
             <w:r/>
             <w:r>
               <w:rPr>
-                <w:rFonts w:ascii="Arial" w:hAnsi="Arial"/>
+                <w:rFonts w:ascii="Verdana" w:hAnsi="Verdana"/>
                 <w:b w:val="0"/>
                 <w:sz w:val="16"/>
               </w:rPr>
@@ -5108,7 +5188,7 @@
             <w:r/>
             <w:r>
               <w:rPr>
-                <w:rFonts w:ascii="Arial" w:hAnsi="Arial"/>
+                <w:rFonts w:ascii="Verdana" w:hAnsi="Verdana"/>
                 <w:b w:val="0"/>
                 <w:sz w:val="16"/>
               </w:rPr>
@@ -5124,7 +5204,7 @@
             <w:r/>
             <w:r>
               <w:rPr>
-                <w:rFonts w:ascii="Arial" w:hAnsi="Arial"/>
+                <w:rFonts w:ascii="Verdana" w:hAnsi="Verdana"/>
                 <w:b w:val="0"/>
                 <w:sz w:val="16"/>
               </w:rPr>
@@ -5140,7 +5220,7 @@
             <w:r/>
             <w:r>
               <w:rPr>
-                <w:rFonts w:ascii="Arial" w:hAnsi="Arial"/>
+                <w:rFonts w:ascii="Verdana" w:hAnsi="Verdana"/>
                 <w:b w:val="0"/>
                 <w:sz w:val="16"/>
               </w:rPr>
@@ -5156,7 +5236,7 @@
             <w:r/>
             <w:r>
               <w:rPr>
-                <w:rFonts w:ascii="Arial" w:hAnsi="Arial"/>
+                <w:rFonts w:ascii="Verdana" w:hAnsi="Verdana"/>
                 <w:b w:val="0"/>
                 <w:sz w:val="16"/>
               </w:rPr>
@@ -5172,7 +5252,7 @@
             <w:r/>
             <w:r>
               <w:rPr>
-                <w:rFonts w:ascii="Arial" w:hAnsi="Arial"/>
+                <w:rFonts w:ascii="Verdana" w:hAnsi="Verdana"/>
                 <w:b w:val="0"/>
                 <w:sz w:val="16"/>
               </w:rPr>
@@ -5188,7 +5268,7 @@
             <w:r/>
             <w:r>
               <w:rPr>
-                <w:rFonts w:ascii="Arial" w:hAnsi="Arial"/>
+                <w:rFonts w:ascii="Verdana" w:hAnsi="Verdana"/>
                 <w:b w:val="0"/>
                 <w:sz w:val="16"/>
               </w:rPr>
@@ -5204,7 +5284,7 @@
             <w:r/>
             <w:r>
               <w:rPr>
-                <w:rFonts w:ascii="Arial" w:hAnsi="Arial"/>
+                <w:rFonts w:ascii="Verdana" w:hAnsi="Verdana"/>
                 <w:b w:val="0"/>
                 <w:sz w:val="16"/>
               </w:rPr>
@@ -5220,7 +5300,7 @@
             <w:r/>
             <w:r>
               <w:rPr>
-                <w:rFonts w:ascii="Arial" w:hAnsi="Arial"/>
+                <w:rFonts w:ascii="Verdana" w:hAnsi="Verdana"/>
                 <w:b w:val="0"/>
                 <w:sz w:val="16"/>
               </w:rPr>
@@ -5229,15 +5309,18 @@
         </w:tc>
       </w:tr>
       <w:tr>
-        <w:tc>
-          <w:tcPr>
-            <w:tcW w:type="dxa" w:w="1514"/>
-          </w:tcPr>
-          <w:p>
-            <w:r/>
-            <w:r>
-              <w:rPr>
-                <w:rFonts w:ascii="Arial" w:hAnsi="Arial"/>
+        <w:trPr>
+          <w:cantSplit/>
+        </w:trPr>
+        <w:tc>
+          <w:tcPr>
+            <w:tcW w:type="dxa" w:w="1514"/>
+          </w:tcPr>
+          <w:p>
+            <w:r/>
+            <w:r>
+              <w:rPr>
+                <w:rFonts w:ascii="Verdana" w:hAnsi="Verdana"/>
                 <w:b w:val="0"/>
                 <w:sz w:val="16"/>
               </w:rPr>
@@ -5253,7 +5336,7 @@
             <w:r/>
             <w:r>
               <w:rPr>
-                <w:rFonts w:ascii="Arial" w:hAnsi="Arial"/>
+                <w:rFonts w:ascii="Verdana" w:hAnsi="Verdana"/>
                 <w:b w:val="0"/>
                 <w:sz w:val="16"/>
               </w:rPr>
@@ -5269,7 +5352,7 @@
             <w:r/>
             <w:r>
               <w:rPr>
-                <w:rFonts w:ascii="Arial" w:hAnsi="Arial"/>
+                <w:rFonts w:ascii="Verdana" w:hAnsi="Verdana"/>
                 <w:b w:val="0"/>
                 <w:sz w:val="16"/>
               </w:rPr>
@@ -5285,7 +5368,7 @@
             <w:r/>
             <w:r>
               <w:rPr>
-                <w:rFonts w:ascii="Arial" w:hAnsi="Arial"/>
+                <w:rFonts w:ascii="Verdana" w:hAnsi="Verdana"/>
                 <w:b w:val="0"/>
                 <w:sz w:val="16"/>
               </w:rPr>
@@ -5301,7 +5384,7 @@
             <w:r/>
             <w:r>
               <w:rPr>
-                <w:rFonts w:ascii="Arial" w:hAnsi="Arial"/>
+                <w:rFonts w:ascii="Verdana" w:hAnsi="Verdana"/>
                 <w:b w:val="0"/>
                 <w:sz w:val="16"/>
               </w:rPr>
@@ -5317,7 +5400,7 @@
             <w:r/>
             <w:r>
               <w:rPr>
-                <w:rFonts w:ascii="Arial" w:hAnsi="Arial"/>
+                <w:rFonts w:ascii="Verdana" w:hAnsi="Verdana"/>
                 <w:b w:val="0"/>
                 <w:sz w:val="16"/>
               </w:rPr>
@@ -5333,7 +5416,7 @@
             <w:r/>
             <w:r>
               <w:rPr>
-                <w:rFonts w:ascii="Arial" w:hAnsi="Arial"/>
+                <w:rFonts w:ascii="Verdana" w:hAnsi="Verdana"/>
                 <w:b w:val="0"/>
                 <w:sz w:val="16"/>
               </w:rPr>
@@ -5349,7 +5432,7 @@
             <w:r/>
             <w:r>
               <w:rPr>
-                <w:rFonts w:ascii="Arial" w:hAnsi="Arial"/>
+                <w:rFonts w:ascii="Verdana" w:hAnsi="Verdana"/>
                 <w:b w:val="0"/>
                 <w:sz w:val="16"/>
               </w:rPr>
@@ -5365,7 +5448,7 @@
             <w:r/>
             <w:r>
               <w:rPr>
-                <w:rFonts w:ascii="Arial" w:hAnsi="Arial"/>
+                <w:rFonts w:ascii="Verdana" w:hAnsi="Verdana"/>
                 <w:b w:val="0"/>
                 <w:sz w:val="16"/>
               </w:rPr>
@@ -5381,7 +5464,7 @@
             <w:r/>
             <w:r>
               <w:rPr>
-                <w:rFonts w:ascii="Arial" w:hAnsi="Arial"/>
+                <w:rFonts w:ascii="Verdana" w:hAnsi="Verdana"/>
                 <w:b w:val="0"/>
                 <w:sz w:val="16"/>
               </w:rPr>
@@ -5390,15 +5473,18 @@
         </w:tc>
       </w:tr>
       <w:tr>
-        <w:tc>
-          <w:tcPr>
-            <w:tcW w:type="dxa" w:w="1514"/>
-          </w:tcPr>
-          <w:p>
-            <w:r/>
-            <w:r>
-              <w:rPr>
-                <w:rFonts w:ascii="Arial" w:hAnsi="Arial"/>
+        <w:trPr>
+          <w:cantSplit/>
+        </w:trPr>
+        <w:tc>
+          <w:tcPr>
+            <w:tcW w:type="dxa" w:w="1514"/>
+          </w:tcPr>
+          <w:p>
+            <w:r/>
+            <w:r>
+              <w:rPr>
+                <w:rFonts w:ascii="Verdana" w:hAnsi="Verdana"/>
                 <w:b w:val="0"/>
                 <w:sz w:val="16"/>
               </w:rPr>
@@ -5414,7 +5500,7 @@
             <w:r/>
             <w:r>
               <w:rPr>
-                <w:rFonts w:ascii="Arial" w:hAnsi="Arial"/>
+                <w:rFonts w:ascii="Verdana" w:hAnsi="Verdana"/>
                 <w:b w:val="0"/>
                 <w:sz w:val="16"/>
               </w:rPr>
@@ -5430,7 +5516,7 @@
             <w:r/>
             <w:r>
               <w:rPr>
-                <w:rFonts w:ascii="Arial" w:hAnsi="Arial"/>
+                <w:rFonts w:ascii="Verdana" w:hAnsi="Verdana"/>
                 <w:b w:val="0"/>
                 <w:sz w:val="16"/>
               </w:rPr>
@@ -5446,7 +5532,7 @@
             <w:r/>
             <w:r>
               <w:rPr>
-                <w:rFonts w:ascii="Arial" w:hAnsi="Arial"/>
+                <w:rFonts w:ascii="Verdana" w:hAnsi="Verdana"/>
                 <w:b w:val="0"/>
                 <w:sz w:val="16"/>
               </w:rPr>
@@ -5462,7 +5548,7 @@
             <w:r/>
             <w:r>
               <w:rPr>
-                <w:rFonts w:ascii="Arial" w:hAnsi="Arial"/>
+                <w:rFonts w:ascii="Verdana" w:hAnsi="Verdana"/>
                 <w:b w:val="0"/>
                 <w:sz w:val="16"/>
               </w:rPr>
@@ -5478,7 +5564,7 @@
             <w:r/>
             <w:r>
               <w:rPr>
-                <w:rFonts w:ascii="Arial" w:hAnsi="Arial"/>
+                <w:rFonts w:ascii="Verdana" w:hAnsi="Verdana"/>
                 <w:b w:val="0"/>
                 <w:sz w:val="16"/>
               </w:rPr>
@@ -5494,7 +5580,7 @@
             <w:r/>
             <w:r>
               <w:rPr>
-                <w:rFonts w:ascii="Arial" w:hAnsi="Arial"/>
+                <w:rFonts w:ascii="Verdana" w:hAnsi="Verdana"/>
                 <w:b w:val="0"/>
                 <w:sz w:val="16"/>
               </w:rPr>
@@ -5510,7 +5596,7 @@
             <w:r/>
             <w:r>
               <w:rPr>
-                <w:rFonts w:ascii="Arial" w:hAnsi="Arial"/>
+                <w:rFonts w:ascii="Verdana" w:hAnsi="Verdana"/>
                 <w:b w:val="0"/>
                 <w:sz w:val="16"/>
               </w:rPr>
@@ -5526,7 +5612,7 @@
             <w:r/>
             <w:r>
               <w:rPr>
-                <w:rFonts w:ascii="Arial" w:hAnsi="Arial"/>
+                <w:rFonts w:ascii="Verdana" w:hAnsi="Verdana"/>
                 <w:b w:val="0"/>
                 <w:sz w:val="16"/>
               </w:rPr>
@@ -5542,7 +5628,7 @@
             <w:r/>
             <w:r>
               <w:rPr>
-                <w:rFonts w:ascii="Arial" w:hAnsi="Arial"/>
+                <w:rFonts w:ascii="Verdana" w:hAnsi="Verdana"/>
                 <w:b w:val="0"/>
                 <w:sz w:val="16"/>
               </w:rPr>
@@ -5551,15 +5637,18 @@
         </w:tc>
       </w:tr>
       <w:tr>
-        <w:tc>
-          <w:tcPr>
-            <w:tcW w:type="dxa" w:w="1514"/>
-          </w:tcPr>
-          <w:p>
-            <w:r/>
-            <w:r>
-              <w:rPr>
-                <w:rFonts w:ascii="Arial" w:hAnsi="Arial"/>
+        <w:trPr>
+          <w:cantSplit/>
+        </w:trPr>
+        <w:tc>
+          <w:tcPr>
+            <w:tcW w:type="dxa" w:w="1514"/>
+          </w:tcPr>
+          <w:p>
+            <w:r/>
+            <w:r>
+              <w:rPr>
+                <w:rFonts w:ascii="Verdana" w:hAnsi="Verdana"/>
                 <w:b w:val="0"/>
                 <w:sz w:val="16"/>
               </w:rPr>
@@ -5575,7 +5664,7 @@
             <w:r/>
             <w:r>
               <w:rPr>
-                <w:rFonts w:ascii="Arial" w:hAnsi="Arial"/>
+                <w:rFonts w:ascii="Verdana" w:hAnsi="Verdana"/>
                 <w:b w:val="0"/>
                 <w:sz w:val="16"/>
               </w:rPr>
@@ -5591,7 +5680,7 @@
             <w:r/>
             <w:r>
               <w:rPr>
-                <w:rFonts w:ascii="Arial" w:hAnsi="Arial"/>
+                <w:rFonts w:ascii="Verdana" w:hAnsi="Verdana"/>
                 <w:b w:val="0"/>
                 <w:sz w:val="16"/>
               </w:rPr>
@@ -5607,7 +5696,7 @@
             <w:r/>
             <w:r>
               <w:rPr>
-                <w:rFonts w:ascii="Arial" w:hAnsi="Arial"/>
+                <w:rFonts w:ascii="Verdana" w:hAnsi="Verdana"/>
                 <w:b w:val="0"/>
                 <w:sz w:val="16"/>
               </w:rPr>
@@ -5623,7 +5712,7 @@
             <w:r/>
             <w:r>
               <w:rPr>
-                <w:rFonts w:ascii="Arial" w:hAnsi="Arial"/>
+                <w:rFonts w:ascii="Verdana" w:hAnsi="Verdana"/>
                 <w:b w:val="0"/>
                 <w:sz w:val="16"/>
               </w:rPr>
@@ -5639,7 +5728,7 @@
             <w:r/>
             <w:r>
               <w:rPr>
-                <w:rFonts w:ascii="Arial" w:hAnsi="Arial"/>
+                <w:rFonts w:ascii="Verdana" w:hAnsi="Verdana"/>
                 <w:b w:val="0"/>
                 <w:sz w:val="16"/>
               </w:rPr>
@@ -5655,7 +5744,7 @@
             <w:r/>
             <w:r>
               <w:rPr>
-                <w:rFonts w:ascii="Arial" w:hAnsi="Arial"/>
+                <w:rFonts w:ascii="Verdana" w:hAnsi="Verdana"/>
                 <w:b w:val="0"/>
                 <w:sz w:val="16"/>
               </w:rPr>
@@ -5671,7 +5760,7 @@
             <w:r/>
             <w:r>
               <w:rPr>
-                <w:rFonts w:ascii="Arial" w:hAnsi="Arial"/>
+                <w:rFonts w:ascii="Verdana" w:hAnsi="Verdana"/>
                 <w:b w:val="0"/>
                 <w:sz w:val="16"/>
               </w:rPr>
@@ -5687,7 +5776,7 @@
             <w:r/>
             <w:r>
               <w:rPr>
-                <w:rFonts w:ascii="Arial" w:hAnsi="Arial"/>
+                <w:rFonts w:ascii="Verdana" w:hAnsi="Verdana"/>
                 <w:b w:val="0"/>
                 <w:sz w:val="16"/>
               </w:rPr>
@@ -5703,7 +5792,7 @@
             <w:r/>
             <w:r>
               <w:rPr>
-                <w:rFonts w:ascii="Arial" w:hAnsi="Arial"/>
+                <w:rFonts w:ascii="Verdana" w:hAnsi="Verdana"/>
                 <w:b w:val="0"/>
                 <w:sz w:val="16"/>
               </w:rPr>
@@ -5712,15 +5801,18 @@
         </w:tc>
       </w:tr>
       <w:tr>
-        <w:tc>
-          <w:tcPr>
-            <w:tcW w:type="dxa" w:w="1514"/>
-          </w:tcPr>
-          <w:p>
-            <w:r/>
-            <w:r>
-              <w:rPr>
-                <w:rFonts w:ascii="Arial" w:hAnsi="Arial"/>
+        <w:trPr>
+          <w:cantSplit/>
+        </w:trPr>
+        <w:tc>
+          <w:tcPr>
+            <w:tcW w:type="dxa" w:w="1514"/>
+          </w:tcPr>
+          <w:p>
+            <w:r/>
+            <w:r>
+              <w:rPr>
+                <w:rFonts w:ascii="Verdana" w:hAnsi="Verdana"/>
                 <w:b w:val="0"/>
                 <w:sz w:val="16"/>
               </w:rPr>
@@ -5736,7 +5828,7 @@
             <w:r/>
             <w:r>
               <w:rPr>
-                <w:rFonts w:ascii="Arial" w:hAnsi="Arial"/>
+                <w:rFonts w:ascii="Verdana" w:hAnsi="Verdana"/>
                 <w:b w:val="0"/>
                 <w:sz w:val="16"/>
               </w:rPr>
@@ -5752,7 +5844,7 @@
             <w:r/>
             <w:r>
               <w:rPr>
-                <w:rFonts w:ascii="Arial" w:hAnsi="Arial"/>
+                <w:rFonts w:ascii="Verdana" w:hAnsi="Verdana"/>
                 <w:b w:val="0"/>
                 <w:sz w:val="16"/>
               </w:rPr>
@@ -5768,7 +5860,7 @@
             <w:r/>
             <w:r>
               <w:rPr>
-                <w:rFonts w:ascii="Arial" w:hAnsi="Arial"/>
+                <w:rFonts w:ascii="Verdana" w:hAnsi="Verdana"/>
                 <w:b w:val="0"/>
                 <w:sz w:val="16"/>
               </w:rPr>
@@ -5784,7 +5876,7 @@
             <w:r/>
             <w:r>
               <w:rPr>
-                <w:rFonts w:ascii="Arial" w:hAnsi="Arial"/>
+                <w:rFonts w:ascii="Verdana" w:hAnsi="Verdana"/>
                 <w:b w:val="0"/>
                 <w:sz w:val="16"/>
               </w:rPr>
@@ -5800,7 +5892,7 @@
             <w:r/>
             <w:r>
               <w:rPr>
-                <w:rFonts w:ascii="Arial" w:hAnsi="Arial"/>
+                <w:rFonts w:ascii="Verdana" w:hAnsi="Verdana"/>
                 <w:b w:val="0"/>
                 <w:sz w:val="16"/>
               </w:rPr>
@@ -5816,7 +5908,7 @@
             <w:r/>
             <w:r>
               <w:rPr>
-                <w:rFonts w:ascii="Arial" w:hAnsi="Arial"/>
+                <w:rFonts w:ascii="Verdana" w:hAnsi="Verdana"/>
                 <w:b w:val="0"/>
                 <w:sz w:val="16"/>
               </w:rPr>
@@ -5832,7 +5924,7 @@
             <w:r/>
             <w:r>
               <w:rPr>
-                <w:rFonts w:ascii="Arial" w:hAnsi="Arial"/>
+                <w:rFonts w:ascii="Verdana" w:hAnsi="Verdana"/>
                 <w:b w:val="0"/>
                 <w:sz w:val="16"/>
               </w:rPr>
@@ -5848,7 +5940,7 @@
             <w:r/>
             <w:r>
               <w:rPr>
-                <w:rFonts w:ascii="Arial" w:hAnsi="Arial"/>
+                <w:rFonts w:ascii="Verdana" w:hAnsi="Verdana"/>
                 <w:b w:val="0"/>
                 <w:sz w:val="16"/>
               </w:rPr>
@@ -5864,7 +5956,7 @@
             <w:r/>
             <w:r>
               <w:rPr>
-                <w:rFonts w:ascii="Arial" w:hAnsi="Arial"/>
+                <w:rFonts w:ascii="Verdana" w:hAnsi="Verdana"/>
                 <w:b w:val="0"/>
                 <w:sz w:val="16"/>
               </w:rPr>

--- a/docx/fr/BUFRCREX_TableB_fr_04.docx
+++ b/docx/fr/BUFRCREX_TableB_fr_04.docx
@@ -239,7 +239,7 @@
                 <w:b w:val="0"/>
                 <w:sz w:val="16"/>
               </w:rPr>
-              <w:t>004001</w:t>
+              <w:t>0 04 001</w:t>
             </w:r>
           </w:p>
         </w:tc>
@@ -403,7 +403,7 @@
                 <w:b w:val="0"/>
                 <w:sz w:val="16"/>
               </w:rPr>
-              <w:t>004002</w:t>
+              <w:t>0 04 002</w:t>
             </w:r>
           </w:p>
         </w:tc>
@@ -567,7 +567,7 @@
                 <w:b w:val="0"/>
                 <w:sz w:val="16"/>
               </w:rPr>
-              <w:t>004003</w:t>
+              <w:t>0 04 003</w:t>
             </w:r>
           </w:p>
         </w:tc>
@@ -731,7 +731,7 @@
                 <w:b w:val="0"/>
                 <w:sz w:val="16"/>
               </w:rPr>
-              <w:t>004004</w:t>
+              <w:t>0 04 004</w:t>
             </w:r>
           </w:p>
         </w:tc>
@@ -895,7 +895,7 @@
                 <w:b w:val="0"/>
                 <w:sz w:val="16"/>
               </w:rPr>
-              <w:t>004005</w:t>
+              <w:t>0 04 005</w:t>
             </w:r>
           </w:p>
         </w:tc>
@@ -1059,7 +1059,7 @@
                 <w:b w:val="0"/>
                 <w:sz w:val="16"/>
               </w:rPr>
-              <w:t>004006</w:t>
+              <w:t>0 04 006</w:t>
             </w:r>
           </w:p>
         </w:tc>
@@ -1223,7 +1223,7 @@
                 <w:b w:val="0"/>
                 <w:sz w:val="16"/>
               </w:rPr>
-              <w:t>004007</w:t>
+              <w:t>0 04 007</w:t>
             </w:r>
           </w:p>
         </w:tc>
@@ -1387,7 +1387,7 @@
                 <w:b w:val="0"/>
                 <w:sz w:val="16"/>
               </w:rPr>
-              <w:t>004011</w:t>
+              <w:t>0 04 011</w:t>
             </w:r>
           </w:p>
         </w:tc>
@@ -1551,7 +1551,7 @@
                 <w:b w:val="0"/>
                 <w:sz w:val="16"/>
               </w:rPr>
-              <w:t>004012</w:t>
+              <w:t>0 04 012</w:t>
             </w:r>
           </w:p>
         </w:tc>
@@ -1715,7 +1715,7 @@
                 <w:b w:val="0"/>
                 <w:sz w:val="16"/>
               </w:rPr>
-              <w:t>004013</w:t>
+              <w:t>0 04 013</w:t>
             </w:r>
           </w:p>
         </w:tc>
@@ -1879,7 +1879,7 @@
                 <w:b w:val="0"/>
                 <w:sz w:val="16"/>
               </w:rPr>
-              <w:t>004014</w:t>
+              <w:t>0 04 014</w:t>
             </w:r>
           </w:p>
         </w:tc>
@@ -2043,7 +2043,7 @@
                 <w:b w:val="0"/>
                 <w:sz w:val="16"/>
               </w:rPr>
-              <w:t>004015</w:t>
+              <w:t>0 04 015</w:t>
             </w:r>
           </w:p>
         </w:tc>
@@ -2207,7 +2207,7 @@
                 <w:b w:val="0"/>
                 <w:sz w:val="16"/>
               </w:rPr>
-              <w:t>004016</w:t>
+              <w:t>0 04 016</w:t>
             </w:r>
           </w:p>
         </w:tc>
@@ -2371,7 +2371,7 @@
                 <w:b w:val="0"/>
                 <w:sz w:val="16"/>
               </w:rPr>
-              <w:t>004017</w:t>
+              <w:t>0 04 017</w:t>
             </w:r>
           </w:p>
         </w:tc>
@@ -2535,7 +2535,7 @@
                 <w:b w:val="0"/>
                 <w:sz w:val="16"/>
               </w:rPr>
-              <w:t>004021</w:t>
+              <w:t>0 04 021</w:t>
             </w:r>
           </w:p>
         </w:tc>
@@ -2699,7 +2699,7 @@
                 <w:b w:val="0"/>
                 <w:sz w:val="16"/>
               </w:rPr>
-              <w:t>004022</w:t>
+              <w:t>0 04 022</w:t>
             </w:r>
           </w:p>
         </w:tc>
@@ -2863,7 +2863,7 @@
                 <w:b w:val="0"/>
                 <w:sz w:val="16"/>
               </w:rPr>
-              <w:t>004023</w:t>
+              <w:t>0 04 023</w:t>
             </w:r>
           </w:p>
         </w:tc>
@@ -3027,7 +3027,7 @@
                 <w:b w:val="0"/>
                 <w:sz w:val="16"/>
               </w:rPr>
-              <w:t>004024</w:t>
+              <w:t>0 04 024</w:t>
             </w:r>
           </w:p>
         </w:tc>
@@ -3191,7 +3191,7 @@
                 <w:b w:val="0"/>
                 <w:sz w:val="16"/>
               </w:rPr>
-              <w:t>004025</w:t>
+              <w:t>0 04 025</w:t>
             </w:r>
           </w:p>
         </w:tc>
@@ -3355,7 +3355,7 @@
                 <w:b w:val="0"/>
                 <w:sz w:val="16"/>
               </w:rPr>
-              <w:t>004026</w:t>
+              <w:t>0 04 026</w:t>
             </w:r>
           </w:p>
         </w:tc>
@@ -3519,7 +3519,7 @@
                 <w:b w:val="0"/>
                 <w:sz w:val="16"/>
               </w:rPr>
-              <w:t>004031</w:t>
+              <w:t>0 04 031</w:t>
             </w:r>
           </w:p>
         </w:tc>
@@ -3683,7 +3683,7 @@
                 <w:b w:val="0"/>
                 <w:sz w:val="16"/>
               </w:rPr>
-              <w:t>004032</w:t>
+              <w:t>0 04 032</w:t>
             </w:r>
           </w:p>
         </w:tc>
@@ -3847,7 +3847,7 @@
                 <w:b w:val="0"/>
                 <w:sz w:val="16"/>
               </w:rPr>
-              <w:t>004041</w:t>
+              <w:t>0 04 041</w:t>
             </w:r>
           </w:p>
         </w:tc>
@@ -4012,7 +4012,7 @@
                 <w:b w:val="0"/>
                 <w:sz w:val="16"/>
               </w:rPr>
-              <w:t>004043</w:t>
+              <w:t>0 04 043</w:t>
             </w:r>
           </w:p>
         </w:tc>
@@ -4176,7 +4176,7 @@
                 <w:b w:val="0"/>
                 <w:sz w:val="16"/>
               </w:rPr>
-              <w:t>004051</w:t>
+              <w:t>0 04 051</w:t>
             </w:r>
           </w:p>
         </w:tc>
@@ -4340,7 +4340,7 @@
                 <w:b w:val="0"/>
                 <w:sz w:val="16"/>
               </w:rPr>
-              <w:t>004052</w:t>
+              <w:t>0 04 052</w:t>
             </w:r>
           </w:p>
         </w:tc>
@@ -4504,7 +4504,7 @@
                 <w:b w:val="0"/>
                 <w:sz w:val="16"/>
               </w:rPr>
-              <w:t>004053</w:t>
+              <w:t>0 04 053</w:t>
             </w:r>
           </w:p>
         </w:tc>
@@ -4668,7 +4668,7 @@
                 <w:b w:val="0"/>
                 <w:sz w:val="16"/>
               </w:rPr>
-              <w:t>004059</w:t>
+              <w:t>0 04 059</w:t>
             </w:r>
           </w:p>
         </w:tc>
@@ -4832,7 +4832,7 @@
                 <w:b w:val="0"/>
                 <w:sz w:val="16"/>
               </w:rPr>
-              <w:t>004065</w:t>
+              <w:t>0 04 065</w:t>
             </w:r>
           </w:p>
         </w:tc>
@@ -4996,7 +4996,7 @@
                 <w:b w:val="0"/>
                 <w:sz w:val="16"/>
               </w:rPr>
-              <w:t>004066</w:t>
+              <w:t>0 04 066</w:t>
             </w:r>
           </w:p>
         </w:tc>
@@ -5160,7 +5160,7 @@
                 <w:b w:val="0"/>
                 <w:sz w:val="16"/>
               </w:rPr>
-              <w:t>004073</w:t>
+              <w:t>0 04 073</w:t>
             </w:r>
           </w:p>
         </w:tc>
@@ -5324,7 +5324,7 @@
                 <w:b w:val="0"/>
                 <w:sz w:val="16"/>
               </w:rPr>
-              <w:t>004074</w:t>
+              <w:t>0 04 074</w:t>
             </w:r>
           </w:p>
         </w:tc>
@@ -5488,7 +5488,7 @@
                 <w:b w:val="0"/>
                 <w:sz w:val="16"/>
               </w:rPr>
-              <w:t>004075</w:t>
+              <w:t>0 04 075</w:t>
             </w:r>
           </w:p>
         </w:tc>
@@ -5652,7 +5652,7 @@
                 <w:b w:val="0"/>
                 <w:sz w:val="16"/>
               </w:rPr>
-              <w:t>004080</w:t>
+              <w:t>0 04 080</w:t>
             </w:r>
           </w:p>
         </w:tc>
@@ -5816,7 +5816,7 @@
                 <w:b w:val="0"/>
                 <w:sz w:val="16"/>
               </w:rPr>
-              <w:t>004086</w:t>
+              <w:t>0 04 086</w:t>
             </w:r>
           </w:p>
         </w:tc>

--- a/docx/fr/BUFRCREX_TableB_fr_04.docx
+++ b/docx/fr/BUFRCREX_TableB_fr_04.docx
@@ -13,6 +13,346 @@
           <w:sz w:val="22"/>
         </w:rPr>
         <w:t>Classe 04 : Situation (dans le temps)</w:t>
+      </w:r>
+    </w:p>
+    <w:p>
+      <w:r>
+        <w:rPr>
+          <w:rFonts w:ascii="Verdana" w:hAnsi="Verdana"/>
+          <w:i/>
+          <w:sz w:val="14"/>
+        </w:rPr>
+        <w:t>Note 23: Une valeur de précipitation de –0,1 kg m –2 avant la mise à l’échelle (–1 après la mise à l’échelle ou en CREX) indique qu’il y a «trace» de précipitations (non mesurable, moins de 0,05 kg m –2 )</w:t>
+      </w:r>
+    </w:p>
+    <w:p>
+      <w:r>
+        <w:rPr>
+          <w:rFonts w:ascii="Verdana" w:hAnsi="Verdana"/>
+          <w:i/>
+          <w:sz w:val="14"/>
+        </w:rPr>
+        <w:t>Note 25: Il est possible d’annuler une signification précédemment définie en transmettant une «valeur manquante» à partir de la table de code ou de la table d’indicateurs appropriée.</w:t>
+      </w:r>
+    </w:p>
+    <w:p>
+      <w:r>
+        <w:rPr>
+          <w:rFonts w:ascii="Verdana" w:hAnsi="Verdana"/>
+          <w:i/>
+          <w:sz w:val="14"/>
+        </w:rPr>
+        <w:t>Note 27: Sauf indication contraire, tous les temps sont des temps universels coordonnés (UTC).</w:t>
+      </w:r>
+    </w:p>
+    <w:p>
+      <w:r>
+        <w:rPr>
+          <w:rFonts w:ascii="Verdana" w:hAnsi="Verdana"/>
+          <w:i/>
+          <w:sz w:val="14"/>
+        </w:rPr>
+        <w:t>Note 32: La direction ou l’azimut ne sont utilisés que par rapport à une position donnée; ils n’ont pas pour objet de définir à nouveau cette position.</w:t>
+      </w:r>
+    </w:p>
+    <w:p>
+      <w:r>
+        <w:rPr>
+          <w:rFonts w:ascii="Verdana" w:hAnsi="Verdana"/>
+          <w:i/>
+          <w:sz w:val="14"/>
+        </w:rPr>
+        <w:t>Note 62: La distance n’est indiquée que par rapport à une position donnée et une direction, un azimut ou une hauteur angulaire; elle n’a pas pour objet de définir à nouveau cette position.</w:t>
+      </w:r>
+    </w:p>
+    <w:p>
+      <w:r>
+        <w:rPr>
+          <w:rFonts w:ascii="Verdana" w:hAnsi="Verdana"/>
+          <w:i/>
+          <w:sz w:val="14"/>
+        </w:rPr>
+        <w:t>Note 63: Le rayonnement descendant est indiqué par des valeurs positives.</w:t>
+      </w:r>
+    </w:p>
+    <w:p>
+      <w:r>
+        <w:rPr>
+          <w:rFonts w:ascii="Verdana" w:hAnsi="Verdana"/>
+          <w:i/>
+          <w:sz w:val="14"/>
+        </w:rPr>
+        <w:t>Note 64: Les composantes w descendantes sont indiquées par des valeurs positives, pour lesquelles l’unité est le Pa s –1 .</w:t>
+      </w:r>
+    </w:p>
+    <w:p>
+      <w:r>
+        <w:rPr>
+          <w:rFonts w:ascii="Verdana" w:hAnsi="Verdana"/>
+          <w:i/>
+          <w:sz w:val="14"/>
+        </w:rPr>
+        <w:t>Note 66: Les incréments dans le sens est-ouest sont indiqués par des valeurs négatives.</w:t>
+      </w:r>
+    </w:p>
+    <w:p>
+      <w:r>
+        <w:rPr>
+          <w:rFonts w:ascii="Verdana" w:hAnsi="Verdana"/>
+          <w:i/>
+          <w:sz w:val="14"/>
+        </w:rPr>
+        <w:t>Note 92: Afin qu’il soit possible de distinguer sans ambiguïté les cas de valeurs manquantes et de pixels saturés, les données d’image de n bits doivent être codées à l’aide d’un champs de données de n+1. Lorsqu’un tel descripteur n’est pas déjà disponible dans la classe 30, on utilise un descripteur d’opération 2 01 YYY pour modifier le champ de données de l’entrée existante, selon les besoins.</w:t>
+      </w:r>
+    </w:p>
+    <w:p>
+      <w:r>
+        <w:rPr>
+          <w:rFonts w:ascii="Verdana" w:hAnsi="Verdana"/>
+          <w:i/>
+          <w:sz w:val="14"/>
+        </w:rPr>
+        <w:t>Note 105: Les périodes ou les décalages dans le temps négatifs sont utilisés pour indiquer les périodes ou les décalages dans le temps précédant le temps généralement défini.</w:t>
+      </w:r>
+    </w:p>
+    <w:p>
+      <w:r>
+        <w:rPr>
+          <w:rFonts w:ascii="Verdana" w:hAnsi="Verdana"/>
+          <w:i/>
+          <w:sz w:val="14"/>
+        </w:rPr>
+        <w:t>Note 110: Les incréments dans le sens nord–sud sont indiqués par des valeurs négatives.</w:t>
+      </w:r>
+    </w:p>
+    <w:p>
+      <w:r>
+        <w:rPr>
+          <w:rFonts w:ascii="Verdana" w:hAnsi="Verdana"/>
+          <w:i/>
+          <w:sz w:val="14"/>
+        </w:rPr>
+        <w:t>Note 115: Le champ de données des pixels peut être modifié au moyen du descripteur 2 01 YYY.</w:t>
+      </w:r>
+    </w:p>
+    <w:p>
+      <w:r>
+        <w:rPr>
+          <w:rFonts w:ascii="Verdana" w:hAnsi="Verdana"/>
+          <w:i/>
+          <w:sz w:val="14"/>
+        </w:rPr>
+        <w:t>Note 121: Pour certains éléments de cette classe, une indication de la précision escomptée peut être implicite.</w:t>
+      </w:r>
+    </w:p>
+    <w:p>
+      <w:r>
+        <w:rPr>
+          <w:rFonts w:ascii="Verdana" w:hAnsi="Verdana"/>
+          <w:i/>
+          <w:sz w:val="14"/>
+        </w:rPr>
+        <w:t>Note 122: On attribue aux latitudes sud des valeurs négatives.</w:t>
+      </w:r>
+    </w:p>
+    <w:p>
+      <w:r>
+        <w:rPr>
+          <w:rFonts w:ascii="Verdana" w:hAnsi="Verdana"/>
+          <w:i/>
+          <w:sz w:val="14"/>
+        </w:rPr>
+        <w:t>Note 123: Les composantes v dans le sens sud–nord sont indiquées par des valeurs positives.</w:t>
+      </w:r>
+    </w:p>
+    <w:p>
+      <w:r>
+        <w:rPr>
+          <w:rFonts w:ascii="Verdana" w:hAnsi="Verdana"/>
+          <w:i/>
+          <w:sz w:val="14"/>
+        </w:rPr>
+        <w:t>Note 126: Les stations situées à moins de 1° du pôle Nord ou du pôle Sud chiffrent leurs observations de la direction du vent de surface avec le limbe d’azimut orienté de sorte que son zéro coïncide avec le méridien de Greenwich.</w:t>
+      </w:r>
+    </w:p>
+    <w:p>
+      <w:r>
+        <w:rPr>
+          <w:rFonts w:ascii="Verdana" w:hAnsi="Verdana"/>
+          <w:i/>
+          <w:sz w:val="14"/>
+        </w:rPr>
+        <w:t>Note 145: Pour indiquer à quoi se rapportent les périodes ou les décalages dans le temps, on peut se servir du code donné pour la caractéristique temporelle dans la table 0 08 021.</w:t>
+      </w:r>
+    </w:p>
+    <w:p>
+      <w:r>
+        <w:rPr>
+          <w:rFonts w:ascii="Verdana" w:hAnsi="Verdana"/>
+          <w:i/>
+          <w:sz w:val="14"/>
+        </w:rPr>
+        <w:t>Note 149: Lorsque la situation dans le temps correspond à des valeurs de prévision, elle indique le temps de l'état initial ou le début de la période de prévision; si elle correspond à des moyennes d'ensemble de valeurs de prévisions, elle indique l'état initial ou le début de la première prévision d'où les moyennes d'ensemble sont dérivées.</w:t>
+      </w:r>
+    </w:p>
+    <w:p>
+      <w:r>
+        <w:rPr>
+          <w:rFonts w:ascii="Verdana" w:hAnsi="Verdana"/>
+          <w:i/>
+          <w:sz w:val="14"/>
+        </w:rPr>
+        <w:t>Note 155: Cette classe peut aussi contenir des éléments concernant les méthodes d’observation.</w:t>
+      </w:r>
+    </w:p>
+    <w:p>
+      <w:r>
+        <w:rPr>
+          <w:rFonts w:ascii="Verdana" w:hAnsi="Verdana"/>
+          <w:i/>
+          <w:sz w:val="14"/>
+        </w:rPr>
+        <w:t>Note 156: La présente classe doit contenir des éléments décrivant les instruments utilisés pour obtenir les éléments météorologiques représentés.</w:t>
+      </w:r>
+    </w:p>
+    <w:p>
+      <w:r>
+        <w:rPr>
+          <w:rFonts w:ascii="Verdana" w:hAnsi="Verdana"/>
+          <w:i/>
+          <w:sz w:val="14"/>
+        </w:rPr>
+        <w:t>Note 158: Pour les périodes ou les décalages dans le temps et pour les incréments temporels, il faut préalablement une définition de l'origine de la position dans le temps, suivie, le cas échéant, d'une définition de l'élément qualificatif temporel.</w:t>
+      </w:r>
+    </w:p>
+    <w:p>
+      <w:r>
+        <w:rPr>
+          <w:rFonts w:ascii="Verdana" w:hAnsi="Verdana"/>
+          <w:i/>
+          <w:sz w:val="14"/>
+        </w:rPr>
+        <w:t>Note 160: Le rayonnement ascendant est indiqué par des valeurs négatives.</w:t>
+      </w:r>
+    </w:p>
+    <w:p>
+      <w:r>
+        <w:rPr>
+          <w:rFonts w:ascii="Verdana" w:hAnsi="Verdana"/>
+          <w:i/>
+          <w:sz w:val="14"/>
+        </w:rPr>
+        <w:t>Note 161: Les composantes w ascendantes sont indiquées par des valeurs positives, pour lesquelles l’unité est le m s –1 .</w:t>
+      </w:r>
+    </w:p>
+    <w:p>
+      <w:r>
+        <w:rPr>
+          <w:rFonts w:ascii="Verdana" w:hAnsi="Verdana"/>
+          <w:i/>
+          <w:sz w:val="14"/>
+        </w:rPr>
+        <w:t>Note 162: Intervalles utiles utilisés ci-dessus: 10 11 Bq à 10 19 Bq pour les rejets; 10 –2 Bq à 10 7 Bq et 10 –2 mSv à 10 7 mSv pour la concentration et les doses.</w:t>
+      </w:r>
+    </w:p>
+    <w:p>
+      <w:r>
+        <w:rPr>
+          <w:rFonts w:ascii="Verdana" w:hAnsi="Verdana"/>
+          <w:i/>
+          <w:sz w:val="14"/>
+        </w:rPr>
+        <w:t>Note 163: Les valeurs de la latitude et de l’incrément de latitude se situent dans les limites de la plage allant de –90 degrés à +90 degrés.</w:t>
+      </w:r>
+    </w:p>
+    <w:p>
+      <w:r>
+        <w:rPr>
+          <w:rFonts w:ascii="Verdana" w:hAnsi="Verdana"/>
+          <w:i/>
+          <w:sz w:val="14"/>
+        </w:rPr>
+        <w:t>Note 164: Les valeurs de longitude se situent dans les limites de la plage allant de –180 degrés à +180 degrés.</w:t>
+      </w:r>
+    </w:p>
+    <w:p>
+      <w:r>
+        <w:rPr>
+          <w:rFonts w:ascii="Verdana" w:hAnsi="Verdana"/>
+          <w:i/>
+          <w:sz w:val="14"/>
+        </w:rPr>
+        <w:t>Note 165: Des données correspondant à des éléments verticaux et à la pression sont utilisées pour définir des valeurs de ces éléments indépendantes de l’élément ou de la variable déterminant la coordonnée verticale.</w:t>
+      </w:r>
+    </w:p>
+    <w:p>
+      <w:r>
+        <w:rPr>
+          <w:rFonts w:ascii="Verdana" w:hAnsi="Verdana"/>
+          <w:i/>
+          <w:sz w:val="14"/>
+        </w:rPr>
+        <w:t>Note 166: On attribue aux longitudes ouest des valeurs négatives.</w:t>
+      </w:r>
+    </w:p>
+    <w:p>
+      <w:r>
+        <w:rPr>
+          <w:rFonts w:ascii="Verdana" w:hAnsi="Verdana"/>
+          <w:i/>
+          <w:sz w:val="14"/>
+        </w:rPr>
+        <w:t>Note 167: Les composantes u dans le sens ouest–est sont indiquées par des valeurs positives.</w:t>
+      </w:r>
+    </w:p>
+    <w:p>
+      <w:r>
+        <w:rPr>
+          <w:rFonts w:ascii="Verdana" w:hAnsi="Verdana"/>
+          <w:i/>
+          <w:sz w:val="14"/>
+        </w:rPr>
+        <w:t>Note 176: Lorsqu'il faut plus d'une période ou d'un décalage dans le temps pour définir des indications temporelles complexes, les définitions se succèdent immédiatement, dans l'ordre suivant: période d'ensemble (le cas échéant); période de prévision (le cas échéant); période correspondant à une moyenne ou une accumulation (le cas échéant).</w:t>
+      </w:r>
+    </w:p>
+    <w:p>
+      <w:r>
+        <w:rPr>
+          <w:rFonts w:ascii="Verdana" w:hAnsi="Verdana"/>
+          <w:i/>
+          <w:sz w:val="14"/>
+        </w:rPr>
+        <w:t>Note 178: Lorsque la colonne Nom de l’élément porte la mention «sur une période déterminée», on précise, à l’aide de descripteurs de la classe 04, la période considérée.</w:t>
+      </w:r>
+    </w:p>
+    <w:p>
+      <w:r>
+        <w:rPr>
+          <w:rFonts w:ascii="Verdana" w:hAnsi="Verdana"/>
+          <w:i/>
+          <w:sz w:val="14"/>
+        </w:rPr>
+        <w:t>Note 179: Lorsqu’on établit une somme ou une moyenne (par exemple sur une certaine période), on peut représenter le nombre total de valeurs prises en considération pour obtenir cette somme ou cette moyenne en utilisant le descripteur 0 08 022.</w:t>
+      </w:r>
+    </w:p>
+    <w:p>
+      <w:r>
+        <w:rPr>
+          <w:rFonts w:ascii="Verdana" w:hAnsi="Verdana"/>
+          <w:i/>
+          <w:sz w:val="14"/>
+        </w:rPr>
+        <w:t>Note 180: Normes pour la transmission des vents: Vitesse Direction Pas d’observation Manquante Manquante Calme 0 0 Observation normale &gt; 0 1° – 360° Vitesse seulement &gt; 0 Manquante Direction seulement Manquante 1° – 360° «Léger et variable» &gt; 0 0</w:t>
+      </w:r>
+    </w:p>
+    <w:p>
+      <w:r>
+        <w:rPr>
+          <w:rFonts w:ascii="Verdana" w:hAnsi="Verdana"/>
+          <w:i/>
+          <w:sz w:val="14"/>
+        </w:rPr>
+        <w:t>Note 181: Normes pour la transmission des vagues de la mer du vent et des vagues: Observation Vitesse Direction Pas d’observation Manquante Manquante Calme 0 0 Observation normale &gt; 0 1° – 360° Vitesse seulement &gt; 0 Manquante Direction seulement Manquante 1° – 360° «Léger et variable» &gt; 0 0</w:t>
       </w:r>
     </w:p>
     <w:tbl>
@@ -58,6 +398,9 @@
             <w:shd w:val="clear" w:color="auto" w:fill="D9D9D9"/>
           </w:tcPr>
           <w:p>
+            <w:pPr>
+              <w:spacing w:before="20" w:after="20"/>
+            </w:pPr>
             <w:r/>
             <w:r>
               <w:rPr>
@@ -75,6 +418,9 @@
             <w:shd w:val="clear" w:color="auto" w:fill="D9D9D9"/>
           </w:tcPr>
           <w:p>
+            <w:pPr>
+              <w:spacing w:before="20" w:after="20"/>
+            </w:pPr>
             <w:r/>
             <w:r>
               <w:rPr>
@@ -92,6 +438,9 @@
             <w:shd w:val="clear" w:color="auto" w:fill="D9D9D9"/>
           </w:tcPr>
           <w:p>
+            <w:pPr>
+              <w:spacing w:before="20" w:after="20"/>
+            </w:pPr>
             <w:r/>
             <w:r>
               <w:rPr>
@@ -109,6 +458,9 @@
             <w:shd w:val="clear" w:color="auto" w:fill="D9D9D9"/>
           </w:tcPr>
           <w:p>
+            <w:pPr>
+              <w:spacing w:before="20" w:after="20"/>
+            </w:pPr>
             <w:r/>
             <w:r>
               <w:rPr>
@@ -126,6 +478,9 @@
             <w:shd w:val="clear" w:color="auto" w:fill="D9D9D9"/>
           </w:tcPr>
           <w:p>
+            <w:pPr>
+              <w:spacing w:before="20" w:after="20"/>
+            </w:pPr>
             <w:r/>
             <w:r>
               <w:rPr>
@@ -143,6 +498,9 @@
             <w:shd w:val="clear" w:color="auto" w:fill="D9D9D9"/>
           </w:tcPr>
           <w:p>
+            <w:pPr>
+              <w:spacing w:before="20" w:after="20"/>
+            </w:pPr>
             <w:r/>
             <w:r>
               <w:rPr>
@@ -160,6 +518,9 @@
             <w:shd w:val="clear" w:color="auto" w:fill="D9D9D9"/>
           </w:tcPr>
           <w:p>
+            <w:pPr>
+              <w:spacing w:before="20" w:after="20"/>
+            </w:pPr>
             <w:r/>
             <w:r>
               <w:rPr>
@@ -177,6 +538,9 @@
             <w:shd w:val="clear" w:color="auto" w:fill="D9D9D9"/>
           </w:tcPr>
           <w:p>
+            <w:pPr>
+              <w:spacing w:before="20" w:after="20"/>
+            </w:pPr>
             <w:r/>
             <w:r>
               <w:rPr>
@@ -194,6 +558,9 @@
             <w:shd w:val="clear" w:color="auto" w:fill="D9D9D9"/>
           </w:tcPr>
           <w:p>
+            <w:pPr>
+              <w:spacing w:before="20" w:after="20"/>
+            </w:pPr>
             <w:r/>
             <w:r>
               <w:rPr>
@@ -211,6 +578,9 @@
             <w:shd w:val="clear" w:color="auto" w:fill="D9D9D9"/>
           </w:tcPr>
           <w:p>
+            <w:pPr>
+              <w:spacing w:before="20" w:after="20"/>
+            </w:pPr>
             <w:r/>
             <w:r>
               <w:rPr>
@@ -232,6 +602,9 @@
             <w:tcW w:type="dxa" w:w="1514"/>
           </w:tcPr>
           <w:p>
+            <w:pPr>
+              <w:spacing w:before="20" w:after="20"/>
+            </w:pPr>
             <w:r/>
             <w:r>
               <w:rPr>
@@ -248,6 +621,9 @@
             <w:tcW w:type="dxa" w:w="1514"/>
           </w:tcPr>
           <w:p>
+            <w:pPr>
+              <w:spacing w:before="20" w:after="20"/>
+            </w:pPr>
             <w:r/>
             <w:r>
               <w:rPr>
@@ -264,6 +640,27 @@
             <w:tcW w:type="dxa" w:w="1514"/>
           </w:tcPr>
           <w:p>
+            <w:pPr>
+              <w:spacing w:before="20" w:after="20"/>
+            </w:pPr>
+            <w:r/>
+            <w:r>
+              <w:rPr>
+                <w:rFonts w:ascii="Verdana" w:hAnsi="Verdana"/>
+                <w:sz w:val="16"/>
+              </w:rPr>
+              <w:t>a</w:t>
+            </w:r>
+          </w:p>
+        </w:tc>
+        <w:tc>
+          <w:tcPr>
+            <w:tcW w:type="dxa" w:w="1514"/>
+          </w:tcPr>
+          <w:p>
+            <w:pPr>
+              <w:spacing w:before="20" w:after="20"/>
+            </w:pPr>
             <w:r/>
             <w:r>
               <w:rPr>
@@ -271,6 +668,62 @@
                 <w:b w:val="0"/>
                 <w:sz w:val="16"/>
               </w:rPr>
+              <w:t>0</w:t>
+            </w:r>
+          </w:p>
+        </w:tc>
+        <w:tc>
+          <w:tcPr>
+            <w:tcW w:type="dxa" w:w="1514"/>
+          </w:tcPr>
+          <w:p>
+            <w:pPr>
+              <w:spacing w:before="20" w:after="20"/>
+            </w:pPr>
+            <w:r/>
+            <w:r>
+              <w:rPr>
+                <w:rFonts w:ascii="Verdana" w:hAnsi="Verdana"/>
+                <w:b w:val="0"/>
+                <w:sz w:val="16"/>
+              </w:rPr>
+              <w:t>0</w:t>
+            </w:r>
+          </w:p>
+        </w:tc>
+        <w:tc>
+          <w:tcPr>
+            <w:tcW w:type="dxa" w:w="1514"/>
+          </w:tcPr>
+          <w:p>
+            <w:pPr>
+              <w:spacing w:before="20" w:after="20"/>
+            </w:pPr>
+            <w:r/>
+            <w:r>
+              <w:rPr>
+                <w:rFonts w:ascii="Verdana" w:hAnsi="Verdana"/>
+                <w:b w:val="0"/>
+                <w:sz w:val="16"/>
+              </w:rPr>
+              <w:t>12</w:t>
+            </w:r>
+          </w:p>
+        </w:tc>
+        <w:tc>
+          <w:tcPr>
+            <w:tcW w:type="dxa" w:w="1514"/>
+          </w:tcPr>
+          <w:p>
+            <w:pPr>
+              <w:spacing w:before="20" w:after="20"/>
+            </w:pPr>
+            <w:r/>
+            <w:r>
+              <w:rPr>
+                <w:rFonts w:ascii="Verdana" w:hAnsi="Verdana"/>
+                <w:sz w:val="16"/>
+              </w:rPr>
               <w:t>a</w:t>
             </w:r>
           </w:p>
@@ -280,6 +733,9 @@
             <w:tcW w:type="dxa" w:w="1514"/>
           </w:tcPr>
           <w:p>
+            <w:pPr>
+              <w:spacing w:before="20" w:after="20"/>
+            </w:pPr>
             <w:r/>
             <w:r>
               <w:rPr>
@@ -296,6 +752,9 @@
             <w:tcW w:type="dxa" w:w="1514"/>
           </w:tcPr>
           <w:p>
+            <w:pPr>
+              <w:spacing w:before="20" w:after="20"/>
+            </w:pPr>
             <w:r/>
             <w:r>
               <w:rPr>
@@ -303,70 +762,6 @@
                 <w:b w:val="0"/>
                 <w:sz w:val="16"/>
               </w:rPr>
-              <w:t>0</w:t>
-            </w:r>
-          </w:p>
-        </w:tc>
-        <w:tc>
-          <w:tcPr>
-            <w:tcW w:type="dxa" w:w="1514"/>
-          </w:tcPr>
-          <w:p>
-            <w:r/>
-            <w:r>
-              <w:rPr>
-                <w:rFonts w:ascii="Verdana" w:hAnsi="Verdana"/>
-                <w:b w:val="0"/>
-                <w:sz w:val="16"/>
-              </w:rPr>
-              <w:t>12</w:t>
-            </w:r>
-          </w:p>
-        </w:tc>
-        <w:tc>
-          <w:tcPr>
-            <w:tcW w:type="dxa" w:w="1514"/>
-          </w:tcPr>
-          <w:p>
-            <w:r/>
-            <w:r>
-              <w:rPr>
-                <w:rFonts w:ascii="Verdana" w:hAnsi="Verdana"/>
-                <w:b w:val="0"/>
-                <w:sz w:val="16"/>
-              </w:rPr>
-              <w:t>a</w:t>
-            </w:r>
-          </w:p>
-        </w:tc>
-        <w:tc>
-          <w:tcPr>
-            <w:tcW w:type="dxa" w:w="1514"/>
-          </w:tcPr>
-          <w:p>
-            <w:r/>
-            <w:r>
-              <w:rPr>
-                <w:rFonts w:ascii="Verdana" w:hAnsi="Verdana"/>
-                <w:b w:val="0"/>
-                <w:sz w:val="16"/>
-              </w:rPr>
-              <w:t>0</w:t>
-            </w:r>
-          </w:p>
-        </w:tc>
-        <w:tc>
-          <w:tcPr>
-            <w:tcW w:type="dxa" w:w="1514"/>
-          </w:tcPr>
-          <w:p>
-            <w:r/>
-            <w:r>
-              <w:rPr>
-                <w:rFonts w:ascii="Verdana" w:hAnsi="Verdana"/>
-                <w:b w:val="0"/>
-                <w:sz w:val="16"/>
-              </w:rPr>
               <w:t>4</w:t>
             </w:r>
           </w:p>
@@ -376,6 +771,9 @@
             <w:tcW w:type="dxa" w:w="1514"/>
           </w:tcPr>
           <w:p>
+            <w:pPr>
+              <w:spacing w:before="20" w:after="20"/>
+            </w:pPr>
             <w:r/>
             <w:r>
               <w:rPr>
@@ -396,6 +794,9 @@
             <w:tcW w:type="dxa" w:w="1514"/>
           </w:tcPr>
           <w:p>
+            <w:pPr>
+              <w:spacing w:before="20" w:after="20"/>
+            </w:pPr>
             <w:r/>
             <w:r>
               <w:rPr>
@@ -412,6 +813,9 @@
             <w:tcW w:type="dxa" w:w="1514"/>
           </w:tcPr>
           <w:p>
+            <w:pPr>
+              <w:spacing w:before="20" w:after="20"/>
+            </w:pPr>
             <w:r/>
             <w:r>
               <w:rPr>
@@ -428,6 +832,27 @@
             <w:tcW w:type="dxa" w:w="1514"/>
           </w:tcPr>
           <w:p>
+            <w:pPr>
+              <w:spacing w:before="20" w:after="20"/>
+            </w:pPr>
+            <w:r/>
+            <w:r>
+              <w:rPr>
+                <w:rFonts w:ascii="Verdana" w:hAnsi="Verdana"/>
+                <w:sz w:val="16"/>
+              </w:rPr>
+              <w:t>mon</w:t>
+            </w:r>
+          </w:p>
+        </w:tc>
+        <w:tc>
+          <w:tcPr>
+            <w:tcW w:type="dxa" w:w="1514"/>
+          </w:tcPr>
+          <w:p>
+            <w:pPr>
+              <w:spacing w:before="20" w:after="20"/>
+            </w:pPr>
             <w:r/>
             <w:r>
               <w:rPr>
@@ -435,6 +860,62 @@
                 <w:b w:val="0"/>
                 <w:sz w:val="16"/>
               </w:rPr>
+              <w:t>0</w:t>
+            </w:r>
+          </w:p>
+        </w:tc>
+        <w:tc>
+          <w:tcPr>
+            <w:tcW w:type="dxa" w:w="1514"/>
+          </w:tcPr>
+          <w:p>
+            <w:pPr>
+              <w:spacing w:before="20" w:after="20"/>
+            </w:pPr>
+            <w:r/>
+            <w:r>
+              <w:rPr>
+                <w:rFonts w:ascii="Verdana" w:hAnsi="Verdana"/>
+                <w:b w:val="0"/>
+                <w:sz w:val="16"/>
+              </w:rPr>
+              <w:t>0</w:t>
+            </w:r>
+          </w:p>
+        </w:tc>
+        <w:tc>
+          <w:tcPr>
+            <w:tcW w:type="dxa" w:w="1514"/>
+          </w:tcPr>
+          <w:p>
+            <w:pPr>
+              <w:spacing w:before="20" w:after="20"/>
+            </w:pPr>
+            <w:r/>
+            <w:r>
+              <w:rPr>
+                <w:rFonts w:ascii="Verdana" w:hAnsi="Verdana"/>
+                <w:b w:val="0"/>
+                <w:sz w:val="16"/>
+              </w:rPr>
+              <w:t>4</w:t>
+            </w:r>
+          </w:p>
+        </w:tc>
+        <w:tc>
+          <w:tcPr>
+            <w:tcW w:type="dxa" w:w="1514"/>
+          </w:tcPr>
+          <w:p>
+            <w:pPr>
+              <w:spacing w:before="20" w:after="20"/>
+            </w:pPr>
+            <w:r/>
+            <w:r>
+              <w:rPr>
+                <w:rFonts w:ascii="Verdana" w:hAnsi="Verdana"/>
+                <w:sz w:val="16"/>
+              </w:rPr>
               <w:t>mon</w:t>
             </w:r>
           </w:p>
@@ -444,6 +925,9 @@
             <w:tcW w:type="dxa" w:w="1514"/>
           </w:tcPr>
           <w:p>
+            <w:pPr>
+              <w:spacing w:before="20" w:after="20"/>
+            </w:pPr>
             <w:r/>
             <w:r>
               <w:rPr>
@@ -460,6 +944,9 @@
             <w:tcW w:type="dxa" w:w="1514"/>
           </w:tcPr>
           <w:p>
+            <w:pPr>
+              <w:spacing w:before="20" w:after="20"/>
+            </w:pPr>
             <w:r/>
             <w:r>
               <w:rPr>
@@ -467,70 +954,6 @@
                 <w:b w:val="0"/>
                 <w:sz w:val="16"/>
               </w:rPr>
-              <w:t>0</w:t>
-            </w:r>
-          </w:p>
-        </w:tc>
-        <w:tc>
-          <w:tcPr>
-            <w:tcW w:type="dxa" w:w="1514"/>
-          </w:tcPr>
-          <w:p>
-            <w:r/>
-            <w:r>
-              <w:rPr>
-                <w:rFonts w:ascii="Verdana" w:hAnsi="Verdana"/>
-                <w:b w:val="0"/>
-                <w:sz w:val="16"/>
-              </w:rPr>
-              <w:t>4</w:t>
-            </w:r>
-          </w:p>
-        </w:tc>
-        <w:tc>
-          <w:tcPr>
-            <w:tcW w:type="dxa" w:w="1514"/>
-          </w:tcPr>
-          <w:p>
-            <w:r/>
-            <w:r>
-              <w:rPr>
-                <w:rFonts w:ascii="Verdana" w:hAnsi="Verdana"/>
-                <w:b w:val="0"/>
-                <w:sz w:val="16"/>
-              </w:rPr>
-              <w:t>mon</w:t>
-            </w:r>
-          </w:p>
-        </w:tc>
-        <w:tc>
-          <w:tcPr>
-            <w:tcW w:type="dxa" w:w="1514"/>
-          </w:tcPr>
-          <w:p>
-            <w:r/>
-            <w:r>
-              <w:rPr>
-                <w:rFonts w:ascii="Verdana" w:hAnsi="Verdana"/>
-                <w:b w:val="0"/>
-                <w:sz w:val="16"/>
-              </w:rPr>
-              <w:t>0</w:t>
-            </w:r>
-          </w:p>
-        </w:tc>
-        <w:tc>
-          <w:tcPr>
-            <w:tcW w:type="dxa" w:w="1514"/>
-          </w:tcPr>
-          <w:p>
-            <w:r/>
-            <w:r>
-              <w:rPr>
-                <w:rFonts w:ascii="Verdana" w:hAnsi="Verdana"/>
-                <w:b w:val="0"/>
-                <w:sz w:val="16"/>
-              </w:rPr>
               <w:t>2</w:t>
             </w:r>
           </w:p>
@@ -540,6 +963,9 @@
             <w:tcW w:type="dxa" w:w="1514"/>
           </w:tcPr>
           <w:p>
+            <w:pPr>
+              <w:spacing w:before="20" w:after="20"/>
+            </w:pPr>
             <w:r/>
             <w:r>
               <w:rPr>
@@ -560,6 +986,9 @@
             <w:tcW w:type="dxa" w:w="1514"/>
           </w:tcPr>
           <w:p>
+            <w:pPr>
+              <w:spacing w:before="20" w:after="20"/>
+            </w:pPr>
             <w:r/>
             <w:r>
               <w:rPr>
@@ -576,6 +1005,9 @@
             <w:tcW w:type="dxa" w:w="1514"/>
           </w:tcPr>
           <w:p>
+            <w:pPr>
+              <w:spacing w:before="20" w:after="20"/>
+            </w:pPr>
             <w:r/>
             <w:r>
               <w:rPr>
@@ -592,6 +1024,27 @@
             <w:tcW w:type="dxa" w:w="1514"/>
           </w:tcPr>
           <w:p>
+            <w:pPr>
+              <w:spacing w:before="20" w:after="20"/>
+            </w:pPr>
+            <w:r/>
+            <w:r>
+              <w:rPr>
+                <w:rFonts w:ascii="Verdana" w:hAnsi="Verdana"/>
+                <w:sz w:val="16"/>
+              </w:rPr>
+              <w:t>d</w:t>
+            </w:r>
+          </w:p>
+        </w:tc>
+        <w:tc>
+          <w:tcPr>
+            <w:tcW w:type="dxa" w:w="1514"/>
+          </w:tcPr>
+          <w:p>
+            <w:pPr>
+              <w:spacing w:before="20" w:after="20"/>
+            </w:pPr>
             <w:r/>
             <w:r>
               <w:rPr>
@@ -599,6 +1052,62 @@
                 <w:b w:val="0"/>
                 <w:sz w:val="16"/>
               </w:rPr>
+              <w:t>0</w:t>
+            </w:r>
+          </w:p>
+        </w:tc>
+        <w:tc>
+          <w:tcPr>
+            <w:tcW w:type="dxa" w:w="1514"/>
+          </w:tcPr>
+          <w:p>
+            <w:pPr>
+              <w:spacing w:before="20" w:after="20"/>
+            </w:pPr>
+            <w:r/>
+            <w:r>
+              <w:rPr>
+                <w:rFonts w:ascii="Verdana" w:hAnsi="Verdana"/>
+                <w:b w:val="0"/>
+                <w:sz w:val="16"/>
+              </w:rPr>
+              <w:t>0</w:t>
+            </w:r>
+          </w:p>
+        </w:tc>
+        <w:tc>
+          <w:tcPr>
+            <w:tcW w:type="dxa" w:w="1514"/>
+          </w:tcPr>
+          <w:p>
+            <w:pPr>
+              <w:spacing w:before="20" w:after="20"/>
+            </w:pPr>
+            <w:r/>
+            <w:r>
+              <w:rPr>
+                <w:rFonts w:ascii="Verdana" w:hAnsi="Verdana"/>
+                <w:b w:val="0"/>
+                <w:sz w:val="16"/>
+              </w:rPr>
+              <w:t>6</w:t>
+            </w:r>
+          </w:p>
+        </w:tc>
+        <w:tc>
+          <w:tcPr>
+            <w:tcW w:type="dxa" w:w="1514"/>
+          </w:tcPr>
+          <w:p>
+            <w:pPr>
+              <w:spacing w:before="20" w:after="20"/>
+            </w:pPr>
+            <w:r/>
+            <w:r>
+              <w:rPr>
+                <w:rFonts w:ascii="Verdana" w:hAnsi="Verdana"/>
+                <w:sz w:val="16"/>
+              </w:rPr>
               <w:t>d</w:t>
             </w:r>
           </w:p>
@@ -608,6 +1117,9 @@
             <w:tcW w:type="dxa" w:w="1514"/>
           </w:tcPr>
           <w:p>
+            <w:pPr>
+              <w:spacing w:before="20" w:after="20"/>
+            </w:pPr>
             <w:r/>
             <w:r>
               <w:rPr>
@@ -624,6 +1136,9 @@
             <w:tcW w:type="dxa" w:w="1514"/>
           </w:tcPr>
           <w:p>
+            <w:pPr>
+              <w:spacing w:before="20" w:after="20"/>
+            </w:pPr>
             <w:r/>
             <w:r>
               <w:rPr>
@@ -631,70 +1146,6 @@
                 <w:b w:val="0"/>
                 <w:sz w:val="16"/>
               </w:rPr>
-              <w:t>0</w:t>
-            </w:r>
-          </w:p>
-        </w:tc>
-        <w:tc>
-          <w:tcPr>
-            <w:tcW w:type="dxa" w:w="1514"/>
-          </w:tcPr>
-          <w:p>
-            <w:r/>
-            <w:r>
-              <w:rPr>
-                <w:rFonts w:ascii="Verdana" w:hAnsi="Verdana"/>
-                <w:b w:val="0"/>
-                <w:sz w:val="16"/>
-              </w:rPr>
-              <w:t>6</w:t>
-            </w:r>
-          </w:p>
-        </w:tc>
-        <w:tc>
-          <w:tcPr>
-            <w:tcW w:type="dxa" w:w="1514"/>
-          </w:tcPr>
-          <w:p>
-            <w:r/>
-            <w:r>
-              <w:rPr>
-                <w:rFonts w:ascii="Verdana" w:hAnsi="Verdana"/>
-                <w:b w:val="0"/>
-                <w:sz w:val="16"/>
-              </w:rPr>
-              <w:t>d</w:t>
-            </w:r>
-          </w:p>
-        </w:tc>
-        <w:tc>
-          <w:tcPr>
-            <w:tcW w:type="dxa" w:w="1514"/>
-          </w:tcPr>
-          <w:p>
-            <w:r/>
-            <w:r>
-              <w:rPr>
-                <w:rFonts w:ascii="Verdana" w:hAnsi="Verdana"/>
-                <w:b w:val="0"/>
-                <w:sz w:val="16"/>
-              </w:rPr>
-              <w:t>0</w:t>
-            </w:r>
-          </w:p>
-        </w:tc>
-        <w:tc>
-          <w:tcPr>
-            <w:tcW w:type="dxa" w:w="1514"/>
-          </w:tcPr>
-          <w:p>
-            <w:r/>
-            <w:r>
-              <w:rPr>
-                <w:rFonts w:ascii="Verdana" w:hAnsi="Verdana"/>
-                <w:b w:val="0"/>
-                <w:sz w:val="16"/>
-              </w:rPr>
               <w:t>2</w:t>
             </w:r>
           </w:p>
@@ -704,6 +1155,9 @@
             <w:tcW w:type="dxa" w:w="1514"/>
           </w:tcPr>
           <w:p>
+            <w:pPr>
+              <w:spacing w:before="20" w:after="20"/>
+            </w:pPr>
             <w:r/>
             <w:r>
               <w:rPr>
@@ -724,6 +1178,9 @@
             <w:tcW w:type="dxa" w:w="1514"/>
           </w:tcPr>
           <w:p>
+            <w:pPr>
+              <w:spacing w:before="20" w:after="20"/>
+            </w:pPr>
             <w:r/>
             <w:r>
               <w:rPr>
@@ -740,6 +1197,9 @@
             <w:tcW w:type="dxa" w:w="1514"/>
           </w:tcPr>
           <w:p>
+            <w:pPr>
+              <w:spacing w:before="20" w:after="20"/>
+            </w:pPr>
             <w:r/>
             <w:r>
               <w:rPr>
@@ -756,6 +1216,27 @@
             <w:tcW w:type="dxa" w:w="1514"/>
           </w:tcPr>
           <w:p>
+            <w:pPr>
+              <w:spacing w:before="20" w:after="20"/>
+            </w:pPr>
+            <w:r/>
+            <w:r>
+              <w:rPr>
+                <w:rFonts w:ascii="Verdana" w:hAnsi="Verdana"/>
+                <w:sz w:val="16"/>
+              </w:rPr>
+              <w:t>h</w:t>
+            </w:r>
+          </w:p>
+        </w:tc>
+        <w:tc>
+          <w:tcPr>
+            <w:tcW w:type="dxa" w:w="1514"/>
+          </w:tcPr>
+          <w:p>
+            <w:pPr>
+              <w:spacing w:before="20" w:after="20"/>
+            </w:pPr>
             <w:r/>
             <w:r>
               <w:rPr>
@@ -763,6 +1244,62 @@
                 <w:b w:val="0"/>
                 <w:sz w:val="16"/>
               </w:rPr>
+              <w:t>0</w:t>
+            </w:r>
+          </w:p>
+        </w:tc>
+        <w:tc>
+          <w:tcPr>
+            <w:tcW w:type="dxa" w:w="1514"/>
+          </w:tcPr>
+          <w:p>
+            <w:pPr>
+              <w:spacing w:before="20" w:after="20"/>
+            </w:pPr>
+            <w:r/>
+            <w:r>
+              <w:rPr>
+                <w:rFonts w:ascii="Verdana" w:hAnsi="Verdana"/>
+                <w:b w:val="0"/>
+                <w:sz w:val="16"/>
+              </w:rPr>
+              <w:t>0</w:t>
+            </w:r>
+          </w:p>
+        </w:tc>
+        <w:tc>
+          <w:tcPr>
+            <w:tcW w:type="dxa" w:w="1514"/>
+          </w:tcPr>
+          <w:p>
+            <w:pPr>
+              <w:spacing w:before="20" w:after="20"/>
+            </w:pPr>
+            <w:r/>
+            <w:r>
+              <w:rPr>
+                <w:rFonts w:ascii="Verdana" w:hAnsi="Verdana"/>
+                <w:b w:val="0"/>
+                <w:sz w:val="16"/>
+              </w:rPr>
+              <w:t>5</w:t>
+            </w:r>
+          </w:p>
+        </w:tc>
+        <w:tc>
+          <w:tcPr>
+            <w:tcW w:type="dxa" w:w="1514"/>
+          </w:tcPr>
+          <w:p>
+            <w:pPr>
+              <w:spacing w:before="20" w:after="20"/>
+            </w:pPr>
+            <w:r/>
+            <w:r>
+              <w:rPr>
+                <w:rFonts w:ascii="Verdana" w:hAnsi="Verdana"/>
+                <w:sz w:val="16"/>
+              </w:rPr>
               <w:t>h</w:t>
             </w:r>
           </w:p>
@@ -772,6 +1309,9 @@
             <w:tcW w:type="dxa" w:w="1514"/>
           </w:tcPr>
           <w:p>
+            <w:pPr>
+              <w:spacing w:before="20" w:after="20"/>
+            </w:pPr>
             <w:r/>
             <w:r>
               <w:rPr>
@@ -788,6 +1328,9 @@
             <w:tcW w:type="dxa" w:w="1514"/>
           </w:tcPr>
           <w:p>
+            <w:pPr>
+              <w:spacing w:before="20" w:after="20"/>
+            </w:pPr>
             <w:r/>
             <w:r>
               <w:rPr>
@@ -795,70 +1338,6 @@
                 <w:b w:val="0"/>
                 <w:sz w:val="16"/>
               </w:rPr>
-              <w:t>0</w:t>
-            </w:r>
-          </w:p>
-        </w:tc>
-        <w:tc>
-          <w:tcPr>
-            <w:tcW w:type="dxa" w:w="1514"/>
-          </w:tcPr>
-          <w:p>
-            <w:r/>
-            <w:r>
-              <w:rPr>
-                <w:rFonts w:ascii="Verdana" w:hAnsi="Verdana"/>
-                <w:b w:val="0"/>
-                <w:sz w:val="16"/>
-              </w:rPr>
-              <w:t>5</w:t>
-            </w:r>
-          </w:p>
-        </w:tc>
-        <w:tc>
-          <w:tcPr>
-            <w:tcW w:type="dxa" w:w="1514"/>
-          </w:tcPr>
-          <w:p>
-            <w:r/>
-            <w:r>
-              <w:rPr>
-                <w:rFonts w:ascii="Verdana" w:hAnsi="Verdana"/>
-                <w:b w:val="0"/>
-                <w:sz w:val="16"/>
-              </w:rPr>
-              <w:t>h</w:t>
-            </w:r>
-          </w:p>
-        </w:tc>
-        <w:tc>
-          <w:tcPr>
-            <w:tcW w:type="dxa" w:w="1514"/>
-          </w:tcPr>
-          <w:p>
-            <w:r/>
-            <w:r>
-              <w:rPr>
-                <w:rFonts w:ascii="Verdana" w:hAnsi="Verdana"/>
-                <w:b w:val="0"/>
-                <w:sz w:val="16"/>
-              </w:rPr>
-              <w:t>0</w:t>
-            </w:r>
-          </w:p>
-        </w:tc>
-        <w:tc>
-          <w:tcPr>
-            <w:tcW w:type="dxa" w:w="1514"/>
-          </w:tcPr>
-          <w:p>
-            <w:r/>
-            <w:r>
-              <w:rPr>
-                <w:rFonts w:ascii="Verdana" w:hAnsi="Verdana"/>
-                <w:b w:val="0"/>
-                <w:sz w:val="16"/>
-              </w:rPr>
               <w:t>2</w:t>
             </w:r>
           </w:p>
@@ -868,6 +1347,9 @@
             <w:tcW w:type="dxa" w:w="1514"/>
           </w:tcPr>
           <w:p>
+            <w:pPr>
+              <w:spacing w:before="20" w:after="20"/>
+            </w:pPr>
             <w:r/>
             <w:r>
               <w:rPr>
@@ -888,6 +1370,9 @@
             <w:tcW w:type="dxa" w:w="1514"/>
           </w:tcPr>
           <w:p>
+            <w:pPr>
+              <w:spacing w:before="20" w:after="20"/>
+            </w:pPr>
             <w:r/>
             <w:r>
               <w:rPr>
@@ -904,6 +1389,9 @@
             <w:tcW w:type="dxa" w:w="1514"/>
           </w:tcPr>
           <w:p>
+            <w:pPr>
+              <w:spacing w:before="20" w:after="20"/>
+            </w:pPr>
             <w:r/>
             <w:r>
               <w:rPr>
@@ -920,6 +1408,27 @@
             <w:tcW w:type="dxa" w:w="1514"/>
           </w:tcPr>
           <w:p>
+            <w:pPr>
+              <w:spacing w:before="20" w:after="20"/>
+            </w:pPr>
+            <w:r/>
+            <w:r>
+              <w:rPr>
+                <w:rFonts w:ascii="Verdana" w:hAnsi="Verdana"/>
+                <w:sz w:val="16"/>
+              </w:rPr>
+              <w:t>min</w:t>
+            </w:r>
+          </w:p>
+        </w:tc>
+        <w:tc>
+          <w:tcPr>
+            <w:tcW w:type="dxa" w:w="1514"/>
+          </w:tcPr>
+          <w:p>
+            <w:pPr>
+              <w:spacing w:before="20" w:after="20"/>
+            </w:pPr>
             <w:r/>
             <w:r>
               <w:rPr>
@@ -927,6 +1436,62 @@
                 <w:b w:val="0"/>
                 <w:sz w:val="16"/>
               </w:rPr>
+              <w:t>0</w:t>
+            </w:r>
+          </w:p>
+        </w:tc>
+        <w:tc>
+          <w:tcPr>
+            <w:tcW w:type="dxa" w:w="1514"/>
+          </w:tcPr>
+          <w:p>
+            <w:pPr>
+              <w:spacing w:before="20" w:after="20"/>
+            </w:pPr>
+            <w:r/>
+            <w:r>
+              <w:rPr>
+                <w:rFonts w:ascii="Verdana" w:hAnsi="Verdana"/>
+                <w:b w:val="0"/>
+                <w:sz w:val="16"/>
+              </w:rPr>
+              <w:t>0</w:t>
+            </w:r>
+          </w:p>
+        </w:tc>
+        <w:tc>
+          <w:tcPr>
+            <w:tcW w:type="dxa" w:w="1514"/>
+          </w:tcPr>
+          <w:p>
+            <w:pPr>
+              <w:spacing w:before="20" w:after="20"/>
+            </w:pPr>
+            <w:r/>
+            <w:r>
+              <w:rPr>
+                <w:rFonts w:ascii="Verdana" w:hAnsi="Verdana"/>
+                <w:b w:val="0"/>
+                <w:sz w:val="16"/>
+              </w:rPr>
+              <w:t>6</w:t>
+            </w:r>
+          </w:p>
+        </w:tc>
+        <w:tc>
+          <w:tcPr>
+            <w:tcW w:type="dxa" w:w="1514"/>
+          </w:tcPr>
+          <w:p>
+            <w:pPr>
+              <w:spacing w:before="20" w:after="20"/>
+            </w:pPr>
+            <w:r/>
+            <w:r>
+              <w:rPr>
+                <w:rFonts w:ascii="Verdana" w:hAnsi="Verdana"/>
+                <w:sz w:val="16"/>
+              </w:rPr>
               <w:t>min</w:t>
             </w:r>
           </w:p>
@@ -936,6 +1501,9 @@
             <w:tcW w:type="dxa" w:w="1514"/>
           </w:tcPr>
           <w:p>
+            <w:pPr>
+              <w:spacing w:before="20" w:after="20"/>
+            </w:pPr>
             <w:r/>
             <w:r>
               <w:rPr>
@@ -952,6 +1520,9 @@
             <w:tcW w:type="dxa" w:w="1514"/>
           </w:tcPr>
           <w:p>
+            <w:pPr>
+              <w:spacing w:before="20" w:after="20"/>
+            </w:pPr>
             <w:r/>
             <w:r>
               <w:rPr>
@@ -959,70 +1530,6 @@
                 <w:b w:val="0"/>
                 <w:sz w:val="16"/>
               </w:rPr>
-              <w:t>0</w:t>
-            </w:r>
-          </w:p>
-        </w:tc>
-        <w:tc>
-          <w:tcPr>
-            <w:tcW w:type="dxa" w:w="1514"/>
-          </w:tcPr>
-          <w:p>
-            <w:r/>
-            <w:r>
-              <w:rPr>
-                <w:rFonts w:ascii="Verdana" w:hAnsi="Verdana"/>
-                <w:b w:val="0"/>
-                <w:sz w:val="16"/>
-              </w:rPr>
-              <w:t>6</w:t>
-            </w:r>
-          </w:p>
-        </w:tc>
-        <w:tc>
-          <w:tcPr>
-            <w:tcW w:type="dxa" w:w="1514"/>
-          </w:tcPr>
-          <w:p>
-            <w:r/>
-            <w:r>
-              <w:rPr>
-                <w:rFonts w:ascii="Verdana" w:hAnsi="Verdana"/>
-                <w:b w:val="0"/>
-                <w:sz w:val="16"/>
-              </w:rPr>
-              <w:t>min</w:t>
-            </w:r>
-          </w:p>
-        </w:tc>
-        <w:tc>
-          <w:tcPr>
-            <w:tcW w:type="dxa" w:w="1514"/>
-          </w:tcPr>
-          <w:p>
-            <w:r/>
-            <w:r>
-              <w:rPr>
-                <w:rFonts w:ascii="Verdana" w:hAnsi="Verdana"/>
-                <w:b w:val="0"/>
-                <w:sz w:val="16"/>
-              </w:rPr>
-              <w:t>0</w:t>
-            </w:r>
-          </w:p>
-        </w:tc>
-        <w:tc>
-          <w:tcPr>
-            <w:tcW w:type="dxa" w:w="1514"/>
-          </w:tcPr>
-          <w:p>
-            <w:r/>
-            <w:r>
-              <w:rPr>
-                <w:rFonts w:ascii="Verdana" w:hAnsi="Verdana"/>
-                <w:b w:val="0"/>
-                <w:sz w:val="16"/>
-              </w:rPr>
               <w:t>2</w:t>
             </w:r>
           </w:p>
@@ -1032,6 +1539,9 @@
             <w:tcW w:type="dxa" w:w="1514"/>
           </w:tcPr>
           <w:p>
+            <w:pPr>
+              <w:spacing w:before="20" w:after="20"/>
+            </w:pPr>
             <w:r/>
             <w:r>
               <w:rPr>
@@ -1052,6 +1562,9 @@
             <w:tcW w:type="dxa" w:w="1514"/>
           </w:tcPr>
           <w:p>
+            <w:pPr>
+              <w:spacing w:before="20" w:after="20"/>
+            </w:pPr>
             <w:r/>
             <w:r>
               <w:rPr>
@@ -1068,6 +1581,9 @@
             <w:tcW w:type="dxa" w:w="1514"/>
           </w:tcPr>
           <w:p>
+            <w:pPr>
+              <w:spacing w:before="20" w:after="20"/>
+            </w:pPr>
             <w:r/>
             <w:r>
               <w:rPr>
@@ -1084,6 +1600,27 @@
             <w:tcW w:type="dxa" w:w="1514"/>
           </w:tcPr>
           <w:p>
+            <w:pPr>
+              <w:spacing w:before="20" w:after="20"/>
+            </w:pPr>
+            <w:r/>
+            <w:r>
+              <w:rPr>
+                <w:rFonts w:ascii="Verdana" w:hAnsi="Verdana"/>
+                <w:sz w:val="16"/>
+              </w:rPr>
+              <w:t>s</w:t>
+            </w:r>
+          </w:p>
+        </w:tc>
+        <w:tc>
+          <w:tcPr>
+            <w:tcW w:type="dxa" w:w="1514"/>
+          </w:tcPr>
+          <w:p>
+            <w:pPr>
+              <w:spacing w:before="20" w:after="20"/>
+            </w:pPr>
             <w:r/>
             <w:r>
               <w:rPr>
@@ -1091,6 +1628,62 @@
                 <w:b w:val="0"/>
                 <w:sz w:val="16"/>
               </w:rPr>
+              <w:t>0</w:t>
+            </w:r>
+          </w:p>
+        </w:tc>
+        <w:tc>
+          <w:tcPr>
+            <w:tcW w:type="dxa" w:w="1514"/>
+          </w:tcPr>
+          <w:p>
+            <w:pPr>
+              <w:spacing w:before="20" w:after="20"/>
+            </w:pPr>
+            <w:r/>
+            <w:r>
+              <w:rPr>
+                <w:rFonts w:ascii="Verdana" w:hAnsi="Verdana"/>
+                <w:b w:val="0"/>
+                <w:sz w:val="16"/>
+              </w:rPr>
+              <w:t>0</w:t>
+            </w:r>
+          </w:p>
+        </w:tc>
+        <w:tc>
+          <w:tcPr>
+            <w:tcW w:type="dxa" w:w="1514"/>
+          </w:tcPr>
+          <w:p>
+            <w:pPr>
+              <w:spacing w:before="20" w:after="20"/>
+            </w:pPr>
+            <w:r/>
+            <w:r>
+              <w:rPr>
+                <w:rFonts w:ascii="Verdana" w:hAnsi="Verdana"/>
+                <w:b w:val="0"/>
+                <w:sz w:val="16"/>
+              </w:rPr>
+              <w:t>6</w:t>
+            </w:r>
+          </w:p>
+        </w:tc>
+        <w:tc>
+          <w:tcPr>
+            <w:tcW w:type="dxa" w:w="1514"/>
+          </w:tcPr>
+          <w:p>
+            <w:pPr>
+              <w:spacing w:before="20" w:after="20"/>
+            </w:pPr>
+            <w:r/>
+            <w:r>
+              <w:rPr>
+                <w:rFonts w:ascii="Verdana" w:hAnsi="Verdana"/>
+                <w:sz w:val="16"/>
+              </w:rPr>
               <w:t>s</w:t>
             </w:r>
           </w:p>
@@ -1100,6 +1693,9 @@
             <w:tcW w:type="dxa" w:w="1514"/>
           </w:tcPr>
           <w:p>
+            <w:pPr>
+              <w:spacing w:before="20" w:after="20"/>
+            </w:pPr>
             <w:r/>
             <w:r>
               <w:rPr>
@@ -1116,6 +1712,9 @@
             <w:tcW w:type="dxa" w:w="1514"/>
           </w:tcPr>
           <w:p>
+            <w:pPr>
+              <w:spacing w:before="20" w:after="20"/>
+            </w:pPr>
             <w:r/>
             <w:r>
               <w:rPr>
@@ -1123,70 +1722,6 @@
                 <w:b w:val="0"/>
                 <w:sz w:val="16"/>
               </w:rPr>
-              <w:t>0</w:t>
-            </w:r>
-          </w:p>
-        </w:tc>
-        <w:tc>
-          <w:tcPr>
-            <w:tcW w:type="dxa" w:w="1514"/>
-          </w:tcPr>
-          <w:p>
-            <w:r/>
-            <w:r>
-              <w:rPr>
-                <w:rFonts w:ascii="Verdana" w:hAnsi="Verdana"/>
-                <w:b w:val="0"/>
-                <w:sz w:val="16"/>
-              </w:rPr>
-              <w:t>6</w:t>
-            </w:r>
-          </w:p>
-        </w:tc>
-        <w:tc>
-          <w:tcPr>
-            <w:tcW w:type="dxa" w:w="1514"/>
-          </w:tcPr>
-          <w:p>
-            <w:r/>
-            <w:r>
-              <w:rPr>
-                <w:rFonts w:ascii="Verdana" w:hAnsi="Verdana"/>
-                <w:b w:val="0"/>
-                <w:sz w:val="16"/>
-              </w:rPr>
-              <w:t>s</w:t>
-            </w:r>
-          </w:p>
-        </w:tc>
-        <w:tc>
-          <w:tcPr>
-            <w:tcW w:type="dxa" w:w="1514"/>
-          </w:tcPr>
-          <w:p>
-            <w:r/>
-            <w:r>
-              <w:rPr>
-                <w:rFonts w:ascii="Verdana" w:hAnsi="Verdana"/>
-                <w:b w:val="0"/>
-                <w:sz w:val="16"/>
-              </w:rPr>
-              <w:t>0</w:t>
-            </w:r>
-          </w:p>
-        </w:tc>
-        <w:tc>
-          <w:tcPr>
-            <w:tcW w:type="dxa" w:w="1514"/>
-          </w:tcPr>
-          <w:p>
-            <w:r/>
-            <w:r>
-              <w:rPr>
-                <w:rFonts w:ascii="Verdana" w:hAnsi="Verdana"/>
-                <w:b w:val="0"/>
-                <w:sz w:val="16"/>
-              </w:rPr>
               <w:t>2</w:t>
             </w:r>
           </w:p>
@@ -1196,6 +1731,9 @@
             <w:tcW w:type="dxa" w:w="1514"/>
           </w:tcPr>
           <w:p>
+            <w:pPr>
+              <w:spacing w:before="20" w:after="20"/>
+            </w:pPr>
             <w:r/>
             <w:r>
               <w:rPr>
@@ -1216,6 +1754,9 @@
             <w:tcW w:type="dxa" w:w="1514"/>
           </w:tcPr>
           <w:p>
+            <w:pPr>
+              <w:spacing w:before="20" w:after="20"/>
+            </w:pPr>
             <w:r/>
             <w:r>
               <w:rPr>
@@ -1232,6 +1773,9 @@
             <w:tcW w:type="dxa" w:w="1514"/>
           </w:tcPr>
           <w:p>
+            <w:pPr>
+              <w:spacing w:before="20" w:after="20"/>
+            </w:pPr>
             <w:r/>
             <w:r>
               <w:rPr>
@@ -1248,6 +1792,27 @@
             <w:tcW w:type="dxa" w:w="1514"/>
           </w:tcPr>
           <w:p>
+            <w:pPr>
+              <w:spacing w:before="20" w:after="20"/>
+            </w:pPr>
+            <w:r/>
+            <w:r>
+              <w:rPr>
+                <w:rFonts w:ascii="Verdana" w:hAnsi="Verdana"/>
+                <w:sz w:val="16"/>
+              </w:rPr>
+              <w:t>s</w:t>
+            </w:r>
+          </w:p>
+        </w:tc>
+        <w:tc>
+          <w:tcPr>
+            <w:tcW w:type="dxa" w:w="1514"/>
+          </w:tcPr>
+          <w:p>
+            <w:pPr>
+              <w:spacing w:before="20" w:after="20"/>
+            </w:pPr>
             <w:r/>
             <w:r>
               <w:rPr>
@@ -1255,6 +1820,62 @@
                 <w:b w:val="0"/>
                 <w:sz w:val="16"/>
               </w:rPr>
+              <w:t>6</w:t>
+            </w:r>
+          </w:p>
+        </w:tc>
+        <w:tc>
+          <w:tcPr>
+            <w:tcW w:type="dxa" w:w="1514"/>
+          </w:tcPr>
+          <w:p>
+            <w:pPr>
+              <w:spacing w:before="20" w:after="20"/>
+            </w:pPr>
+            <w:r/>
+            <w:r>
+              <w:rPr>
+                <w:rFonts w:ascii="Verdana" w:hAnsi="Verdana"/>
+                <w:b w:val="0"/>
+                <w:sz w:val="16"/>
+              </w:rPr>
+              <w:t>0</w:t>
+            </w:r>
+          </w:p>
+        </w:tc>
+        <w:tc>
+          <w:tcPr>
+            <w:tcW w:type="dxa" w:w="1514"/>
+          </w:tcPr>
+          <w:p>
+            <w:pPr>
+              <w:spacing w:before="20" w:after="20"/>
+            </w:pPr>
+            <w:r/>
+            <w:r>
+              <w:rPr>
+                <w:rFonts w:ascii="Verdana" w:hAnsi="Verdana"/>
+                <w:b w:val="0"/>
+                <w:sz w:val="16"/>
+              </w:rPr>
+              <w:t>26</w:t>
+            </w:r>
+          </w:p>
+        </w:tc>
+        <w:tc>
+          <w:tcPr>
+            <w:tcW w:type="dxa" w:w="1514"/>
+          </w:tcPr>
+          <w:p>
+            <w:pPr>
+              <w:spacing w:before="20" w:after="20"/>
+            </w:pPr>
+            <w:r/>
+            <w:r>
+              <w:rPr>
+                <w:rFonts w:ascii="Verdana" w:hAnsi="Verdana"/>
+                <w:sz w:val="16"/>
+              </w:rPr>
               <w:t>s</w:t>
             </w:r>
           </w:p>
@@ -1264,6 +1885,9 @@
             <w:tcW w:type="dxa" w:w="1514"/>
           </w:tcPr>
           <w:p>
+            <w:pPr>
+              <w:spacing w:before="20" w:after="20"/>
+            </w:pPr>
             <w:r/>
             <w:r>
               <w:rPr>
@@ -1280,6 +1904,9 @@
             <w:tcW w:type="dxa" w:w="1514"/>
           </w:tcPr>
           <w:p>
+            <w:pPr>
+              <w:spacing w:before="20" w:after="20"/>
+            </w:pPr>
             <w:r/>
             <w:r>
               <w:rPr>
@@ -1287,70 +1914,6 @@
                 <w:b w:val="0"/>
                 <w:sz w:val="16"/>
               </w:rPr>
-              <w:t>0</w:t>
-            </w:r>
-          </w:p>
-        </w:tc>
-        <w:tc>
-          <w:tcPr>
-            <w:tcW w:type="dxa" w:w="1514"/>
-          </w:tcPr>
-          <w:p>
-            <w:r/>
-            <w:r>
-              <w:rPr>
-                <w:rFonts w:ascii="Verdana" w:hAnsi="Verdana"/>
-                <w:b w:val="0"/>
-                <w:sz w:val="16"/>
-              </w:rPr>
-              <w:t>26</w:t>
-            </w:r>
-          </w:p>
-        </w:tc>
-        <w:tc>
-          <w:tcPr>
-            <w:tcW w:type="dxa" w:w="1514"/>
-          </w:tcPr>
-          <w:p>
-            <w:r/>
-            <w:r>
-              <w:rPr>
-                <w:rFonts w:ascii="Verdana" w:hAnsi="Verdana"/>
-                <w:b w:val="0"/>
-                <w:sz w:val="16"/>
-              </w:rPr>
-              <w:t>s</w:t>
-            </w:r>
-          </w:p>
-        </w:tc>
-        <w:tc>
-          <w:tcPr>
-            <w:tcW w:type="dxa" w:w="1514"/>
-          </w:tcPr>
-          <w:p>
-            <w:r/>
-            <w:r>
-              <w:rPr>
-                <w:rFonts w:ascii="Verdana" w:hAnsi="Verdana"/>
-                <w:b w:val="0"/>
-                <w:sz w:val="16"/>
-              </w:rPr>
-              <w:t>6</w:t>
-            </w:r>
-          </w:p>
-        </w:tc>
-        <w:tc>
-          <w:tcPr>
-            <w:tcW w:type="dxa" w:w="1514"/>
-          </w:tcPr>
-          <w:p>
-            <w:r/>
-            <w:r>
-              <w:rPr>
-                <w:rFonts w:ascii="Verdana" w:hAnsi="Verdana"/>
-                <w:b w:val="0"/>
-                <w:sz w:val="16"/>
-              </w:rPr>
               <w:t>8</w:t>
             </w:r>
           </w:p>
@@ -1360,6 +1923,9 @@
             <w:tcW w:type="dxa" w:w="1514"/>
           </w:tcPr>
           <w:p>
+            <w:pPr>
+              <w:spacing w:before="20" w:after="20"/>
+            </w:pPr>
             <w:r/>
             <w:r>
               <w:rPr>
@@ -1380,6 +1946,9 @@
             <w:tcW w:type="dxa" w:w="1514"/>
           </w:tcPr>
           <w:p>
+            <w:pPr>
+              <w:spacing w:before="20" w:after="20"/>
+            </w:pPr>
             <w:r/>
             <w:r>
               <w:rPr>
@@ -1396,6 +1965,9 @@
             <w:tcW w:type="dxa" w:w="1514"/>
           </w:tcPr>
           <w:p>
+            <w:pPr>
+              <w:spacing w:before="20" w:after="20"/>
+            </w:pPr>
             <w:r/>
             <w:r>
               <w:rPr>
@@ -1412,6 +1984,27 @@
             <w:tcW w:type="dxa" w:w="1514"/>
           </w:tcPr>
           <w:p>
+            <w:pPr>
+              <w:spacing w:before="20" w:after="20"/>
+            </w:pPr>
+            <w:r/>
+            <w:r>
+              <w:rPr>
+                <w:rFonts w:ascii="Verdana" w:hAnsi="Verdana"/>
+                <w:sz w:val="16"/>
+              </w:rPr>
+              <w:t>a</w:t>
+            </w:r>
+          </w:p>
+        </w:tc>
+        <w:tc>
+          <w:tcPr>
+            <w:tcW w:type="dxa" w:w="1514"/>
+          </w:tcPr>
+          <w:p>
+            <w:pPr>
+              <w:spacing w:before="20" w:after="20"/>
+            </w:pPr>
             <w:r/>
             <w:r>
               <w:rPr>
@@ -1419,6 +2012,62 @@
                 <w:b w:val="0"/>
                 <w:sz w:val="16"/>
               </w:rPr>
+              <w:t>0</w:t>
+            </w:r>
+          </w:p>
+        </w:tc>
+        <w:tc>
+          <w:tcPr>
+            <w:tcW w:type="dxa" w:w="1514"/>
+          </w:tcPr>
+          <w:p>
+            <w:pPr>
+              <w:spacing w:before="20" w:after="20"/>
+            </w:pPr>
+            <w:r/>
+            <w:r>
+              <w:rPr>
+                <w:rFonts w:ascii="Verdana" w:hAnsi="Verdana"/>
+                <w:b w:val="0"/>
+                <w:sz w:val="16"/>
+              </w:rPr>
+              <w:t>-1024</w:t>
+            </w:r>
+          </w:p>
+        </w:tc>
+        <w:tc>
+          <w:tcPr>
+            <w:tcW w:type="dxa" w:w="1514"/>
+          </w:tcPr>
+          <w:p>
+            <w:pPr>
+              <w:spacing w:before="20" w:after="20"/>
+            </w:pPr>
+            <w:r/>
+            <w:r>
+              <w:rPr>
+                <w:rFonts w:ascii="Verdana" w:hAnsi="Verdana"/>
+                <w:b w:val="0"/>
+                <w:sz w:val="16"/>
+              </w:rPr>
+              <w:t>11</w:t>
+            </w:r>
+          </w:p>
+        </w:tc>
+        <w:tc>
+          <w:tcPr>
+            <w:tcW w:type="dxa" w:w="1514"/>
+          </w:tcPr>
+          <w:p>
+            <w:pPr>
+              <w:spacing w:before="20" w:after="20"/>
+            </w:pPr>
+            <w:r/>
+            <w:r>
+              <w:rPr>
+                <w:rFonts w:ascii="Verdana" w:hAnsi="Verdana"/>
+                <w:sz w:val="16"/>
+              </w:rPr>
               <w:t>a</w:t>
             </w:r>
           </w:p>
@@ -1428,6 +2077,9 @@
             <w:tcW w:type="dxa" w:w="1514"/>
           </w:tcPr>
           <w:p>
+            <w:pPr>
+              <w:spacing w:before="20" w:after="20"/>
+            </w:pPr>
             <w:r/>
             <w:r>
               <w:rPr>
@@ -1444,6 +2096,9 @@
             <w:tcW w:type="dxa" w:w="1514"/>
           </w:tcPr>
           <w:p>
+            <w:pPr>
+              <w:spacing w:before="20" w:after="20"/>
+            </w:pPr>
             <w:r/>
             <w:r>
               <w:rPr>
@@ -1451,70 +2106,6 @@
                 <w:b w:val="0"/>
                 <w:sz w:val="16"/>
               </w:rPr>
-              <w:t>-1024</w:t>
-            </w:r>
-          </w:p>
-        </w:tc>
-        <w:tc>
-          <w:tcPr>
-            <w:tcW w:type="dxa" w:w="1514"/>
-          </w:tcPr>
-          <w:p>
-            <w:r/>
-            <w:r>
-              <w:rPr>
-                <w:rFonts w:ascii="Verdana" w:hAnsi="Verdana"/>
-                <w:b w:val="0"/>
-                <w:sz w:val="16"/>
-              </w:rPr>
-              <w:t>11</w:t>
-            </w:r>
-          </w:p>
-        </w:tc>
-        <w:tc>
-          <w:tcPr>
-            <w:tcW w:type="dxa" w:w="1514"/>
-          </w:tcPr>
-          <w:p>
-            <w:r/>
-            <w:r>
-              <w:rPr>
-                <w:rFonts w:ascii="Verdana" w:hAnsi="Verdana"/>
-                <w:b w:val="0"/>
-                <w:sz w:val="16"/>
-              </w:rPr>
-              <w:t>a</w:t>
-            </w:r>
-          </w:p>
-        </w:tc>
-        <w:tc>
-          <w:tcPr>
-            <w:tcW w:type="dxa" w:w="1514"/>
-          </w:tcPr>
-          <w:p>
-            <w:r/>
-            <w:r>
-              <w:rPr>
-                <w:rFonts w:ascii="Verdana" w:hAnsi="Verdana"/>
-                <w:b w:val="0"/>
-                <w:sz w:val="16"/>
-              </w:rPr>
-              <w:t>0</w:t>
-            </w:r>
-          </w:p>
-        </w:tc>
-        <w:tc>
-          <w:tcPr>
-            <w:tcW w:type="dxa" w:w="1514"/>
-          </w:tcPr>
-          <w:p>
-            <w:r/>
-            <w:r>
-              <w:rPr>
-                <w:rFonts w:ascii="Verdana" w:hAnsi="Verdana"/>
-                <w:b w:val="0"/>
-                <w:sz w:val="16"/>
-              </w:rPr>
               <w:t>4</w:t>
             </w:r>
           </w:p>
@@ -1524,6 +2115,9 @@
             <w:tcW w:type="dxa" w:w="1514"/>
           </w:tcPr>
           <w:p>
+            <w:pPr>
+              <w:spacing w:before="20" w:after="20"/>
+            </w:pPr>
             <w:r/>
             <w:r>
               <w:rPr>
@@ -1544,6 +2138,9 @@
             <w:tcW w:type="dxa" w:w="1514"/>
           </w:tcPr>
           <w:p>
+            <w:pPr>
+              <w:spacing w:before="20" w:after="20"/>
+            </w:pPr>
             <w:r/>
             <w:r>
               <w:rPr>
@@ -1560,6 +2157,9 @@
             <w:tcW w:type="dxa" w:w="1514"/>
           </w:tcPr>
           <w:p>
+            <w:pPr>
+              <w:spacing w:before="20" w:after="20"/>
+            </w:pPr>
             <w:r/>
             <w:r>
               <w:rPr>
@@ -1576,6 +2176,27 @@
             <w:tcW w:type="dxa" w:w="1514"/>
           </w:tcPr>
           <w:p>
+            <w:pPr>
+              <w:spacing w:before="20" w:after="20"/>
+            </w:pPr>
+            <w:r/>
+            <w:r>
+              <w:rPr>
+                <w:rFonts w:ascii="Verdana" w:hAnsi="Verdana"/>
+                <w:sz w:val="16"/>
+              </w:rPr>
+              <w:t>mon</w:t>
+            </w:r>
+          </w:p>
+        </w:tc>
+        <w:tc>
+          <w:tcPr>
+            <w:tcW w:type="dxa" w:w="1514"/>
+          </w:tcPr>
+          <w:p>
+            <w:pPr>
+              <w:spacing w:before="20" w:after="20"/>
+            </w:pPr>
             <w:r/>
             <w:r>
               <w:rPr>
@@ -1583,6 +2204,62 @@
                 <w:b w:val="0"/>
                 <w:sz w:val="16"/>
               </w:rPr>
+              <w:t>0</w:t>
+            </w:r>
+          </w:p>
+        </w:tc>
+        <w:tc>
+          <w:tcPr>
+            <w:tcW w:type="dxa" w:w="1514"/>
+          </w:tcPr>
+          <w:p>
+            <w:pPr>
+              <w:spacing w:before="20" w:after="20"/>
+            </w:pPr>
+            <w:r/>
+            <w:r>
+              <w:rPr>
+                <w:rFonts w:ascii="Verdana" w:hAnsi="Verdana"/>
+                <w:b w:val="0"/>
+                <w:sz w:val="16"/>
+              </w:rPr>
+              <w:t>-1024</w:t>
+            </w:r>
+          </w:p>
+        </w:tc>
+        <w:tc>
+          <w:tcPr>
+            <w:tcW w:type="dxa" w:w="1514"/>
+          </w:tcPr>
+          <w:p>
+            <w:pPr>
+              <w:spacing w:before="20" w:after="20"/>
+            </w:pPr>
+            <w:r/>
+            <w:r>
+              <w:rPr>
+                <w:rFonts w:ascii="Verdana" w:hAnsi="Verdana"/>
+                <w:b w:val="0"/>
+                <w:sz w:val="16"/>
+              </w:rPr>
+              <w:t>11</w:t>
+            </w:r>
+          </w:p>
+        </w:tc>
+        <w:tc>
+          <w:tcPr>
+            <w:tcW w:type="dxa" w:w="1514"/>
+          </w:tcPr>
+          <w:p>
+            <w:pPr>
+              <w:spacing w:before="20" w:after="20"/>
+            </w:pPr>
+            <w:r/>
+            <w:r>
+              <w:rPr>
+                <w:rFonts w:ascii="Verdana" w:hAnsi="Verdana"/>
+                <w:sz w:val="16"/>
+              </w:rPr>
               <w:t>mon</w:t>
             </w:r>
           </w:p>
@@ -1592,6 +2269,9 @@
             <w:tcW w:type="dxa" w:w="1514"/>
           </w:tcPr>
           <w:p>
+            <w:pPr>
+              <w:spacing w:before="20" w:after="20"/>
+            </w:pPr>
             <w:r/>
             <w:r>
               <w:rPr>
@@ -1608,6 +2288,9 @@
             <w:tcW w:type="dxa" w:w="1514"/>
           </w:tcPr>
           <w:p>
+            <w:pPr>
+              <w:spacing w:before="20" w:after="20"/>
+            </w:pPr>
             <w:r/>
             <w:r>
               <w:rPr>
@@ -1615,70 +2298,6 @@
                 <w:b w:val="0"/>
                 <w:sz w:val="16"/>
               </w:rPr>
-              <w:t>-1024</w:t>
-            </w:r>
-          </w:p>
-        </w:tc>
-        <w:tc>
-          <w:tcPr>
-            <w:tcW w:type="dxa" w:w="1514"/>
-          </w:tcPr>
-          <w:p>
-            <w:r/>
-            <w:r>
-              <w:rPr>
-                <w:rFonts w:ascii="Verdana" w:hAnsi="Verdana"/>
-                <w:b w:val="0"/>
-                <w:sz w:val="16"/>
-              </w:rPr>
-              <w:t>11</w:t>
-            </w:r>
-          </w:p>
-        </w:tc>
-        <w:tc>
-          <w:tcPr>
-            <w:tcW w:type="dxa" w:w="1514"/>
-          </w:tcPr>
-          <w:p>
-            <w:r/>
-            <w:r>
-              <w:rPr>
-                <w:rFonts w:ascii="Verdana" w:hAnsi="Verdana"/>
-                <w:b w:val="0"/>
-                <w:sz w:val="16"/>
-              </w:rPr>
-              <w:t>mon</w:t>
-            </w:r>
-          </w:p>
-        </w:tc>
-        <w:tc>
-          <w:tcPr>
-            <w:tcW w:type="dxa" w:w="1514"/>
-          </w:tcPr>
-          <w:p>
-            <w:r/>
-            <w:r>
-              <w:rPr>
-                <w:rFonts w:ascii="Verdana" w:hAnsi="Verdana"/>
-                <w:b w:val="0"/>
-                <w:sz w:val="16"/>
-              </w:rPr>
-              <w:t>0</w:t>
-            </w:r>
-          </w:p>
-        </w:tc>
-        <w:tc>
-          <w:tcPr>
-            <w:tcW w:type="dxa" w:w="1514"/>
-          </w:tcPr>
-          <w:p>
-            <w:r/>
-            <w:r>
-              <w:rPr>
-                <w:rFonts w:ascii="Verdana" w:hAnsi="Verdana"/>
-                <w:b w:val="0"/>
-                <w:sz w:val="16"/>
-              </w:rPr>
               <w:t>4</w:t>
             </w:r>
           </w:p>
@@ -1688,6 +2307,9 @@
             <w:tcW w:type="dxa" w:w="1514"/>
           </w:tcPr>
           <w:p>
+            <w:pPr>
+              <w:spacing w:before="20" w:after="20"/>
+            </w:pPr>
             <w:r/>
             <w:r>
               <w:rPr>
@@ -1708,6 +2330,9 @@
             <w:tcW w:type="dxa" w:w="1514"/>
           </w:tcPr>
           <w:p>
+            <w:pPr>
+              <w:spacing w:before="20" w:after="20"/>
+            </w:pPr>
             <w:r/>
             <w:r>
               <w:rPr>
@@ -1724,6 +2349,9 @@
             <w:tcW w:type="dxa" w:w="1514"/>
           </w:tcPr>
           <w:p>
+            <w:pPr>
+              <w:spacing w:before="20" w:after="20"/>
+            </w:pPr>
             <w:r/>
             <w:r>
               <w:rPr>
@@ -1740,6 +2368,27 @@
             <w:tcW w:type="dxa" w:w="1514"/>
           </w:tcPr>
           <w:p>
+            <w:pPr>
+              <w:spacing w:before="20" w:after="20"/>
+            </w:pPr>
+            <w:r/>
+            <w:r>
+              <w:rPr>
+                <w:rFonts w:ascii="Verdana" w:hAnsi="Verdana"/>
+                <w:sz w:val="16"/>
+              </w:rPr>
+              <w:t>d</w:t>
+            </w:r>
+          </w:p>
+        </w:tc>
+        <w:tc>
+          <w:tcPr>
+            <w:tcW w:type="dxa" w:w="1514"/>
+          </w:tcPr>
+          <w:p>
+            <w:pPr>
+              <w:spacing w:before="20" w:after="20"/>
+            </w:pPr>
             <w:r/>
             <w:r>
               <w:rPr>
@@ -1747,6 +2396,62 @@
                 <w:b w:val="0"/>
                 <w:sz w:val="16"/>
               </w:rPr>
+              <w:t>0</w:t>
+            </w:r>
+          </w:p>
+        </w:tc>
+        <w:tc>
+          <w:tcPr>
+            <w:tcW w:type="dxa" w:w="1514"/>
+          </w:tcPr>
+          <w:p>
+            <w:pPr>
+              <w:spacing w:before="20" w:after="20"/>
+            </w:pPr>
+            <w:r/>
+            <w:r>
+              <w:rPr>
+                <w:rFonts w:ascii="Verdana" w:hAnsi="Verdana"/>
+                <w:b w:val="0"/>
+                <w:sz w:val="16"/>
+              </w:rPr>
+              <w:t>-1024</w:t>
+            </w:r>
+          </w:p>
+        </w:tc>
+        <w:tc>
+          <w:tcPr>
+            <w:tcW w:type="dxa" w:w="1514"/>
+          </w:tcPr>
+          <w:p>
+            <w:pPr>
+              <w:spacing w:before="20" w:after="20"/>
+            </w:pPr>
+            <w:r/>
+            <w:r>
+              <w:rPr>
+                <w:rFonts w:ascii="Verdana" w:hAnsi="Verdana"/>
+                <w:b w:val="0"/>
+                <w:sz w:val="16"/>
+              </w:rPr>
+              <w:t>11</w:t>
+            </w:r>
+          </w:p>
+        </w:tc>
+        <w:tc>
+          <w:tcPr>
+            <w:tcW w:type="dxa" w:w="1514"/>
+          </w:tcPr>
+          <w:p>
+            <w:pPr>
+              <w:spacing w:before="20" w:after="20"/>
+            </w:pPr>
+            <w:r/>
+            <w:r>
+              <w:rPr>
+                <w:rFonts w:ascii="Verdana" w:hAnsi="Verdana"/>
+                <w:sz w:val="16"/>
+              </w:rPr>
               <w:t>d</w:t>
             </w:r>
           </w:p>
@@ -1756,6 +2461,9 @@
             <w:tcW w:type="dxa" w:w="1514"/>
           </w:tcPr>
           <w:p>
+            <w:pPr>
+              <w:spacing w:before="20" w:after="20"/>
+            </w:pPr>
             <w:r/>
             <w:r>
               <w:rPr>
@@ -1772,6 +2480,9 @@
             <w:tcW w:type="dxa" w:w="1514"/>
           </w:tcPr>
           <w:p>
+            <w:pPr>
+              <w:spacing w:before="20" w:after="20"/>
+            </w:pPr>
             <w:r/>
             <w:r>
               <w:rPr>
@@ -1779,70 +2490,6 @@
                 <w:b w:val="0"/>
                 <w:sz w:val="16"/>
               </w:rPr>
-              <w:t>-1024</w:t>
-            </w:r>
-          </w:p>
-        </w:tc>
-        <w:tc>
-          <w:tcPr>
-            <w:tcW w:type="dxa" w:w="1514"/>
-          </w:tcPr>
-          <w:p>
-            <w:r/>
-            <w:r>
-              <w:rPr>
-                <w:rFonts w:ascii="Verdana" w:hAnsi="Verdana"/>
-                <w:b w:val="0"/>
-                <w:sz w:val="16"/>
-              </w:rPr>
-              <w:t>11</w:t>
-            </w:r>
-          </w:p>
-        </w:tc>
-        <w:tc>
-          <w:tcPr>
-            <w:tcW w:type="dxa" w:w="1514"/>
-          </w:tcPr>
-          <w:p>
-            <w:r/>
-            <w:r>
-              <w:rPr>
-                <w:rFonts w:ascii="Verdana" w:hAnsi="Verdana"/>
-                <w:b w:val="0"/>
-                <w:sz w:val="16"/>
-              </w:rPr>
-              <w:t>d</w:t>
-            </w:r>
-          </w:p>
-        </w:tc>
-        <w:tc>
-          <w:tcPr>
-            <w:tcW w:type="dxa" w:w="1514"/>
-          </w:tcPr>
-          <w:p>
-            <w:r/>
-            <w:r>
-              <w:rPr>
-                <w:rFonts w:ascii="Verdana" w:hAnsi="Verdana"/>
-                <w:b w:val="0"/>
-                <w:sz w:val="16"/>
-              </w:rPr>
-              <w:t>0</w:t>
-            </w:r>
-          </w:p>
-        </w:tc>
-        <w:tc>
-          <w:tcPr>
-            <w:tcW w:type="dxa" w:w="1514"/>
-          </w:tcPr>
-          <w:p>
-            <w:r/>
-            <w:r>
-              <w:rPr>
-                <w:rFonts w:ascii="Verdana" w:hAnsi="Verdana"/>
-                <w:b w:val="0"/>
-                <w:sz w:val="16"/>
-              </w:rPr>
               <w:t>4</w:t>
             </w:r>
           </w:p>
@@ -1852,6 +2499,9 @@
             <w:tcW w:type="dxa" w:w="1514"/>
           </w:tcPr>
           <w:p>
+            <w:pPr>
+              <w:spacing w:before="20" w:after="20"/>
+            </w:pPr>
             <w:r/>
             <w:r>
               <w:rPr>
@@ -1872,6 +2522,9 @@
             <w:tcW w:type="dxa" w:w="1514"/>
           </w:tcPr>
           <w:p>
+            <w:pPr>
+              <w:spacing w:before="20" w:after="20"/>
+            </w:pPr>
             <w:r/>
             <w:r>
               <w:rPr>
@@ -1888,6 +2541,9 @@
             <w:tcW w:type="dxa" w:w="1514"/>
           </w:tcPr>
           <w:p>
+            <w:pPr>
+              <w:spacing w:before="20" w:after="20"/>
+            </w:pPr>
             <w:r/>
             <w:r>
               <w:rPr>
@@ -1904,6 +2560,27 @@
             <w:tcW w:type="dxa" w:w="1514"/>
           </w:tcPr>
           <w:p>
+            <w:pPr>
+              <w:spacing w:before="20" w:after="20"/>
+            </w:pPr>
+            <w:r/>
+            <w:r>
+              <w:rPr>
+                <w:rFonts w:ascii="Verdana" w:hAnsi="Verdana"/>
+                <w:sz w:val="16"/>
+              </w:rPr>
+              <w:t>h</w:t>
+            </w:r>
+          </w:p>
+        </w:tc>
+        <w:tc>
+          <w:tcPr>
+            <w:tcW w:type="dxa" w:w="1514"/>
+          </w:tcPr>
+          <w:p>
+            <w:pPr>
+              <w:spacing w:before="20" w:after="20"/>
+            </w:pPr>
             <w:r/>
             <w:r>
               <w:rPr>
@@ -1911,6 +2588,62 @@
                 <w:b w:val="0"/>
                 <w:sz w:val="16"/>
               </w:rPr>
+              <w:t>0</w:t>
+            </w:r>
+          </w:p>
+        </w:tc>
+        <w:tc>
+          <w:tcPr>
+            <w:tcW w:type="dxa" w:w="1514"/>
+          </w:tcPr>
+          <w:p>
+            <w:pPr>
+              <w:spacing w:before="20" w:after="20"/>
+            </w:pPr>
+            <w:r/>
+            <w:r>
+              <w:rPr>
+                <w:rFonts w:ascii="Verdana" w:hAnsi="Verdana"/>
+                <w:b w:val="0"/>
+                <w:sz w:val="16"/>
+              </w:rPr>
+              <w:t>-1024</w:t>
+            </w:r>
+          </w:p>
+        </w:tc>
+        <w:tc>
+          <w:tcPr>
+            <w:tcW w:type="dxa" w:w="1514"/>
+          </w:tcPr>
+          <w:p>
+            <w:pPr>
+              <w:spacing w:before="20" w:after="20"/>
+            </w:pPr>
+            <w:r/>
+            <w:r>
+              <w:rPr>
+                <w:rFonts w:ascii="Verdana" w:hAnsi="Verdana"/>
+                <w:b w:val="0"/>
+                <w:sz w:val="16"/>
+              </w:rPr>
+              <w:t>11</w:t>
+            </w:r>
+          </w:p>
+        </w:tc>
+        <w:tc>
+          <w:tcPr>
+            <w:tcW w:type="dxa" w:w="1514"/>
+          </w:tcPr>
+          <w:p>
+            <w:pPr>
+              <w:spacing w:before="20" w:after="20"/>
+            </w:pPr>
+            <w:r/>
+            <w:r>
+              <w:rPr>
+                <w:rFonts w:ascii="Verdana" w:hAnsi="Verdana"/>
+                <w:sz w:val="16"/>
+              </w:rPr>
               <w:t>h</w:t>
             </w:r>
           </w:p>
@@ -1920,6 +2653,9 @@
             <w:tcW w:type="dxa" w:w="1514"/>
           </w:tcPr>
           <w:p>
+            <w:pPr>
+              <w:spacing w:before="20" w:after="20"/>
+            </w:pPr>
             <w:r/>
             <w:r>
               <w:rPr>
@@ -1936,6 +2672,9 @@
             <w:tcW w:type="dxa" w:w="1514"/>
           </w:tcPr>
           <w:p>
+            <w:pPr>
+              <w:spacing w:before="20" w:after="20"/>
+            </w:pPr>
             <w:r/>
             <w:r>
               <w:rPr>
@@ -1943,70 +2682,6 @@
                 <w:b w:val="0"/>
                 <w:sz w:val="16"/>
               </w:rPr>
-              <w:t>-1024</w:t>
-            </w:r>
-          </w:p>
-        </w:tc>
-        <w:tc>
-          <w:tcPr>
-            <w:tcW w:type="dxa" w:w="1514"/>
-          </w:tcPr>
-          <w:p>
-            <w:r/>
-            <w:r>
-              <w:rPr>
-                <w:rFonts w:ascii="Verdana" w:hAnsi="Verdana"/>
-                <w:b w:val="0"/>
-                <w:sz w:val="16"/>
-              </w:rPr>
-              <w:t>11</w:t>
-            </w:r>
-          </w:p>
-        </w:tc>
-        <w:tc>
-          <w:tcPr>
-            <w:tcW w:type="dxa" w:w="1514"/>
-          </w:tcPr>
-          <w:p>
-            <w:r/>
-            <w:r>
-              <w:rPr>
-                <w:rFonts w:ascii="Verdana" w:hAnsi="Verdana"/>
-                <w:b w:val="0"/>
-                <w:sz w:val="16"/>
-              </w:rPr>
-              <w:t>h</w:t>
-            </w:r>
-          </w:p>
-        </w:tc>
-        <w:tc>
-          <w:tcPr>
-            <w:tcW w:type="dxa" w:w="1514"/>
-          </w:tcPr>
-          <w:p>
-            <w:r/>
-            <w:r>
-              <w:rPr>
-                <w:rFonts w:ascii="Verdana" w:hAnsi="Verdana"/>
-                <w:b w:val="0"/>
-                <w:sz w:val="16"/>
-              </w:rPr>
-              <w:t>0</w:t>
-            </w:r>
-          </w:p>
-        </w:tc>
-        <w:tc>
-          <w:tcPr>
-            <w:tcW w:type="dxa" w:w="1514"/>
-          </w:tcPr>
-          <w:p>
-            <w:r/>
-            <w:r>
-              <w:rPr>
-                <w:rFonts w:ascii="Verdana" w:hAnsi="Verdana"/>
-                <w:b w:val="0"/>
-                <w:sz w:val="16"/>
-              </w:rPr>
               <w:t>4</w:t>
             </w:r>
           </w:p>
@@ -2016,6 +2691,9 @@
             <w:tcW w:type="dxa" w:w="1514"/>
           </w:tcPr>
           <w:p>
+            <w:pPr>
+              <w:spacing w:before="20" w:after="20"/>
+            </w:pPr>
             <w:r/>
             <w:r>
               <w:rPr>
@@ -2036,6 +2714,9 @@
             <w:tcW w:type="dxa" w:w="1514"/>
           </w:tcPr>
           <w:p>
+            <w:pPr>
+              <w:spacing w:before="20" w:after="20"/>
+            </w:pPr>
             <w:r/>
             <w:r>
               <w:rPr>
@@ -2052,6 +2733,9 @@
             <w:tcW w:type="dxa" w:w="1514"/>
           </w:tcPr>
           <w:p>
+            <w:pPr>
+              <w:spacing w:before="20" w:after="20"/>
+            </w:pPr>
             <w:r/>
             <w:r>
               <w:rPr>
@@ -2068,6 +2752,27 @@
             <w:tcW w:type="dxa" w:w="1514"/>
           </w:tcPr>
           <w:p>
+            <w:pPr>
+              <w:spacing w:before="20" w:after="20"/>
+            </w:pPr>
+            <w:r/>
+            <w:r>
+              <w:rPr>
+                <w:rFonts w:ascii="Verdana" w:hAnsi="Verdana"/>
+                <w:sz w:val="16"/>
+              </w:rPr>
+              <w:t>min</w:t>
+            </w:r>
+          </w:p>
+        </w:tc>
+        <w:tc>
+          <w:tcPr>
+            <w:tcW w:type="dxa" w:w="1514"/>
+          </w:tcPr>
+          <w:p>
+            <w:pPr>
+              <w:spacing w:before="20" w:after="20"/>
+            </w:pPr>
             <w:r/>
             <w:r>
               <w:rPr>
@@ -2075,6 +2780,62 @@
                 <w:b w:val="0"/>
                 <w:sz w:val="16"/>
               </w:rPr>
+              <w:t>0</w:t>
+            </w:r>
+          </w:p>
+        </w:tc>
+        <w:tc>
+          <w:tcPr>
+            <w:tcW w:type="dxa" w:w="1514"/>
+          </w:tcPr>
+          <w:p>
+            <w:pPr>
+              <w:spacing w:before="20" w:after="20"/>
+            </w:pPr>
+            <w:r/>
+            <w:r>
+              <w:rPr>
+                <w:rFonts w:ascii="Verdana" w:hAnsi="Verdana"/>
+                <w:b w:val="0"/>
+                <w:sz w:val="16"/>
+              </w:rPr>
+              <w:t>-2048</w:t>
+            </w:r>
+          </w:p>
+        </w:tc>
+        <w:tc>
+          <w:tcPr>
+            <w:tcW w:type="dxa" w:w="1514"/>
+          </w:tcPr>
+          <w:p>
+            <w:pPr>
+              <w:spacing w:before="20" w:after="20"/>
+            </w:pPr>
+            <w:r/>
+            <w:r>
+              <w:rPr>
+                <w:rFonts w:ascii="Verdana" w:hAnsi="Verdana"/>
+                <w:b w:val="0"/>
+                <w:sz w:val="16"/>
+              </w:rPr>
+              <w:t>12</w:t>
+            </w:r>
+          </w:p>
+        </w:tc>
+        <w:tc>
+          <w:tcPr>
+            <w:tcW w:type="dxa" w:w="1514"/>
+          </w:tcPr>
+          <w:p>
+            <w:pPr>
+              <w:spacing w:before="20" w:after="20"/>
+            </w:pPr>
+            <w:r/>
+            <w:r>
+              <w:rPr>
+                <w:rFonts w:ascii="Verdana" w:hAnsi="Verdana"/>
+                <w:sz w:val="16"/>
+              </w:rPr>
               <w:t>min</w:t>
             </w:r>
           </w:p>
@@ -2084,6 +2845,9 @@
             <w:tcW w:type="dxa" w:w="1514"/>
           </w:tcPr>
           <w:p>
+            <w:pPr>
+              <w:spacing w:before="20" w:after="20"/>
+            </w:pPr>
             <w:r/>
             <w:r>
               <w:rPr>
@@ -2100,6 +2864,9 @@
             <w:tcW w:type="dxa" w:w="1514"/>
           </w:tcPr>
           <w:p>
+            <w:pPr>
+              <w:spacing w:before="20" w:after="20"/>
+            </w:pPr>
             <w:r/>
             <w:r>
               <w:rPr>
@@ -2107,70 +2874,6 @@
                 <w:b w:val="0"/>
                 <w:sz w:val="16"/>
               </w:rPr>
-              <w:t>-2048</w:t>
-            </w:r>
-          </w:p>
-        </w:tc>
-        <w:tc>
-          <w:tcPr>
-            <w:tcW w:type="dxa" w:w="1514"/>
-          </w:tcPr>
-          <w:p>
-            <w:r/>
-            <w:r>
-              <w:rPr>
-                <w:rFonts w:ascii="Verdana" w:hAnsi="Verdana"/>
-                <w:b w:val="0"/>
-                <w:sz w:val="16"/>
-              </w:rPr>
-              <w:t>12</w:t>
-            </w:r>
-          </w:p>
-        </w:tc>
-        <w:tc>
-          <w:tcPr>
-            <w:tcW w:type="dxa" w:w="1514"/>
-          </w:tcPr>
-          <w:p>
-            <w:r/>
-            <w:r>
-              <w:rPr>
-                <w:rFonts w:ascii="Verdana" w:hAnsi="Verdana"/>
-                <w:b w:val="0"/>
-                <w:sz w:val="16"/>
-              </w:rPr>
-              <w:t>min</w:t>
-            </w:r>
-          </w:p>
-        </w:tc>
-        <w:tc>
-          <w:tcPr>
-            <w:tcW w:type="dxa" w:w="1514"/>
-          </w:tcPr>
-          <w:p>
-            <w:r/>
-            <w:r>
-              <w:rPr>
-                <w:rFonts w:ascii="Verdana" w:hAnsi="Verdana"/>
-                <w:b w:val="0"/>
-                <w:sz w:val="16"/>
-              </w:rPr>
-              <w:t>0</w:t>
-            </w:r>
-          </w:p>
-        </w:tc>
-        <w:tc>
-          <w:tcPr>
-            <w:tcW w:type="dxa" w:w="1514"/>
-          </w:tcPr>
-          <w:p>
-            <w:r/>
-            <w:r>
-              <w:rPr>
-                <w:rFonts w:ascii="Verdana" w:hAnsi="Verdana"/>
-                <w:b w:val="0"/>
-                <w:sz w:val="16"/>
-              </w:rPr>
               <w:t>4</w:t>
             </w:r>
           </w:p>
@@ -2180,6 +2883,9 @@
             <w:tcW w:type="dxa" w:w="1514"/>
           </w:tcPr>
           <w:p>
+            <w:pPr>
+              <w:spacing w:before="20" w:after="20"/>
+            </w:pPr>
             <w:r/>
             <w:r>
               <w:rPr>
@@ -2200,6 +2906,9 @@
             <w:tcW w:type="dxa" w:w="1514"/>
           </w:tcPr>
           <w:p>
+            <w:pPr>
+              <w:spacing w:before="20" w:after="20"/>
+            </w:pPr>
             <w:r/>
             <w:r>
               <w:rPr>
@@ -2216,6 +2925,9 @@
             <w:tcW w:type="dxa" w:w="1514"/>
           </w:tcPr>
           <w:p>
+            <w:pPr>
+              <w:spacing w:before="20" w:after="20"/>
+            </w:pPr>
             <w:r/>
             <w:r>
               <w:rPr>
@@ -2232,6 +2944,27 @@
             <w:tcW w:type="dxa" w:w="1514"/>
           </w:tcPr>
           <w:p>
+            <w:pPr>
+              <w:spacing w:before="20" w:after="20"/>
+            </w:pPr>
+            <w:r/>
+            <w:r>
+              <w:rPr>
+                <w:rFonts w:ascii="Verdana" w:hAnsi="Verdana"/>
+                <w:sz w:val="16"/>
+              </w:rPr>
+              <w:t>s</w:t>
+            </w:r>
+          </w:p>
+        </w:tc>
+        <w:tc>
+          <w:tcPr>
+            <w:tcW w:type="dxa" w:w="1514"/>
+          </w:tcPr>
+          <w:p>
+            <w:pPr>
+              <w:spacing w:before="20" w:after="20"/>
+            </w:pPr>
             <w:r/>
             <w:r>
               <w:rPr>
@@ -2239,6 +2972,62 @@
                 <w:b w:val="0"/>
                 <w:sz w:val="16"/>
               </w:rPr>
+              <w:t>0</w:t>
+            </w:r>
+          </w:p>
+        </w:tc>
+        <w:tc>
+          <w:tcPr>
+            <w:tcW w:type="dxa" w:w="1514"/>
+          </w:tcPr>
+          <w:p>
+            <w:pPr>
+              <w:spacing w:before="20" w:after="20"/>
+            </w:pPr>
+            <w:r/>
+            <w:r>
+              <w:rPr>
+                <w:rFonts w:ascii="Verdana" w:hAnsi="Verdana"/>
+                <w:b w:val="0"/>
+                <w:sz w:val="16"/>
+              </w:rPr>
+              <w:t>-4096</w:t>
+            </w:r>
+          </w:p>
+        </w:tc>
+        <w:tc>
+          <w:tcPr>
+            <w:tcW w:type="dxa" w:w="1514"/>
+          </w:tcPr>
+          <w:p>
+            <w:pPr>
+              <w:spacing w:before="20" w:after="20"/>
+            </w:pPr>
+            <w:r/>
+            <w:r>
+              <w:rPr>
+                <w:rFonts w:ascii="Verdana" w:hAnsi="Verdana"/>
+                <w:b w:val="0"/>
+                <w:sz w:val="16"/>
+              </w:rPr>
+              <w:t>13</w:t>
+            </w:r>
+          </w:p>
+        </w:tc>
+        <w:tc>
+          <w:tcPr>
+            <w:tcW w:type="dxa" w:w="1514"/>
+          </w:tcPr>
+          <w:p>
+            <w:pPr>
+              <w:spacing w:before="20" w:after="20"/>
+            </w:pPr>
+            <w:r/>
+            <w:r>
+              <w:rPr>
+                <w:rFonts w:ascii="Verdana" w:hAnsi="Verdana"/>
+                <w:sz w:val="16"/>
+              </w:rPr>
               <w:t>s</w:t>
             </w:r>
           </w:p>
@@ -2248,6 +3037,9 @@
             <w:tcW w:type="dxa" w:w="1514"/>
           </w:tcPr>
           <w:p>
+            <w:pPr>
+              <w:spacing w:before="20" w:after="20"/>
+            </w:pPr>
             <w:r/>
             <w:r>
               <w:rPr>
@@ -2264,6 +3056,9 @@
             <w:tcW w:type="dxa" w:w="1514"/>
           </w:tcPr>
           <w:p>
+            <w:pPr>
+              <w:spacing w:before="20" w:after="20"/>
+            </w:pPr>
             <w:r/>
             <w:r>
               <w:rPr>
@@ -2271,70 +3066,6 @@
                 <w:b w:val="0"/>
                 <w:sz w:val="16"/>
               </w:rPr>
-              <w:t>-4096</w:t>
-            </w:r>
-          </w:p>
-        </w:tc>
-        <w:tc>
-          <w:tcPr>
-            <w:tcW w:type="dxa" w:w="1514"/>
-          </w:tcPr>
-          <w:p>
-            <w:r/>
-            <w:r>
-              <w:rPr>
-                <w:rFonts w:ascii="Verdana" w:hAnsi="Verdana"/>
-                <w:b w:val="0"/>
-                <w:sz w:val="16"/>
-              </w:rPr>
-              <w:t>13</w:t>
-            </w:r>
-          </w:p>
-        </w:tc>
-        <w:tc>
-          <w:tcPr>
-            <w:tcW w:type="dxa" w:w="1514"/>
-          </w:tcPr>
-          <w:p>
-            <w:r/>
-            <w:r>
-              <w:rPr>
-                <w:rFonts w:ascii="Verdana" w:hAnsi="Verdana"/>
-                <w:b w:val="0"/>
-                <w:sz w:val="16"/>
-              </w:rPr>
-              <w:t>s</w:t>
-            </w:r>
-          </w:p>
-        </w:tc>
-        <w:tc>
-          <w:tcPr>
-            <w:tcW w:type="dxa" w:w="1514"/>
-          </w:tcPr>
-          <w:p>
-            <w:r/>
-            <w:r>
-              <w:rPr>
-                <w:rFonts w:ascii="Verdana" w:hAnsi="Verdana"/>
-                <w:b w:val="0"/>
-                <w:sz w:val="16"/>
-              </w:rPr>
-              <w:t>0</w:t>
-            </w:r>
-          </w:p>
-        </w:tc>
-        <w:tc>
-          <w:tcPr>
-            <w:tcW w:type="dxa" w:w="1514"/>
-          </w:tcPr>
-          <w:p>
-            <w:r/>
-            <w:r>
-              <w:rPr>
-                <w:rFonts w:ascii="Verdana" w:hAnsi="Verdana"/>
-                <w:b w:val="0"/>
-                <w:sz w:val="16"/>
-              </w:rPr>
               <w:t>4</w:t>
             </w:r>
           </w:p>
@@ -2344,6 +3075,9 @@
             <w:tcW w:type="dxa" w:w="1514"/>
           </w:tcPr>
           <w:p>
+            <w:pPr>
+              <w:spacing w:before="20" w:after="20"/>
+            </w:pPr>
             <w:r/>
             <w:r>
               <w:rPr>
@@ -2364,6 +3098,9 @@
             <w:tcW w:type="dxa" w:w="1514"/>
           </w:tcPr>
           <w:p>
+            <w:pPr>
+              <w:spacing w:before="20" w:after="20"/>
+            </w:pPr>
             <w:r/>
             <w:r>
               <w:rPr>
@@ -2380,6 +3117,9 @@
             <w:tcW w:type="dxa" w:w="1514"/>
           </w:tcPr>
           <w:p>
+            <w:pPr>
+              <w:spacing w:before="20" w:after="20"/>
+            </w:pPr>
             <w:r/>
             <w:r>
               <w:rPr>
@@ -2396,6 +3136,27 @@
             <w:tcW w:type="dxa" w:w="1514"/>
           </w:tcPr>
           <w:p>
+            <w:pPr>
+              <w:spacing w:before="20" w:after="20"/>
+            </w:pPr>
+            <w:r/>
+            <w:r>
+              <w:rPr>
+                <w:rFonts w:ascii="Verdana" w:hAnsi="Verdana"/>
+                <w:sz w:val="16"/>
+              </w:rPr>
+              <w:t>min</w:t>
+            </w:r>
+          </w:p>
+        </w:tc>
+        <w:tc>
+          <w:tcPr>
+            <w:tcW w:type="dxa" w:w="1514"/>
+          </w:tcPr>
+          <w:p>
+            <w:pPr>
+              <w:spacing w:before="20" w:after="20"/>
+            </w:pPr>
             <w:r/>
             <w:r>
               <w:rPr>
@@ -2403,6 +3164,62 @@
                 <w:b w:val="0"/>
                 <w:sz w:val="16"/>
               </w:rPr>
+              <w:t>0</w:t>
+            </w:r>
+          </w:p>
+        </w:tc>
+        <w:tc>
+          <w:tcPr>
+            <w:tcW w:type="dxa" w:w="1514"/>
+          </w:tcPr>
+          <w:p>
+            <w:pPr>
+              <w:spacing w:before="20" w:after="20"/>
+            </w:pPr>
+            <w:r/>
+            <w:r>
+              <w:rPr>
+                <w:rFonts w:ascii="Verdana" w:hAnsi="Verdana"/>
+                <w:b w:val="0"/>
+                <w:sz w:val="16"/>
+              </w:rPr>
+              <w:t>-1440</w:t>
+            </w:r>
+          </w:p>
+        </w:tc>
+        <w:tc>
+          <w:tcPr>
+            <w:tcW w:type="dxa" w:w="1514"/>
+          </w:tcPr>
+          <w:p>
+            <w:pPr>
+              <w:spacing w:before="20" w:after="20"/>
+            </w:pPr>
+            <w:r/>
+            <w:r>
+              <w:rPr>
+                <w:rFonts w:ascii="Verdana" w:hAnsi="Verdana"/>
+                <w:b w:val="0"/>
+                <w:sz w:val="16"/>
+              </w:rPr>
+              <w:t>12</w:t>
+            </w:r>
+          </w:p>
+        </w:tc>
+        <w:tc>
+          <w:tcPr>
+            <w:tcW w:type="dxa" w:w="1514"/>
+          </w:tcPr>
+          <w:p>
+            <w:pPr>
+              <w:spacing w:before="20" w:after="20"/>
+            </w:pPr>
+            <w:r/>
+            <w:r>
+              <w:rPr>
+                <w:rFonts w:ascii="Verdana" w:hAnsi="Verdana"/>
+                <w:sz w:val="16"/>
+              </w:rPr>
               <w:t>min</w:t>
             </w:r>
           </w:p>
@@ -2412,6 +3229,9 @@
             <w:tcW w:type="dxa" w:w="1514"/>
           </w:tcPr>
           <w:p>
+            <w:pPr>
+              <w:spacing w:before="20" w:after="20"/>
+            </w:pPr>
             <w:r/>
             <w:r>
               <w:rPr>
@@ -2428,6 +3248,9 @@
             <w:tcW w:type="dxa" w:w="1514"/>
           </w:tcPr>
           <w:p>
+            <w:pPr>
+              <w:spacing w:before="20" w:after="20"/>
+            </w:pPr>
             <w:r/>
             <w:r>
               <w:rPr>
@@ -2435,70 +3258,6 @@
                 <w:b w:val="0"/>
                 <w:sz w:val="16"/>
               </w:rPr>
-              <w:t>-1440</w:t>
-            </w:r>
-          </w:p>
-        </w:tc>
-        <w:tc>
-          <w:tcPr>
-            <w:tcW w:type="dxa" w:w="1514"/>
-          </w:tcPr>
-          <w:p>
-            <w:r/>
-            <w:r>
-              <w:rPr>
-                <w:rFonts w:ascii="Verdana" w:hAnsi="Verdana"/>
-                <w:b w:val="0"/>
-                <w:sz w:val="16"/>
-              </w:rPr>
-              <w:t>12</w:t>
-            </w:r>
-          </w:p>
-        </w:tc>
-        <w:tc>
-          <w:tcPr>
-            <w:tcW w:type="dxa" w:w="1514"/>
-          </w:tcPr>
-          <w:p>
-            <w:r/>
-            <w:r>
-              <w:rPr>
-                <w:rFonts w:ascii="Verdana" w:hAnsi="Verdana"/>
-                <w:b w:val="0"/>
-                <w:sz w:val="16"/>
-              </w:rPr>
-              <w:t>min</w:t>
-            </w:r>
-          </w:p>
-        </w:tc>
-        <w:tc>
-          <w:tcPr>
-            <w:tcW w:type="dxa" w:w="1514"/>
-          </w:tcPr>
-          <w:p>
-            <w:r/>
-            <w:r>
-              <w:rPr>
-                <w:rFonts w:ascii="Verdana" w:hAnsi="Verdana"/>
-                <w:b w:val="0"/>
-                <w:sz w:val="16"/>
-              </w:rPr>
-              <w:t>0</w:t>
-            </w:r>
-          </w:p>
-        </w:tc>
-        <w:tc>
-          <w:tcPr>
-            <w:tcW w:type="dxa" w:w="1514"/>
-          </w:tcPr>
-          <w:p>
-            <w:r/>
-            <w:r>
-              <w:rPr>
-                <w:rFonts w:ascii="Verdana" w:hAnsi="Verdana"/>
-                <w:b w:val="0"/>
-                <w:sz w:val="16"/>
-              </w:rPr>
               <w:t>4</w:t>
             </w:r>
           </w:p>
@@ -2508,6 +3267,9 @@
             <w:tcW w:type="dxa" w:w="1514"/>
           </w:tcPr>
           <w:p>
+            <w:pPr>
+              <w:spacing w:before="20" w:after="20"/>
+            </w:pPr>
             <w:r/>
             <w:r>
               <w:rPr>
@@ -2528,6 +3290,9 @@
             <w:tcW w:type="dxa" w:w="1514"/>
           </w:tcPr>
           <w:p>
+            <w:pPr>
+              <w:spacing w:before="20" w:after="20"/>
+            </w:pPr>
             <w:r/>
             <w:r>
               <w:rPr>
@@ -2544,6 +3309,9 @@
             <w:tcW w:type="dxa" w:w="1514"/>
           </w:tcPr>
           <w:p>
+            <w:pPr>
+              <w:spacing w:before="20" w:after="20"/>
+            </w:pPr>
             <w:r/>
             <w:r>
               <w:rPr>
@@ -2560,6 +3328,27 @@
             <w:tcW w:type="dxa" w:w="1514"/>
           </w:tcPr>
           <w:p>
+            <w:pPr>
+              <w:spacing w:before="20" w:after="20"/>
+            </w:pPr>
+            <w:r/>
+            <w:r>
+              <w:rPr>
+                <w:rFonts w:ascii="Verdana" w:hAnsi="Verdana"/>
+                <w:sz w:val="16"/>
+              </w:rPr>
+              <w:t>a</w:t>
+            </w:r>
+          </w:p>
+        </w:tc>
+        <w:tc>
+          <w:tcPr>
+            <w:tcW w:type="dxa" w:w="1514"/>
+          </w:tcPr>
+          <w:p>
+            <w:pPr>
+              <w:spacing w:before="20" w:after="20"/>
+            </w:pPr>
             <w:r/>
             <w:r>
               <w:rPr>
@@ -2567,6 +3356,62 @@
                 <w:b w:val="0"/>
                 <w:sz w:val="16"/>
               </w:rPr>
+              <w:t>0</w:t>
+            </w:r>
+          </w:p>
+        </w:tc>
+        <w:tc>
+          <w:tcPr>
+            <w:tcW w:type="dxa" w:w="1514"/>
+          </w:tcPr>
+          <w:p>
+            <w:pPr>
+              <w:spacing w:before="20" w:after="20"/>
+            </w:pPr>
+            <w:r/>
+            <w:r>
+              <w:rPr>
+                <w:rFonts w:ascii="Verdana" w:hAnsi="Verdana"/>
+                <w:b w:val="0"/>
+                <w:sz w:val="16"/>
+              </w:rPr>
+              <w:t>-1024</w:t>
+            </w:r>
+          </w:p>
+        </w:tc>
+        <w:tc>
+          <w:tcPr>
+            <w:tcW w:type="dxa" w:w="1514"/>
+          </w:tcPr>
+          <w:p>
+            <w:pPr>
+              <w:spacing w:before="20" w:after="20"/>
+            </w:pPr>
+            <w:r/>
+            <w:r>
+              <w:rPr>
+                <w:rFonts w:ascii="Verdana" w:hAnsi="Verdana"/>
+                <w:b w:val="0"/>
+                <w:sz w:val="16"/>
+              </w:rPr>
+              <w:t>11</w:t>
+            </w:r>
+          </w:p>
+        </w:tc>
+        <w:tc>
+          <w:tcPr>
+            <w:tcW w:type="dxa" w:w="1514"/>
+          </w:tcPr>
+          <w:p>
+            <w:pPr>
+              <w:spacing w:before="20" w:after="20"/>
+            </w:pPr>
+            <w:r/>
+            <w:r>
+              <w:rPr>
+                <w:rFonts w:ascii="Verdana" w:hAnsi="Verdana"/>
+                <w:sz w:val="16"/>
+              </w:rPr>
               <w:t>a</w:t>
             </w:r>
           </w:p>
@@ -2576,6 +3421,9 @@
             <w:tcW w:type="dxa" w:w="1514"/>
           </w:tcPr>
           <w:p>
+            <w:pPr>
+              <w:spacing w:before="20" w:after="20"/>
+            </w:pPr>
             <w:r/>
             <w:r>
               <w:rPr>
@@ -2592,6 +3440,9 @@
             <w:tcW w:type="dxa" w:w="1514"/>
           </w:tcPr>
           <w:p>
+            <w:pPr>
+              <w:spacing w:before="20" w:after="20"/>
+            </w:pPr>
             <w:r/>
             <w:r>
               <w:rPr>
@@ -2599,70 +3450,6 @@
                 <w:b w:val="0"/>
                 <w:sz w:val="16"/>
               </w:rPr>
-              <w:t>-1024</w:t>
-            </w:r>
-          </w:p>
-        </w:tc>
-        <w:tc>
-          <w:tcPr>
-            <w:tcW w:type="dxa" w:w="1514"/>
-          </w:tcPr>
-          <w:p>
-            <w:r/>
-            <w:r>
-              <w:rPr>
-                <w:rFonts w:ascii="Verdana" w:hAnsi="Verdana"/>
-                <w:b w:val="0"/>
-                <w:sz w:val="16"/>
-              </w:rPr>
-              <w:t>11</w:t>
-            </w:r>
-          </w:p>
-        </w:tc>
-        <w:tc>
-          <w:tcPr>
-            <w:tcW w:type="dxa" w:w="1514"/>
-          </w:tcPr>
-          <w:p>
-            <w:r/>
-            <w:r>
-              <w:rPr>
-                <w:rFonts w:ascii="Verdana" w:hAnsi="Verdana"/>
-                <w:b w:val="0"/>
-                <w:sz w:val="16"/>
-              </w:rPr>
-              <w:t>a</w:t>
-            </w:r>
-          </w:p>
-        </w:tc>
-        <w:tc>
-          <w:tcPr>
-            <w:tcW w:type="dxa" w:w="1514"/>
-          </w:tcPr>
-          <w:p>
-            <w:r/>
-            <w:r>
-              <w:rPr>
-                <w:rFonts w:ascii="Verdana" w:hAnsi="Verdana"/>
-                <w:b w:val="0"/>
-                <w:sz w:val="16"/>
-              </w:rPr>
-              <w:t>0</w:t>
-            </w:r>
-          </w:p>
-        </w:tc>
-        <w:tc>
-          <w:tcPr>
-            <w:tcW w:type="dxa" w:w="1514"/>
-          </w:tcPr>
-          <w:p>
-            <w:r/>
-            <w:r>
-              <w:rPr>
-                <w:rFonts w:ascii="Verdana" w:hAnsi="Verdana"/>
-                <w:b w:val="0"/>
-                <w:sz w:val="16"/>
-              </w:rPr>
               <w:t>4</w:t>
             </w:r>
           </w:p>
@@ -2672,6 +3459,9 @@
             <w:tcW w:type="dxa" w:w="1514"/>
           </w:tcPr>
           <w:p>
+            <w:pPr>
+              <w:spacing w:before="20" w:after="20"/>
+            </w:pPr>
             <w:r/>
             <w:r>
               <w:rPr>
@@ -2692,6 +3482,9 @@
             <w:tcW w:type="dxa" w:w="1514"/>
           </w:tcPr>
           <w:p>
+            <w:pPr>
+              <w:spacing w:before="20" w:after="20"/>
+            </w:pPr>
             <w:r/>
             <w:r>
               <w:rPr>
@@ -2708,6 +3501,9 @@
             <w:tcW w:type="dxa" w:w="1514"/>
           </w:tcPr>
           <w:p>
+            <w:pPr>
+              <w:spacing w:before="20" w:after="20"/>
+            </w:pPr>
             <w:r/>
             <w:r>
               <w:rPr>
@@ -2724,6 +3520,27 @@
             <w:tcW w:type="dxa" w:w="1514"/>
           </w:tcPr>
           <w:p>
+            <w:pPr>
+              <w:spacing w:before="20" w:after="20"/>
+            </w:pPr>
+            <w:r/>
+            <w:r>
+              <w:rPr>
+                <w:rFonts w:ascii="Verdana" w:hAnsi="Verdana"/>
+                <w:sz w:val="16"/>
+              </w:rPr>
+              <w:t>mon</w:t>
+            </w:r>
+          </w:p>
+        </w:tc>
+        <w:tc>
+          <w:tcPr>
+            <w:tcW w:type="dxa" w:w="1514"/>
+          </w:tcPr>
+          <w:p>
+            <w:pPr>
+              <w:spacing w:before="20" w:after="20"/>
+            </w:pPr>
             <w:r/>
             <w:r>
               <w:rPr>
@@ -2731,6 +3548,62 @@
                 <w:b w:val="0"/>
                 <w:sz w:val="16"/>
               </w:rPr>
+              <w:t>0</w:t>
+            </w:r>
+          </w:p>
+        </w:tc>
+        <w:tc>
+          <w:tcPr>
+            <w:tcW w:type="dxa" w:w="1514"/>
+          </w:tcPr>
+          <w:p>
+            <w:pPr>
+              <w:spacing w:before="20" w:after="20"/>
+            </w:pPr>
+            <w:r/>
+            <w:r>
+              <w:rPr>
+                <w:rFonts w:ascii="Verdana" w:hAnsi="Verdana"/>
+                <w:b w:val="0"/>
+                <w:sz w:val="16"/>
+              </w:rPr>
+              <w:t>-1024</w:t>
+            </w:r>
+          </w:p>
+        </w:tc>
+        <w:tc>
+          <w:tcPr>
+            <w:tcW w:type="dxa" w:w="1514"/>
+          </w:tcPr>
+          <w:p>
+            <w:pPr>
+              <w:spacing w:before="20" w:after="20"/>
+            </w:pPr>
+            <w:r/>
+            <w:r>
+              <w:rPr>
+                <w:rFonts w:ascii="Verdana" w:hAnsi="Verdana"/>
+                <w:b w:val="0"/>
+                <w:sz w:val="16"/>
+              </w:rPr>
+              <w:t>11</w:t>
+            </w:r>
+          </w:p>
+        </w:tc>
+        <w:tc>
+          <w:tcPr>
+            <w:tcW w:type="dxa" w:w="1514"/>
+          </w:tcPr>
+          <w:p>
+            <w:pPr>
+              <w:spacing w:before="20" w:after="20"/>
+            </w:pPr>
+            <w:r/>
+            <w:r>
+              <w:rPr>
+                <w:rFonts w:ascii="Verdana" w:hAnsi="Verdana"/>
+                <w:sz w:val="16"/>
+              </w:rPr>
               <w:t>mon</w:t>
             </w:r>
           </w:p>
@@ -2740,6 +3613,9 @@
             <w:tcW w:type="dxa" w:w="1514"/>
           </w:tcPr>
           <w:p>
+            <w:pPr>
+              <w:spacing w:before="20" w:after="20"/>
+            </w:pPr>
             <w:r/>
             <w:r>
               <w:rPr>
@@ -2756,6 +3632,9 @@
             <w:tcW w:type="dxa" w:w="1514"/>
           </w:tcPr>
           <w:p>
+            <w:pPr>
+              <w:spacing w:before="20" w:after="20"/>
+            </w:pPr>
             <w:r/>
             <w:r>
               <w:rPr>
@@ -2763,70 +3642,6 @@
                 <w:b w:val="0"/>
                 <w:sz w:val="16"/>
               </w:rPr>
-              <w:t>-1024</w:t>
-            </w:r>
-          </w:p>
-        </w:tc>
-        <w:tc>
-          <w:tcPr>
-            <w:tcW w:type="dxa" w:w="1514"/>
-          </w:tcPr>
-          <w:p>
-            <w:r/>
-            <w:r>
-              <w:rPr>
-                <w:rFonts w:ascii="Verdana" w:hAnsi="Verdana"/>
-                <w:b w:val="0"/>
-                <w:sz w:val="16"/>
-              </w:rPr>
-              <w:t>11</w:t>
-            </w:r>
-          </w:p>
-        </w:tc>
-        <w:tc>
-          <w:tcPr>
-            <w:tcW w:type="dxa" w:w="1514"/>
-          </w:tcPr>
-          <w:p>
-            <w:r/>
-            <w:r>
-              <w:rPr>
-                <w:rFonts w:ascii="Verdana" w:hAnsi="Verdana"/>
-                <w:b w:val="0"/>
-                <w:sz w:val="16"/>
-              </w:rPr>
-              <w:t>mon</w:t>
-            </w:r>
-          </w:p>
-        </w:tc>
-        <w:tc>
-          <w:tcPr>
-            <w:tcW w:type="dxa" w:w="1514"/>
-          </w:tcPr>
-          <w:p>
-            <w:r/>
-            <w:r>
-              <w:rPr>
-                <w:rFonts w:ascii="Verdana" w:hAnsi="Verdana"/>
-                <w:b w:val="0"/>
-                <w:sz w:val="16"/>
-              </w:rPr>
-              <w:t>0</w:t>
-            </w:r>
-          </w:p>
-        </w:tc>
-        <w:tc>
-          <w:tcPr>
-            <w:tcW w:type="dxa" w:w="1514"/>
-          </w:tcPr>
-          <w:p>
-            <w:r/>
-            <w:r>
-              <w:rPr>
-                <w:rFonts w:ascii="Verdana" w:hAnsi="Verdana"/>
-                <w:b w:val="0"/>
-                <w:sz w:val="16"/>
-              </w:rPr>
               <w:t>4</w:t>
             </w:r>
           </w:p>
@@ -2836,6 +3651,9 @@
             <w:tcW w:type="dxa" w:w="1514"/>
           </w:tcPr>
           <w:p>
+            <w:pPr>
+              <w:spacing w:before="20" w:after="20"/>
+            </w:pPr>
             <w:r/>
             <w:r>
               <w:rPr>
@@ -2856,6 +3674,9 @@
             <w:tcW w:type="dxa" w:w="1514"/>
           </w:tcPr>
           <w:p>
+            <w:pPr>
+              <w:spacing w:before="20" w:after="20"/>
+            </w:pPr>
             <w:r/>
             <w:r>
               <w:rPr>
@@ -2872,6 +3693,9 @@
             <w:tcW w:type="dxa" w:w="1514"/>
           </w:tcPr>
           <w:p>
+            <w:pPr>
+              <w:spacing w:before="20" w:after="20"/>
+            </w:pPr>
             <w:r/>
             <w:r>
               <w:rPr>
@@ -2888,6 +3712,27 @@
             <w:tcW w:type="dxa" w:w="1514"/>
           </w:tcPr>
           <w:p>
+            <w:pPr>
+              <w:spacing w:before="20" w:after="20"/>
+            </w:pPr>
+            <w:r/>
+            <w:r>
+              <w:rPr>
+                <w:rFonts w:ascii="Verdana" w:hAnsi="Verdana"/>
+                <w:sz w:val="16"/>
+              </w:rPr>
+              <w:t>d</w:t>
+            </w:r>
+          </w:p>
+        </w:tc>
+        <w:tc>
+          <w:tcPr>
+            <w:tcW w:type="dxa" w:w="1514"/>
+          </w:tcPr>
+          <w:p>
+            <w:pPr>
+              <w:spacing w:before="20" w:after="20"/>
+            </w:pPr>
             <w:r/>
             <w:r>
               <w:rPr>
@@ -2895,6 +3740,62 @@
                 <w:b w:val="0"/>
                 <w:sz w:val="16"/>
               </w:rPr>
+              <w:t>0</w:t>
+            </w:r>
+          </w:p>
+        </w:tc>
+        <w:tc>
+          <w:tcPr>
+            <w:tcW w:type="dxa" w:w="1514"/>
+          </w:tcPr>
+          <w:p>
+            <w:pPr>
+              <w:spacing w:before="20" w:after="20"/>
+            </w:pPr>
+            <w:r/>
+            <w:r>
+              <w:rPr>
+                <w:rFonts w:ascii="Verdana" w:hAnsi="Verdana"/>
+                <w:b w:val="0"/>
+                <w:sz w:val="16"/>
+              </w:rPr>
+              <w:t>-1024</w:t>
+            </w:r>
+          </w:p>
+        </w:tc>
+        <w:tc>
+          <w:tcPr>
+            <w:tcW w:type="dxa" w:w="1514"/>
+          </w:tcPr>
+          <w:p>
+            <w:pPr>
+              <w:spacing w:before="20" w:after="20"/>
+            </w:pPr>
+            <w:r/>
+            <w:r>
+              <w:rPr>
+                <w:rFonts w:ascii="Verdana" w:hAnsi="Verdana"/>
+                <w:b w:val="0"/>
+                <w:sz w:val="16"/>
+              </w:rPr>
+              <w:t>11</w:t>
+            </w:r>
+          </w:p>
+        </w:tc>
+        <w:tc>
+          <w:tcPr>
+            <w:tcW w:type="dxa" w:w="1514"/>
+          </w:tcPr>
+          <w:p>
+            <w:pPr>
+              <w:spacing w:before="20" w:after="20"/>
+            </w:pPr>
+            <w:r/>
+            <w:r>
+              <w:rPr>
+                <w:rFonts w:ascii="Verdana" w:hAnsi="Verdana"/>
+                <w:sz w:val="16"/>
+              </w:rPr>
               <w:t>d</w:t>
             </w:r>
           </w:p>
@@ -2904,6 +3805,9 @@
             <w:tcW w:type="dxa" w:w="1514"/>
           </w:tcPr>
           <w:p>
+            <w:pPr>
+              <w:spacing w:before="20" w:after="20"/>
+            </w:pPr>
             <w:r/>
             <w:r>
               <w:rPr>
@@ -2920,6 +3824,9 @@
             <w:tcW w:type="dxa" w:w="1514"/>
           </w:tcPr>
           <w:p>
+            <w:pPr>
+              <w:spacing w:before="20" w:after="20"/>
+            </w:pPr>
             <w:r/>
             <w:r>
               <w:rPr>
@@ -2927,70 +3834,6 @@
                 <w:b w:val="0"/>
                 <w:sz w:val="16"/>
               </w:rPr>
-              <w:t>-1024</w:t>
-            </w:r>
-          </w:p>
-        </w:tc>
-        <w:tc>
-          <w:tcPr>
-            <w:tcW w:type="dxa" w:w="1514"/>
-          </w:tcPr>
-          <w:p>
-            <w:r/>
-            <w:r>
-              <w:rPr>
-                <w:rFonts w:ascii="Verdana" w:hAnsi="Verdana"/>
-                <w:b w:val="0"/>
-                <w:sz w:val="16"/>
-              </w:rPr>
-              <w:t>11</w:t>
-            </w:r>
-          </w:p>
-        </w:tc>
-        <w:tc>
-          <w:tcPr>
-            <w:tcW w:type="dxa" w:w="1514"/>
-          </w:tcPr>
-          <w:p>
-            <w:r/>
-            <w:r>
-              <w:rPr>
-                <w:rFonts w:ascii="Verdana" w:hAnsi="Verdana"/>
-                <w:b w:val="0"/>
-                <w:sz w:val="16"/>
-              </w:rPr>
-              <w:t>d</w:t>
-            </w:r>
-          </w:p>
-        </w:tc>
-        <w:tc>
-          <w:tcPr>
-            <w:tcW w:type="dxa" w:w="1514"/>
-          </w:tcPr>
-          <w:p>
-            <w:r/>
-            <w:r>
-              <w:rPr>
-                <w:rFonts w:ascii="Verdana" w:hAnsi="Verdana"/>
-                <w:b w:val="0"/>
-                <w:sz w:val="16"/>
-              </w:rPr>
-              <w:t>0</w:t>
-            </w:r>
-          </w:p>
-        </w:tc>
-        <w:tc>
-          <w:tcPr>
-            <w:tcW w:type="dxa" w:w="1514"/>
-          </w:tcPr>
-          <w:p>
-            <w:r/>
-            <w:r>
-              <w:rPr>
-                <w:rFonts w:ascii="Verdana" w:hAnsi="Verdana"/>
-                <w:b w:val="0"/>
-                <w:sz w:val="16"/>
-              </w:rPr>
               <w:t>4</w:t>
             </w:r>
           </w:p>
@@ -3000,6 +3843,9 @@
             <w:tcW w:type="dxa" w:w="1514"/>
           </w:tcPr>
           <w:p>
+            <w:pPr>
+              <w:spacing w:before="20" w:after="20"/>
+            </w:pPr>
             <w:r/>
             <w:r>
               <w:rPr>
@@ -3020,6 +3866,9 @@
             <w:tcW w:type="dxa" w:w="1514"/>
           </w:tcPr>
           <w:p>
+            <w:pPr>
+              <w:spacing w:before="20" w:after="20"/>
+            </w:pPr>
             <w:r/>
             <w:r>
               <w:rPr>
@@ -3036,6 +3885,9 @@
             <w:tcW w:type="dxa" w:w="1514"/>
           </w:tcPr>
           <w:p>
+            <w:pPr>
+              <w:spacing w:before="20" w:after="20"/>
+            </w:pPr>
             <w:r/>
             <w:r>
               <w:rPr>
@@ -3052,6 +3904,27 @@
             <w:tcW w:type="dxa" w:w="1514"/>
           </w:tcPr>
           <w:p>
+            <w:pPr>
+              <w:spacing w:before="20" w:after="20"/>
+            </w:pPr>
+            <w:r/>
+            <w:r>
+              <w:rPr>
+                <w:rFonts w:ascii="Verdana" w:hAnsi="Verdana"/>
+                <w:sz w:val="16"/>
+              </w:rPr>
+              <w:t>h</w:t>
+            </w:r>
+          </w:p>
+        </w:tc>
+        <w:tc>
+          <w:tcPr>
+            <w:tcW w:type="dxa" w:w="1514"/>
+          </w:tcPr>
+          <w:p>
+            <w:pPr>
+              <w:spacing w:before="20" w:after="20"/>
+            </w:pPr>
             <w:r/>
             <w:r>
               <w:rPr>
@@ -3059,6 +3932,62 @@
                 <w:b w:val="0"/>
                 <w:sz w:val="16"/>
               </w:rPr>
+              <w:t>0</w:t>
+            </w:r>
+          </w:p>
+        </w:tc>
+        <w:tc>
+          <w:tcPr>
+            <w:tcW w:type="dxa" w:w="1514"/>
+          </w:tcPr>
+          <w:p>
+            <w:pPr>
+              <w:spacing w:before="20" w:after="20"/>
+            </w:pPr>
+            <w:r/>
+            <w:r>
+              <w:rPr>
+                <w:rFonts w:ascii="Verdana" w:hAnsi="Verdana"/>
+                <w:b w:val="0"/>
+                <w:sz w:val="16"/>
+              </w:rPr>
+              <w:t>-2048</w:t>
+            </w:r>
+          </w:p>
+        </w:tc>
+        <w:tc>
+          <w:tcPr>
+            <w:tcW w:type="dxa" w:w="1514"/>
+          </w:tcPr>
+          <w:p>
+            <w:pPr>
+              <w:spacing w:before="20" w:after="20"/>
+            </w:pPr>
+            <w:r/>
+            <w:r>
+              <w:rPr>
+                <w:rFonts w:ascii="Verdana" w:hAnsi="Verdana"/>
+                <w:b w:val="0"/>
+                <w:sz w:val="16"/>
+              </w:rPr>
+              <w:t>12</w:t>
+            </w:r>
+          </w:p>
+        </w:tc>
+        <w:tc>
+          <w:tcPr>
+            <w:tcW w:type="dxa" w:w="1514"/>
+          </w:tcPr>
+          <w:p>
+            <w:pPr>
+              <w:spacing w:before="20" w:after="20"/>
+            </w:pPr>
+            <w:r/>
+            <w:r>
+              <w:rPr>
+                <w:rFonts w:ascii="Verdana" w:hAnsi="Verdana"/>
+                <w:sz w:val="16"/>
+              </w:rPr>
               <w:t>h</w:t>
             </w:r>
           </w:p>
@@ -3068,6 +3997,9 @@
             <w:tcW w:type="dxa" w:w="1514"/>
           </w:tcPr>
           <w:p>
+            <w:pPr>
+              <w:spacing w:before="20" w:after="20"/>
+            </w:pPr>
             <w:r/>
             <w:r>
               <w:rPr>
@@ -3084,6 +4016,9 @@
             <w:tcW w:type="dxa" w:w="1514"/>
           </w:tcPr>
           <w:p>
+            <w:pPr>
+              <w:spacing w:before="20" w:after="20"/>
+            </w:pPr>
             <w:r/>
             <w:r>
               <w:rPr>
@@ -3091,70 +4026,6 @@
                 <w:b w:val="0"/>
                 <w:sz w:val="16"/>
               </w:rPr>
-              <w:t>-2048</w:t>
-            </w:r>
-          </w:p>
-        </w:tc>
-        <w:tc>
-          <w:tcPr>
-            <w:tcW w:type="dxa" w:w="1514"/>
-          </w:tcPr>
-          <w:p>
-            <w:r/>
-            <w:r>
-              <w:rPr>
-                <w:rFonts w:ascii="Verdana" w:hAnsi="Verdana"/>
-                <w:b w:val="0"/>
-                <w:sz w:val="16"/>
-              </w:rPr>
-              <w:t>12</w:t>
-            </w:r>
-          </w:p>
-        </w:tc>
-        <w:tc>
-          <w:tcPr>
-            <w:tcW w:type="dxa" w:w="1514"/>
-          </w:tcPr>
-          <w:p>
-            <w:r/>
-            <w:r>
-              <w:rPr>
-                <w:rFonts w:ascii="Verdana" w:hAnsi="Verdana"/>
-                <w:b w:val="0"/>
-                <w:sz w:val="16"/>
-              </w:rPr>
-              <w:t>h</w:t>
-            </w:r>
-          </w:p>
-        </w:tc>
-        <w:tc>
-          <w:tcPr>
-            <w:tcW w:type="dxa" w:w="1514"/>
-          </w:tcPr>
-          <w:p>
-            <w:r/>
-            <w:r>
-              <w:rPr>
-                <w:rFonts w:ascii="Verdana" w:hAnsi="Verdana"/>
-                <w:b w:val="0"/>
-                <w:sz w:val="16"/>
-              </w:rPr>
-              <w:t>0</w:t>
-            </w:r>
-          </w:p>
-        </w:tc>
-        <w:tc>
-          <w:tcPr>
-            <w:tcW w:type="dxa" w:w="1514"/>
-          </w:tcPr>
-          <w:p>
-            <w:r/>
-            <w:r>
-              <w:rPr>
-                <w:rFonts w:ascii="Verdana" w:hAnsi="Verdana"/>
-                <w:b w:val="0"/>
-                <w:sz w:val="16"/>
-              </w:rPr>
               <w:t>4</w:t>
             </w:r>
           </w:p>
@@ -3164,6 +4035,9 @@
             <w:tcW w:type="dxa" w:w="1514"/>
           </w:tcPr>
           <w:p>
+            <w:pPr>
+              <w:spacing w:before="20" w:after="20"/>
+            </w:pPr>
             <w:r/>
             <w:r>
               <w:rPr>
@@ -3184,6 +4058,9 @@
             <w:tcW w:type="dxa" w:w="1514"/>
           </w:tcPr>
           <w:p>
+            <w:pPr>
+              <w:spacing w:before="20" w:after="20"/>
+            </w:pPr>
             <w:r/>
             <w:r>
               <w:rPr>
@@ -3200,6 +4077,9 @@
             <w:tcW w:type="dxa" w:w="1514"/>
           </w:tcPr>
           <w:p>
+            <w:pPr>
+              <w:spacing w:before="20" w:after="20"/>
+            </w:pPr>
             <w:r/>
             <w:r>
               <w:rPr>
@@ -3216,6 +4096,27 @@
             <w:tcW w:type="dxa" w:w="1514"/>
           </w:tcPr>
           <w:p>
+            <w:pPr>
+              <w:spacing w:before="20" w:after="20"/>
+            </w:pPr>
+            <w:r/>
+            <w:r>
+              <w:rPr>
+                <w:rFonts w:ascii="Verdana" w:hAnsi="Verdana"/>
+                <w:sz w:val="16"/>
+              </w:rPr>
+              <w:t>min</w:t>
+            </w:r>
+          </w:p>
+        </w:tc>
+        <w:tc>
+          <w:tcPr>
+            <w:tcW w:type="dxa" w:w="1514"/>
+          </w:tcPr>
+          <w:p>
+            <w:pPr>
+              <w:spacing w:before="20" w:after="20"/>
+            </w:pPr>
             <w:r/>
             <w:r>
               <w:rPr>
@@ -3223,6 +4124,62 @@
                 <w:b w:val="0"/>
                 <w:sz w:val="16"/>
               </w:rPr>
+              <w:t>0</w:t>
+            </w:r>
+          </w:p>
+        </w:tc>
+        <w:tc>
+          <w:tcPr>
+            <w:tcW w:type="dxa" w:w="1514"/>
+          </w:tcPr>
+          <w:p>
+            <w:pPr>
+              <w:spacing w:before="20" w:after="20"/>
+            </w:pPr>
+            <w:r/>
+            <w:r>
+              <w:rPr>
+                <w:rFonts w:ascii="Verdana" w:hAnsi="Verdana"/>
+                <w:b w:val="0"/>
+                <w:sz w:val="16"/>
+              </w:rPr>
+              <w:t>-2048</w:t>
+            </w:r>
+          </w:p>
+        </w:tc>
+        <w:tc>
+          <w:tcPr>
+            <w:tcW w:type="dxa" w:w="1514"/>
+          </w:tcPr>
+          <w:p>
+            <w:pPr>
+              <w:spacing w:before="20" w:after="20"/>
+            </w:pPr>
+            <w:r/>
+            <w:r>
+              <w:rPr>
+                <w:rFonts w:ascii="Verdana" w:hAnsi="Verdana"/>
+                <w:b w:val="0"/>
+                <w:sz w:val="16"/>
+              </w:rPr>
+              <w:t>12</w:t>
+            </w:r>
+          </w:p>
+        </w:tc>
+        <w:tc>
+          <w:tcPr>
+            <w:tcW w:type="dxa" w:w="1514"/>
+          </w:tcPr>
+          <w:p>
+            <w:pPr>
+              <w:spacing w:before="20" w:after="20"/>
+            </w:pPr>
+            <w:r/>
+            <w:r>
+              <w:rPr>
+                <w:rFonts w:ascii="Verdana" w:hAnsi="Verdana"/>
+                <w:sz w:val="16"/>
+              </w:rPr>
               <w:t>min</w:t>
             </w:r>
           </w:p>
@@ -3232,6 +4189,9 @@
             <w:tcW w:type="dxa" w:w="1514"/>
           </w:tcPr>
           <w:p>
+            <w:pPr>
+              <w:spacing w:before="20" w:after="20"/>
+            </w:pPr>
             <w:r/>
             <w:r>
               <w:rPr>
@@ -3248,6 +4208,9 @@
             <w:tcW w:type="dxa" w:w="1514"/>
           </w:tcPr>
           <w:p>
+            <w:pPr>
+              <w:spacing w:before="20" w:after="20"/>
+            </w:pPr>
             <w:r/>
             <w:r>
               <w:rPr>
@@ -3255,70 +4218,6 @@
                 <w:b w:val="0"/>
                 <w:sz w:val="16"/>
               </w:rPr>
-              <w:t>-2048</w:t>
-            </w:r>
-          </w:p>
-        </w:tc>
-        <w:tc>
-          <w:tcPr>
-            <w:tcW w:type="dxa" w:w="1514"/>
-          </w:tcPr>
-          <w:p>
-            <w:r/>
-            <w:r>
-              <w:rPr>
-                <w:rFonts w:ascii="Verdana" w:hAnsi="Verdana"/>
-                <w:b w:val="0"/>
-                <w:sz w:val="16"/>
-              </w:rPr>
-              <w:t>12</w:t>
-            </w:r>
-          </w:p>
-        </w:tc>
-        <w:tc>
-          <w:tcPr>
-            <w:tcW w:type="dxa" w:w="1514"/>
-          </w:tcPr>
-          <w:p>
-            <w:r/>
-            <w:r>
-              <w:rPr>
-                <w:rFonts w:ascii="Verdana" w:hAnsi="Verdana"/>
-                <w:b w:val="0"/>
-                <w:sz w:val="16"/>
-              </w:rPr>
-              <w:t>min</w:t>
-            </w:r>
-          </w:p>
-        </w:tc>
-        <w:tc>
-          <w:tcPr>
-            <w:tcW w:type="dxa" w:w="1514"/>
-          </w:tcPr>
-          <w:p>
-            <w:r/>
-            <w:r>
-              <w:rPr>
-                <w:rFonts w:ascii="Verdana" w:hAnsi="Verdana"/>
-                <w:b w:val="0"/>
-                <w:sz w:val="16"/>
-              </w:rPr>
-              <w:t>0</w:t>
-            </w:r>
-          </w:p>
-        </w:tc>
-        <w:tc>
-          <w:tcPr>
-            <w:tcW w:type="dxa" w:w="1514"/>
-          </w:tcPr>
-          <w:p>
-            <w:r/>
-            <w:r>
-              <w:rPr>
-                <w:rFonts w:ascii="Verdana" w:hAnsi="Verdana"/>
-                <w:b w:val="0"/>
-                <w:sz w:val="16"/>
-              </w:rPr>
               <w:t>4</w:t>
             </w:r>
           </w:p>
@@ -3328,6 +4227,9 @@
             <w:tcW w:type="dxa" w:w="1514"/>
           </w:tcPr>
           <w:p>
+            <w:pPr>
+              <w:spacing w:before="20" w:after="20"/>
+            </w:pPr>
             <w:r/>
             <w:r>
               <w:rPr>
@@ -3348,6 +4250,9 @@
             <w:tcW w:type="dxa" w:w="1514"/>
           </w:tcPr>
           <w:p>
+            <w:pPr>
+              <w:spacing w:before="20" w:after="20"/>
+            </w:pPr>
             <w:r/>
             <w:r>
               <w:rPr>
@@ -3364,6 +4269,9 @@
             <w:tcW w:type="dxa" w:w="1514"/>
           </w:tcPr>
           <w:p>
+            <w:pPr>
+              <w:spacing w:before="20" w:after="20"/>
+            </w:pPr>
             <w:r/>
             <w:r>
               <w:rPr>
@@ -3380,6 +4288,27 @@
             <w:tcW w:type="dxa" w:w="1514"/>
           </w:tcPr>
           <w:p>
+            <w:pPr>
+              <w:spacing w:before="20" w:after="20"/>
+            </w:pPr>
+            <w:r/>
+            <w:r>
+              <w:rPr>
+                <w:rFonts w:ascii="Verdana" w:hAnsi="Verdana"/>
+                <w:sz w:val="16"/>
+              </w:rPr>
+              <w:t>s</w:t>
+            </w:r>
+          </w:p>
+        </w:tc>
+        <w:tc>
+          <w:tcPr>
+            <w:tcW w:type="dxa" w:w="1514"/>
+          </w:tcPr>
+          <w:p>
+            <w:pPr>
+              <w:spacing w:before="20" w:after="20"/>
+            </w:pPr>
             <w:r/>
             <w:r>
               <w:rPr>
@@ -3387,6 +4316,62 @@
                 <w:b w:val="0"/>
                 <w:sz w:val="16"/>
               </w:rPr>
+              <w:t>0</w:t>
+            </w:r>
+          </w:p>
+        </w:tc>
+        <w:tc>
+          <w:tcPr>
+            <w:tcW w:type="dxa" w:w="1514"/>
+          </w:tcPr>
+          <w:p>
+            <w:pPr>
+              <w:spacing w:before="20" w:after="20"/>
+            </w:pPr>
+            <w:r/>
+            <w:r>
+              <w:rPr>
+                <w:rFonts w:ascii="Verdana" w:hAnsi="Verdana"/>
+                <w:b w:val="0"/>
+                <w:sz w:val="16"/>
+              </w:rPr>
+              <w:t>-4096</w:t>
+            </w:r>
+          </w:p>
+        </w:tc>
+        <w:tc>
+          <w:tcPr>
+            <w:tcW w:type="dxa" w:w="1514"/>
+          </w:tcPr>
+          <w:p>
+            <w:pPr>
+              <w:spacing w:before="20" w:after="20"/>
+            </w:pPr>
+            <w:r/>
+            <w:r>
+              <w:rPr>
+                <w:rFonts w:ascii="Verdana" w:hAnsi="Verdana"/>
+                <w:b w:val="0"/>
+                <w:sz w:val="16"/>
+              </w:rPr>
+              <w:t>13</w:t>
+            </w:r>
+          </w:p>
+        </w:tc>
+        <w:tc>
+          <w:tcPr>
+            <w:tcW w:type="dxa" w:w="1514"/>
+          </w:tcPr>
+          <w:p>
+            <w:pPr>
+              <w:spacing w:before="20" w:after="20"/>
+            </w:pPr>
+            <w:r/>
+            <w:r>
+              <w:rPr>
+                <w:rFonts w:ascii="Verdana" w:hAnsi="Verdana"/>
+                <w:sz w:val="16"/>
+              </w:rPr>
               <w:t>s</w:t>
             </w:r>
           </w:p>
@@ -3396,6 +4381,9 @@
             <w:tcW w:type="dxa" w:w="1514"/>
           </w:tcPr>
           <w:p>
+            <w:pPr>
+              <w:spacing w:before="20" w:after="20"/>
+            </w:pPr>
             <w:r/>
             <w:r>
               <w:rPr>
@@ -3412,6 +4400,9 @@
             <w:tcW w:type="dxa" w:w="1514"/>
           </w:tcPr>
           <w:p>
+            <w:pPr>
+              <w:spacing w:before="20" w:after="20"/>
+            </w:pPr>
             <w:r/>
             <w:r>
               <w:rPr>
@@ -3419,70 +4410,6 @@
                 <w:b w:val="0"/>
                 <w:sz w:val="16"/>
               </w:rPr>
-              <w:t>-4096</w:t>
-            </w:r>
-          </w:p>
-        </w:tc>
-        <w:tc>
-          <w:tcPr>
-            <w:tcW w:type="dxa" w:w="1514"/>
-          </w:tcPr>
-          <w:p>
-            <w:r/>
-            <w:r>
-              <w:rPr>
-                <w:rFonts w:ascii="Verdana" w:hAnsi="Verdana"/>
-                <w:b w:val="0"/>
-                <w:sz w:val="16"/>
-              </w:rPr>
-              <w:t>13</w:t>
-            </w:r>
-          </w:p>
-        </w:tc>
-        <w:tc>
-          <w:tcPr>
-            <w:tcW w:type="dxa" w:w="1514"/>
-          </w:tcPr>
-          <w:p>
-            <w:r/>
-            <w:r>
-              <w:rPr>
-                <w:rFonts w:ascii="Verdana" w:hAnsi="Verdana"/>
-                <w:b w:val="0"/>
-                <w:sz w:val="16"/>
-              </w:rPr>
-              <w:t>s</w:t>
-            </w:r>
-          </w:p>
-        </w:tc>
-        <w:tc>
-          <w:tcPr>
-            <w:tcW w:type="dxa" w:w="1514"/>
-          </w:tcPr>
-          <w:p>
-            <w:r/>
-            <w:r>
-              <w:rPr>
-                <w:rFonts w:ascii="Verdana" w:hAnsi="Verdana"/>
-                <w:b w:val="0"/>
-                <w:sz w:val="16"/>
-              </w:rPr>
-              <w:t>0</w:t>
-            </w:r>
-          </w:p>
-        </w:tc>
-        <w:tc>
-          <w:tcPr>
-            <w:tcW w:type="dxa" w:w="1514"/>
-          </w:tcPr>
-          <w:p>
-            <w:r/>
-            <w:r>
-              <w:rPr>
-                <w:rFonts w:ascii="Verdana" w:hAnsi="Verdana"/>
-                <w:b w:val="0"/>
-                <w:sz w:val="16"/>
-              </w:rPr>
               <w:t>4</w:t>
             </w:r>
           </w:p>
@@ -3492,6 +4419,9 @@
             <w:tcW w:type="dxa" w:w="1514"/>
           </w:tcPr>
           <w:p>
+            <w:pPr>
+              <w:spacing w:before="20" w:after="20"/>
+            </w:pPr>
             <w:r/>
             <w:r>
               <w:rPr>
@@ -3512,6 +4442,9 @@
             <w:tcW w:type="dxa" w:w="1514"/>
           </w:tcPr>
           <w:p>
+            <w:pPr>
+              <w:spacing w:before="20" w:after="20"/>
+            </w:pPr>
             <w:r/>
             <w:r>
               <w:rPr>
@@ -3528,6 +4461,9 @@
             <w:tcW w:type="dxa" w:w="1514"/>
           </w:tcPr>
           <w:p>
+            <w:pPr>
+              <w:spacing w:before="20" w:after="20"/>
+            </w:pPr>
             <w:r/>
             <w:r>
               <w:rPr>
@@ -3544,6 +4480,27 @@
             <w:tcW w:type="dxa" w:w="1514"/>
           </w:tcPr>
           <w:p>
+            <w:pPr>
+              <w:spacing w:before="20" w:after="20"/>
+            </w:pPr>
+            <w:r/>
+            <w:r>
+              <w:rPr>
+                <w:rFonts w:ascii="Verdana" w:hAnsi="Verdana"/>
+                <w:sz w:val="16"/>
+              </w:rPr>
+              <w:t>h</w:t>
+            </w:r>
+          </w:p>
+        </w:tc>
+        <w:tc>
+          <w:tcPr>
+            <w:tcW w:type="dxa" w:w="1514"/>
+          </w:tcPr>
+          <w:p>
+            <w:pPr>
+              <w:spacing w:before="20" w:after="20"/>
+            </w:pPr>
             <w:r/>
             <w:r>
               <w:rPr>
@@ -3551,6 +4508,62 @@
                 <w:b w:val="0"/>
                 <w:sz w:val="16"/>
               </w:rPr>
+              <w:t>0</w:t>
+            </w:r>
+          </w:p>
+        </w:tc>
+        <w:tc>
+          <w:tcPr>
+            <w:tcW w:type="dxa" w:w="1514"/>
+          </w:tcPr>
+          <w:p>
+            <w:pPr>
+              <w:spacing w:before="20" w:after="20"/>
+            </w:pPr>
+            <w:r/>
+            <w:r>
+              <w:rPr>
+                <w:rFonts w:ascii="Verdana" w:hAnsi="Verdana"/>
+                <w:b w:val="0"/>
+                <w:sz w:val="16"/>
+              </w:rPr>
+              <w:t>0</w:t>
+            </w:r>
+          </w:p>
+        </w:tc>
+        <w:tc>
+          <w:tcPr>
+            <w:tcW w:type="dxa" w:w="1514"/>
+          </w:tcPr>
+          <w:p>
+            <w:pPr>
+              <w:spacing w:before="20" w:after="20"/>
+            </w:pPr>
+            <w:r/>
+            <w:r>
+              <w:rPr>
+                <w:rFonts w:ascii="Verdana" w:hAnsi="Verdana"/>
+                <w:b w:val="0"/>
+                <w:sz w:val="16"/>
+              </w:rPr>
+              <w:t>8</w:t>
+            </w:r>
+          </w:p>
+        </w:tc>
+        <w:tc>
+          <w:tcPr>
+            <w:tcW w:type="dxa" w:w="1514"/>
+          </w:tcPr>
+          <w:p>
+            <w:pPr>
+              <w:spacing w:before="20" w:after="20"/>
+            </w:pPr>
+            <w:r/>
+            <w:r>
+              <w:rPr>
+                <w:rFonts w:ascii="Verdana" w:hAnsi="Verdana"/>
+                <w:sz w:val="16"/>
+              </w:rPr>
               <w:t>h</w:t>
             </w:r>
           </w:p>
@@ -3560,6 +4573,9 @@
             <w:tcW w:type="dxa" w:w="1514"/>
           </w:tcPr>
           <w:p>
+            <w:pPr>
+              <w:spacing w:before="20" w:after="20"/>
+            </w:pPr>
             <w:r/>
             <w:r>
               <w:rPr>
@@ -3576,6 +4592,9 @@
             <w:tcW w:type="dxa" w:w="1514"/>
           </w:tcPr>
           <w:p>
+            <w:pPr>
+              <w:spacing w:before="20" w:after="20"/>
+            </w:pPr>
             <w:r/>
             <w:r>
               <w:rPr>
@@ -3583,70 +4602,6 @@
                 <w:b w:val="0"/>
                 <w:sz w:val="16"/>
               </w:rPr>
-              <w:t>0</w:t>
-            </w:r>
-          </w:p>
-        </w:tc>
-        <w:tc>
-          <w:tcPr>
-            <w:tcW w:type="dxa" w:w="1514"/>
-          </w:tcPr>
-          <w:p>
-            <w:r/>
-            <w:r>
-              <w:rPr>
-                <w:rFonts w:ascii="Verdana" w:hAnsi="Verdana"/>
-                <w:b w:val="0"/>
-                <w:sz w:val="16"/>
-              </w:rPr>
-              <w:t>8</w:t>
-            </w:r>
-          </w:p>
-        </w:tc>
-        <w:tc>
-          <w:tcPr>
-            <w:tcW w:type="dxa" w:w="1514"/>
-          </w:tcPr>
-          <w:p>
-            <w:r/>
-            <w:r>
-              <w:rPr>
-                <w:rFonts w:ascii="Verdana" w:hAnsi="Verdana"/>
-                <w:b w:val="0"/>
-                <w:sz w:val="16"/>
-              </w:rPr>
-              <w:t>h</w:t>
-            </w:r>
-          </w:p>
-        </w:tc>
-        <w:tc>
-          <w:tcPr>
-            <w:tcW w:type="dxa" w:w="1514"/>
-          </w:tcPr>
-          <w:p>
-            <w:r/>
-            <w:r>
-              <w:rPr>
-                <w:rFonts w:ascii="Verdana" w:hAnsi="Verdana"/>
-                <w:b w:val="0"/>
-                <w:sz w:val="16"/>
-              </w:rPr>
-              <w:t>0</w:t>
-            </w:r>
-          </w:p>
-        </w:tc>
-        <w:tc>
-          <w:tcPr>
-            <w:tcW w:type="dxa" w:w="1514"/>
-          </w:tcPr>
-          <w:p>
-            <w:r/>
-            <w:r>
-              <w:rPr>
-                <w:rFonts w:ascii="Verdana" w:hAnsi="Verdana"/>
-                <w:b w:val="0"/>
-                <w:sz w:val="16"/>
-              </w:rPr>
               <w:t>3</w:t>
             </w:r>
           </w:p>
@@ -3656,6 +4611,9 @@
             <w:tcW w:type="dxa" w:w="1514"/>
           </w:tcPr>
           <w:p>
+            <w:pPr>
+              <w:spacing w:before="20" w:after="20"/>
+            </w:pPr>
             <w:r/>
             <w:r>
               <w:rPr>
@@ -3676,6 +4634,9 @@
             <w:tcW w:type="dxa" w:w="1514"/>
           </w:tcPr>
           <w:p>
+            <w:pPr>
+              <w:spacing w:before="20" w:after="20"/>
+            </w:pPr>
             <w:r/>
             <w:r>
               <w:rPr>
@@ -3692,6 +4653,9 @@
             <w:tcW w:type="dxa" w:w="1514"/>
           </w:tcPr>
           <w:p>
+            <w:pPr>
+              <w:spacing w:before="20" w:after="20"/>
+            </w:pPr>
             <w:r/>
             <w:r>
               <w:rPr>
@@ -3708,6 +4672,27 @@
             <w:tcW w:type="dxa" w:w="1514"/>
           </w:tcPr>
           <w:p>
+            <w:pPr>
+              <w:spacing w:before="20" w:after="20"/>
+            </w:pPr>
+            <w:r/>
+            <w:r>
+              <w:rPr>
+                <w:rFonts w:ascii="Verdana" w:hAnsi="Verdana"/>
+                <w:sz w:val="16"/>
+              </w:rPr>
+              <w:t>min</w:t>
+            </w:r>
+          </w:p>
+        </w:tc>
+        <w:tc>
+          <w:tcPr>
+            <w:tcW w:type="dxa" w:w="1514"/>
+          </w:tcPr>
+          <w:p>
+            <w:pPr>
+              <w:spacing w:before="20" w:after="20"/>
+            </w:pPr>
             <w:r/>
             <w:r>
               <w:rPr>
@@ -3715,6 +4700,62 @@
                 <w:b w:val="0"/>
                 <w:sz w:val="16"/>
               </w:rPr>
+              <w:t>0</w:t>
+            </w:r>
+          </w:p>
+        </w:tc>
+        <w:tc>
+          <w:tcPr>
+            <w:tcW w:type="dxa" w:w="1514"/>
+          </w:tcPr>
+          <w:p>
+            <w:pPr>
+              <w:spacing w:before="20" w:after="20"/>
+            </w:pPr>
+            <w:r/>
+            <w:r>
+              <w:rPr>
+                <w:rFonts w:ascii="Verdana" w:hAnsi="Verdana"/>
+                <w:b w:val="0"/>
+                <w:sz w:val="16"/>
+              </w:rPr>
+              <w:t>0</w:t>
+            </w:r>
+          </w:p>
+        </w:tc>
+        <w:tc>
+          <w:tcPr>
+            <w:tcW w:type="dxa" w:w="1514"/>
+          </w:tcPr>
+          <w:p>
+            <w:pPr>
+              <w:spacing w:before="20" w:after="20"/>
+            </w:pPr>
+            <w:r/>
+            <w:r>
+              <w:rPr>
+                <w:rFonts w:ascii="Verdana" w:hAnsi="Verdana"/>
+                <w:b w:val="0"/>
+                <w:sz w:val="16"/>
+              </w:rPr>
+              <w:t>6</w:t>
+            </w:r>
+          </w:p>
+        </w:tc>
+        <w:tc>
+          <w:tcPr>
+            <w:tcW w:type="dxa" w:w="1514"/>
+          </w:tcPr>
+          <w:p>
+            <w:pPr>
+              <w:spacing w:before="20" w:after="20"/>
+            </w:pPr>
+            <w:r/>
+            <w:r>
+              <w:rPr>
+                <w:rFonts w:ascii="Verdana" w:hAnsi="Verdana"/>
+                <w:sz w:val="16"/>
+              </w:rPr>
               <w:t>min</w:t>
             </w:r>
           </w:p>
@@ -3724,6 +4765,9 @@
             <w:tcW w:type="dxa" w:w="1514"/>
           </w:tcPr>
           <w:p>
+            <w:pPr>
+              <w:spacing w:before="20" w:after="20"/>
+            </w:pPr>
             <w:r/>
             <w:r>
               <w:rPr>
@@ -3740,6 +4784,9 @@
             <w:tcW w:type="dxa" w:w="1514"/>
           </w:tcPr>
           <w:p>
+            <w:pPr>
+              <w:spacing w:before="20" w:after="20"/>
+            </w:pPr>
             <w:r/>
             <w:r>
               <w:rPr>
@@ -3747,70 +4794,6 @@
                 <w:b w:val="0"/>
                 <w:sz w:val="16"/>
               </w:rPr>
-              <w:t>0</w:t>
-            </w:r>
-          </w:p>
-        </w:tc>
-        <w:tc>
-          <w:tcPr>
-            <w:tcW w:type="dxa" w:w="1514"/>
-          </w:tcPr>
-          <w:p>
-            <w:r/>
-            <w:r>
-              <w:rPr>
-                <w:rFonts w:ascii="Verdana" w:hAnsi="Verdana"/>
-                <w:b w:val="0"/>
-                <w:sz w:val="16"/>
-              </w:rPr>
-              <w:t>6</w:t>
-            </w:r>
-          </w:p>
-        </w:tc>
-        <w:tc>
-          <w:tcPr>
-            <w:tcW w:type="dxa" w:w="1514"/>
-          </w:tcPr>
-          <w:p>
-            <w:r/>
-            <w:r>
-              <w:rPr>
-                <w:rFonts w:ascii="Verdana" w:hAnsi="Verdana"/>
-                <w:b w:val="0"/>
-                <w:sz w:val="16"/>
-              </w:rPr>
-              <w:t>min</w:t>
-            </w:r>
-          </w:p>
-        </w:tc>
-        <w:tc>
-          <w:tcPr>
-            <w:tcW w:type="dxa" w:w="1514"/>
-          </w:tcPr>
-          <w:p>
-            <w:r/>
-            <w:r>
-              <w:rPr>
-                <w:rFonts w:ascii="Verdana" w:hAnsi="Verdana"/>
-                <w:b w:val="0"/>
-                <w:sz w:val="16"/>
-              </w:rPr>
-              <w:t>0</w:t>
-            </w:r>
-          </w:p>
-        </w:tc>
-        <w:tc>
-          <w:tcPr>
-            <w:tcW w:type="dxa" w:w="1514"/>
-          </w:tcPr>
-          <w:p>
-            <w:r/>
-            <w:r>
-              <w:rPr>
-                <w:rFonts w:ascii="Verdana" w:hAnsi="Verdana"/>
-                <w:b w:val="0"/>
-                <w:sz w:val="16"/>
-              </w:rPr>
               <w:t>2</w:t>
             </w:r>
           </w:p>
@@ -3820,6 +4803,9 @@
             <w:tcW w:type="dxa" w:w="1514"/>
           </w:tcPr>
           <w:p>
+            <w:pPr>
+              <w:spacing w:before="20" w:after="20"/>
+            </w:pPr>
             <w:r/>
             <w:r>
               <w:rPr>
@@ -3840,6 +4826,9 @@
             <w:tcW w:type="dxa" w:w="1514"/>
           </w:tcPr>
           <w:p>
+            <w:pPr>
+              <w:spacing w:before="20" w:after="20"/>
+            </w:pPr>
             <w:r/>
             <w:r>
               <w:rPr>
@@ -3856,6 +4845,9 @@
             <w:tcW w:type="dxa" w:w="1514"/>
           </w:tcPr>
           <w:p>
+            <w:pPr>
+              <w:spacing w:before="20" w:after="20"/>
+            </w:pPr>
             <w:r/>
             <w:r>
               <w:rPr>
@@ -3872,6 +4864,27 @@
             <w:tcW w:type="dxa" w:w="1514"/>
           </w:tcPr>
           <w:p>
+            <w:pPr>
+              <w:spacing w:before="20" w:after="20"/>
+            </w:pPr>
+            <w:r/>
+            <w:r>
+              <w:rPr>
+                <w:rFonts w:ascii="Verdana" w:hAnsi="Verdana"/>
+                <w:sz w:val="16"/>
+              </w:rPr>
+              <w:t>min</w:t>
+            </w:r>
+          </w:p>
+        </w:tc>
+        <w:tc>
+          <w:tcPr>
+            <w:tcW w:type="dxa" w:w="1514"/>
+          </w:tcPr>
+          <w:p>
+            <w:pPr>
+              <w:spacing w:before="20" w:after="20"/>
+            </w:pPr>
             <w:r/>
             <w:r>
               <w:rPr>
@@ -3879,6 +4892,62 @@
                 <w:b w:val="0"/>
                 <w:sz w:val="16"/>
               </w:rPr>
+              <w:t>0</w:t>
+            </w:r>
+          </w:p>
+        </w:tc>
+        <w:tc>
+          <w:tcPr>
+            <w:tcW w:type="dxa" w:w="1514"/>
+          </w:tcPr>
+          <w:p>
+            <w:pPr>
+              <w:spacing w:before="20" w:after="20"/>
+            </w:pPr>
+            <w:r/>
+            <w:r>
+              <w:rPr>
+                <w:rFonts w:ascii="Verdana" w:hAnsi="Verdana"/>
+                <w:b w:val="0"/>
+                <w:sz w:val="16"/>
+              </w:rPr>
+              <w:t>-1440</w:t>
+            </w:r>
+          </w:p>
+        </w:tc>
+        <w:tc>
+          <w:tcPr>
+            <w:tcW w:type="dxa" w:w="1514"/>
+          </w:tcPr>
+          <w:p>
+            <w:pPr>
+              <w:spacing w:before="20" w:after="20"/>
+            </w:pPr>
+            <w:r/>
+            <w:r>
+              <w:rPr>
+                <w:rFonts w:ascii="Verdana" w:hAnsi="Verdana"/>
+                <w:b w:val="0"/>
+                <w:sz w:val="16"/>
+              </w:rPr>
+              <w:t>12</w:t>
+            </w:r>
+          </w:p>
+        </w:tc>
+        <w:tc>
+          <w:tcPr>
+            <w:tcW w:type="dxa" w:w="1514"/>
+          </w:tcPr>
+          <w:p>
+            <w:pPr>
+              <w:spacing w:before="20" w:after="20"/>
+            </w:pPr>
+            <w:r/>
+            <w:r>
+              <w:rPr>
+                <w:rFonts w:ascii="Verdana" w:hAnsi="Verdana"/>
+                <w:sz w:val="16"/>
+              </w:rPr>
               <w:t>min</w:t>
             </w:r>
           </w:p>
@@ -3888,6 +4957,9 @@
             <w:tcW w:type="dxa" w:w="1514"/>
           </w:tcPr>
           <w:p>
+            <w:pPr>
+              <w:spacing w:before="20" w:after="20"/>
+            </w:pPr>
             <w:r/>
             <w:r>
               <w:rPr>
@@ -3904,6 +4976,9 @@
             <w:tcW w:type="dxa" w:w="1514"/>
           </w:tcPr>
           <w:p>
+            <w:pPr>
+              <w:spacing w:before="20" w:after="20"/>
+            </w:pPr>
             <w:r/>
             <w:r>
               <w:rPr>
@@ -3911,15 +4986,18 @@
                 <w:b w:val="0"/>
                 <w:sz w:val="16"/>
               </w:rPr>
-              <w:t>-1440</w:t>
-            </w:r>
-          </w:p>
-        </w:tc>
-        <w:tc>
-          <w:tcPr>
-            <w:tcW w:type="dxa" w:w="1514"/>
-          </w:tcPr>
-          <w:p>
+              <w:t>4</w:t>
+            </w:r>
+          </w:p>
+        </w:tc>
+        <w:tc>
+          <w:tcPr>
+            <w:tcW w:type="dxa" w:w="1514"/>
+          </w:tcPr>
+          <w:p>
+            <w:pPr>
+              <w:spacing w:before="20" w:after="20"/>
+            </w:pPr>
             <w:r/>
             <w:r>
               <w:rPr>
@@ -3927,71 +5005,7 @@
                 <w:b w:val="0"/>
                 <w:sz w:val="16"/>
               </w:rPr>
-              <w:t>12</w:t>
-            </w:r>
-          </w:p>
-        </w:tc>
-        <w:tc>
-          <w:tcPr>
-            <w:tcW w:type="dxa" w:w="1514"/>
-          </w:tcPr>
-          <w:p>
-            <w:r/>
-            <w:r>
-              <w:rPr>
-                <w:rFonts w:ascii="Verdana" w:hAnsi="Verdana"/>
-                <w:b w:val="0"/>
-                <w:sz w:val="16"/>
-              </w:rPr>
-              <w:t>min</w:t>
-            </w:r>
-          </w:p>
-        </w:tc>
-        <w:tc>
-          <w:tcPr>
-            <w:tcW w:type="dxa" w:w="1514"/>
-          </w:tcPr>
-          <w:p>
-            <w:r/>
-            <w:r>
-              <w:rPr>
-                <w:rFonts w:ascii="Verdana" w:hAnsi="Verdana"/>
-                <w:b w:val="0"/>
-                <w:sz w:val="16"/>
-              </w:rPr>
-              <w:t>0</w:t>
-            </w:r>
-          </w:p>
-        </w:tc>
-        <w:tc>
-          <w:tcPr>
-            <w:tcW w:type="dxa" w:w="1514"/>
-          </w:tcPr>
-          <w:p>
-            <w:r/>
-            <w:r>
-              <w:rPr>
-                <w:rFonts w:ascii="Verdana" w:hAnsi="Verdana"/>
-                <w:b w:val="0"/>
-                <w:sz w:val="16"/>
-              </w:rPr>
-              <w:t>4</w:t>
-            </w:r>
-          </w:p>
-        </w:tc>
-        <w:tc>
-          <w:tcPr>
-            <w:tcW w:type="dxa" w:w="1514"/>
-          </w:tcPr>
-          <w:p>
-            <w:r/>
-            <w:r>
-              <w:rPr>
-                <w:rFonts w:ascii="Verdana" w:hAnsi="Verdana"/>
-                <w:b w:val="0"/>
-                <w:sz w:val="16"/>
-              </w:rPr>
-              <w:t>Note 48: Quand 0 08 082 = 1, la hauteur standard est indiquee par le descripteur de la classe 07 place apres. Il est possible d'indiquer la hauteur reelle du capteur en placant le descripteur approprie de la classe 07 avant.</w:t>
+              <w:t>Note 48: Le descripteur 0 04 041, remplacé par la combinaison des descripteurs 0 08 025 et 0 26 003, ne doit pas être utilisé pour le codage de cet élément.</w:t>
             </w:r>
           </w:p>
         </w:tc>
@@ -4005,6 +5019,9 @@
             <w:tcW w:type="dxa" w:w="1514"/>
           </w:tcPr>
           <w:p>
+            <w:pPr>
+              <w:spacing w:before="20" w:after="20"/>
+            </w:pPr>
             <w:r/>
             <w:r>
               <w:rPr>
@@ -4021,6 +5038,9 @@
             <w:tcW w:type="dxa" w:w="1514"/>
           </w:tcPr>
           <w:p>
+            <w:pPr>
+              <w:spacing w:before="20" w:after="20"/>
+            </w:pPr>
             <w:r/>
             <w:r>
               <w:rPr>
@@ -4037,6 +5057,27 @@
             <w:tcW w:type="dxa" w:w="1514"/>
           </w:tcPr>
           <w:p>
+            <w:pPr>
+              <w:spacing w:before="20" w:after="20"/>
+            </w:pPr>
+            <w:r/>
+            <w:r>
+              <w:rPr>
+                <w:rFonts w:ascii="Verdana" w:hAnsi="Verdana"/>
+                <w:sz w:val="16"/>
+              </w:rPr>
+              <w:t>d</w:t>
+            </w:r>
+          </w:p>
+        </w:tc>
+        <w:tc>
+          <w:tcPr>
+            <w:tcW w:type="dxa" w:w="1514"/>
+          </w:tcPr>
+          <w:p>
+            <w:pPr>
+              <w:spacing w:before="20" w:after="20"/>
+            </w:pPr>
             <w:r/>
             <w:r>
               <w:rPr>
@@ -4044,6 +5085,62 @@
                 <w:b w:val="0"/>
                 <w:sz w:val="16"/>
               </w:rPr>
+              <w:t>0</w:t>
+            </w:r>
+          </w:p>
+        </w:tc>
+        <w:tc>
+          <w:tcPr>
+            <w:tcW w:type="dxa" w:w="1514"/>
+          </w:tcPr>
+          <w:p>
+            <w:pPr>
+              <w:spacing w:before="20" w:after="20"/>
+            </w:pPr>
+            <w:r/>
+            <w:r>
+              <w:rPr>
+                <w:rFonts w:ascii="Verdana" w:hAnsi="Verdana"/>
+                <w:b w:val="0"/>
+                <w:sz w:val="16"/>
+              </w:rPr>
+              <w:t>0</w:t>
+            </w:r>
+          </w:p>
+        </w:tc>
+        <w:tc>
+          <w:tcPr>
+            <w:tcW w:type="dxa" w:w="1514"/>
+          </w:tcPr>
+          <w:p>
+            <w:pPr>
+              <w:spacing w:before="20" w:after="20"/>
+            </w:pPr>
+            <w:r/>
+            <w:r>
+              <w:rPr>
+                <w:rFonts w:ascii="Verdana" w:hAnsi="Verdana"/>
+                <w:b w:val="0"/>
+                <w:sz w:val="16"/>
+              </w:rPr>
+              <w:t>9</w:t>
+            </w:r>
+          </w:p>
+        </w:tc>
+        <w:tc>
+          <w:tcPr>
+            <w:tcW w:type="dxa" w:w="1514"/>
+          </w:tcPr>
+          <w:p>
+            <w:pPr>
+              <w:spacing w:before="20" w:after="20"/>
+            </w:pPr>
+            <w:r/>
+            <w:r>
+              <w:rPr>
+                <w:rFonts w:ascii="Verdana" w:hAnsi="Verdana"/>
+                <w:sz w:val="16"/>
+              </w:rPr>
               <w:t>d</w:t>
             </w:r>
           </w:p>
@@ -4053,6 +5150,9 @@
             <w:tcW w:type="dxa" w:w="1514"/>
           </w:tcPr>
           <w:p>
+            <w:pPr>
+              <w:spacing w:before="20" w:after="20"/>
+            </w:pPr>
             <w:r/>
             <w:r>
               <w:rPr>
@@ -4069,6 +5169,9 @@
             <w:tcW w:type="dxa" w:w="1514"/>
           </w:tcPr>
           <w:p>
+            <w:pPr>
+              <w:spacing w:before="20" w:after="20"/>
+            </w:pPr>
             <w:r/>
             <w:r>
               <w:rPr>
@@ -4076,70 +5179,6 @@
                 <w:b w:val="0"/>
                 <w:sz w:val="16"/>
               </w:rPr>
-              <w:t>0</w:t>
-            </w:r>
-          </w:p>
-        </w:tc>
-        <w:tc>
-          <w:tcPr>
-            <w:tcW w:type="dxa" w:w="1514"/>
-          </w:tcPr>
-          <w:p>
-            <w:r/>
-            <w:r>
-              <w:rPr>
-                <w:rFonts w:ascii="Verdana" w:hAnsi="Verdana"/>
-                <w:b w:val="0"/>
-                <w:sz w:val="16"/>
-              </w:rPr>
-              <w:t>9</w:t>
-            </w:r>
-          </w:p>
-        </w:tc>
-        <w:tc>
-          <w:tcPr>
-            <w:tcW w:type="dxa" w:w="1514"/>
-          </w:tcPr>
-          <w:p>
-            <w:r/>
-            <w:r>
-              <w:rPr>
-                <w:rFonts w:ascii="Verdana" w:hAnsi="Verdana"/>
-                <w:b w:val="0"/>
-                <w:sz w:val="16"/>
-              </w:rPr>
-              <w:t>d</w:t>
-            </w:r>
-          </w:p>
-        </w:tc>
-        <w:tc>
-          <w:tcPr>
-            <w:tcW w:type="dxa" w:w="1514"/>
-          </w:tcPr>
-          <w:p>
-            <w:r/>
-            <w:r>
-              <w:rPr>
-                <w:rFonts w:ascii="Verdana" w:hAnsi="Verdana"/>
-                <w:b w:val="0"/>
-                <w:sz w:val="16"/>
-              </w:rPr>
-              <w:t>0</w:t>
-            </w:r>
-          </w:p>
-        </w:tc>
-        <w:tc>
-          <w:tcPr>
-            <w:tcW w:type="dxa" w:w="1514"/>
-          </w:tcPr>
-          <w:p>
-            <w:r/>
-            <w:r>
-              <w:rPr>
-                <w:rFonts w:ascii="Verdana" w:hAnsi="Verdana"/>
-                <w:b w:val="0"/>
-                <w:sz w:val="16"/>
-              </w:rPr>
               <w:t>3</w:t>
             </w:r>
           </w:p>
@@ -4149,6 +5188,9 @@
             <w:tcW w:type="dxa" w:w="1514"/>
           </w:tcPr>
           <w:p>
+            <w:pPr>
+              <w:spacing w:before="20" w:after="20"/>
+            </w:pPr>
             <w:r/>
             <w:r>
               <w:rPr>
@@ -4169,6 +5211,9 @@
             <w:tcW w:type="dxa" w:w="1514"/>
           </w:tcPr>
           <w:p>
+            <w:pPr>
+              <w:spacing w:before="20" w:after="20"/>
+            </w:pPr>
             <w:r/>
             <w:r>
               <w:rPr>
@@ -4185,6 +5230,9 @@
             <w:tcW w:type="dxa" w:w="1514"/>
           </w:tcPr>
           <w:p>
+            <w:pPr>
+              <w:spacing w:before="20" w:after="20"/>
+            </w:pPr>
             <w:r/>
             <w:r>
               <w:rPr>
@@ -4201,6 +5249,27 @@
             <w:tcW w:type="dxa" w:w="1514"/>
           </w:tcPr>
           <w:p>
+            <w:pPr>
+              <w:spacing w:before="20" w:after="20"/>
+            </w:pPr>
+            <w:r/>
+            <w:r>
+              <w:rPr>
+                <w:rFonts w:ascii="Verdana" w:hAnsi="Verdana"/>
+                <w:sz w:val="16"/>
+              </w:rPr>
+              <w:t>h</w:t>
+            </w:r>
+          </w:p>
+        </w:tc>
+        <w:tc>
+          <w:tcPr>
+            <w:tcW w:type="dxa" w:w="1514"/>
+          </w:tcPr>
+          <w:p>
+            <w:pPr>
+              <w:spacing w:before="20" w:after="20"/>
+            </w:pPr>
             <w:r/>
             <w:r>
               <w:rPr>
@@ -4208,6 +5277,62 @@
                 <w:b w:val="0"/>
                 <w:sz w:val="16"/>
               </w:rPr>
+              <w:t>0</w:t>
+            </w:r>
+          </w:p>
+        </w:tc>
+        <w:tc>
+          <w:tcPr>
+            <w:tcW w:type="dxa" w:w="1514"/>
+          </w:tcPr>
+          <w:p>
+            <w:pPr>
+              <w:spacing w:before="20" w:after="20"/>
+            </w:pPr>
+            <w:r/>
+            <w:r>
+              <w:rPr>
+                <w:rFonts w:ascii="Verdana" w:hAnsi="Verdana"/>
+                <w:b w:val="0"/>
+                <w:sz w:val="16"/>
+              </w:rPr>
+              <w:t>0</w:t>
+            </w:r>
+          </w:p>
+        </w:tc>
+        <w:tc>
+          <w:tcPr>
+            <w:tcW w:type="dxa" w:w="1514"/>
+          </w:tcPr>
+          <w:p>
+            <w:pPr>
+              <w:spacing w:before="20" w:after="20"/>
+            </w:pPr>
+            <w:r/>
+            <w:r>
+              <w:rPr>
+                <w:rFonts w:ascii="Verdana" w:hAnsi="Verdana"/>
+                <w:b w:val="0"/>
+                <w:sz w:val="16"/>
+              </w:rPr>
+              <w:t>5</w:t>
+            </w:r>
+          </w:p>
+        </w:tc>
+        <w:tc>
+          <w:tcPr>
+            <w:tcW w:type="dxa" w:w="1514"/>
+          </w:tcPr>
+          <w:p>
+            <w:pPr>
+              <w:spacing w:before="20" w:after="20"/>
+            </w:pPr>
+            <w:r/>
+            <w:r>
+              <w:rPr>
+                <w:rFonts w:ascii="Verdana" w:hAnsi="Verdana"/>
+                <w:sz w:val="16"/>
+              </w:rPr>
               <w:t>h</w:t>
             </w:r>
           </w:p>
@@ -4217,6 +5342,9 @@
             <w:tcW w:type="dxa" w:w="1514"/>
           </w:tcPr>
           <w:p>
+            <w:pPr>
+              <w:spacing w:before="20" w:after="20"/>
+            </w:pPr>
             <w:r/>
             <w:r>
               <w:rPr>
@@ -4233,6 +5361,9 @@
             <w:tcW w:type="dxa" w:w="1514"/>
           </w:tcPr>
           <w:p>
+            <w:pPr>
+              <w:spacing w:before="20" w:after="20"/>
+            </w:pPr>
             <w:r/>
             <w:r>
               <w:rPr>
@@ -4240,70 +5371,6 @@
                 <w:b w:val="0"/>
                 <w:sz w:val="16"/>
               </w:rPr>
-              <w:t>0</w:t>
-            </w:r>
-          </w:p>
-        </w:tc>
-        <w:tc>
-          <w:tcPr>
-            <w:tcW w:type="dxa" w:w="1514"/>
-          </w:tcPr>
-          <w:p>
-            <w:r/>
-            <w:r>
-              <w:rPr>
-                <w:rFonts w:ascii="Verdana" w:hAnsi="Verdana"/>
-                <w:b w:val="0"/>
-                <w:sz w:val="16"/>
-              </w:rPr>
-              <w:t>5</w:t>
-            </w:r>
-          </w:p>
-        </w:tc>
-        <w:tc>
-          <w:tcPr>
-            <w:tcW w:type="dxa" w:w="1514"/>
-          </w:tcPr>
-          <w:p>
-            <w:r/>
-            <w:r>
-              <w:rPr>
-                <w:rFonts w:ascii="Verdana" w:hAnsi="Verdana"/>
-                <w:b w:val="0"/>
-                <w:sz w:val="16"/>
-              </w:rPr>
-              <w:t>h</w:t>
-            </w:r>
-          </w:p>
-        </w:tc>
-        <w:tc>
-          <w:tcPr>
-            <w:tcW w:type="dxa" w:w="1514"/>
-          </w:tcPr>
-          <w:p>
-            <w:r/>
-            <w:r>
-              <w:rPr>
-                <w:rFonts w:ascii="Verdana" w:hAnsi="Verdana"/>
-                <w:b w:val="0"/>
-                <w:sz w:val="16"/>
-              </w:rPr>
-              <w:t>0</w:t>
-            </w:r>
-          </w:p>
-        </w:tc>
-        <w:tc>
-          <w:tcPr>
-            <w:tcW w:type="dxa" w:w="1514"/>
-          </w:tcPr>
-          <w:p>
-            <w:r/>
-            <w:r>
-              <w:rPr>
-                <w:rFonts w:ascii="Verdana" w:hAnsi="Verdana"/>
-                <w:b w:val="0"/>
-                <w:sz w:val="16"/>
-              </w:rPr>
               <w:t>2</w:t>
             </w:r>
           </w:p>
@@ -4313,6 +5380,9 @@
             <w:tcW w:type="dxa" w:w="1514"/>
           </w:tcPr>
           <w:p>
+            <w:pPr>
+              <w:spacing w:before="20" w:after="20"/>
+            </w:pPr>
             <w:r/>
             <w:r>
               <w:rPr>
@@ -4333,6 +5403,9 @@
             <w:tcW w:type="dxa" w:w="1514"/>
           </w:tcPr>
           <w:p>
+            <w:pPr>
+              <w:spacing w:before="20" w:after="20"/>
+            </w:pPr>
             <w:r/>
             <w:r>
               <w:rPr>
@@ -4349,6 +5422,9 @@
             <w:tcW w:type="dxa" w:w="1514"/>
           </w:tcPr>
           <w:p>
+            <w:pPr>
+              <w:spacing w:before="20" w:after="20"/>
+            </w:pPr>
             <w:r/>
             <w:r>
               <w:rPr>
@@ -4365,6 +5441,27 @@
             <w:tcW w:type="dxa" w:w="1514"/>
           </w:tcPr>
           <w:p>
+            <w:pPr>
+              <w:spacing w:before="20" w:after="20"/>
+            </w:pPr>
+            <w:r/>
+            <w:r>
+              <w:rPr>
+                <w:rFonts w:ascii="Verdana" w:hAnsi="Verdana"/>
+                <w:sz w:val="16"/>
+              </w:rPr>
+              <w:t>h</w:t>
+            </w:r>
+          </w:p>
+        </w:tc>
+        <w:tc>
+          <w:tcPr>
+            <w:tcW w:type="dxa" w:w="1514"/>
+          </w:tcPr>
+          <w:p>
+            <w:pPr>
+              <w:spacing w:before="20" w:after="20"/>
+            </w:pPr>
             <w:r/>
             <w:r>
               <w:rPr>
@@ -4372,6 +5469,62 @@
                 <w:b w:val="0"/>
                 <w:sz w:val="16"/>
               </w:rPr>
+              <w:t>0</w:t>
+            </w:r>
+          </w:p>
+        </w:tc>
+        <w:tc>
+          <w:tcPr>
+            <w:tcW w:type="dxa" w:w="1514"/>
+          </w:tcPr>
+          <w:p>
+            <w:pPr>
+              <w:spacing w:before="20" w:after="20"/>
+            </w:pPr>
+            <w:r/>
+            <w:r>
+              <w:rPr>
+                <w:rFonts w:ascii="Verdana" w:hAnsi="Verdana"/>
+                <w:b w:val="0"/>
+                <w:sz w:val="16"/>
+              </w:rPr>
+              <w:t>0</w:t>
+            </w:r>
+          </w:p>
+        </w:tc>
+        <w:tc>
+          <w:tcPr>
+            <w:tcW w:type="dxa" w:w="1514"/>
+          </w:tcPr>
+          <w:p>
+            <w:pPr>
+              <w:spacing w:before="20" w:after="20"/>
+            </w:pPr>
+            <w:r/>
+            <w:r>
+              <w:rPr>
+                <w:rFonts w:ascii="Verdana" w:hAnsi="Verdana"/>
+                <w:b w:val="0"/>
+                <w:sz w:val="16"/>
+              </w:rPr>
+              <w:t>5</w:t>
+            </w:r>
+          </w:p>
+        </w:tc>
+        <w:tc>
+          <w:tcPr>
+            <w:tcW w:type="dxa" w:w="1514"/>
+          </w:tcPr>
+          <w:p>
+            <w:pPr>
+              <w:spacing w:before="20" w:after="20"/>
+            </w:pPr>
+            <w:r/>
+            <w:r>
+              <w:rPr>
+                <w:rFonts w:ascii="Verdana" w:hAnsi="Verdana"/>
+                <w:sz w:val="16"/>
+              </w:rPr>
               <w:t>h</w:t>
             </w:r>
           </w:p>
@@ -4381,6 +5534,9 @@
             <w:tcW w:type="dxa" w:w="1514"/>
           </w:tcPr>
           <w:p>
+            <w:pPr>
+              <w:spacing w:before="20" w:after="20"/>
+            </w:pPr>
             <w:r/>
             <w:r>
               <w:rPr>
@@ -4397,6 +5553,9 @@
             <w:tcW w:type="dxa" w:w="1514"/>
           </w:tcPr>
           <w:p>
+            <w:pPr>
+              <w:spacing w:before="20" w:after="20"/>
+            </w:pPr>
             <w:r/>
             <w:r>
               <w:rPr>
@@ -4404,70 +5563,6 @@
                 <w:b w:val="0"/>
                 <w:sz w:val="16"/>
               </w:rPr>
-              <w:t>0</w:t>
-            </w:r>
-          </w:p>
-        </w:tc>
-        <w:tc>
-          <w:tcPr>
-            <w:tcW w:type="dxa" w:w="1514"/>
-          </w:tcPr>
-          <w:p>
-            <w:r/>
-            <w:r>
-              <w:rPr>
-                <w:rFonts w:ascii="Verdana" w:hAnsi="Verdana"/>
-                <w:b w:val="0"/>
-                <w:sz w:val="16"/>
-              </w:rPr>
-              <w:t>5</w:t>
-            </w:r>
-          </w:p>
-        </w:tc>
-        <w:tc>
-          <w:tcPr>
-            <w:tcW w:type="dxa" w:w="1514"/>
-          </w:tcPr>
-          <w:p>
-            <w:r/>
-            <w:r>
-              <w:rPr>
-                <w:rFonts w:ascii="Verdana" w:hAnsi="Verdana"/>
-                <w:b w:val="0"/>
-                <w:sz w:val="16"/>
-              </w:rPr>
-              <w:t>h</w:t>
-            </w:r>
-          </w:p>
-        </w:tc>
-        <w:tc>
-          <w:tcPr>
-            <w:tcW w:type="dxa" w:w="1514"/>
-          </w:tcPr>
-          <w:p>
-            <w:r/>
-            <w:r>
-              <w:rPr>
-                <w:rFonts w:ascii="Verdana" w:hAnsi="Verdana"/>
-                <w:b w:val="0"/>
-                <w:sz w:val="16"/>
-              </w:rPr>
-              <w:t>0</w:t>
-            </w:r>
-          </w:p>
-        </w:tc>
-        <w:tc>
-          <w:tcPr>
-            <w:tcW w:type="dxa" w:w="1514"/>
-          </w:tcPr>
-          <w:p>
-            <w:r/>
-            <w:r>
-              <w:rPr>
-                <w:rFonts w:ascii="Verdana" w:hAnsi="Verdana"/>
-                <w:b w:val="0"/>
-                <w:sz w:val="16"/>
-              </w:rPr>
               <w:t>2</w:t>
             </w:r>
           </w:p>
@@ -4477,6 +5572,9 @@
             <w:tcW w:type="dxa" w:w="1514"/>
           </w:tcPr>
           <w:p>
+            <w:pPr>
+              <w:spacing w:before="20" w:after="20"/>
+            </w:pPr>
             <w:r/>
             <w:r>
               <w:rPr>
@@ -4497,6 +5595,9 @@
             <w:tcW w:type="dxa" w:w="1514"/>
           </w:tcPr>
           <w:p>
+            <w:pPr>
+              <w:spacing w:before="20" w:after="20"/>
+            </w:pPr>
             <w:r/>
             <w:r>
               <w:rPr>
@@ -4513,6 +5614,9 @@
             <w:tcW w:type="dxa" w:w="1514"/>
           </w:tcPr>
           <w:p>
+            <w:pPr>
+              <w:spacing w:before="20" w:after="20"/>
+            </w:pPr>
             <w:r/>
             <w:r>
               <w:rPr>
@@ -4529,6 +5633,27 @@
             <w:tcW w:type="dxa" w:w="1514"/>
           </w:tcPr>
           <w:p>
+            <w:pPr>
+              <w:spacing w:before="20" w:after="20"/>
+            </w:pPr>
+            <w:r/>
+            <w:r>
+              <w:rPr>
+                <w:rFonts w:ascii="Verdana" w:hAnsi="Verdana"/>
+                <w:sz w:val="16"/>
+              </w:rPr>
+              <w:t>Numérique</w:t>
+            </w:r>
+          </w:p>
+        </w:tc>
+        <w:tc>
+          <w:tcPr>
+            <w:tcW w:type="dxa" w:w="1514"/>
+          </w:tcPr>
+          <w:p>
+            <w:pPr>
+              <w:spacing w:before="20" w:after="20"/>
+            </w:pPr>
             <w:r/>
             <w:r>
               <w:rPr>
@@ -4536,6 +5661,62 @@
                 <w:b w:val="0"/>
                 <w:sz w:val="16"/>
               </w:rPr>
+              <w:t>0</w:t>
+            </w:r>
+          </w:p>
+        </w:tc>
+        <w:tc>
+          <w:tcPr>
+            <w:tcW w:type="dxa" w:w="1514"/>
+          </w:tcPr>
+          <w:p>
+            <w:pPr>
+              <w:spacing w:before="20" w:after="20"/>
+            </w:pPr>
+            <w:r/>
+            <w:r>
+              <w:rPr>
+                <w:rFonts w:ascii="Verdana" w:hAnsi="Verdana"/>
+                <w:b w:val="0"/>
+                <w:sz w:val="16"/>
+              </w:rPr>
+              <w:t>0</w:t>
+            </w:r>
+          </w:p>
+        </w:tc>
+        <w:tc>
+          <w:tcPr>
+            <w:tcW w:type="dxa" w:w="1514"/>
+          </w:tcPr>
+          <w:p>
+            <w:pPr>
+              <w:spacing w:before="20" w:after="20"/>
+            </w:pPr>
+            <w:r/>
+            <w:r>
+              <w:rPr>
+                <w:rFonts w:ascii="Verdana" w:hAnsi="Verdana"/>
+                <w:b w:val="0"/>
+                <w:sz w:val="16"/>
+              </w:rPr>
+              <w:t>6</w:t>
+            </w:r>
+          </w:p>
+        </w:tc>
+        <w:tc>
+          <w:tcPr>
+            <w:tcW w:type="dxa" w:w="1514"/>
+          </w:tcPr>
+          <w:p>
+            <w:pPr>
+              <w:spacing w:before="20" w:after="20"/>
+            </w:pPr>
+            <w:r/>
+            <w:r>
+              <w:rPr>
+                <w:rFonts w:ascii="Verdana" w:hAnsi="Verdana"/>
+                <w:sz w:val="16"/>
+              </w:rPr>
               <w:t>Numérique</w:t>
             </w:r>
           </w:p>
@@ -4545,6 +5726,9 @@
             <w:tcW w:type="dxa" w:w="1514"/>
           </w:tcPr>
           <w:p>
+            <w:pPr>
+              <w:spacing w:before="20" w:after="20"/>
+            </w:pPr>
             <w:r/>
             <w:r>
               <w:rPr>
@@ -4561,6 +5745,9 @@
             <w:tcW w:type="dxa" w:w="1514"/>
           </w:tcPr>
           <w:p>
+            <w:pPr>
+              <w:spacing w:before="20" w:after="20"/>
+            </w:pPr>
             <w:r/>
             <w:r>
               <w:rPr>
@@ -4568,70 +5755,6 @@
                 <w:b w:val="0"/>
                 <w:sz w:val="16"/>
               </w:rPr>
-              <w:t>0</w:t>
-            </w:r>
-          </w:p>
-        </w:tc>
-        <w:tc>
-          <w:tcPr>
-            <w:tcW w:type="dxa" w:w="1514"/>
-          </w:tcPr>
-          <w:p>
-            <w:r/>
-            <w:r>
-              <w:rPr>
-                <w:rFonts w:ascii="Verdana" w:hAnsi="Verdana"/>
-                <w:b w:val="0"/>
-                <w:sz w:val="16"/>
-              </w:rPr>
-              <w:t>6</w:t>
-            </w:r>
-          </w:p>
-        </w:tc>
-        <w:tc>
-          <w:tcPr>
-            <w:tcW w:type="dxa" w:w="1514"/>
-          </w:tcPr>
-          <w:p>
-            <w:r/>
-            <w:r>
-              <w:rPr>
-                <w:rFonts w:ascii="Verdana" w:hAnsi="Verdana"/>
-                <w:b w:val="0"/>
-                <w:sz w:val="16"/>
-              </w:rPr>
-              <w:t>Numérique</w:t>
-            </w:r>
-          </w:p>
-        </w:tc>
-        <w:tc>
-          <w:tcPr>
-            <w:tcW w:type="dxa" w:w="1514"/>
-          </w:tcPr>
-          <w:p>
-            <w:r/>
-            <w:r>
-              <w:rPr>
-                <w:rFonts w:ascii="Verdana" w:hAnsi="Verdana"/>
-                <w:b w:val="0"/>
-                <w:sz w:val="16"/>
-              </w:rPr>
-              <w:t>0</w:t>
-            </w:r>
-          </w:p>
-        </w:tc>
-        <w:tc>
-          <w:tcPr>
-            <w:tcW w:type="dxa" w:w="1514"/>
-          </w:tcPr>
-          <w:p>
-            <w:r/>
-            <w:r>
-              <w:rPr>
-                <w:rFonts w:ascii="Verdana" w:hAnsi="Verdana"/>
-                <w:b w:val="0"/>
-                <w:sz w:val="16"/>
-              </w:rPr>
               <w:t>2</w:t>
             </w:r>
           </w:p>
@@ -4641,6 +5764,9 @@
             <w:tcW w:type="dxa" w:w="1514"/>
           </w:tcPr>
           <w:p>
+            <w:pPr>
+              <w:spacing w:before="20" w:after="20"/>
+            </w:pPr>
             <w:r/>
             <w:r>
               <w:rPr>
@@ -4661,6 +5787,9 @@
             <w:tcW w:type="dxa" w:w="1514"/>
           </w:tcPr>
           <w:p>
+            <w:pPr>
+              <w:spacing w:before="20" w:after="20"/>
+            </w:pPr>
             <w:r/>
             <w:r>
               <w:rPr>
@@ -4677,6 +5806,9 @@
             <w:tcW w:type="dxa" w:w="1514"/>
           </w:tcPr>
           <w:p>
+            <w:pPr>
+              <w:spacing w:before="20" w:after="20"/>
+            </w:pPr>
             <w:r/>
             <w:r>
               <w:rPr>
@@ -4693,6 +5825,27 @@
             <w:tcW w:type="dxa" w:w="1514"/>
           </w:tcPr>
           <w:p>
+            <w:pPr>
+              <w:spacing w:before="20" w:after="20"/>
+            </w:pPr>
+            <w:r/>
+            <w:r>
+              <w:rPr>
+                <w:rFonts w:ascii="Verdana" w:hAnsi="Verdana"/>
+                <w:sz w:val="16"/>
+              </w:rPr>
+              <w:t>Table d'indicateurs</w:t>
+            </w:r>
+          </w:p>
+        </w:tc>
+        <w:tc>
+          <w:tcPr>
+            <w:tcW w:type="dxa" w:w="1514"/>
+          </w:tcPr>
+          <w:p>
+            <w:pPr>
+              <w:spacing w:before="20" w:after="20"/>
+            </w:pPr>
             <w:r/>
             <w:r>
               <w:rPr>
@@ -4700,6 +5853,62 @@
                 <w:b w:val="0"/>
                 <w:sz w:val="16"/>
               </w:rPr>
+              <w:t>0</w:t>
+            </w:r>
+          </w:p>
+        </w:tc>
+        <w:tc>
+          <w:tcPr>
+            <w:tcW w:type="dxa" w:w="1514"/>
+          </w:tcPr>
+          <w:p>
+            <w:pPr>
+              <w:spacing w:before="20" w:after="20"/>
+            </w:pPr>
+            <w:r/>
+            <w:r>
+              <w:rPr>
+                <w:rFonts w:ascii="Verdana" w:hAnsi="Verdana"/>
+                <w:b w:val="0"/>
+                <w:sz w:val="16"/>
+              </w:rPr>
+              <w:t>0</w:t>
+            </w:r>
+          </w:p>
+        </w:tc>
+        <w:tc>
+          <w:tcPr>
+            <w:tcW w:type="dxa" w:w="1514"/>
+          </w:tcPr>
+          <w:p>
+            <w:pPr>
+              <w:spacing w:before="20" w:after="20"/>
+            </w:pPr>
+            <w:r/>
+            <w:r>
+              <w:rPr>
+                <w:rFonts w:ascii="Verdana" w:hAnsi="Verdana"/>
+                <w:b w:val="0"/>
+                <w:sz w:val="16"/>
+              </w:rPr>
+              <w:t>6</w:t>
+            </w:r>
+          </w:p>
+        </w:tc>
+        <w:tc>
+          <w:tcPr>
+            <w:tcW w:type="dxa" w:w="1514"/>
+          </w:tcPr>
+          <w:p>
+            <w:pPr>
+              <w:spacing w:before="20" w:after="20"/>
+            </w:pPr>
+            <w:r/>
+            <w:r>
+              <w:rPr>
+                <w:rFonts w:ascii="Verdana" w:hAnsi="Verdana"/>
+                <w:sz w:val="16"/>
+              </w:rPr>
               <w:t>Table d'indicateurs</w:t>
             </w:r>
           </w:p>
@@ -4709,6 +5918,9 @@
             <w:tcW w:type="dxa" w:w="1514"/>
           </w:tcPr>
           <w:p>
+            <w:pPr>
+              <w:spacing w:before="20" w:after="20"/>
+            </w:pPr>
             <w:r/>
             <w:r>
               <w:rPr>
@@ -4725,6 +5937,9 @@
             <w:tcW w:type="dxa" w:w="1514"/>
           </w:tcPr>
           <w:p>
+            <w:pPr>
+              <w:spacing w:before="20" w:after="20"/>
+            </w:pPr>
             <w:r/>
             <w:r>
               <w:rPr>
@@ -4732,70 +5947,6 @@
                 <w:b w:val="0"/>
                 <w:sz w:val="16"/>
               </w:rPr>
-              <w:t>0</w:t>
-            </w:r>
-          </w:p>
-        </w:tc>
-        <w:tc>
-          <w:tcPr>
-            <w:tcW w:type="dxa" w:w="1514"/>
-          </w:tcPr>
-          <w:p>
-            <w:r/>
-            <w:r>
-              <w:rPr>
-                <w:rFonts w:ascii="Verdana" w:hAnsi="Verdana"/>
-                <w:b w:val="0"/>
-                <w:sz w:val="16"/>
-              </w:rPr>
-              <w:t>6</w:t>
-            </w:r>
-          </w:p>
-        </w:tc>
-        <w:tc>
-          <w:tcPr>
-            <w:tcW w:type="dxa" w:w="1514"/>
-          </w:tcPr>
-          <w:p>
-            <w:r/>
-            <w:r>
-              <w:rPr>
-                <w:rFonts w:ascii="Verdana" w:hAnsi="Verdana"/>
-                <w:b w:val="0"/>
-                <w:sz w:val="16"/>
-              </w:rPr>
-              <w:t>Table d'indicateurs</w:t>
-            </w:r>
-          </w:p>
-        </w:tc>
-        <w:tc>
-          <w:tcPr>
-            <w:tcW w:type="dxa" w:w="1514"/>
-          </w:tcPr>
-          <w:p>
-            <w:r/>
-            <w:r>
-              <w:rPr>
-                <w:rFonts w:ascii="Verdana" w:hAnsi="Verdana"/>
-                <w:b w:val="0"/>
-                <w:sz w:val="16"/>
-              </w:rPr>
-              <w:t>0</w:t>
-            </w:r>
-          </w:p>
-        </w:tc>
-        <w:tc>
-          <w:tcPr>
-            <w:tcW w:type="dxa" w:w="1514"/>
-          </w:tcPr>
-          <w:p>
-            <w:r/>
-            <w:r>
-              <w:rPr>
-                <w:rFonts w:ascii="Verdana" w:hAnsi="Verdana"/>
-                <w:b w:val="0"/>
-                <w:sz w:val="16"/>
-              </w:rPr>
               <w:t>2</w:t>
             </w:r>
           </w:p>
@@ -4805,6 +5956,9 @@
             <w:tcW w:type="dxa" w:w="1514"/>
           </w:tcPr>
           <w:p>
+            <w:pPr>
+              <w:spacing w:before="20" w:after="20"/>
+            </w:pPr>
             <w:r/>
             <w:r>
               <w:rPr>
@@ -4825,6 +5979,9 @@
             <w:tcW w:type="dxa" w:w="1514"/>
           </w:tcPr>
           <w:p>
+            <w:pPr>
+              <w:spacing w:before="20" w:after="20"/>
+            </w:pPr>
             <w:r/>
             <w:r>
               <w:rPr>
@@ -4841,6 +5998,9 @@
             <w:tcW w:type="dxa" w:w="1514"/>
           </w:tcPr>
           <w:p>
+            <w:pPr>
+              <w:spacing w:before="20" w:after="20"/>
+            </w:pPr>
             <w:r/>
             <w:r>
               <w:rPr>
@@ -4857,6 +6017,27 @@
             <w:tcW w:type="dxa" w:w="1514"/>
           </w:tcPr>
           <w:p>
+            <w:pPr>
+              <w:spacing w:before="20" w:after="20"/>
+            </w:pPr>
+            <w:r/>
+            <w:r>
+              <w:rPr>
+                <w:rFonts w:ascii="Verdana" w:hAnsi="Verdana"/>
+                <w:sz w:val="16"/>
+              </w:rPr>
+              <w:t>min</w:t>
+            </w:r>
+          </w:p>
+        </w:tc>
+        <w:tc>
+          <w:tcPr>
+            <w:tcW w:type="dxa" w:w="1514"/>
+          </w:tcPr>
+          <w:p>
+            <w:pPr>
+              <w:spacing w:before="20" w:after="20"/>
+            </w:pPr>
             <w:r/>
             <w:r>
               <w:rPr>
@@ -4864,6 +6045,62 @@
                 <w:b w:val="0"/>
                 <w:sz w:val="16"/>
               </w:rPr>
+              <w:t>0</w:t>
+            </w:r>
+          </w:p>
+        </w:tc>
+        <w:tc>
+          <w:tcPr>
+            <w:tcW w:type="dxa" w:w="1514"/>
+          </w:tcPr>
+          <w:p>
+            <w:pPr>
+              <w:spacing w:before="20" w:after="20"/>
+            </w:pPr>
+            <w:r/>
+            <w:r>
+              <w:rPr>
+                <w:rFonts w:ascii="Verdana" w:hAnsi="Verdana"/>
+                <w:b w:val="0"/>
+                <w:sz w:val="16"/>
+              </w:rPr>
+              <w:t>-128</w:t>
+            </w:r>
+          </w:p>
+        </w:tc>
+        <w:tc>
+          <w:tcPr>
+            <w:tcW w:type="dxa" w:w="1514"/>
+          </w:tcPr>
+          <w:p>
+            <w:pPr>
+              <w:spacing w:before="20" w:after="20"/>
+            </w:pPr>
+            <w:r/>
+            <w:r>
+              <w:rPr>
+                <w:rFonts w:ascii="Verdana" w:hAnsi="Verdana"/>
+                <w:b w:val="0"/>
+                <w:sz w:val="16"/>
+              </w:rPr>
+              <w:t>8</w:t>
+            </w:r>
+          </w:p>
+        </w:tc>
+        <w:tc>
+          <w:tcPr>
+            <w:tcW w:type="dxa" w:w="1514"/>
+          </w:tcPr>
+          <w:p>
+            <w:pPr>
+              <w:spacing w:before="20" w:after="20"/>
+            </w:pPr>
+            <w:r/>
+            <w:r>
+              <w:rPr>
+                <w:rFonts w:ascii="Verdana" w:hAnsi="Verdana"/>
+                <w:sz w:val="16"/>
+              </w:rPr>
               <w:t>min</w:t>
             </w:r>
           </w:p>
@@ -4873,6 +6110,9 @@
             <w:tcW w:type="dxa" w:w="1514"/>
           </w:tcPr>
           <w:p>
+            <w:pPr>
+              <w:spacing w:before="20" w:after="20"/>
+            </w:pPr>
             <w:r/>
             <w:r>
               <w:rPr>
@@ -4889,6 +6129,9 @@
             <w:tcW w:type="dxa" w:w="1514"/>
           </w:tcPr>
           <w:p>
+            <w:pPr>
+              <w:spacing w:before="20" w:after="20"/>
+            </w:pPr>
             <w:r/>
             <w:r>
               <w:rPr>
@@ -4896,70 +6139,6 @@
                 <w:b w:val="0"/>
                 <w:sz w:val="16"/>
               </w:rPr>
-              <w:t>-128</w:t>
-            </w:r>
-          </w:p>
-        </w:tc>
-        <w:tc>
-          <w:tcPr>
-            <w:tcW w:type="dxa" w:w="1514"/>
-          </w:tcPr>
-          <w:p>
-            <w:r/>
-            <w:r>
-              <w:rPr>
-                <w:rFonts w:ascii="Verdana" w:hAnsi="Verdana"/>
-                <w:b w:val="0"/>
-                <w:sz w:val="16"/>
-              </w:rPr>
-              <w:t>8</w:t>
-            </w:r>
-          </w:p>
-        </w:tc>
-        <w:tc>
-          <w:tcPr>
-            <w:tcW w:type="dxa" w:w="1514"/>
-          </w:tcPr>
-          <w:p>
-            <w:r/>
-            <w:r>
-              <w:rPr>
-                <w:rFonts w:ascii="Verdana" w:hAnsi="Verdana"/>
-                <w:b w:val="0"/>
-                <w:sz w:val="16"/>
-              </w:rPr>
-              <w:t>min</w:t>
-            </w:r>
-          </w:p>
-        </w:tc>
-        <w:tc>
-          <w:tcPr>
-            <w:tcW w:type="dxa" w:w="1514"/>
-          </w:tcPr>
-          <w:p>
-            <w:r/>
-            <w:r>
-              <w:rPr>
-                <w:rFonts w:ascii="Verdana" w:hAnsi="Verdana"/>
-                <w:b w:val="0"/>
-                <w:sz w:val="16"/>
-              </w:rPr>
-              <w:t>0</w:t>
-            </w:r>
-          </w:p>
-        </w:tc>
-        <w:tc>
-          <w:tcPr>
-            <w:tcW w:type="dxa" w:w="1514"/>
-          </w:tcPr>
-          <w:p>
-            <w:r/>
-            <w:r>
-              <w:rPr>
-                <w:rFonts w:ascii="Verdana" w:hAnsi="Verdana"/>
-                <w:b w:val="0"/>
-                <w:sz w:val="16"/>
-              </w:rPr>
               <w:t>2</w:t>
             </w:r>
           </w:p>
@@ -4969,6 +6148,9 @@
             <w:tcW w:type="dxa" w:w="1514"/>
           </w:tcPr>
           <w:p>
+            <w:pPr>
+              <w:spacing w:before="20" w:after="20"/>
+            </w:pPr>
             <w:r/>
             <w:r>
               <w:rPr>
@@ -4989,6 +6171,9 @@
             <w:tcW w:type="dxa" w:w="1514"/>
           </w:tcPr>
           <w:p>
+            <w:pPr>
+              <w:spacing w:before="20" w:after="20"/>
+            </w:pPr>
             <w:r/>
             <w:r>
               <w:rPr>
@@ -5005,6 +6190,9 @@
             <w:tcW w:type="dxa" w:w="1514"/>
           </w:tcPr>
           <w:p>
+            <w:pPr>
+              <w:spacing w:before="20" w:after="20"/>
+            </w:pPr>
             <w:r/>
             <w:r>
               <w:rPr>
@@ -5021,6 +6209,27 @@
             <w:tcW w:type="dxa" w:w="1514"/>
           </w:tcPr>
           <w:p>
+            <w:pPr>
+              <w:spacing w:before="20" w:after="20"/>
+            </w:pPr>
+            <w:r/>
+            <w:r>
+              <w:rPr>
+                <w:rFonts w:ascii="Verdana" w:hAnsi="Verdana"/>
+                <w:sz w:val="16"/>
+              </w:rPr>
+              <w:t>s</w:t>
+            </w:r>
+          </w:p>
+        </w:tc>
+        <w:tc>
+          <w:tcPr>
+            <w:tcW w:type="dxa" w:w="1514"/>
+          </w:tcPr>
+          <w:p>
+            <w:pPr>
+              <w:spacing w:before="20" w:after="20"/>
+            </w:pPr>
             <w:r/>
             <w:r>
               <w:rPr>
@@ -5028,6 +6237,62 @@
                 <w:b w:val="0"/>
                 <w:sz w:val="16"/>
               </w:rPr>
+              <w:t>0</w:t>
+            </w:r>
+          </w:p>
+        </w:tc>
+        <w:tc>
+          <w:tcPr>
+            <w:tcW w:type="dxa" w:w="1514"/>
+          </w:tcPr>
+          <w:p>
+            <w:pPr>
+              <w:spacing w:before="20" w:after="20"/>
+            </w:pPr>
+            <w:r/>
+            <w:r>
+              <w:rPr>
+                <w:rFonts w:ascii="Verdana" w:hAnsi="Verdana"/>
+                <w:b w:val="0"/>
+                <w:sz w:val="16"/>
+              </w:rPr>
+              <w:t>-128</w:t>
+            </w:r>
+          </w:p>
+        </w:tc>
+        <w:tc>
+          <w:tcPr>
+            <w:tcW w:type="dxa" w:w="1514"/>
+          </w:tcPr>
+          <w:p>
+            <w:pPr>
+              <w:spacing w:before="20" w:after="20"/>
+            </w:pPr>
+            <w:r/>
+            <w:r>
+              <w:rPr>
+                <w:rFonts w:ascii="Verdana" w:hAnsi="Verdana"/>
+                <w:b w:val="0"/>
+                <w:sz w:val="16"/>
+              </w:rPr>
+              <w:t>8</w:t>
+            </w:r>
+          </w:p>
+        </w:tc>
+        <w:tc>
+          <w:tcPr>
+            <w:tcW w:type="dxa" w:w="1514"/>
+          </w:tcPr>
+          <w:p>
+            <w:pPr>
+              <w:spacing w:before="20" w:after="20"/>
+            </w:pPr>
+            <w:r/>
+            <w:r>
+              <w:rPr>
+                <w:rFonts w:ascii="Verdana" w:hAnsi="Verdana"/>
+                <w:sz w:val="16"/>
+              </w:rPr>
               <w:t>s</w:t>
             </w:r>
           </w:p>
@@ -5037,6 +6302,9 @@
             <w:tcW w:type="dxa" w:w="1514"/>
           </w:tcPr>
           <w:p>
+            <w:pPr>
+              <w:spacing w:before="20" w:after="20"/>
+            </w:pPr>
             <w:r/>
             <w:r>
               <w:rPr>
@@ -5053,6 +6321,9 @@
             <w:tcW w:type="dxa" w:w="1514"/>
           </w:tcPr>
           <w:p>
+            <w:pPr>
+              <w:spacing w:before="20" w:after="20"/>
+            </w:pPr>
             <w:r/>
             <w:r>
               <w:rPr>
@@ -5060,70 +6331,6 @@
                 <w:b w:val="0"/>
                 <w:sz w:val="16"/>
               </w:rPr>
-              <w:t>-128</w:t>
-            </w:r>
-          </w:p>
-        </w:tc>
-        <w:tc>
-          <w:tcPr>
-            <w:tcW w:type="dxa" w:w="1514"/>
-          </w:tcPr>
-          <w:p>
-            <w:r/>
-            <w:r>
-              <w:rPr>
-                <w:rFonts w:ascii="Verdana" w:hAnsi="Verdana"/>
-                <w:b w:val="0"/>
-                <w:sz w:val="16"/>
-              </w:rPr>
-              <w:t>8</w:t>
-            </w:r>
-          </w:p>
-        </w:tc>
-        <w:tc>
-          <w:tcPr>
-            <w:tcW w:type="dxa" w:w="1514"/>
-          </w:tcPr>
-          <w:p>
-            <w:r/>
-            <w:r>
-              <w:rPr>
-                <w:rFonts w:ascii="Verdana" w:hAnsi="Verdana"/>
-                <w:b w:val="0"/>
-                <w:sz w:val="16"/>
-              </w:rPr>
-              <w:t>s</w:t>
-            </w:r>
-          </w:p>
-        </w:tc>
-        <w:tc>
-          <w:tcPr>
-            <w:tcW w:type="dxa" w:w="1514"/>
-          </w:tcPr>
-          <w:p>
-            <w:r/>
-            <w:r>
-              <w:rPr>
-                <w:rFonts w:ascii="Verdana" w:hAnsi="Verdana"/>
-                <w:b w:val="0"/>
-                <w:sz w:val="16"/>
-              </w:rPr>
-              <w:t>0</w:t>
-            </w:r>
-          </w:p>
-        </w:tc>
-        <w:tc>
-          <w:tcPr>
-            <w:tcW w:type="dxa" w:w="1514"/>
-          </w:tcPr>
-          <w:p>
-            <w:r/>
-            <w:r>
-              <w:rPr>
-                <w:rFonts w:ascii="Verdana" w:hAnsi="Verdana"/>
-                <w:b w:val="0"/>
-                <w:sz w:val="16"/>
-              </w:rPr>
               <w:t>2</w:t>
             </w:r>
           </w:p>
@@ -5133,6 +6340,9 @@
             <w:tcW w:type="dxa" w:w="1514"/>
           </w:tcPr>
           <w:p>
+            <w:pPr>
+              <w:spacing w:before="20" w:after="20"/>
+            </w:pPr>
             <w:r/>
             <w:r>
               <w:rPr>
@@ -5153,6 +6363,9 @@
             <w:tcW w:type="dxa" w:w="1514"/>
           </w:tcPr>
           <w:p>
+            <w:pPr>
+              <w:spacing w:before="20" w:after="20"/>
+            </w:pPr>
             <w:r/>
             <w:r>
               <w:rPr>
@@ -5169,6 +6382,9 @@
             <w:tcW w:type="dxa" w:w="1514"/>
           </w:tcPr>
           <w:p>
+            <w:pPr>
+              <w:spacing w:before="20" w:after="20"/>
+            </w:pPr>
             <w:r/>
             <w:r>
               <w:rPr>
@@ -5185,6 +6401,27 @@
             <w:tcW w:type="dxa" w:w="1514"/>
           </w:tcPr>
           <w:p>
+            <w:pPr>
+              <w:spacing w:before="20" w:after="20"/>
+            </w:pPr>
+            <w:r/>
+            <w:r>
+              <w:rPr>
+                <w:rFonts w:ascii="Verdana" w:hAnsi="Verdana"/>
+                <w:sz w:val="16"/>
+              </w:rPr>
+              <w:t>d</w:t>
+            </w:r>
+          </w:p>
+        </w:tc>
+        <w:tc>
+          <w:tcPr>
+            <w:tcW w:type="dxa" w:w="1514"/>
+          </w:tcPr>
+          <w:p>
+            <w:pPr>
+              <w:spacing w:before="20" w:after="20"/>
+            </w:pPr>
             <w:r/>
             <w:r>
               <w:rPr>
@@ -5192,6 +6429,62 @@
                 <w:b w:val="0"/>
                 <w:sz w:val="16"/>
               </w:rPr>
+              <w:t>0</w:t>
+            </w:r>
+          </w:p>
+        </w:tc>
+        <w:tc>
+          <w:tcPr>
+            <w:tcW w:type="dxa" w:w="1514"/>
+          </w:tcPr>
+          <w:p>
+            <w:pPr>
+              <w:spacing w:before="20" w:after="20"/>
+            </w:pPr>
+            <w:r/>
+            <w:r>
+              <w:rPr>
+                <w:rFonts w:ascii="Verdana" w:hAnsi="Verdana"/>
+                <w:b w:val="0"/>
+                <w:sz w:val="16"/>
+              </w:rPr>
+              <w:t>-128</w:t>
+            </w:r>
+          </w:p>
+        </w:tc>
+        <w:tc>
+          <w:tcPr>
+            <w:tcW w:type="dxa" w:w="1514"/>
+          </w:tcPr>
+          <w:p>
+            <w:pPr>
+              <w:spacing w:before="20" w:after="20"/>
+            </w:pPr>
+            <w:r/>
+            <w:r>
+              <w:rPr>
+                <w:rFonts w:ascii="Verdana" w:hAnsi="Verdana"/>
+                <w:b w:val="0"/>
+                <w:sz w:val="16"/>
+              </w:rPr>
+              <w:t>8</w:t>
+            </w:r>
+          </w:p>
+        </w:tc>
+        <w:tc>
+          <w:tcPr>
+            <w:tcW w:type="dxa" w:w="1514"/>
+          </w:tcPr>
+          <w:p>
+            <w:pPr>
+              <w:spacing w:before="20" w:after="20"/>
+            </w:pPr>
+            <w:r/>
+            <w:r>
+              <w:rPr>
+                <w:rFonts w:ascii="Verdana" w:hAnsi="Verdana"/>
+                <w:sz w:val="16"/>
+              </w:rPr>
               <w:t>d</w:t>
             </w:r>
           </w:p>
@@ -5201,6 +6494,9 @@
             <w:tcW w:type="dxa" w:w="1514"/>
           </w:tcPr>
           <w:p>
+            <w:pPr>
+              <w:spacing w:before="20" w:after="20"/>
+            </w:pPr>
             <w:r/>
             <w:r>
               <w:rPr>
@@ -5217,6 +6513,9 @@
             <w:tcW w:type="dxa" w:w="1514"/>
           </w:tcPr>
           <w:p>
+            <w:pPr>
+              <w:spacing w:before="20" w:after="20"/>
+            </w:pPr>
             <w:r/>
             <w:r>
               <w:rPr>
@@ -5224,70 +6523,6 @@
                 <w:b w:val="0"/>
                 <w:sz w:val="16"/>
               </w:rPr>
-              <w:t>-128</w:t>
-            </w:r>
-          </w:p>
-        </w:tc>
-        <w:tc>
-          <w:tcPr>
-            <w:tcW w:type="dxa" w:w="1514"/>
-          </w:tcPr>
-          <w:p>
-            <w:r/>
-            <w:r>
-              <w:rPr>
-                <w:rFonts w:ascii="Verdana" w:hAnsi="Verdana"/>
-                <w:b w:val="0"/>
-                <w:sz w:val="16"/>
-              </w:rPr>
-              <w:t>8</w:t>
-            </w:r>
-          </w:p>
-        </w:tc>
-        <w:tc>
-          <w:tcPr>
-            <w:tcW w:type="dxa" w:w="1514"/>
-          </w:tcPr>
-          <w:p>
-            <w:r/>
-            <w:r>
-              <w:rPr>
-                <w:rFonts w:ascii="Verdana" w:hAnsi="Verdana"/>
-                <w:b w:val="0"/>
-                <w:sz w:val="16"/>
-              </w:rPr>
-              <w:t>d</w:t>
-            </w:r>
-          </w:p>
-        </w:tc>
-        <w:tc>
-          <w:tcPr>
-            <w:tcW w:type="dxa" w:w="1514"/>
-          </w:tcPr>
-          <w:p>
-            <w:r/>
-            <w:r>
-              <w:rPr>
-                <w:rFonts w:ascii="Verdana" w:hAnsi="Verdana"/>
-                <w:b w:val="0"/>
-                <w:sz w:val="16"/>
-              </w:rPr>
-              <w:t>0</w:t>
-            </w:r>
-          </w:p>
-        </w:tc>
-        <w:tc>
-          <w:tcPr>
-            <w:tcW w:type="dxa" w:w="1514"/>
-          </w:tcPr>
-          <w:p>
-            <w:r/>
-            <w:r>
-              <w:rPr>
-                <w:rFonts w:ascii="Verdana" w:hAnsi="Verdana"/>
-                <w:b w:val="0"/>
-                <w:sz w:val="16"/>
-              </w:rPr>
               <w:t>2</w:t>
             </w:r>
           </w:p>
@@ -5297,6 +6532,9 @@
             <w:tcW w:type="dxa" w:w="1514"/>
           </w:tcPr>
           <w:p>
+            <w:pPr>
+              <w:spacing w:before="20" w:after="20"/>
+            </w:pPr>
             <w:r/>
             <w:r>
               <w:rPr>
@@ -5317,6 +6555,9 @@
             <w:tcW w:type="dxa" w:w="1514"/>
           </w:tcPr>
           <w:p>
+            <w:pPr>
+              <w:spacing w:before="20" w:after="20"/>
+            </w:pPr>
             <w:r/>
             <w:r>
               <w:rPr>
@@ -5333,6 +6574,9 @@
             <w:tcW w:type="dxa" w:w="1514"/>
           </w:tcPr>
           <w:p>
+            <w:pPr>
+              <w:spacing w:before="20" w:after="20"/>
+            </w:pPr>
             <w:r/>
             <w:r>
               <w:rPr>
@@ -5349,6 +6593,27 @@
             <w:tcW w:type="dxa" w:w="1514"/>
           </w:tcPr>
           <w:p>
+            <w:pPr>
+              <w:spacing w:before="20" w:after="20"/>
+            </w:pPr>
+            <w:r/>
+            <w:r>
+              <w:rPr>
+                <w:rFonts w:ascii="Verdana" w:hAnsi="Verdana"/>
+                <w:sz w:val="16"/>
+              </w:rPr>
+              <w:t>h</w:t>
+            </w:r>
+          </w:p>
+        </w:tc>
+        <w:tc>
+          <w:tcPr>
+            <w:tcW w:type="dxa" w:w="1514"/>
+          </w:tcPr>
+          <w:p>
+            <w:pPr>
+              <w:spacing w:before="20" w:after="20"/>
+            </w:pPr>
             <w:r/>
             <w:r>
               <w:rPr>
@@ -5356,6 +6621,62 @@
                 <w:b w:val="0"/>
                 <w:sz w:val="16"/>
               </w:rPr>
+              <w:t>0</w:t>
+            </w:r>
+          </w:p>
+        </w:tc>
+        <w:tc>
+          <w:tcPr>
+            <w:tcW w:type="dxa" w:w="1514"/>
+          </w:tcPr>
+          <w:p>
+            <w:pPr>
+              <w:spacing w:before="20" w:after="20"/>
+            </w:pPr>
+            <w:r/>
+            <w:r>
+              <w:rPr>
+                <w:rFonts w:ascii="Verdana" w:hAnsi="Verdana"/>
+                <w:b w:val="0"/>
+                <w:sz w:val="16"/>
+              </w:rPr>
+              <w:t>-128</w:t>
+            </w:r>
+          </w:p>
+        </w:tc>
+        <w:tc>
+          <w:tcPr>
+            <w:tcW w:type="dxa" w:w="1514"/>
+          </w:tcPr>
+          <w:p>
+            <w:pPr>
+              <w:spacing w:before="20" w:after="20"/>
+            </w:pPr>
+            <w:r/>
+            <w:r>
+              <w:rPr>
+                <w:rFonts w:ascii="Verdana" w:hAnsi="Verdana"/>
+                <w:b w:val="0"/>
+                <w:sz w:val="16"/>
+              </w:rPr>
+              <w:t>8</w:t>
+            </w:r>
+          </w:p>
+        </w:tc>
+        <w:tc>
+          <w:tcPr>
+            <w:tcW w:type="dxa" w:w="1514"/>
+          </w:tcPr>
+          <w:p>
+            <w:pPr>
+              <w:spacing w:before="20" w:after="20"/>
+            </w:pPr>
+            <w:r/>
+            <w:r>
+              <w:rPr>
+                <w:rFonts w:ascii="Verdana" w:hAnsi="Verdana"/>
+                <w:sz w:val="16"/>
+              </w:rPr>
               <w:t>h</w:t>
             </w:r>
           </w:p>
@@ -5365,6 +6686,9 @@
             <w:tcW w:type="dxa" w:w="1514"/>
           </w:tcPr>
           <w:p>
+            <w:pPr>
+              <w:spacing w:before="20" w:after="20"/>
+            </w:pPr>
             <w:r/>
             <w:r>
               <w:rPr>
@@ -5381,6 +6705,9 @@
             <w:tcW w:type="dxa" w:w="1514"/>
           </w:tcPr>
           <w:p>
+            <w:pPr>
+              <w:spacing w:before="20" w:after="20"/>
+            </w:pPr>
             <w:r/>
             <w:r>
               <w:rPr>
@@ -5388,70 +6715,6 @@
                 <w:b w:val="0"/>
                 <w:sz w:val="16"/>
               </w:rPr>
-              <w:t>-128</w:t>
-            </w:r>
-          </w:p>
-        </w:tc>
-        <w:tc>
-          <w:tcPr>
-            <w:tcW w:type="dxa" w:w="1514"/>
-          </w:tcPr>
-          <w:p>
-            <w:r/>
-            <w:r>
-              <w:rPr>
-                <w:rFonts w:ascii="Verdana" w:hAnsi="Verdana"/>
-                <w:b w:val="0"/>
-                <w:sz w:val="16"/>
-              </w:rPr>
-              <w:t>8</w:t>
-            </w:r>
-          </w:p>
-        </w:tc>
-        <w:tc>
-          <w:tcPr>
-            <w:tcW w:type="dxa" w:w="1514"/>
-          </w:tcPr>
-          <w:p>
-            <w:r/>
-            <w:r>
-              <w:rPr>
-                <w:rFonts w:ascii="Verdana" w:hAnsi="Verdana"/>
-                <w:b w:val="0"/>
-                <w:sz w:val="16"/>
-              </w:rPr>
-              <w:t>h</w:t>
-            </w:r>
-          </w:p>
-        </w:tc>
-        <w:tc>
-          <w:tcPr>
-            <w:tcW w:type="dxa" w:w="1514"/>
-          </w:tcPr>
-          <w:p>
-            <w:r/>
-            <w:r>
-              <w:rPr>
-                <w:rFonts w:ascii="Verdana" w:hAnsi="Verdana"/>
-                <w:b w:val="0"/>
-                <w:sz w:val="16"/>
-              </w:rPr>
-              <w:t>0</w:t>
-            </w:r>
-          </w:p>
-        </w:tc>
-        <w:tc>
-          <w:tcPr>
-            <w:tcW w:type="dxa" w:w="1514"/>
-          </w:tcPr>
-          <w:p>
-            <w:r/>
-            <w:r>
-              <w:rPr>
-                <w:rFonts w:ascii="Verdana" w:hAnsi="Verdana"/>
-                <w:b w:val="0"/>
-                <w:sz w:val="16"/>
-              </w:rPr>
               <w:t>2</w:t>
             </w:r>
           </w:p>
@@ -5461,6 +6724,9 @@
             <w:tcW w:type="dxa" w:w="1514"/>
           </w:tcPr>
           <w:p>
+            <w:pPr>
+              <w:spacing w:before="20" w:after="20"/>
+            </w:pPr>
             <w:r/>
             <w:r>
               <w:rPr>
@@ -5481,6 +6747,9 @@
             <w:tcW w:type="dxa" w:w="1514"/>
           </w:tcPr>
           <w:p>
+            <w:pPr>
+              <w:spacing w:before="20" w:after="20"/>
+            </w:pPr>
             <w:r/>
             <w:r>
               <w:rPr>
@@ -5497,6 +6766,9 @@
             <w:tcW w:type="dxa" w:w="1514"/>
           </w:tcPr>
           <w:p>
+            <w:pPr>
+              <w:spacing w:before="20" w:after="20"/>
+            </w:pPr>
             <w:r/>
             <w:r>
               <w:rPr>
@@ -5513,6 +6785,27 @@
             <w:tcW w:type="dxa" w:w="1514"/>
           </w:tcPr>
           <w:p>
+            <w:pPr>
+              <w:spacing w:before="20" w:after="20"/>
+            </w:pPr>
+            <w:r/>
+            <w:r>
+              <w:rPr>
+                <w:rFonts w:ascii="Verdana" w:hAnsi="Verdana"/>
+                <w:sz w:val="16"/>
+              </w:rPr>
+              <w:t>min</w:t>
+            </w:r>
+          </w:p>
+        </w:tc>
+        <w:tc>
+          <w:tcPr>
+            <w:tcW w:type="dxa" w:w="1514"/>
+          </w:tcPr>
+          <w:p>
+            <w:pPr>
+              <w:spacing w:before="20" w:after="20"/>
+            </w:pPr>
             <w:r/>
             <w:r>
               <w:rPr>
@@ -5520,6 +6813,62 @@
                 <w:b w:val="0"/>
                 <w:sz w:val="16"/>
               </w:rPr>
+              <w:t>0</w:t>
+            </w:r>
+          </w:p>
+        </w:tc>
+        <w:tc>
+          <w:tcPr>
+            <w:tcW w:type="dxa" w:w="1514"/>
+          </w:tcPr>
+          <w:p>
+            <w:pPr>
+              <w:spacing w:before="20" w:after="20"/>
+            </w:pPr>
+            <w:r/>
+            <w:r>
+              <w:rPr>
+                <w:rFonts w:ascii="Verdana" w:hAnsi="Verdana"/>
+                <w:b w:val="0"/>
+                <w:sz w:val="16"/>
+              </w:rPr>
+              <w:t>-128</w:t>
+            </w:r>
+          </w:p>
+        </w:tc>
+        <w:tc>
+          <w:tcPr>
+            <w:tcW w:type="dxa" w:w="1514"/>
+          </w:tcPr>
+          <w:p>
+            <w:pPr>
+              <w:spacing w:before="20" w:after="20"/>
+            </w:pPr>
+            <w:r/>
+            <w:r>
+              <w:rPr>
+                <w:rFonts w:ascii="Verdana" w:hAnsi="Verdana"/>
+                <w:b w:val="0"/>
+                <w:sz w:val="16"/>
+              </w:rPr>
+              <w:t>8</w:t>
+            </w:r>
+          </w:p>
+        </w:tc>
+        <w:tc>
+          <w:tcPr>
+            <w:tcW w:type="dxa" w:w="1514"/>
+          </w:tcPr>
+          <w:p>
+            <w:pPr>
+              <w:spacing w:before="20" w:after="20"/>
+            </w:pPr>
+            <w:r/>
+            <w:r>
+              <w:rPr>
+                <w:rFonts w:ascii="Verdana" w:hAnsi="Verdana"/>
+                <w:sz w:val="16"/>
+              </w:rPr>
               <w:t>min</w:t>
             </w:r>
           </w:p>
@@ -5529,6 +6878,9 @@
             <w:tcW w:type="dxa" w:w="1514"/>
           </w:tcPr>
           <w:p>
+            <w:pPr>
+              <w:spacing w:before="20" w:after="20"/>
+            </w:pPr>
             <w:r/>
             <w:r>
               <w:rPr>
@@ -5545,6 +6897,9 @@
             <w:tcW w:type="dxa" w:w="1514"/>
           </w:tcPr>
           <w:p>
+            <w:pPr>
+              <w:spacing w:before="20" w:after="20"/>
+            </w:pPr>
             <w:r/>
             <w:r>
               <w:rPr>
@@ -5552,70 +6907,6 @@
                 <w:b w:val="0"/>
                 <w:sz w:val="16"/>
               </w:rPr>
-              <w:t>-128</w:t>
-            </w:r>
-          </w:p>
-        </w:tc>
-        <w:tc>
-          <w:tcPr>
-            <w:tcW w:type="dxa" w:w="1514"/>
-          </w:tcPr>
-          <w:p>
-            <w:r/>
-            <w:r>
-              <w:rPr>
-                <w:rFonts w:ascii="Verdana" w:hAnsi="Verdana"/>
-                <w:b w:val="0"/>
-                <w:sz w:val="16"/>
-              </w:rPr>
-              <w:t>8</w:t>
-            </w:r>
-          </w:p>
-        </w:tc>
-        <w:tc>
-          <w:tcPr>
-            <w:tcW w:type="dxa" w:w="1514"/>
-          </w:tcPr>
-          <w:p>
-            <w:r/>
-            <w:r>
-              <w:rPr>
-                <w:rFonts w:ascii="Verdana" w:hAnsi="Verdana"/>
-                <w:b w:val="0"/>
-                <w:sz w:val="16"/>
-              </w:rPr>
-              <w:t>min</w:t>
-            </w:r>
-          </w:p>
-        </w:tc>
-        <w:tc>
-          <w:tcPr>
-            <w:tcW w:type="dxa" w:w="1514"/>
-          </w:tcPr>
-          <w:p>
-            <w:r/>
-            <w:r>
-              <w:rPr>
-                <w:rFonts w:ascii="Verdana" w:hAnsi="Verdana"/>
-                <w:b w:val="0"/>
-                <w:sz w:val="16"/>
-              </w:rPr>
-              <w:t>0</w:t>
-            </w:r>
-          </w:p>
-        </w:tc>
-        <w:tc>
-          <w:tcPr>
-            <w:tcW w:type="dxa" w:w="1514"/>
-          </w:tcPr>
-          <w:p>
-            <w:r/>
-            <w:r>
-              <w:rPr>
-                <w:rFonts w:ascii="Verdana" w:hAnsi="Verdana"/>
-                <w:b w:val="0"/>
-                <w:sz w:val="16"/>
-              </w:rPr>
               <w:t>2</w:t>
             </w:r>
           </w:p>
@@ -5625,6 +6916,9 @@
             <w:tcW w:type="dxa" w:w="1514"/>
           </w:tcPr>
           <w:p>
+            <w:pPr>
+              <w:spacing w:before="20" w:after="20"/>
+            </w:pPr>
             <w:r/>
             <w:r>
               <w:rPr>
@@ -5645,6 +6939,9 @@
             <w:tcW w:type="dxa" w:w="1514"/>
           </w:tcPr>
           <w:p>
+            <w:pPr>
+              <w:spacing w:before="20" w:after="20"/>
+            </w:pPr>
             <w:r/>
             <w:r>
               <w:rPr>
@@ -5661,6 +6958,9 @@
             <w:tcW w:type="dxa" w:w="1514"/>
           </w:tcPr>
           <w:p>
+            <w:pPr>
+              <w:spacing w:before="20" w:after="20"/>
+            </w:pPr>
             <w:r/>
             <w:r>
               <w:rPr>
@@ -5677,6 +6977,27 @@
             <w:tcW w:type="dxa" w:w="1514"/>
           </w:tcPr>
           <w:p>
+            <w:pPr>
+              <w:spacing w:before="20" w:after="20"/>
+            </w:pPr>
+            <w:r/>
+            <w:r>
+              <w:rPr>
+                <w:rFonts w:ascii="Verdana" w:hAnsi="Verdana"/>
+                <w:sz w:val="16"/>
+              </w:rPr>
+              <w:t>Table de code</w:t>
+            </w:r>
+          </w:p>
+        </w:tc>
+        <w:tc>
+          <w:tcPr>
+            <w:tcW w:type="dxa" w:w="1514"/>
+          </w:tcPr>
+          <w:p>
+            <w:pPr>
+              <w:spacing w:before="20" w:after="20"/>
+            </w:pPr>
             <w:r/>
             <w:r>
               <w:rPr>
@@ -5684,6 +7005,62 @@
                 <w:b w:val="0"/>
                 <w:sz w:val="16"/>
               </w:rPr>
+              <w:t>0</w:t>
+            </w:r>
+          </w:p>
+        </w:tc>
+        <w:tc>
+          <w:tcPr>
+            <w:tcW w:type="dxa" w:w="1514"/>
+          </w:tcPr>
+          <w:p>
+            <w:pPr>
+              <w:spacing w:before="20" w:after="20"/>
+            </w:pPr>
+            <w:r/>
+            <w:r>
+              <w:rPr>
+                <w:rFonts w:ascii="Verdana" w:hAnsi="Verdana"/>
+                <w:b w:val="0"/>
+                <w:sz w:val="16"/>
+              </w:rPr>
+              <w:t>0</w:t>
+            </w:r>
+          </w:p>
+        </w:tc>
+        <w:tc>
+          <w:tcPr>
+            <w:tcW w:type="dxa" w:w="1514"/>
+          </w:tcPr>
+          <w:p>
+            <w:pPr>
+              <w:spacing w:before="20" w:after="20"/>
+            </w:pPr>
+            <w:r/>
+            <w:r>
+              <w:rPr>
+                <w:rFonts w:ascii="Verdana" w:hAnsi="Verdana"/>
+                <w:b w:val="0"/>
+                <w:sz w:val="16"/>
+              </w:rPr>
+              <w:t>4</w:t>
+            </w:r>
+          </w:p>
+        </w:tc>
+        <w:tc>
+          <w:tcPr>
+            <w:tcW w:type="dxa" w:w="1514"/>
+          </w:tcPr>
+          <w:p>
+            <w:pPr>
+              <w:spacing w:before="20" w:after="20"/>
+            </w:pPr>
+            <w:r/>
+            <w:r>
+              <w:rPr>
+                <w:rFonts w:ascii="Verdana" w:hAnsi="Verdana"/>
+                <w:sz w:val="16"/>
+              </w:rPr>
               <w:t>Table de code</w:t>
             </w:r>
           </w:p>
@@ -5693,6 +7070,9 @@
             <w:tcW w:type="dxa" w:w="1514"/>
           </w:tcPr>
           <w:p>
+            <w:pPr>
+              <w:spacing w:before="20" w:after="20"/>
+            </w:pPr>
             <w:r/>
             <w:r>
               <w:rPr>
@@ -5709,6 +7089,9 @@
             <w:tcW w:type="dxa" w:w="1514"/>
           </w:tcPr>
           <w:p>
+            <w:pPr>
+              <w:spacing w:before="20" w:after="20"/>
+            </w:pPr>
             <w:r/>
             <w:r>
               <w:rPr>
@@ -5716,70 +7099,6 @@
                 <w:b w:val="0"/>
                 <w:sz w:val="16"/>
               </w:rPr>
-              <w:t>0</w:t>
-            </w:r>
-          </w:p>
-        </w:tc>
-        <w:tc>
-          <w:tcPr>
-            <w:tcW w:type="dxa" w:w="1514"/>
-          </w:tcPr>
-          <w:p>
-            <w:r/>
-            <w:r>
-              <w:rPr>
-                <w:rFonts w:ascii="Verdana" w:hAnsi="Verdana"/>
-                <w:b w:val="0"/>
-                <w:sz w:val="16"/>
-              </w:rPr>
-              <w:t>4</w:t>
-            </w:r>
-          </w:p>
-        </w:tc>
-        <w:tc>
-          <w:tcPr>
-            <w:tcW w:type="dxa" w:w="1514"/>
-          </w:tcPr>
-          <w:p>
-            <w:r/>
-            <w:r>
-              <w:rPr>
-                <w:rFonts w:ascii="Verdana" w:hAnsi="Verdana"/>
-                <w:b w:val="0"/>
-                <w:sz w:val="16"/>
-              </w:rPr>
-              <w:t>Table de code</w:t>
-            </w:r>
-          </w:p>
-        </w:tc>
-        <w:tc>
-          <w:tcPr>
-            <w:tcW w:type="dxa" w:w="1514"/>
-          </w:tcPr>
-          <w:p>
-            <w:r/>
-            <w:r>
-              <w:rPr>
-                <w:rFonts w:ascii="Verdana" w:hAnsi="Verdana"/>
-                <w:b w:val="0"/>
-                <w:sz w:val="16"/>
-              </w:rPr>
-              <w:t>0</w:t>
-            </w:r>
-          </w:p>
-        </w:tc>
-        <w:tc>
-          <w:tcPr>
-            <w:tcW w:type="dxa" w:w="1514"/>
-          </w:tcPr>
-          <w:p>
-            <w:r/>
-            <w:r>
-              <w:rPr>
-                <w:rFonts w:ascii="Verdana" w:hAnsi="Verdana"/>
-                <w:b w:val="0"/>
-                <w:sz w:val="16"/>
-              </w:rPr>
               <w:t>2</w:t>
             </w:r>
           </w:p>
@@ -5789,6 +7108,9 @@
             <w:tcW w:type="dxa" w:w="1514"/>
           </w:tcPr>
           <w:p>
+            <w:pPr>
+              <w:spacing w:before="20" w:after="20"/>
+            </w:pPr>
             <w:r/>
             <w:r>
               <w:rPr>
@@ -5809,6 +7131,9 @@
             <w:tcW w:type="dxa" w:w="1514"/>
           </w:tcPr>
           <w:p>
+            <w:pPr>
+              <w:spacing w:before="20" w:after="20"/>
+            </w:pPr>
             <w:r/>
             <w:r>
               <w:rPr>
@@ -5825,6 +7150,9 @@
             <w:tcW w:type="dxa" w:w="1514"/>
           </w:tcPr>
           <w:p>
+            <w:pPr>
+              <w:spacing w:before="20" w:after="20"/>
+            </w:pPr>
             <w:r/>
             <w:r>
               <w:rPr>
@@ -5841,6 +7169,27 @@
             <w:tcW w:type="dxa" w:w="1514"/>
           </w:tcPr>
           <w:p>
+            <w:pPr>
+              <w:spacing w:before="20" w:after="20"/>
+            </w:pPr>
+            <w:r/>
+            <w:r>
+              <w:rPr>
+                <w:rFonts w:ascii="Verdana" w:hAnsi="Verdana"/>
+                <w:sz w:val="16"/>
+              </w:rPr>
+              <w:t>s</w:t>
+            </w:r>
+          </w:p>
+        </w:tc>
+        <w:tc>
+          <w:tcPr>
+            <w:tcW w:type="dxa" w:w="1514"/>
+          </w:tcPr>
+          <w:p>
+            <w:pPr>
+              <w:spacing w:before="20" w:after="20"/>
+            </w:pPr>
             <w:r/>
             <w:r>
               <w:rPr>
@@ -5848,6 +7197,62 @@
                 <w:b w:val="0"/>
                 <w:sz w:val="16"/>
               </w:rPr>
+              <w:t>0</w:t>
+            </w:r>
+          </w:p>
+        </w:tc>
+        <w:tc>
+          <w:tcPr>
+            <w:tcW w:type="dxa" w:w="1514"/>
+          </w:tcPr>
+          <w:p>
+            <w:pPr>
+              <w:spacing w:before="20" w:after="20"/>
+            </w:pPr>
+            <w:r/>
+            <w:r>
+              <w:rPr>
+                <w:rFonts w:ascii="Verdana" w:hAnsi="Verdana"/>
+                <w:b w:val="0"/>
+                <w:sz w:val="16"/>
+              </w:rPr>
+              <w:t>-8192</w:t>
+            </w:r>
+          </w:p>
+        </w:tc>
+        <w:tc>
+          <w:tcPr>
+            <w:tcW w:type="dxa" w:w="1514"/>
+          </w:tcPr>
+          <w:p>
+            <w:pPr>
+              <w:spacing w:before="20" w:after="20"/>
+            </w:pPr>
+            <w:r/>
+            <w:r>
+              <w:rPr>
+                <w:rFonts w:ascii="Verdana" w:hAnsi="Verdana"/>
+                <w:b w:val="0"/>
+                <w:sz w:val="16"/>
+              </w:rPr>
+              <w:t>15</w:t>
+            </w:r>
+          </w:p>
+        </w:tc>
+        <w:tc>
+          <w:tcPr>
+            <w:tcW w:type="dxa" w:w="1514"/>
+          </w:tcPr>
+          <w:p>
+            <w:pPr>
+              <w:spacing w:before="20" w:after="20"/>
+            </w:pPr>
+            <w:r/>
+            <w:r>
+              <w:rPr>
+                <w:rFonts w:ascii="Verdana" w:hAnsi="Verdana"/>
+                <w:sz w:val="16"/>
+              </w:rPr>
               <w:t>s</w:t>
             </w:r>
           </w:p>
@@ -5857,6 +7262,9 @@
             <w:tcW w:type="dxa" w:w="1514"/>
           </w:tcPr>
           <w:p>
+            <w:pPr>
+              <w:spacing w:before="20" w:after="20"/>
+            </w:pPr>
             <w:r/>
             <w:r>
               <w:rPr>
@@ -5873,6 +7281,9 @@
             <w:tcW w:type="dxa" w:w="1514"/>
           </w:tcPr>
           <w:p>
+            <w:pPr>
+              <w:spacing w:before="20" w:after="20"/>
+            </w:pPr>
             <w:r/>
             <w:r>
               <w:rPr>
@@ -5880,70 +7291,6 @@
                 <w:b w:val="0"/>
                 <w:sz w:val="16"/>
               </w:rPr>
-              <w:t>-8192</w:t>
-            </w:r>
-          </w:p>
-        </w:tc>
-        <w:tc>
-          <w:tcPr>
-            <w:tcW w:type="dxa" w:w="1514"/>
-          </w:tcPr>
-          <w:p>
-            <w:r/>
-            <w:r>
-              <w:rPr>
-                <w:rFonts w:ascii="Verdana" w:hAnsi="Verdana"/>
-                <w:b w:val="0"/>
-                <w:sz w:val="16"/>
-              </w:rPr>
-              <w:t>15</w:t>
-            </w:r>
-          </w:p>
-        </w:tc>
-        <w:tc>
-          <w:tcPr>
-            <w:tcW w:type="dxa" w:w="1514"/>
-          </w:tcPr>
-          <w:p>
-            <w:r/>
-            <w:r>
-              <w:rPr>
-                <w:rFonts w:ascii="Verdana" w:hAnsi="Verdana"/>
-                <w:b w:val="0"/>
-                <w:sz w:val="16"/>
-              </w:rPr>
-              <w:t>s</w:t>
-            </w:r>
-          </w:p>
-        </w:tc>
-        <w:tc>
-          <w:tcPr>
-            <w:tcW w:type="dxa" w:w="1514"/>
-          </w:tcPr>
-          <w:p>
-            <w:r/>
-            <w:r>
-              <w:rPr>
-                <w:rFonts w:ascii="Verdana" w:hAnsi="Verdana"/>
-                <w:b w:val="0"/>
-                <w:sz w:val="16"/>
-              </w:rPr>
-              <w:t>0</w:t>
-            </w:r>
-          </w:p>
-        </w:tc>
-        <w:tc>
-          <w:tcPr>
-            <w:tcW w:type="dxa" w:w="1514"/>
-          </w:tcPr>
-          <w:p>
-            <w:r/>
-            <w:r>
-              <w:rPr>
-                <w:rFonts w:ascii="Verdana" w:hAnsi="Verdana"/>
-                <w:b w:val="0"/>
-                <w:sz w:val="16"/>
-              </w:rPr>
               <w:t>5</w:t>
             </w:r>
           </w:p>
@@ -5953,6 +7300,9 @@
             <w:tcW w:type="dxa" w:w="1514"/>
           </w:tcPr>
           <w:p>
+            <w:pPr>
+              <w:spacing w:before="20" w:after="20"/>
+            </w:pPr>
             <w:r/>
             <w:r>
               <w:rPr>

--- a/docx/fr/BUFRCREX_TableB_fr_04.docx
+++ b/docx/fr/BUFRCREX_TableB_fr_04.docx
@@ -6983,26 +6983,6 @@
           <w:i/>
           <w:sz w:val="14"/>
         </w:rPr>
-        <w:t>Note 23: Une valeur de précipitation de –0,1 kg m –2 avant la mise à l’échelle (–1 après la mise à l’échelle ou en CREX) indique qu’il y a «trace» de précipitations (non mesurable, moins de 0,05 kg m –2 )</w:t>
-      </w:r>
-    </w:p>
-    <w:p>
-      <w:r>
-        <w:rPr>
-          <w:rFonts w:ascii="Verdana" w:hAnsi="Verdana"/>
-          <w:i/>
-          <w:sz w:val="14"/>
-        </w:rPr>
-        <w:t>Note 25: Il est possible d’annuler une signification précédemment définie en transmettant une «valeur manquante» à partir de la table de code ou de la table d’indicateurs appropriée.</w:t>
-      </w:r>
-    </w:p>
-    <w:p>
-      <w:r>
-        <w:rPr>
-          <w:rFonts w:ascii="Verdana" w:hAnsi="Verdana"/>
-          <w:i/>
-          <w:sz w:val="14"/>
-        </w:rPr>
         <w:t>Note 27: Sauf indication contraire, tous les temps sont des temps universels coordonnés (UTC).</w:t>
       </w:r>
     </w:p>
@@ -7013,127 +6993,7 @@
           <w:i/>
           <w:sz w:val="14"/>
         </w:rPr>
-        <w:t>Note 32: La direction ou l’azimut ne sont utilisés que par rapport à une position donnée; ils n’ont pas pour objet de définir à nouveau cette position.</w:t>
-      </w:r>
-    </w:p>
-    <w:p>
-      <w:r>
-        <w:rPr>
-          <w:rFonts w:ascii="Verdana" w:hAnsi="Verdana"/>
-          <w:i/>
-          <w:sz w:val="14"/>
-        </w:rPr>
-        <w:t>Note 62: La distance n’est indiquée que par rapport à une position donnée et une direction, un azimut ou une hauteur angulaire; elle n’a pas pour objet de définir à nouveau cette position.</w:t>
-      </w:r>
-    </w:p>
-    <w:p>
-      <w:r>
-        <w:rPr>
-          <w:rFonts w:ascii="Verdana" w:hAnsi="Verdana"/>
-          <w:i/>
-          <w:sz w:val="14"/>
-        </w:rPr>
-        <w:t>Note 63: Le rayonnement descendant est indiqué par des valeurs positives.</w:t>
-      </w:r>
-    </w:p>
-    <w:p>
-      <w:r>
-        <w:rPr>
-          <w:rFonts w:ascii="Verdana" w:hAnsi="Verdana"/>
-          <w:i/>
-          <w:sz w:val="14"/>
-        </w:rPr>
-        <w:t>Note 64: Les composantes w descendantes sont indiquées par des valeurs positives, pour lesquelles l’unité est le Pa s –1 .</w:t>
-      </w:r>
-    </w:p>
-    <w:p>
-      <w:r>
-        <w:rPr>
-          <w:rFonts w:ascii="Verdana" w:hAnsi="Verdana"/>
-          <w:i/>
-          <w:sz w:val="14"/>
-        </w:rPr>
-        <w:t>Note 66: Les incréments dans le sens est-ouest sont indiqués par des valeurs négatives.</w:t>
-      </w:r>
-    </w:p>
-    <w:p>
-      <w:r>
-        <w:rPr>
-          <w:rFonts w:ascii="Verdana" w:hAnsi="Verdana"/>
-          <w:i/>
-          <w:sz w:val="14"/>
-        </w:rPr>
-        <w:t>Note 92: Afin qu’il soit possible de distinguer sans ambiguïté les cas de valeurs manquantes et de pixels saturés, les données d’image de n bits doivent être codées à l’aide d’un champs de données de n+1. Lorsqu’un tel descripteur n’est pas déjà disponible dans la classe 30, on utilise un descripteur d’opération 2 01 YYY pour modifier le champ de données de l’entrée existante, selon les besoins.</w:t>
-      </w:r>
-    </w:p>
-    <w:p>
-      <w:r>
-        <w:rPr>
-          <w:rFonts w:ascii="Verdana" w:hAnsi="Verdana"/>
-          <w:i/>
-          <w:sz w:val="14"/>
-        </w:rPr>
         <w:t>Note 105: Les périodes ou les décalages dans le temps négatifs sont utilisés pour indiquer les périodes ou les décalages dans le temps précédant le temps généralement défini.</w:t>
-      </w:r>
-    </w:p>
-    <w:p>
-      <w:r>
-        <w:rPr>
-          <w:rFonts w:ascii="Verdana" w:hAnsi="Verdana"/>
-          <w:i/>
-          <w:sz w:val="14"/>
-        </w:rPr>
-        <w:t>Note 110: Les incréments dans le sens nord–sud sont indiqués par des valeurs négatives.</w:t>
-      </w:r>
-    </w:p>
-    <w:p>
-      <w:r>
-        <w:rPr>
-          <w:rFonts w:ascii="Verdana" w:hAnsi="Verdana"/>
-          <w:i/>
-          <w:sz w:val="14"/>
-        </w:rPr>
-        <w:t>Note 115: Le champ de données des pixels peut être modifié au moyen du descripteur 2 01 YYY.</w:t>
-      </w:r>
-    </w:p>
-    <w:p>
-      <w:r>
-        <w:rPr>
-          <w:rFonts w:ascii="Verdana" w:hAnsi="Verdana"/>
-          <w:i/>
-          <w:sz w:val="14"/>
-        </w:rPr>
-        <w:t>Note 121: Pour certains éléments de cette classe, une indication de la précision escomptée peut être implicite.</w:t>
-      </w:r>
-    </w:p>
-    <w:p>
-      <w:r>
-        <w:rPr>
-          <w:rFonts w:ascii="Verdana" w:hAnsi="Verdana"/>
-          <w:i/>
-          <w:sz w:val="14"/>
-        </w:rPr>
-        <w:t>Note 122: On attribue aux latitudes sud des valeurs négatives.</w:t>
-      </w:r>
-    </w:p>
-    <w:p>
-      <w:r>
-        <w:rPr>
-          <w:rFonts w:ascii="Verdana" w:hAnsi="Verdana"/>
-          <w:i/>
-          <w:sz w:val="14"/>
-        </w:rPr>
-        <w:t>Note 123: Les composantes v dans le sens sud–nord sont indiquées par des valeurs positives.</w:t>
-      </w:r>
-    </w:p>
-    <w:p>
-      <w:r>
-        <w:rPr>
-          <w:rFonts w:ascii="Verdana" w:hAnsi="Verdana"/>
-          <w:i/>
-          <w:sz w:val="14"/>
-        </w:rPr>
-        <w:t>Note 126: Les stations situées à moins de 1° du pôle Nord ou du pôle Sud chiffrent leurs observations de la direction du vent de surface avec le limbe d’azimut orienté de sorte que son zéro coïncide avec le méridien de Greenwich.</w:t>
       </w:r>
     </w:p>
     <w:p>
@@ -7163,26 +7023,6 @@
           <w:i/>
           <w:sz w:val="14"/>
         </w:rPr>
-        <w:t>Note 155: Cette classe peut aussi contenir des éléments concernant les méthodes d’observation.</w:t>
-      </w:r>
-    </w:p>
-    <w:p>
-      <w:r>
-        <w:rPr>
-          <w:rFonts w:ascii="Verdana" w:hAnsi="Verdana"/>
-          <w:i/>
-          <w:sz w:val="14"/>
-        </w:rPr>
-        <w:t>Note 156: La présente classe doit contenir des éléments décrivant les instruments utilisés pour obtenir les éléments météorologiques représentés.</w:t>
-      </w:r>
-    </w:p>
-    <w:p>
-      <w:r>
-        <w:rPr>
-          <w:rFonts w:ascii="Verdana" w:hAnsi="Verdana"/>
-          <w:i/>
-          <w:sz w:val="14"/>
-        </w:rPr>
         <w:t>Note 158: Pour les périodes ou les décalages dans le temps et pour les incréments temporels, il faut préalablement une définition de l'origine de la position dans le temps, suivie, le cas échéant, d'une définition de l'élément qualificatif temporel.</w:t>
       </w:r>
     </w:p>
@@ -7193,127 +7033,7 @@
           <w:i/>
           <w:sz w:val="14"/>
         </w:rPr>
-        <w:t>Note 160: Le rayonnement ascendant est indiqué par des valeurs négatives.</w:t>
-      </w:r>
-    </w:p>
-    <w:p>
-      <w:r>
-        <w:rPr>
-          <w:rFonts w:ascii="Verdana" w:hAnsi="Verdana"/>
-          <w:i/>
-          <w:sz w:val="14"/>
-        </w:rPr>
-        <w:t>Note 161: Les composantes w ascendantes sont indiquées par des valeurs positives, pour lesquelles l’unité est le m s –1 .</w:t>
-      </w:r>
-    </w:p>
-    <w:p>
-      <w:r>
-        <w:rPr>
-          <w:rFonts w:ascii="Verdana" w:hAnsi="Verdana"/>
-          <w:i/>
-          <w:sz w:val="14"/>
-        </w:rPr>
-        <w:t>Note 162: Intervalles utiles utilisés ci-dessus: 10 11 Bq à 10 19 Bq pour les rejets; 10 –2 Bq à 10 7 Bq et 10 –2 mSv à 10 7 mSv pour la concentration et les doses.</w:t>
-      </w:r>
-    </w:p>
-    <w:p>
-      <w:r>
-        <w:rPr>
-          <w:rFonts w:ascii="Verdana" w:hAnsi="Verdana"/>
-          <w:i/>
-          <w:sz w:val="14"/>
-        </w:rPr>
-        <w:t>Note 163: Les valeurs de la latitude et de l’incrément de latitude se situent dans les limites de la plage allant de –90 degrés à +90 degrés.</w:t>
-      </w:r>
-    </w:p>
-    <w:p>
-      <w:r>
-        <w:rPr>
-          <w:rFonts w:ascii="Verdana" w:hAnsi="Verdana"/>
-          <w:i/>
-          <w:sz w:val="14"/>
-        </w:rPr>
-        <w:t>Note 164: Les valeurs de longitude se situent dans les limites de la plage allant de –180 degrés à +180 degrés.</w:t>
-      </w:r>
-    </w:p>
-    <w:p>
-      <w:r>
-        <w:rPr>
-          <w:rFonts w:ascii="Verdana" w:hAnsi="Verdana"/>
-          <w:i/>
-          <w:sz w:val="14"/>
-        </w:rPr>
-        <w:t>Note 165: Des données correspondant à des éléments verticaux et à la pression sont utilisées pour définir des valeurs de ces éléments indépendantes de l’élément ou de la variable déterminant la coordonnée verticale.</w:t>
-      </w:r>
-    </w:p>
-    <w:p>
-      <w:r>
-        <w:rPr>
-          <w:rFonts w:ascii="Verdana" w:hAnsi="Verdana"/>
-          <w:i/>
-          <w:sz w:val="14"/>
-        </w:rPr>
-        <w:t>Note 166: On attribue aux longitudes ouest des valeurs négatives.</w:t>
-      </w:r>
-    </w:p>
-    <w:p>
-      <w:r>
-        <w:rPr>
-          <w:rFonts w:ascii="Verdana" w:hAnsi="Verdana"/>
-          <w:i/>
-          <w:sz w:val="14"/>
-        </w:rPr>
-        <w:t>Note 167: Les composantes u dans le sens ouest–est sont indiquées par des valeurs positives.</w:t>
-      </w:r>
-    </w:p>
-    <w:p>
-      <w:r>
-        <w:rPr>
-          <w:rFonts w:ascii="Verdana" w:hAnsi="Verdana"/>
-          <w:i/>
-          <w:sz w:val="14"/>
-        </w:rPr>
         <w:t>Note 176: Lorsqu'il faut plus d'une période ou d'un décalage dans le temps pour définir des indications temporelles complexes, les définitions se succèdent immédiatement, dans l'ordre suivant: période d'ensemble (le cas échéant); période de prévision (le cas échéant); période correspondant à une moyenne ou une accumulation (le cas échéant).</w:t>
-      </w:r>
-    </w:p>
-    <w:p>
-      <w:r>
-        <w:rPr>
-          <w:rFonts w:ascii="Verdana" w:hAnsi="Verdana"/>
-          <w:i/>
-          <w:sz w:val="14"/>
-        </w:rPr>
-        <w:t>Note 178: Lorsque la colonne Nom de l’élément porte la mention «sur une période déterminée», on précise, à l’aide de descripteurs de la classe 04, la période considérée.</w:t>
-      </w:r>
-    </w:p>
-    <w:p>
-      <w:r>
-        <w:rPr>
-          <w:rFonts w:ascii="Verdana" w:hAnsi="Verdana"/>
-          <w:i/>
-          <w:sz w:val="14"/>
-        </w:rPr>
-        <w:t>Note 179: Lorsqu’on établit une somme ou une moyenne (par exemple sur une certaine période), on peut représenter le nombre total de valeurs prises en considération pour obtenir cette somme ou cette moyenne en utilisant le descripteur 0 08 022.</w:t>
-      </w:r>
-    </w:p>
-    <w:p>
-      <w:r>
-        <w:rPr>
-          <w:rFonts w:ascii="Verdana" w:hAnsi="Verdana"/>
-          <w:i/>
-          <w:sz w:val="14"/>
-        </w:rPr>
-        <w:t>Note 180: Normes pour la transmission des vents: Vitesse Direction Pas d’observation Manquante Manquante Calme 0 0 Observation normale &gt; 0 1° – 360° Vitesse seulement &gt; 0 Manquante Direction seulement Manquante 1° – 360° «Léger et variable» &gt; 0 0</w:t>
-      </w:r>
-    </w:p>
-    <w:p>
-      <w:r>
-        <w:rPr>
-          <w:rFonts w:ascii="Verdana" w:hAnsi="Verdana"/>
-          <w:i/>
-          <w:sz w:val="14"/>
-        </w:rPr>
-        <w:t>Note 181: Normes pour la transmission des vagues de la mer du vent et des vagues: Observation Vitesse Direction Pas d’observation Manquante Manquante Calme 0 0 Observation normale &gt; 0 1° – 360° Vitesse seulement &gt; 0 Manquante Direction seulement Manquante 1° – 360° «Léger et variable» &gt; 0 0</w:t>
       </w:r>
     </w:p>
     <w:sectPr>
